--- a/2025-MLS-projections/2025 MLS projections for CMM 24-06.docx
+++ b/2025-MLS-projections/2025 MLS projections for CMM 24-06.docx
@@ -196,7 +196,7 @@
         </w:rPr>
         <w:t xml:space="preserve">Email: </w:t>
       </w:r>
-      <w:hyperlink r:id="rId6">
+      <w:hyperlink r:id="rId7">
         <w:r>
           <w:rPr>
             <w:rFonts w:ascii="Cambria" w:eastAsia="Cambria" w:hAnsi="Cambria" w:cs="Cambria"/>
@@ -265,7 +265,7 @@
                     <pic:cNvPicPr preferRelativeResize="0"/>
                   </pic:nvPicPr>
                   <pic:blipFill>
-                    <a:blip r:embed="rId7"/>
+                    <a:blip r:embed="rId8"/>
                     <a:srcRect/>
                     <a:stretch>
                       <a:fillRect/>
@@ -316,7 +316,7 @@
                     <pic:cNvPicPr preferRelativeResize="0"/>
                   </pic:nvPicPr>
                   <pic:blipFill>
-                    <a:blip r:embed="rId8"/>
+                    <a:blip r:embed="rId9"/>
                     <a:srcRect/>
                     <a:stretch>
                       <a:fillRect/>
@@ -346,11 +346,11 @@
           <w:szCs w:val="24"/>
         </w:rPr>
         <w:sectPr>
-          <w:headerReference w:type="even" r:id="rId9"/>
-          <w:headerReference w:type="default" r:id="rId10"/>
-          <w:footerReference w:type="even" r:id="rId11"/>
-          <w:headerReference w:type="first" r:id="rId12"/>
-          <w:footerReference w:type="first" r:id="rId13"/>
+          <w:headerReference w:type="even" r:id="rId10"/>
+          <w:headerReference w:type="default" r:id="rId11"/>
+          <w:footerReference w:type="even" r:id="rId12"/>
+          <w:headerReference w:type="first" r:id="rId13"/>
+          <w:footerReference w:type="first" r:id="rId14"/>
           <w:pgSz w:w="12240" w:h="15840" w:code="1"/>
           <w:pgMar w:top="1987" w:right="1699" w:bottom="1699" w:left="1699" w:header="850" w:footer="994" w:gutter="0"/>
           <w:pgNumType w:start="1"/>
@@ -470,7 +470,7 @@
       <w:r>
         <w:t xml:space="preserve"> (</w:t>
       </w:r>
-      <w:hyperlink r:id="rId14" w:history="1">
+      <w:hyperlink r:id="rId15" w:history="1">
         <w:r>
           <w:rPr>
             <w:rStyle w:val="Hyperlink"/>
@@ -1206,7 +1206,7 @@
       <w:r>
         <w:t xml:space="preserve">software available at: </w:t>
       </w:r>
-      <w:hyperlink r:id="rId15" w:history="1">
+      <w:hyperlink r:id="rId16" w:history="1">
         <w:r>
           <w:rPr>
             <w:rStyle w:val="Hyperlink"/>
@@ -1237,7 +1237,7 @@
       <w:r>
         <w:t xml:space="preserve">, </w:t>
       </w:r>
-      <w:hyperlink r:id="rId16" w:history="1">
+      <w:hyperlink r:id="rId17" w:history="1">
         <w:r>
           <w:rPr>
             <w:rStyle w:val="Hyperlink"/>
@@ -1261,7 +1261,43 @@
         <w:t xml:space="preserve"> modeled as </w:t>
       </w:r>
       <w:r>
-        <w:t>a 3-model mixture of short-, medium-, and long-term recruitment dynamics</w:t>
+        <w:t xml:space="preserve">a 3-model </w:t>
+      </w:r>
+      <w:r>
+        <w:t xml:space="preserve">finite </w:t>
+      </w:r>
+      <w:r>
+        <w:t xml:space="preserve">mixture </w:t>
+      </w:r>
+      <w:r>
+        <w:t xml:space="preserve">distribution </w:t>
+      </w:r>
+      <w:r>
+        <w:t>of short-</w:t>
+      </w:r>
+      <w:r>
+        <w:t xml:space="preserve"> (</w:t>
+      </w:r>
+      <w:r>
+        <w:t>12%</w:t>
+      </w:r>
+      <w:r>
+        <w:t>)</w:t>
+      </w:r>
+      <w:r>
+        <w:t>, medium-</w:t>
+      </w:r>
+      <w:r>
+        <w:t xml:space="preserve"> (84%)</w:t>
+      </w:r>
+      <w:r>
+        <w:t xml:space="preserve">, and long-term </w:t>
+      </w:r>
+      <w:r>
+        <w:t xml:space="preserve">(4%) </w:t>
+      </w:r>
+      <w:r>
+        <w:t>recruitment dynamics</w:t>
       </w:r>
       <w:r>
         <w:t>. In each projection, 1000 simulations were run for each bootstrap replicate to characterize the effects of process errors in future recruitment, life history, and fishery parameters. The stochastic projections used the</w:t>
@@ -1308,18 +1344,28 @@
         <w:t>process error</w:t>
       </w:r>
       <w:r>
-        <w:t xml:space="preserve"> future </w:t>
-      </w:r>
-      <w:proofErr w:type="spellStart"/>
+        <w:t xml:space="preserve"> </w:t>
+      </w:r>
+      <w:r>
+        <w:t xml:space="preserve">in </w:t>
+      </w:r>
+      <w:r>
+        <w:t xml:space="preserve">future </w:t>
+      </w:r>
+      <w:r>
+        <w:t xml:space="preserve">fishery </w:t>
+      </w:r>
       <w:r>
         <w:t>selectivit</w:t>
       </w:r>
       <w:r>
-        <w:t>ies</w:t>
-      </w:r>
-      <w:proofErr w:type="spellEnd"/>
+        <w:t>y patterns</w:t>
+      </w:r>
       <w:r>
         <w:t>.</w:t>
+      </w:r>
+      <w:r>
+        <w:t xml:space="preserve"> Overall, the projections for the CMM 2024-06 scenarios used the same input data and model configurations used by the ISC Billfish Working Group for the 2024 rebuilding analyses, with the exception of the initial harvests during 2021-2024.</w:t>
       </w:r>
     </w:p>
     <w:p>
@@ -1447,7 +1493,10 @@
         <w:t xml:space="preserve"> the </w:t>
       </w:r>
       <w:r>
-        <w:t xml:space="preserve">best </w:t>
+        <w:t>reported</w:t>
+      </w:r>
+      <w:r>
+        <w:t xml:space="preserve"> </w:t>
       </w:r>
       <w:r>
         <w:t>catch</w:t>
@@ -1603,16 +1652,10 @@
         <w:t xml:space="preserve">fishing fleets in </w:t>
       </w:r>
       <w:r>
-        <w:t>two or more assessment fleet groups</w:t>
-      </w:r>
-      <w:r>
-        <w:t xml:space="preserve"> </w:t>
-      </w:r>
-      <w:r>
-        <w:t>harvesting</w:t>
-      </w:r>
-      <w:r>
-        <w:t xml:space="preserve"> striped marlin</w:t>
+        <w:t>more than one</w:t>
+      </w:r>
+      <w:r>
+        <w:t xml:space="preserve"> assessment fleet group</w:t>
       </w:r>
       <w:r>
         <w:t xml:space="preserve">. </w:t>
@@ -1712,7 +1755,7 @@
       <w:r>
         <w:t xml:space="preserve">, </w:t>
       </w:r>
-      <w:hyperlink r:id="rId17" w:history="1">
+      <w:hyperlink r:id="rId18" w:history="1">
         <w:r>
           <w:rPr>
             <w:rStyle w:val="Hyperlink"/>
@@ -1921,7 +1964,11 @@
         <w:t xml:space="preserve">most recent </w:t>
       </w:r>
       <w:r>
-        <w:t>MLS stock assessment</w:t>
+        <w:t xml:space="preserve">MLS stock </w:t>
+      </w:r>
+      <w:r>
+        <w:lastRenderedPageBreak/>
+        <w:t>assessment</w:t>
       </w:r>
       <w:r>
         <w:t xml:space="preserve"> (ISC </w:t>
@@ -2009,7 +2056,6 @@
     </w:p>
     <w:p>
       <w:r>
-        <w:lastRenderedPageBreak/>
         <w:t>The U.S.</w:t>
       </w:r>
       <w:r>
@@ -2219,28 +2265,7 @@
         <w:t xml:space="preserve">. </w:t>
       </w:r>
       <w:r>
-        <w:t>Overall, each</w:t>
-      </w:r>
-      <w:r>
-        <w:t xml:space="preserve"> </w:t>
-      </w:r>
-      <w:r>
-        <w:t xml:space="preserve">CMM 2024-06 </w:t>
-      </w:r>
-      <w:r>
-        <w:t>catch scenario use</w:t>
-      </w:r>
-      <w:r>
-        <w:t>d</w:t>
-      </w:r>
-      <w:r>
-        <w:t xml:space="preserve"> the same observed catches and fleet group allocations </w:t>
-      </w:r>
-      <w:r>
-        <w:t xml:space="preserve">to initialize the projections </w:t>
-      </w:r>
-      <w:r>
-        <w:t>in 2021-2024.</w:t>
+        <w:t>Overall, each CMM 2024-06 catch scenario used the same observed catches and fleet group allocations to initialize the projections in 2021-2024.</w:t>
       </w:r>
     </w:p>
     <w:p>
@@ -2341,7 +2366,13 @@
         <w:t>were set</w:t>
       </w:r>
       <w:r>
-        <w:t xml:space="preserve"> at 2400 mt during 2025-2027. </w:t>
+        <w:t xml:space="preserve"> at 2400 mt during 2025-2027</w:t>
+      </w:r>
+      <w:r>
+        <w:t xml:space="preserve"> (Table 1)</w:t>
+      </w:r>
+      <w:r>
+        <w:t xml:space="preserve">. </w:t>
       </w:r>
       <w:r>
         <w:t>Under t</w:t>
@@ -2374,49 +2405,54 @@
         <w:t xml:space="preserve"> mt </w:t>
       </w:r>
       <w:r>
-        <w:t xml:space="preserve">in 2025 </w:t>
+        <w:t>in 2025 and at</w:t>
+      </w:r>
+      <w:r>
+        <w:t xml:space="preserve"> 2400 mt in 2026-2027. </w:t>
+      </w:r>
+      <w:r>
+        <w:t>For t</w:t>
+      </w:r>
+      <w:r>
+        <w:t>he third scenario</w:t>
+      </w:r>
+      <w:r>
+        <w:t xml:space="preserve"> with carryover catches in 2025-2026,</w:t>
+      </w:r>
+      <w:r>
+        <w:t xml:space="preserve"> </w:t>
+      </w:r>
+      <w:r>
+        <w:t>annual</w:t>
+      </w:r>
+      <w:r>
+        <w:t xml:space="preserve"> catch</w:t>
+      </w:r>
+      <w:r>
+        <w:t>es were set at 3225 mt</w:t>
+      </w:r>
+      <w:r>
+        <w:t xml:space="preserve"> in 2025-2026 </w:t>
       </w:r>
       <w:r>
         <w:t>and at</w:t>
       </w:r>
       <w:r>
-        <w:t xml:space="preserve"> 2400 mt in 2026-2027. </w:t>
-      </w:r>
-      <w:r>
-        <w:t>For t</w:t>
-      </w:r>
-      <w:r>
-        <w:t>he third scenario</w:t>
-      </w:r>
-      <w:r>
-        <w:t xml:space="preserve"> with carryover catches in 2025-2026,</w:t>
-      </w:r>
-      <w:r>
-        <w:t xml:space="preserve"> </w:t>
-      </w:r>
-      <w:r>
-        <w:t>annual</w:t>
-      </w:r>
-      <w:r>
-        <w:t xml:space="preserve"> catch</w:t>
-      </w:r>
-      <w:r>
-        <w:t>es were set at 3225 mt</w:t>
-      </w:r>
-      <w:r>
-        <w:t xml:space="preserve"> in 2025-2026 </w:t>
-      </w:r>
-      <w:r>
-        <w:t>and at</w:t>
-      </w:r>
-      <w:r>
         <w:t xml:space="preserve"> </w:t>
       </w:r>
       <w:r>
         <w:t>2400 mt</w:t>
       </w:r>
       <w:r>
-        <w:t xml:space="preserve"> mt in 2027.</w:t>
+        <w:t xml:space="preserve"> </w:t>
+      </w:r>
+      <w:proofErr w:type="spellStart"/>
+      <w:r>
+        <w:t>mt</w:t>
+      </w:r>
+      <w:proofErr w:type="spellEnd"/>
+      <w:r>
+        <w:t xml:space="preserve"> in 2027.</w:t>
       </w:r>
       <w:r>
         <w:t xml:space="preserve"> </w:t>
@@ -2559,33 +2595,509 @@
         <w:spacing w:before="240"/>
       </w:pPr>
       <w:r>
-        <w:t>For each CMM 2024-06 scenario, the projections used the same input data and model configurations used by the ISC Billfish Working Group for the 2024 rebuilding analyses, with the exception of the initial harvests during 2021-2024. For the 2024 rebuilding projections, the recent average fishing mortality during 2018-2020 was used to determine set the initial catches during 2021-2024. Under this assumption of status quo fishing mortality, the projected median catches during 2021-2024 were 2910, 3380, 3320, and 3030 mt, respectively (Brodziak 2024, Table 10.9, scenarios 1-6). In comparison, for the CMM 2024-06 projections, observed annual catches during 2021-2023 and imputed catches for 2024 were based on the 2024 WCPFC Yearbook data, except for Japan and the U.S., as described above. The annual catches in 2021-2024 used for the CMM 2024-06 projections were 1540, 1470, 1685, and 2157 mt, respectively. In comparison, the observed catches in 2021-2024 for the CMM 2024-06 projections were 48%, 57%, 50%, and 30% below the predicted catches in 2021-2024 from the 2024 rebuilding projections (Figure 6.1) which were based on recent average fishing mortality (Figure 6.2). As a result, the CMM 2024-06 projections were initialized in 2021-2024 (Figure 6.2) with much lower fishing intensities than the 2024 rebuilding projections.</w:t>
+        <w:t>We compared the initial reported catches used in the CMM 2024-06 projections to the initial projected catches used for</w:t>
+      </w:r>
+      <w:r>
+        <w:t xml:space="preserve"> the 2024 rebuilding projections</w:t>
+      </w:r>
+      <w:r>
+        <w:t xml:space="preserve">. </w:t>
+      </w:r>
+      <w:r>
+        <w:t>For the CMM 2024-06 projections, observed annual catches during 2021-2023 and imputed catches for 2024 were based on the 2024 WCPFC Yearbook data, except for Japan and the U.S., which updated catches in 2025. The annual catches in 2021-2024 used for the CMM 2024-06 projections were 1540, 1470, 1685, and 2157 mt, respectively. For the 2024 rebuilding projections, t</w:t>
+      </w:r>
+      <w:r>
+        <w:t>he recent average fishing mortality during 2018-2020 was used to set the initial catches during 2021-2024. Under this assumption of status quo fishing mortality, the projected median catches during 2021-2024 were 2910, 3380, 3320, and 3030 mt, respectively (Brodziak 2024, Table 10.9, scenarios 1-6). In comparison, the observed catches in 2021-2024 for the CMM 2024-06 projections were 48%, 57%, 50%, and 30% below the predicted catches in 2021-2024 from the 2024 rebuilding projections (</w:t>
+      </w:r>
+      <w:r>
+        <w:t xml:space="preserve">Table 8, </w:t>
+      </w:r>
+      <w:r>
+        <w:t>Figure 6.1)</w:t>
+      </w:r>
+      <w:r>
+        <w:t xml:space="preserve">. Similarly , the fishing </w:t>
+      </w:r>
+      <w:r>
+        <w:t>mortalit</w:t>
+      </w:r>
+      <w:r>
+        <w:t xml:space="preserve">ies in 2021-2024 under the CMM 2024-06 projections were </w:t>
+      </w:r>
+      <w:r>
+        <w:t>23%, 45%, 44%, and 38% below the recent average fishing mortality used in the 2024 rebuilding projections</w:t>
+      </w:r>
+      <w:r>
+        <w:t xml:space="preserve"> (Figure 6.2). As a result, the CMM 2024-06 projections were initialized in 2021-2024 (Figure 6.2) with </w:t>
+      </w:r>
+      <w:r>
+        <w:t>lower catches and fishing mortalities</w:t>
+      </w:r>
+      <w:r>
+        <w:t xml:space="preserve"> than the 2024 rebuilding projections.</w:t>
       </w:r>
     </w:p>
     <w:p>
       <w:pPr>
         <w:spacing w:before="240"/>
       </w:pPr>
-      <w:r>
-        <w:t>Projected spawning biomass</w:t>
-      </w:r>
     </w:p>
     <w:p>
       <w:pPr>
         <w:spacing w:before="240"/>
       </w:pPr>
       <w:r>
-        <w:t>Projected fishing mortality</w:t>
+        <w:lastRenderedPageBreak/>
+        <w:t>Projected spawning biomass</w:t>
+      </w:r>
+    </w:p>
+    <w:p>
+      <w:r>
+        <w:t xml:space="preserve">The WCNPO striped marlin stock was projected to </w:t>
+      </w:r>
+      <w:r>
+        <w:t xml:space="preserve">have </w:t>
+      </w:r>
+      <w:r>
+        <w:t>achieve</w:t>
+      </w:r>
+      <w:r>
+        <w:t>d</w:t>
+      </w:r>
+      <w:r>
+        <w:t xml:space="preserve"> the target spawning biomass of </w:t>
+      </w:r>
+      <w:r>
+        <w:rPr>
+          <w:sz w:val="23"/>
+          <w:szCs w:val="23"/>
+        </w:rPr>
+        <w:t>20%SSB</w:t>
+      </w:r>
+      <w:r>
+        <w:rPr>
+          <w:sz w:val="16"/>
+          <w:szCs w:val="16"/>
+        </w:rPr>
+        <w:t>F=0</w:t>
+      </w:r>
+      <w:r>
+        <w:t xml:space="preserve"> </w:t>
+      </w:r>
+      <w:r>
+        <w:t xml:space="preserve">=3660 mt </w:t>
+      </w:r>
+      <w:r>
+        <w:t>with probability</w:t>
+      </w:r>
+      <w:r>
+        <w:t xml:space="preserve"> greater than 60%</w:t>
+      </w:r>
+      <w:r>
+        <w:t xml:space="preserve"> </w:t>
+      </w:r>
+      <w:r>
+        <w:t xml:space="preserve">before the onset of CMM 2024-06 in 2025. </w:t>
+      </w:r>
+      <w:r>
+        <w:t xml:space="preserve">Spawning biomass increased rapidly from a median of about 2640 mt in 2021 to a median of about 5720 mt in 2024 under each catch carryover scenario (Tables 9.1-9.3, Figures 7.1-7.4). </w:t>
+      </w:r>
+      <w:r>
+        <w:t>Stock</w:t>
+      </w:r>
+      <w:r>
+        <w:t xml:space="preserve"> rebuilding probabilities during 2021-2024 were roughly 6%, </w:t>
+      </w:r>
+      <w:r>
+        <w:t>67</w:t>
+      </w:r>
+      <w:r>
+        <w:t>%</w:t>
+      </w:r>
+      <w:r>
+        <w:t>,</w:t>
+      </w:r>
+      <w:r>
+        <w:t xml:space="preserve"> 94%</w:t>
+      </w:r>
+      <w:r>
+        <w:t>, and 91%, respectively</w:t>
+      </w:r>
+      <w:r>
+        <w:t xml:space="preserve"> (Table</w:t>
+      </w:r>
+      <w:r>
+        <w:t xml:space="preserve"> 10, Figure</w:t>
+      </w:r>
+      <w:r>
+        <w:t>s</w:t>
+      </w:r>
+      <w:r>
+        <w:t xml:space="preserve"> 7.1-7.4). </w:t>
+      </w:r>
+      <w:r>
+        <w:t>Overall, t</w:t>
+      </w:r>
+      <w:r>
+        <w:t>he CMM 2024-06 projections indicated that it was very likely that the stock exceeded the rebuilding target in 2023-2024.</w:t>
+      </w:r>
+    </w:p>
+    <w:p>
+      <w:r>
+        <w:t>Projected s</w:t>
+      </w:r>
+      <w:r>
+        <w:t>pawning biomass decreased</w:t>
+      </w:r>
+      <w:r>
+        <w:t xml:space="preserve"> in 2025-2027</w:t>
+      </w:r>
+      <w:r>
+        <w:t xml:space="preserve"> </w:t>
+      </w:r>
+      <w:r>
+        <w:t xml:space="preserve">under each </w:t>
+      </w:r>
+      <w:r>
+        <w:t xml:space="preserve">CMM 2024-06 </w:t>
+      </w:r>
+      <w:r>
+        <w:t xml:space="preserve">scenario. </w:t>
+      </w:r>
+      <w:r>
+        <w:t>Median spawning biomasses in 2027 under scenarios 1, 2, and 3 declined to about 4700, 42</w:t>
+      </w:r>
+      <w:r>
+        <w:t>0</w:t>
+      </w:r>
+      <w:r>
+        <w:t>0, and 3</w:t>
+      </w:r>
+      <w:r>
+        <w:t>70</w:t>
+      </w:r>
+      <w:r>
+        <w:t xml:space="preserve">0 mt from a projected high of about 5700 mt in 2024 (Tables 9.1-9.3, Figures </w:t>
+      </w:r>
+      <w:r>
+        <w:t>7.4-7.7</w:t>
+      </w:r>
+      <w:r>
+        <w:t xml:space="preserve">) . </w:t>
+      </w:r>
+      <w:r>
+        <w:t xml:space="preserve">Spawning biomass declined by 18% from 2024 to 2027 with no carryover catch in scenario 1. Declines in the central tendency of the spawning biomass distributions  were 26% and 36% </w:t>
+      </w:r>
+      <w:r>
+        <w:t>under</w:t>
+      </w:r>
+      <w:r>
+        <w:t xml:space="preserve"> the carryover catch scenario</w:t>
+      </w:r>
+      <w:r>
+        <w:t>s</w:t>
+      </w:r>
+      <w:r>
+        <w:t xml:space="preserve"> 2 and 3. </w:t>
+      </w:r>
+      <w:r>
+        <w:t>In comparison, t</w:t>
+      </w:r>
+      <w:r>
+        <w:t>he</w:t>
+      </w:r>
+      <w:r>
+        <w:t xml:space="preserve">re was a 2-fold difference in the percent reduction in spawning biomass for scenario 3 versus scenario 1. </w:t>
+      </w:r>
+      <w:r>
+        <w:t>T</w:t>
+      </w:r>
+      <w:r>
+        <w:t>he</w:t>
+      </w:r>
+      <w:r>
+        <w:t xml:space="preserve"> </w:t>
+      </w:r>
+      <w:r>
+        <w:t xml:space="preserve">magnitude of </w:t>
+      </w:r>
+      <w:r>
+        <w:t xml:space="preserve">variability of </w:t>
+      </w:r>
+      <w:r>
+        <w:t xml:space="preserve">spawning biomasses </w:t>
+      </w:r>
+      <w:r>
+        <w:t>appeared</w:t>
+      </w:r>
+      <w:r>
+        <w:t xml:space="preserve"> relatively similar across scenarios during 2025-2027 (Figures 8.1-8.3). </w:t>
+      </w:r>
+      <w:r>
+        <w:t xml:space="preserve">Probabilities of spawning biomass being above the rebuilding target in 2025-2027 remained above the 60% </w:t>
+      </w:r>
+      <w:r>
+        <w:t>target</w:t>
+      </w:r>
+      <w:r>
+        <w:t xml:space="preserve"> probability </w:t>
+      </w:r>
+      <w:r>
+        <w:t>under</w:t>
+      </w:r>
+      <w:r>
+        <w:t xml:space="preserve"> scenarios 1 and 2 (Table 10, </w:t>
+      </w:r>
+      <w:r>
+        <w:t>Figure</w:t>
+      </w:r>
+      <w:r>
+        <w:t>s 9.1-9.</w:t>
+      </w:r>
+      <w:r>
+        <w:t>2</w:t>
+      </w:r>
+      <w:r>
+        <w:t>)</w:t>
+      </w:r>
+      <w:r>
+        <w:t xml:space="preserve"> but fell </w:t>
+      </w:r>
+      <w:r>
+        <w:t xml:space="preserve">to 50% in 2027 under scenario 3 (Table 10, Figure 9.3), or </w:t>
+      </w:r>
+      <w:r>
+        <w:t xml:space="preserve">about </w:t>
+      </w:r>
+      <w:r>
+        <w:t xml:space="preserve">10% </w:t>
+      </w:r>
+      <w:r>
+        <w:t xml:space="preserve">below the 60% </w:t>
+      </w:r>
+      <w:r>
+        <w:t>target</w:t>
+      </w:r>
+      <w:r>
+        <w:t xml:space="preserve"> </w:t>
+      </w:r>
+      <w:r>
+        <w:t>probability.</w:t>
+      </w:r>
+      <w:r>
+        <w:t xml:space="preserve"> </w:t>
+      </w:r>
+    </w:p>
+    <w:p>
+      <w:r>
+        <w:t>While each scenario met the rebuilding target in 2034, t</w:t>
+      </w:r>
+      <w:r>
+        <w:t>he p</w:t>
+      </w:r>
+      <w:r>
+        <w:t>rojected s</w:t>
+      </w:r>
+      <w:r>
+        <w:t>pawning biomass</w:t>
+      </w:r>
+      <w:r>
+        <w:t xml:space="preserve"> distributions</w:t>
+      </w:r>
+      <w:r>
+        <w:t xml:space="preserve"> </w:t>
+      </w:r>
+      <w:r>
+        <w:t xml:space="preserve">during 2028-2034 </w:t>
+      </w:r>
+      <w:r>
+        <w:t xml:space="preserve">depending on the catch scenario used. </w:t>
+      </w:r>
+      <w:r>
+        <w:t>Under</w:t>
+      </w:r>
+      <w:r>
+        <w:t xml:space="preserve"> scenario 1, the </w:t>
+      </w:r>
+      <w:r>
+        <w:t>WCNPO striped marlin catch</w:t>
+      </w:r>
+      <w:r>
+        <w:t xml:space="preserve"> was 2300 mt of annual catch during 2028-2031 and 2200 mt during 2031-2034</w:t>
+      </w:r>
+      <w:r>
+        <w:t xml:space="preserve"> for a total of 15800 mt</w:t>
+      </w:r>
+      <w:r>
+        <w:t xml:space="preserve">. This </w:t>
+      </w:r>
+      <w:r>
+        <w:t xml:space="preserve">catch series </w:t>
+      </w:r>
+      <w:r>
+        <w:t xml:space="preserve">led to a gradual decline in median spawning biomass from 4515 mt in 2028 to 4191 mt (Table 9.1, Figure 10.1) in 2034 with a rebuilding probability of 60% (Table 10, Figure 10.1). </w:t>
+      </w:r>
+      <w:r>
+        <w:t>For</w:t>
+      </w:r>
+      <w:r>
+        <w:t xml:space="preserve"> scenario </w:t>
+      </w:r>
+      <w:r>
+        <w:t>2</w:t>
+      </w:r>
+      <w:r>
+        <w:t xml:space="preserve">, the WCNPO striped marlin catch was </w:t>
+      </w:r>
+      <w:r>
+        <w:t>constant at</w:t>
+      </w:r>
+      <w:r>
+        <w:t xml:space="preserve"> 2200 mt during 20</w:t>
+      </w:r>
+      <w:r>
+        <w:t>28</w:t>
+      </w:r>
+      <w:r>
+        <w:t>-2034 for a total of 15</w:t>
+      </w:r>
+      <w:r>
+        <w:t>4</w:t>
+      </w:r>
+      <w:r>
+        <w:t xml:space="preserve">00 mt. This catch </w:t>
+      </w:r>
+      <w:r>
+        <w:t xml:space="preserve">level </w:t>
+      </w:r>
+      <w:r>
+        <w:t xml:space="preserve">led to a </w:t>
+      </w:r>
+      <w:r>
+        <w:t>slight increase</w:t>
+      </w:r>
+      <w:r>
+        <w:t xml:space="preserve"> in median spawning biomass from </w:t>
+      </w:r>
+      <w:r>
+        <w:t>4184</w:t>
+      </w:r>
+      <w:r>
+        <w:t xml:space="preserve"> mt in 2028 to </w:t>
+      </w:r>
+      <w:r>
+        <w:t>4249</w:t>
+      </w:r>
+      <w:r>
+        <w:t xml:space="preserve"> mt (Table 9.</w:t>
+      </w:r>
+      <w:r>
+        <w:t>2</w:t>
+      </w:r>
+      <w:r>
+        <w:t>, Figure 10.</w:t>
+      </w:r>
+      <w:r>
+        <w:t>2</w:t>
+      </w:r>
+      <w:r>
+        <w:t>) in 2034 with a rebuilding probability of 6</w:t>
+      </w:r>
+      <w:r>
+        <w:t>1</w:t>
+      </w:r>
+      <w:r>
+        <w:t>% (Table 10, Figure 10.</w:t>
+      </w:r>
+      <w:r>
+        <w:t>2</w:t>
+      </w:r>
+      <w:r>
+        <w:t>).</w:t>
+      </w:r>
+      <w:r>
+        <w:t xml:space="preserve"> </w:t>
+      </w:r>
+      <w:r>
+        <w:t>T</w:t>
+      </w:r>
+      <w:r>
+        <w:t xml:space="preserve">he WCNPO striped marlin catch </w:t>
+      </w:r>
+      <w:r>
+        <w:t xml:space="preserve">under scenario 3 </w:t>
+      </w:r>
+      <w:r>
+        <w:t>was constant at 2</w:t>
+      </w:r>
+      <w:r>
+        <w:t>15</w:t>
+      </w:r>
+      <w:r>
+        <w:t>0 mt during 2028-2034 for a total of 15</w:t>
+      </w:r>
+      <w:r>
+        <w:t>05</w:t>
+      </w:r>
+      <w:r>
+        <w:t>0 mt. This catch level led to a</w:t>
+      </w:r>
+      <w:r>
+        <w:t xml:space="preserve">n </w:t>
+      </w:r>
+      <w:r>
+        <w:t xml:space="preserve">increase in median spawning biomass from </w:t>
+      </w:r>
+      <w:r>
+        <w:t>3743</w:t>
+      </w:r>
+      <w:r>
+        <w:t xml:space="preserve"> mt in 2028 to </w:t>
+      </w:r>
+      <w:r>
+        <w:t>4306</w:t>
+      </w:r>
+      <w:r>
+        <w:t xml:space="preserve"> mt (Table 9.</w:t>
+      </w:r>
+      <w:r>
+        <w:t>3</w:t>
+      </w:r>
+      <w:r>
+        <w:t>, Figure 10.</w:t>
+      </w:r>
+      <w:r>
+        <w:t>3</w:t>
+      </w:r>
+      <w:r>
+        <w:t>) in 2034 with a rebuilding probability of 6</w:t>
+      </w:r>
+      <w:r>
+        <w:t>3</w:t>
+      </w:r>
+      <w:r>
+        <w:t xml:space="preserve">% (Table 10, Figure 10.2). </w:t>
       </w:r>
     </w:p>
     <w:p>
       <w:pPr>
         <w:spacing w:before="240"/>
       </w:pPr>
+      <w:r>
+        <w:t>Projected fishing mortality</w:t>
+      </w:r>
     </w:p>
     <w:p>
       <w:pPr>
         <w:spacing w:before="240"/>
+      </w:pPr>
+      <w:r>
+        <w:t>Use the same structure as used for spawning biomass.</w:t>
+      </w:r>
+    </w:p>
+    <w:p>
+      <w:pPr>
+        <w:spacing w:before="240"/>
         <w:rPr>
           <w:i/>
           <w:iCs/>
@@ -2600,6 +3112,16 @@
       </w:r>
     </w:p>
     <w:p>
+      <w:r>
+        <w:t>Discuss the effects of changes in initial catches and the effects of above-average year classes in 2018-2020 on the rapid rebuilding of the stock in 2021-2024.</w:t>
+      </w:r>
+    </w:p>
+    <w:p>
+      <w:r>
+        <w:t>Discuss how changes in carryover catch in 2025-2027 affected catches in 2028-2034 needed to rebuild the stock in 2034.</w:t>
+      </w:r>
+    </w:p>
+    <w:p>
       <w:pPr>
         <w:rPr>
           <w:sz w:val="28"/>
@@ -2634,7 +3156,7 @@
       <w:r>
         <w:t xml:space="preserve">, P. Sullivan, and C.-I. Zhang (Eds), Proceedings of the International Symposium on Fishery Stock Assessment Models for the 21st Century. Alaska Sea Grant College Program, Univ. of Alaska, Fairbanks. Available at:  </w:t>
       </w:r>
-      <w:hyperlink r:id="rId18" w:history="1">
+      <w:hyperlink r:id="rId19" w:history="1">
         <w:r>
           <w:rPr>
             <w:rStyle w:val="Hyperlink"/>
@@ -2662,7 +3184,7 @@
       <w:r>
         <w:t xml:space="preserve"> in the Western and Central North Pacific Ocean. International Scientific Committee for Tuna and Tuna-Like Species in the North Pacific/Billfish WG, ISC/24/BILLWG-01/03, 151 p. Available at: </w:t>
       </w:r>
-      <w:hyperlink r:id="rId19" w:history="1">
+      <w:hyperlink r:id="rId20" w:history="1">
         <w:r>
           <w:rPr>
             <w:rStyle w:val="Hyperlink"/>
@@ -2700,7 +3222,7 @@
       <w:r>
         <w:t xml:space="preserve">) in the Western and Central North Pacific Ocean through 2020, 12-17 July 2023. Kanazawa, Japan. ISC/23/Annex14, 113 p. Available at: </w:t>
       </w:r>
-      <w:hyperlink r:id="rId20" w:history="1">
+      <w:hyperlink r:id="rId21" w:history="1">
         <w:r>
           <w:rPr>
             <w:rStyle w:val="Hyperlink"/>
@@ -2731,7 +3253,7 @@
       <w:r>
         <w:t xml:space="preserve"> </w:t>
       </w:r>
-      <w:hyperlink r:id="rId21" w:history="1">
+      <w:hyperlink r:id="rId22" w:history="1">
         <w:r>
           <w:rPr>
             <w:rStyle w:val="Hyperlink"/>
@@ -2808,7 +3330,7 @@
                     </pic:cNvPicPr>
                   </pic:nvPicPr>
                   <pic:blipFill>
-                    <a:blip r:embed="rId22">
+                    <a:blip r:embed="rId23">
                       <a:extLst>
                         <a:ext uri="{28A0092B-C50C-407E-A947-70E740481C1C}">
                           <a14:useLocalDpi xmlns:a14="http://schemas.microsoft.com/office/drawing/2010/main" val="0"/>
@@ -2869,7 +3391,7 @@
                     </pic:cNvPicPr>
                   </pic:nvPicPr>
                   <pic:blipFill>
-                    <a:blip r:embed="rId23">
+                    <a:blip r:embed="rId24">
                       <a:extLst>
                         <a:ext uri="{28A0092B-C50C-407E-A947-70E740481C1C}">
                           <a14:useLocalDpi xmlns:a14="http://schemas.microsoft.com/office/drawing/2010/main" val="0"/>
@@ -2927,7 +3449,7 @@
                     </pic:cNvPicPr>
                   </pic:nvPicPr>
                   <pic:blipFill>
-                    <a:blip r:embed="rId24">
+                    <a:blip r:embed="rId25">
                       <a:extLst>
                         <a:ext uri="{28A0092B-C50C-407E-A947-70E740481C1C}">
                           <a14:useLocalDpi xmlns:a14="http://schemas.microsoft.com/office/drawing/2010/main" val="0"/>
@@ -3256,7 +3778,7 @@
                     </pic:cNvPicPr>
                   </pic:nvPicPr>
                   <pic:blipFill>
-                    <a:blip r:embed="rId25">
+                    <a:blip r:embed="rId26">
                       <a:extLst>
                         <a:ext uri="{28A0092B-C50C-407E-A947-70E740481C1C}">
                           <a14:useLocalDpi xmlns:a14="http://schemas.microsoft.com/office/drawing/2010/main" val="0"/>
@@ -3330,7 +3852,7 @@
                     </pic:cNvPicPr>
                   </pic:nvPicPr>
                   <pic:blipFill>
-                    <a:blip r:embed="rId26">
+                    <a:blip r:embed="rId27">
                       <a:extLst>
                         <a:ext uri="{28A0092B-C50C-407E-A947-70E740481C1C}">
                           <a14:useLocalDpi xmlns:a14="http://schemas.microsoft.com/office/drawing/2010/main" val="0"/>
@@ -3401,7 +3923,7 @@
                     </pic:cNvPicPr>
                   </pic:nvPicPr>
                   <pic:blipFill>
-                    <a:blip r:embed="rId27">
+                    <a:blip r:embed="rId28">
                       <a:extLst>
                         <a:ext uri="{28A0092B-C50C-407E-A947-70E740481C1C}">
                           <a14:useLocalDpi xmlns:a14="http://schemas.microsoft.com/office/drawing/2010/main" val="0"/>
@@ -3472,7 +3994,7 @@
                     </pic:cNvPicPr>
                   </pic:nvPicPr>
                   <pic:blipFill>
-                    <a:blip r:embed="rId28">
+                    <a:blip r:embed="rId29">
                       <a:extLst>
                         <a:ext uri="{28A0092B-C50C-407E-A947-70E740481C1C}">
                           <a14:useLocalDpi xmlns:a14="http://schemas.microsoft.com/office/drawing/2010/main" val="0"/>
@@ -3549,7 +4071,7 @@
                     </pic:cNvPicPr>
                   </pic:nvPicPr>
                   <pic:blipFill>
-                    <a:blip r:embed="rId29">
+                    <a:blip r:embed="rId30">
                       <a:extLst>
                         <a:ext uri="{28A0092B-C50C-407E-A947-70E740481C1C}">
                           <a14:useLocalDpi xmlns:a14="http://schemas.microsoft.com/office/drawing/2010/main" val="0"/>
@@ -3590,13 +4112,13 @@
         <w:t xml:space="preserve">Table 7. </w:t>
       </w:r>
       <w:r>
-        <w:t>B</w:t>
-      </w:r>
-      <w:r>
-        <w:t>est scientific information available</w:t>
-      </w:r>
-      <w:r>
-        <w:t xml:space="preserve"> for WCNPO striped marlin catch biomass (mt) used for 2025 CMM 24-06 projections.</w:t>
+        <w:t>WCNPO striped marlin catch biomass</w:t>
+      </w:r>
+      <w:r>
+        <w:t>es</w:t>
+      </w:r>
+      <w:r>
+        <w:t xml:space="preserve"> (mt) used for 2025 CMM 24-06 projections.</w:t>
       </w:r>
     </w:p>
     <w:p/>
@@ -3623,7 +4145,7 @@
                     </pic:cNvPicPr>
                   </pic:nvPicPr>
                   <pic:blipFill>
-                    <a:blip r:embed="rId30">
+                    <a:blip r:embed="rId31">
                       <a:extLst>
                         <a:ext uri="{28A0092B-C50C-407E-A947-70E740481C1C}">
                           <a14:useLocalDpi xmlns:a14="http://schemas.microsoft.com/office/drawing/2010/main" val="0"/>
@@ -3661,7 +4183,93 @@
     <w:p>
       <w:r>
         <w:lastRenderedPageBreak/>
-        <w:t xml:space="preserve">Table 8.1. </w:t>
+        <w:t xml:space="preserve">Table 8. </w:t>
+      </w:r>
+      <w:r>
+        <w:t xml:space="preserve">Comparison of observed catch biomasses (mt) from WCPFC Tuna </w:t>
+      </w:r>
+      <w:r>
+        <w:t>Fishery Yearbook 2024</w:t>
+      </w:r>
+      <w:r>
+        <w:t>, Japan, and the U.S.</w:t>
+      </w:r>
+      <w:r>
+        <w:t xml:space="preserve"> and projected catches from assuming recent average fishing mortality in the 2024 rebuilding projections. </w:t>
+      </w:r>
+    </w:p>
+    <w:p/>
+    <w:p>
+      <w:r>
+        <w:rPr>
+          <w:noProof/>
+        </w:rPr>
+        <w:drawing>
+          <wp:inline distT="0" distB="0" distL="0" distR="0" wp14:anchorId="0707D26C" wp14:editId="526B2971">
+            <wp:extent cx="3587115" cy="1741170"/>
+            <wp:effectExtent l="0" t="0" r="0" b="0"/>
+            <wp:docPr id="4" name="Picture 4"/>
+            <wp:cNvGraphicFramePr>
+              <a:graphicFrameLocks xmlns:a="http://schemas.openxmlformats.org/drawingml/2006/main" noChangeAspect="1"/>
+            </wp:cNvGraphicFramePr>
+            <a:graphic xmlns:a="http://schemas.openxmlformats.org/drawingml/2006/main">
+              <a:graphicData uri="http://schemas.openxmlformats.org/drawingml/2006/picture">
+                <pic:pic xmlns:pic="http://schemas.openxmlformats.org/drawingml/2006/picture">
+                  <pic:nvPicPr>
+                    <pic:cNvPr id="0" name="Picture 1"/>
+                    <pic:cNvPicPr>
+                      <a:picLocks noChangeAspect="1" noChangeArrowheads="1"/>
+                    </pic:cNvPicPr>
+                  </pic:nvPicPr>
+                  <pic:blipFill>
+                    <a:blip r:embed="rId32">
+                      <a:extLst>
+                        <a:ext uri="{28A0092B-C50C-407E-A947-70E740481C1C}">
+                          <a14:useLocalDpi xmlns:a14="http://schemas.microsoft.com/office/drawing/2010/main" val="0"/>
+                        </a:ext>
+                      </a:extLst>
+                    </a:blip>
+                    <a:srcRect/>
+                    <a:stretch>
+                      <a:fillRect/>
+                    </a:stretch>
+                  </pic:blipFill>
+                  <pic:spPr bwMode="auto">
+                    <a:xfrm>
+                      <a:off x="0" y="0"/>
+                      <a:ext cx="3587115" cy="1741170"/>
+                    </a:xfrm>
+                    <a:prstGeom prst="rect">
+                      <a:avLst/>
+                    </a:prstGeom>
+                    <a:noFill/>
+                    <a:ln>
+                      <a:noFill/>
+                    </a:ln>
+                  </pic:spPr>
+                </pic:pic>
+              </a:graphicData>
+            </a:graphic>
+          </wp:inline>
+        </w:drawing>
+      </w:r>
+    </w:p>
+    <w:p/>
+    <w:p>
+      <w:r>
+        <w:br w:type="page"/>
+      </w:r>
+    </w:p>
+    <w:p>
+      <w:r>
+        <w:lastRenderedPageBreak/>
+        <w:t xml:space="preserve">Table </w:t>
+      </w:r>
+      <w:r>
+        <w:t>9</w:t>
+      </w:r>
+      <w:r>
+        <w:t xml:space="preserve">.1. </w:t>
       </w:r>
       <w:r>
         <w:t>Projections</w:t>
@@ -3782,7 +4390,7 @@
                     </pic:cNvPicPr>
                   </pic:nvPicPr>
                   <pic:blipFill>
-                    <a:blip r:embed="rId31">
+                    <a:blip r:embed="rId33">
                       <a:extLst>
                         <a:ext uri="{28A0092B-C50C-407E-A947-70E740481C1C}">
                           <a14:useLocalDpi xmlns:a14="http://schemas.microsoft.com/office/drawing/2010/main" val="0"/>
@@ -3822,7 +4430,13 @@
     <w:p>
       <w:r>
         <w:lastRenderedPageBreak/>
-        <w:t>Table 8.</w:t>
+        <w:t xml:space="preserve">Table </w:t>
+      </w:r>
+      <w:r>
+        <w:t>9</w:t>
+      </w:r>
+      <w:r>
+        <w:t>.</w:t>
       </w:r>
       <w:r>
         <w:t>2</w:t>
@@ -3925,7 +4539,7 @@
                     </pic:cNvPicPr>
                   </pic:nvPicPr>
                   <pic:blipFill>
-                    <a:blip r:embed="rId32">
+                    <a:blip r:embed="rId34">
                       <a:extLst>
                         <a:ext uri="{28A0092B-C50C-407E-A947-70E740481C1C}">
                           <a14:useLocalDpi xmlns:a14="http://schemas.microsoft.com/office/drawing/2010/main" val="0"/>
@@ -3963,7 +4577,13 @@
     <w:p>
       <w:r>
         <w:lastRenderedPageBreak/>
-        <w:t>Table 8.</w:t>
+        <w:t xml:space="preserve">Table </w:t>
+      </w:r>
+      <w:r>
+        <w:t>9</w:t>
+      </w:r>
+      <w:r>
+        <w:t>.</w:t>
       </w:r>
       <w:r>
         <w:t>3</w:t>
@@ -4066,7 +4686,7 @@
                     </pic:cNvPicPr>
                   </pic:nvPicPr>
                   <pic:blipFill>
-                    <a:blip r:embed="rId33">
+                    <a:blip r:embed="rId35">
                       <a:extLst>
                         <a:ext uri="{28A0092B-C50C-407E-A947-70E740481C1C}">
                           <a14:useLocalDpi xmlns:a14="http://schemas.microsoft.com/office/drawing/2010/main" val="0"/>
@@ -4104,7 +4724,104 @@
     <w:p>
       <w:r>
         <w:lastRenderedPageBreak/>
-        <w:t>Table 9.1. Projections</w:t>
+        <w:t>Table 1</w:t>
+      </w:r>
+      <w:r>
+        <w:t>0</w:t>
+      </w:r>
+      <w:r>
+        <w:t>. Projections</w:t>
+      </w:r>
+      <w:r>
+        <w:t xml:space="preserve"> of </w:t>
+      </w:r>
+      <w:r>
+        <w:t>probabilities of achieving the rebuilding target during 2021-2034 under</w:t>
+      </w:r>
+      <w:r>
+        <w:t xml:space="preserve"> </w:t>
+      </w:r>
+      <w:r>
+        <w:t>three scenarios for carryover catch.</w:t>
+      </w:r>
+    </w:p>
+    <w:p/>
+    <w:p>
+      <w:r>
+        <w:rPr>
+          <w:noProof/>
+        </w:rPr>
+        <w:drawing>
+          <wp:inline distT="0" distB="0" distL="0" distR="0" wp14:anchorId="772C2360" wp14:editId="73560911">
+            <wp:extent cx="3701415" cy="4474210"/>
+            <wp:effectExtent l="0" t="0" r="0" b="2540"/>
+            <wp:docPr id="28" name="Picture 28"/>
+            <wp:cNvGraphicFramePr>
+              <a:graphicFrameLocks xmlns:a="http://schemas.openxmlformats.org/drawingml/2006/main" noChangeAspect="1"/>
+            </wp:cNvGraphicFramePr>
+            <a:graphic xmlns:a="http://schemas.openxmlformats.org/drawingml/2006/main">
+              <a:graphicData uri="http://schemas.openxmlformats.org/drawingml/2006/picture">
+                <pic:pic xmlns:pic="http://schemas.openxmlformats.org/drawingml/2006/picture">
+                  <pic:nvPicPr>
+                    <pic:cNvPr id="0" name="Picture 8"/>
+                    <pic:cNvPicPr>
+                      <a:picLocks noChangeAspect="1" noChangeArrowheads="1"/>
+                    </pic:cNvPicPr>
+                  </pic:nvPicPr>
+                  <pic:blipFill>
+                    <a:blip r:embed="rId36">
+                      <a:extLst>
+                        <a:ext uri="{28A0092B-C50C-407E-A947-70E740481C1C}">
+                          <a14:useLocalDpi xmlns:a14="http://schemas.microsoft.com/office/drawing/2010/main" val="0"/>
+                        </a:ext>
+                      </a:extLst>
+                    </a:blip>
+                    <a:srcRect/>
+                    <a:stretch>
+                      <a:fillRect/>
+                    </a:stretch>
+                  </pic:blipFill>
+                  <pic:spPr bwMode="auto">
+                    <a:xfrm>
+                      <a:off x="0" y="0"/>
+                      <a:ext cx="3701415" cy="4474210"/>
+                    </a:xfrm>
+                    <a:prstGeom prst="rect">
+                      <a:avLst/>
+                    </a:prstGeom>
+                    <a:noFill/>
+                    <a:ln>
+                      <a:noFill/>
+                    </a:ln>
+                  </pic:spPr>
+                </pic:pic>
+              </a:graphicData>
+            </a:graphic>
+          </wp:inline>
+        </w:drawing>
+      </w:r>
+    </w:p>
+    <w:p>
+      <w:r>
+        <w:br w:type="page"/>
+      </w:r>
+    </w:p>
+    <w:p>
+      <w:r>
+        <w:lastRenderedPageBreak/>
+        <w:t xml:space="preserve">Table </w:t>
+      </w:r>
+      <w:r>
+        <w:t>10</w:t>
+      </w:r>
+      <w:r>
+        <w:t xml:space="preserve">.1. </w:t>
+      </w:r>
+      <w:r>
+        <w:t>P</w:t>
+      </w:r>
+      <w:r>
+        <w:t>rojections</w:t>
       </w:r>
       <w:r>
         <w:t xml:space="preserve"> of </w:t>
@@ -4183,7 +4900,7 @@
                     </pic:cNvPicPr>
                   </pic:nvPicPr>
                   <pic:blipFill>
-                    <a:blip r:embed="rId34">
+                    <a:blip r:embed="rId37">
                       <a:extLst>
                         <a:ext uri="{28A0092B-C50C-407E-A947-70E740481C1C}">
                           <a14:useLocalDpi xmlns:a14="http://schemas.microsoft.com/office/drawing/2010/main" val="0"/>
@@ -4223,7 +4940,13 @@
     <w:p>
       <w:r>
         <w:lastRenderedPageBreak/>
-        <w:t>Table 8.2. Projections</w:t>
+        <w:t xml:space="preserve">Table </w:t>
+      </w:r>
+      <w:r>
+        <w:t>10</w:t>
+      </w:r>
+      <w:r>
+        <w:t>.2. Projections</w:t>
       </w:r>
       <w:r>
         <w:t xml:space="preserve"> of </w:t>
@@ -4305,7 +5028,7 @@
                     </pic:cNvPicPr>
                   </pic:nvPicPr>
                   <pic:blipFill>
-                    <a:blip r:embed="rId35">
+                    <a:blip r:embed="rId38">
                       <a:extLst>
                         <a:ext uri="{28A0092B-C50C-407E-A947-70E740481C1C}">
                           <a14:useLocalDpi xmlns:a14="http://schemas.microsoft.com/office/drawing/2010/main" val="0"/>
@@ -4345,7 +5068,13 @@
     <w:p>
       <w:r>
         <w:lastRenderedPageBreak/>
-        <w:t>Table 8.3. Projections</w:t>
+        <w:t xml:space="preserve">Table </w:t>
+      </w:r>
+      <w:r>
+        <w:t>10</w:t>
+      </w:r>
+      <w:r>
+        <w:t>.3. Projections</w:t>
       </w:r>
       <w:r>
         <w:t xml:space="preserve"> of </w:t>
@@ -4427,7 +5156,7 @@
                     </pic:cNvPicPr>
                   </pic:nvPicPr>
                   <pic:blipFill>
-                    <a:blip r:embed="rId36">
+                    <a:blip r:embed="rId39">
                       <a:extLst>
                         <a:ext uri="{28A0092B-C50C-407E-A947-70E740481C1C}">
                           <a14:useLocalDpi xmlns:a14="http://schemas.microsoft.com/office/drawing/2010/main" val="0"/>
@@ -4465,90 +5194,13 @@
     <w:p>
       <w:r>
         <w:lastRenderedPageBreak/>
-        <w:t>Table 10.1. Projections</w:t>
-      </w:r>
-      <w:r>
-        <w:t xml:space="preserve"> of </w:t>
-      </w:r>
-      <w:r>
-        <w:t>probabilities of achieving the rebuilding target during 2021-2034 under</w:t>
-      </w:r>
-      <w:r>
-        <w:t xml:space="preserve"> </w:t>
-      </w:r>
-      <w:r>
-        <w:t>three scenarios for</w:t>
-      </w:r>
-      <w:r>
-        <w:t xml:space="preserve"> carryover catch.</w:t>
-      </w:r>
-    </w:p>
-    <w:p/>
-    <w:p>
-      <w:r>
-        <w:rPr>
-          <w:noProof/>
-        </w:rPr>
-        <w:drawing>
-          <wp:inline distT="0" distB="0" distL="0" distR="0" wp14:anchorId="2D9F7C00" wp14:editId="2D6D6057">
-            <wp:extent cx="3701415" cy="4474210"/>
-            <wp:effectExtent l="0" t="0" r="0" b="2540"/>
-            <wp:docPr id="28" name="Picture 28"/>
-            <wp:cNvGraphicFramePr>
-              <a:graphicFrameLocks xmlns:a="http://schemas.openxmlformats.org/drawingml/2006/main" noChangeAspect="1"/>
-            </wp:cNvGraphicFramePr>
-            <a:graphic xmlns:a="http://schemas.openxmlformats.org/drawingml/2006/main">
-              <a:graphicData uri="http://schemas.openxmlformats.org/drawingml/2006/picture">
-                <pic:pic xmlns:pic="http://schemas.openxmlformats.org/drawingml/2006/picture">
-                  <pic:nvPicPr>
-                    <pic:cNvPr id="0" name="Picture 8"/>
-                    <pic:cNvPicPr>
-                      <a:picLocks noChangeAspect="1" noChangeArrowheads="1"/>
-                    </pic:cNvPicPr>
-                  </pic:nvPicPr>
-                  <pic:blipFill>
-                    <a:blip r:embed="rId37">
-                      <a:extLst>
-                        <a:ext uri="{28A0092B-C50C-407E-A947-70E740481C1C}">
-                          <a14:useLocalDpi xmlns:a14="http://schemas.microsoft.com/office/drawing/2010/main" val="0"/>
-                        </a:ext>
-                      </a:extLst>
-                    </a:blip>
-                    <a:srcRect/>
-                    <a:stretch>
-                      <a:fillRect/>
-                    </a:stretch>
-                  </pic:blipFill>
-                  <pic:spPr bwMode="auto">
-                    <a:xfrm>
-                      <a:off x="0" y="0"/>
-                      <a:ext cx="3701415" cy="4474210"/>
-                    </a:xfrm>
-                    <a:prstGeom prst="rect">
-                      <a:avLst/>
-                    </a:prstGeom>
-                    <a:noFill/>
-                    <a:ln>
-                      <a:noFill/>
-                    </a:ln>
-                  </pic:spPr>
-                </pic:pic>
-              </a:graphicData>
-            </a:graphic>
-          </wp:inline>
-        </w:drawing>
-      </w:r>
-    </w:p>
-    <w:p/>
-    <w:p>
-      <w:r>
-        <w:br w:type="page"/>
-      </w:r>
-    </w:p>
-    <w:p>
-      <w:r>
-        <w:lastRenderedPageBreak/>
-        <w:t>Table 10.2. Projections</w:t>
+        <w:t>Table 1</w:t>
+      </w:r>
+      <w:r>
+        <w:t>1</w:t>
+      </w:r>
+      <w:r>
+        <w:t>.2. Projections</w:t>
       </w:r>
       <w:r>
         <w:t xml:space="preserve"> of </w:t>
@@ -4593,7 +5245,7 @@
                     </pic:cNvPicPr>
                   </pic:nvPicPr>
                   <pic:blipFill>
-                    <a:blip r:embed="rId38">
+                    <a:blip r:embed="rId40">
                       <a:extLst>
                         <a:ext uri="{28A0092B-C50C-407E-A947-70E740481C1C}">
                           <a14:useLocalDpi xmlns:a14="http://schemas.microsoft.com/office/drawing/2010/main" val="0"/>
@@ -4634,12 +5286,6 @@
     <w:p>
       <w:r>
         <w:lastRenderedPageBreak/>
-        <w:br w:type="page"/>
-      </w:r>
-    </w:p>
-    <w:p/>
-    <w:p>
-      <w:r>
         <w:t>Figure</w:t>
       </w:r>
       <w:r>
@@ -4671,7 +5317,7 @@
                     <pic:cNvPicPr/>
                   </pic:nvPicPr>
                   <pic:blipFill>
-                    <a:blip r:embed="rId39" cstate="print">
+                    <a:blip r:embed="rId41" cstate="print">
                       <a:extLst>
                         <a:ext uri="{28A0092B-C50C-407E-A947-70E740481C1C}">
                           <a14:useLocalDpi xmlns:a14="http://schemas.microsoft.com/office/drawing/2010/main" val="0"/>
@@ -4740,7 +5386,7 @@
                     <pic:cNvPicPr/>
                   </pic:nvPicPr>
                   <pic:blipFill>
-                    <a:blip r:embed="rId40" cstate="print">
+                    <a:blip r:embed="rId42" cstate="print">
                       <a:extLst>
                         <a:ext uri="{28A0092B-C50C-407E-A947-70E740481C1C}">
                           <a14:useLocalDpi xmlns:a14="http://schemas.microsoft.com/office/drawing/2010/main" val="0"/>
@@ -4775,7 +5421,7 @@
     <w:p>
       <w:pPr>
         <w:sectPr>
-          <w:footerReference w:type="default" r:id="rId41"/>
+          <w:footerReference w:type="default" r:id="rId43"/>
           <w:pgSz w:w="12240" w:h="15840"/>
           <w:pgMar w:top="1440" w:right="1440" w:bottom="1440" w:left="1440" w:header="720" w:footer="720" w:gutter="0"/>
           <w:cols w:space="720"/>
@@ -4828,7 +5474,7 @@
                     <pic:cNvPicPr/>
                   </pic:nvPicPr>
                   <pic:blipFill>
-                    <a:blip r:embed="rId42" cstate="print">
+                    <a:blip r:embed="rId44" cstate="print">
                       <a:extLst>
                         <a:ext uri="{28A0092B-C50C-407E-A947-70E740481C1C}">
                           <a14:useLocalDpi xmlns:a14="http://schemas.microsoft.com/office/drawing/2010/main" val="0"/>
@@ -4904,7 +5550,7 @@
                     <pic:cNvPicPr/>
                   </pic:nvPicPr>
                   <pic:blipFill>
-                    <a:blip r:embed="rId43" cstate="print">
+                    <a:blip r:embed="rId45" cstate="print">
                       <a:extLst>
                         <a:ext uri="{28A0092B-C50C-407E-A947-70E740481C1C}">
                           <a14:useLocalDpi xmlns:a14="http://schemas.microsoft.com/office/drawing/2010/main" val="0"/>
@@ -4983,7 +5629,7 @@
                     <pic:cNvPicPr/>
                   </pic:nvPicPr>
                   <pic:blipFill>
-                    <a:blip r:embed="rId44" cstate="print">
+                    <a:blip r:embed="rId46" cstate="print">
                       <a:extLst>
                         <a:ext uri="{28A0092B-C50C-407E-A947-70E740481C1C}">
                           <a14:useLocalDpi xmlns:a14="http://schemas.microsoft.com/office/drawing/2010/main" val="0"/>
@@ -5052,7 +5698,7 @@
                     <pic:cNvPicPr/>
                   </pic:nvPicPr>
                   <pic:blipFill>
-                    <a:blip r:embed="rId45" cstate="print">
+                    <a:blip r:embed="rId47" cstate="print">
                       <a:extLst>
                         <a:ext uri="{28A0092B-C50C-407E-A947-70E740481C1C}">
                           <a14:useLocalDpi xmlns:a14="http://schemas.microsoft.com/office/drawing/2010/main" val="0"/>
@@ -5121,7 +5767,7 @@
                     <pic:cNvPicPr/>
                   </pic:nvPicPr>
                   <pic:blipFill>
-                    <a:blip r:embed="rId46" cstate="print">
+                    <a:blip r:embed="rId48" cstate="print">
                       <a:extLst>
                         <a:ext uri="{28A0092B-C50C-407E-A947-70E740481C1C}">
                           <a14:useLocalDpi xmlns:a14="http://schemas.microsoft.com/office/drawing/2010/main" val="0"/>
@@ -5190,7 +5836,7 @@
                     <pic:cNvPicPr/>
                   </pic:nvPicPr>
                   <pic:blipFill>
-                    <a:blip r:embed="rId47" cstate="print">
+                    <a:blip r:embed="rId49" cstate="print">
                       <a:extLst>
                         <a:ext uri="{28A0092B-C50C-407E-A947-70E740481C1C}">
                           <a14:useLocalDpi xmlns:a14="http://schemas.microsoft.com/office/drawing/2010/main" val="0"/>
@@ -5259,7 +5905,7 @@
                     <pic:cNvPicPr/>
                   </pic:nvPicPr>
                   <pic:blipFill>
-                    <a:blip r:embed="rId48" cstate="print">
+                    <a:blip r:embed="rId50" cstate="print">
                       <a:extLst>
                         <a:ext uri="{28A0092B-C50C-407E-A947-70E740481C1C}">
                           <a14:useLocalDpi xmlns:a14="http://schemas.microsoft.com/office/drawing/2010/main" val="0"/>
@@ -5329,7 +5975,7 @@
                     </pic:cNvPicPr>
                   </pic:nvPicPr>
                   <pic:blipFill>
-                    <a:blip r:embed="rId49" cstate="print">
+                    <a:blip r:embed="rId51" cstate="print">
                       <a:extLst>
                         <a:ext uri="{28A0092B-C50C-407E-A947-70E740481C1C}">
                           <a14:useLocalDpi xmlns:a14="http://schemas.microsoft.com/office/drawing/2010/main" val="0"/>
@@ -5402,7 +6048,7 @@
                     </pic:cNvPicPr>
                   </pic:nvPicPr>
                   <pic:blipFill>
-                    <a:blip r:embed="rId50" cstate="print">
+                    <a:blip r:embed="rId52" cstate="print">
                       <a:extLst>
                         <a:ext uri="{28A0092B-C50C-407E-A947-70E740481C1C}">
                           <a14:useLocalDpi xmlns:a14="http://schemas.microsoft.com/office/drawing/2010/main" val="0"/>
@@ -5469,7 +6115,7 @@
                     </pic:cNvPicPr>
                   </pic:nvPicPr>
                   <pic:blipFill>
-                    <a:blip r:embed="rId51" cstate="print">
+                    <a:blip r:embed="rId53" cstate="print">
                       <a:extLst>
                         <a:ext uri="{28A0092B-C50C-407E-A947-70E740481C1C}">
                           <a14:useLocalDpi xmlns:a14="http://schemas.microsoft.com/office/drawing/2010/main" val="0"/>
@@ -5545,7 +6191,7 @@
                     </pic:cNvPicPr>
                   </pic:nvPicPr>
                   <pic:blipFill>
-                    <a:blip r:embed="rId52" cstate="print">
+                    <a:blip r:embed="rId54" cstate="print">
                       <a:extLst>
                         <a:ext uri="{28A0092B-C50C-407E-A947-70E740481C1C}">
                           <a14:useLocalDpi xmlns:a14="http://schemas.microsoft.com/office/drawing/2010/main" val="0"/>
@@ -5618,7 +6264,7 @@
                     </pic:cNvPicPr>
                   </pic:nvPicPr>
                   <pic:blipFill>
-                    <a:blip r:embed="rId53" cstate="print">
+                    <a:blip r:embed="rId55" cstate="print">
                       <a:extLst>
                         <a:ext uri="{28A0092B-C50C-407E-A947-70E740481C1C}">
                           <a14:useLocalDpi xmlns:a14="http://schemas.microsoft.com/office/drawing/2010/main" val="0"/>
@@ -5691,7 +6337,7 @@
                     </pic:cNvPicPr>
                   </pic:nvPicPr>
                   <pic:blipFill>
-                    <a:blip r:embed="rId54" cstate="print">
+                    <a:blip r:embed="rId56" cstate="print">
                       <a:extLst>
                         <a:ext uri="{28A0092B-C50C-407E-A947-70E740481C1C}">
                           <a14:useLocalDpi xmlns:a14="http://schemas.microsoft.com/office/drawing/2010/main" val="0"/>
@@ -5729,13 +6375,7 @@
     <w:p>
       <w:r>
         <w:lastRenderedPageBreak/>
-        <w:t>Figure</w:t>
-      </w:r>
-      <w:r>
-        <w:t xml:space="preserve"> 6.1</w:t>
-      </w:r>
-      <w:r>
-        <w:t>.</w:t>
+        <w:t>Figure 6.1.</w:t>
       </w:r>
     </w:p>
     <w:p/>
@@ -5762,7 +6402,7 @@
                     </pic:cNvPicPr>
                   </pic:nvPicPr>
                   <pic:blipFill>
-                    <a:blip r:embed="rId55" cstate="print">
+                    <a:blip r:embed="rId57" cstate="print">
                       <a:extLst>
                         <a:ext uri="{28A0092B-C50C-407E-A947-70E740481C1C}">
                           <a14:useLocalDpi xmlns:a14="http://schemas.microsoft.com/office/drawing/2010/main" val="0"/>
@@ -5832,7 +6472,7 @@
                     </pic:cNvPicPr>
                   </pic:nvPicPr>
                   <pic:blipFill>
-                    <a:blip r:embed="rId56" cstate="print">
+                    <a:blip r:embed="rId58" cstate="print">
                       <a:extLst>
                         <a:ext uri="{28A0092B-C50C-407E-A947-70E740481C1C}">
                           <a14:useLocalDpi xmlns:a14="http://schemas.microsoft.com/office/drawing/2010/main" val="0"/>
@@ -5870,17 +6510,3463 @@
     <w:p>
       <w:r>
         <w:lastRenderedPageBreak/>
-        <w:t>Figure.</w:t>
+        <w:t xml:space="preserve">Figure </w:t>
+      </w:r>
+      <w:r>
+        <w:t>7.1</w:t>
+      </w:r>
+      <w:r>
+        <w:t>.</w:t>
+      </w:r>
+      <w:r>
+        <w:t xml:space="preserve"> Projected distribution</w:t>
+      </w:r>
+      <w:r>
+        <w:t>s</w:t>
+      </w:r>
+      <w:r>
+        <w:t xml:space="preserve"> of WCNPO striped marlin female spawning biomass</w:t>
+      </w:r>
+      <w:r>
+        <w:t xml:space="preserve"> (top)</w:t>
+      </w:r>
+      <w:r>
+        <w:t xml:space="preserve"> and fishing mortality</w:t>
+      </w:r>
+      <w:r>
+        <w:t xml:space="preserve"> </w:t>
+      </w:r>
+      <w:r>
+        <w:t xml:space="preserve">(bottom) </w:t>
+      </w:r>
+      <w:r>
+        <w:t>in 2021</w:t>
+      </w:r>
+      <w:r>
+        <w:t xml:space="preserve"> with rebuilding target (green solid line), me</w:t>
+      </w:r>
+      <w:r>
+        <w:t>dian</w:t>
+      </w:r>
+      <w:r>
+        <w:t xml:space="preserve"> spawning biomass</w:t>
+      </w:r>
+      <w:r>
+        <w:t xml:space="preserve"> and fishing mortality</w:t>
+      </w:r>
+      <w:r>
+        <w:t xml:space="preserve"> (dashed </w:t>
+      </w:r>
+      <w:r>
+        <w:t xml:space="preserve">black </w:t>
+      </w:r>
+      <w:r>
+        <w:t>line)</w:t>
+      </w:r>
+      <w:r>
+        <w:t xml:space="preserve">, fishing mortality limit (dark blue solid line) and </w:t>
+      </w:r>
+      <w:r>
+        <w:t>fitted densit</w:t>
+      </w:r>
+      <w:r>
+        <w:t>ies (red curve)</w:t>
+      </w:r>
+      <w:r>
+        <w:t>.</w:t>
+      </w:r>
+    </w:p>
+    <w:p>
+      <w:r>
+        <w:rPr>
+          <w:noProof/>
+        </w:rPr>
+        <w:drawing>
+          <wp:inline distT="0" distB="0" distL="0" distR="0" wp14:anchorId="59D7B4AF" wp14:editId="5BD4692C">
+            <wp:extent cx="4659923" cy="3494942"/>
+            <wp:effectExtent l="0" t="0" r="7620" b="0"/>
+            <wp:docPr id="57" name="Picture 57"/>
+            <wp:cNvGraphicFramePr>
+              <a:graphicFrameLocks xmlns:a="http://schemas.openxmlformats.org/drawingml/2006/main" noChangeAspect="1"/>
+            </wp:cNvGraphicFramePr>
+            <a:graphic xmlns:a="http://schemas.openxmlformats.org/drawingml/2006/main">
+              <a:graphicData uri="http://schemas.openxmlformats.org/drawingml/2006/picture">
+                <pic:pic xmlns:pic="http://schemas.openxmlformats.org/drawingml/2006/picture">
+                  <pic:nvPicPr>
+                    <pic:cNvPr id="57" name="Picture 57"/>
+                    <pic:cNvPicPr/>
+                  </pic:nvPicPr>
+                  <pic:blipFill>
+                    <a:blip r:embed="rId59" cstate="print">
+                      <a:extLst>
+                        <a:ext uri="{28A0092B-C50C-407E-A947-70E740481C1C}">
+                          <a14:useLocalDpi xmlns:a14="http://schemas.microsoft.com/office/drawing/2010/main" val="0"/>
+                        </a:ext>
+                      </a:extLst>
+                    </a:blip>
+                    <a:stretch>
+                      <a:fillRect/>
+                    </a:stretch>
+                  </pic:blipFill>
+                  <pic:spPr>
+                    <a:xfrm>
+                      <a:off x="0" y="0"/>
+                      <a:ext cx="4673609" cy="3505207"/>
+                    </a:xfrm>
+                    <a:prstGeom prst="rect">
+                      <a:avLst/>
+                    </a:prstGeom>
+                  </pic:spPr>
+                </pic:pic>
+              </a:graphicData>
+            </a:graphic>
+          </wp:inline>
+        </w:drawing>
+      </w:r>
+    </w:p>
+    <w:p>
+      <w:r>
+        <w:rPr>
+          <w:noProof/>
+        </w:rPr>
+        <w:drawing>
+          <wp:inline distT="0" distB="0" distL="0" distR="0" wp14:anchorId="1E865BC3" wp14:editId="7F3E6215">
+            <wp:extent cx="3587262" cy="2690447"/>
+            <wp:effectExtent l="0" t="0" r="0" b="0"/>
+            <wp:docPr id="62" name="Picture 62"/>
+            <wp:cNvGraphicFramePr>
+              <a:graphicFrameLocks xmlns:a="http://schemas.openxmlformats.org/drawingml/2006/main" noChangeAspect="1"/>
+            </wp:cNvGraphicFramePr>
+            <a:graphic xmlns:a="http://schemas.openxmlformats.org/drawingml/2006/main">
+              <a:graphicData uri="http://schemas.openxmlformats.org/drawingml/2006/picture">
+                <pic:pic xmlns:pic="http://schemas.openxmlformats.org/drawingml/2006/picture">
+                  <pic:nvPicPr>
+                    <pic:cNvPr id="62" name="Picture 62"/>
+                    <pic:cNvPicPr/>
+                  </pic:nvPicPr>
+                  <pic:blipFill>
+                    <a:blip r:embed="rId60" cstate="print">
+                      <a:extLst>
+                        <a:ext uri="{28A0092B-C50C-407E-A947-70E740481C1C}">
+                          <a14:useLocalDpi xmlns:a14="http://schemas.microsoft.com/office/drawing/2010/main" val="0"/>
+                        </a:ext>
+                      </a:extLst>
+                    </a:blip>
+                    <a:stretch>
+                      <a:fillRect/>
+                    </a:stretch>
+                  </pic:blipFill>
+                  <pic:spPr>
+                    <a:xfrm>
+                      <a:off x="0" y="0"/>
+                      <a:ext cx="3591071" cy="2693304"/>
+                    </a:xfrm>
+                    <a:prstGeom prst="rect">
+                      <a:avLst/>
+                    </a:prstGeom>
+                  </pic:spPr>
+                </pic:pic>
+              </a:graphicData>
+            </a:graphic>
+          </wp:inline>
+        </w:drawing>
+      </w:r>
+    </w:p>
+    <w:p>
+      <w:r>
+        <w:br w:type="page"/>
+      </w:r>
+    </w:p>
+    <w:p>
+      <w:r>
+        <w:lastRenderedPageBreak/>
+        <w:t xml:space="preserve">Figure </w:t>
+      </w:r>
+      <w:r>
+        <w:t>7.2</w:t>
+      </w:r>
+      <w:r>
+        <w:t>. Projected distributions of WCNPO striped marlin female spawning biomass (top) and fishing mortality (bottom) in 202</w:t>
+      </w:r>
+      <w:r>
+        <w:t>2</w:t>
+      </w:r>
+      <w:r>
+        <w:t xml:space="preserve"> with rebuilding target (green solid line), median spawning biomass and fishing mortality (dashed black line), fishing mortality limit (dark blue solid line) and fitted densities (red curve).</w:t>
+      </w:r>
+    </w:p>
+    <w:p>
+      <w:r>
+        <w:rPr>
+          <w:noProof/>
+        </w:rPr>
+        <w:drawing>
+          <wp:inline distT="0" distB="0" distL="0" distR="0" wp14:anchorId="0098C2D1" wp14:editId="68F7F54D">
+            <wp:extent cx="4519246" cy="3389435"/>
+            <wp:effectExtent l="0" t="0" r="0" b="0"/>
+            <wp:docPr id="59" name="Picture 59"/>
+            <wp:cNvGraphicFramePr>
+              <a:graphicFrameLocks xmlns:a="http://schemas.openxmlformats.org/drawingml/2006/main" noChangeAspect="1"/>
+            </wp:cNvGraphicFramePr>
+            <a:graphic xmlns:a="http://schemas.openxmlformats.org/drawingml/2006/main">
+              <a:graphicData uri="http://schemas.openxmlformats.org/drawingml/2006/picture">
+                <pic:pic xmlns:pic="http://schemas.openxmlformats.org/drawingml/2006/picture">
+                  <pic:nvPicPr>
+                    <pic:cNvPr id="59" name="Picture 59"/>
+                    <pic:cNvPicPr/>
+                  </pic:nvPicPr>
+                  <pic:blipFill>
+                    <a:blip r:embed="rId61" cstate="print">
+                      <a:extLst>
+                        <a:ext uri="{28A0092B-C50C-407E-A947-70E740481C1C}">
+                          <a14:useLocalDpi xmlns:a14="http://schemas.microsoft.com/office/drawing/2010/main" val="0"/>
+                        </a:ext>
+                      </a:extLst>
+                    </a:blip>
+                    <a:stretch>
+                      <a:fillRect/>
+                    </a:stretch>
+                  </pic:blipFill>
+                  <pic:spPr>
+                    <a:xfrm>
+                      <a:off x="0" y="0"/>
+                      <a:ext cx="4529790" cy="3397343"/>
+                    </a:xfrm>
+                    <a:prstGeom prst="rect">
+                      <a:avLst/>
+                    </a:prstGeom>
+                  </pic:spPr>
+                </pic:pic>
+              </a:graphicData>
+            </a:graphic>
+          </wp:inline>
+        </w:drawing>
+      </w:r>
+    </w:p>
+    <w:p>
+      <w:r>
+        <w:rPr>
+          <w:noProof/>
+        </w:rPr>
+        <w:drawing>
+          <wp:inline distT="0" distB="0" distL="0" distR="0" wp14:anchorId="573BA1B5" wp14:editId="16B48063">
+            <wp:extent cx="4185138" cy="3138854"/>
+            <wp:effectExtent l="0" t="0" r="6350" b="0"/>
+            <wp:docPr id="63" name="Picture 63"/>
+            <wp:cNvGraphicFramePr>
+              <a:graphicFrameLocks xmlns:a="http://schemas.openxmlformats.org/drawingml/2006/main" noChangeAspect="1"/>
+            </wp:cNvGraphicFramePr>
+            <a:graphic xmlns:a="http://schemas.openxmlformats.org/drawingml/2006/main">
+              <a:graphicData uri="http://schemas.openxmlformats.org/drawingml/2006/picture">
+                <pic:pic xmlns:pic="http://schemas.openxmlformats.org/drawingml/2006/picture">
+                  <pic:nvPicPr>
+                    <pic:cNvPr id="63" name="Picture 63"/>
+                    <pic:cNvPicPr/>
+                  </pic:nvPicPr>
+                  <pic:blipFill>
+                    <a:blip r:embed="rId62" cstate="print">
+                      <a:extLst>
+                        <a:ext uri="{28A0092B-C50C-407E-A947-70E740481C1C}">
+                          <a14:useLocalDpi xmlns:a14="http://schemas.microsoft.com/office/drawing/2010/main" val="0"/>
+                        </a:ext>
+                      </a:extLst>
+                    </a:blip>
+                    <a:stretch>
+                      <a:fillRect/>
+                    </a:stretch>
+                  </pic:blipFill>
+                  <pic:spPr>
+                    <a:xfrm>
+                      <a:off x="0" y="0"/>
+                      <a:ext cx="4188801" cy="3141602"/>
+                    </a:xfrm>
+                    <a:prstGeom prst="rect">
+                      <a:avLst/>
+                    </a:prstGeom>
+                  </pic:spPr>
+                </pic:pic>
+              </a:graphicData>
+            </a:graphic>
+          </wp:inline>
+        </w:drawing>
+      </w:r>
+    </w:p>
+    <w:p>
+      <w:r>
+        <w:br w:type="page"/>
+      </w:r>
+    </w:p>
+    <w:p>
+      <w:r>
+        <w:lastRenderedPageBreak/>
+        <w:t xml:space="preserve">Figure </w:t>
+      </w:r>
+      <w:r>
+        <w:t>7.3</w:t>
+      </w:r>
+      <w:r>
+        <w:t>. Projected distributions of WCNPO striped marlin female spawning biomass (top) and fishing mortality (bottom) in 202</w:t>
+      </w:r>
+      <w:r>
+        <w:t>3</w:t>
+      </w:r>
+      <w:r>
+        <w:t xml:space="preserve"> with rebuilding target (green solid line), median spawning biomass and fishing mortality (dashed black line), fishing mortality limit (dark blue solid line) and fitted densities (red curve).</w:t>
+      </w:r>
+    </w:p>
+    <w:p>
+      <w:r>
+        <w:rPr>
+          <w:noProof/>
+        </w:rPr>
+        <w:drawing>
+          <wp:inline distT="0" distB="0" distL="0" distR="0" wp14:anchorId="38528ABB" wp14:editId="26A0DD48">
+            <wp:extent cx="3903785" cy="2927839"/>
+            <wp:effectExtent l="0" t="0" r="1905" b="0"/>
+            <wp:docPr id="60" name="Picture 60"/>
+            <wp:cNvGraphicFramePr>
+              <a:graphicFrameLocks xmlns:a="http://schemas.openxmlformats.org/drawingml/2006/main" noChangeAspect="1"/>
+            </wp:cNvGraphicFramePr>
+            <a:graphic xmlns:a="http://schemas.openxmlformats.org/drawingml/2006/main">
+              <a:graphicData uri="http://schemas.openxmlformats.org/drawingml/2006/picture">
+                <pic:pic xmlns:pic="http://schemas.openxmlformats.org/drawingml/2006/picture">
+                  <pic:nvPicPr>
+                    <pic:cNvPr id="60" name="Picture 60"/>
+                    <pic:cNvPicPr/>
+                  </pic:nvPicPr>
+                  <pic:blipFill>
+                    <a:blip r:embed="rId63" cstate="print">
+                      <a:extLst>
+                        <a:ext uri="{28A0092B-C50C-407E-A947-70E740481C1C}">
+                          <a14:useLocalDpi xmlns:a14="http://schemas.microsoft.com/office/drawing/2010/main" val="0"/>
+                        </a:ext>
+                      </a:extLst>
+                    </a:blip>
+                    <a:stretch>
+                      <a:fillRect/>
+                    </a:stretch>
+                  </pic:blipFill>
+                  <pic:spPr>
+                    <a:xfrm>
+                      <a:off x="0" y="0"/>
+                      <a:ext cx="3917449" cy="2938087"/>
+                    </a:xfrm>
+                    <a:prstGeom prst="rect">
+                      <a:avLst/>
+                    </a:prstGeom>
+                  </pic:spPr>
+                </pic:pic>
+              </a:graphicData>
+            </a:graphic>
+          </wp:inline>
+        </w:drawing>
+      </w:r>
+    </w:p>
+    <w:p>
+      <w:r>
+        <w:rPr>
+          <w:noProof/>
+        </w:rPr>
+        <w:drawing>
+          <wp:inline distT="0" distB="0" distL="0" distR="0" wp14:anchorId="39419D3A" wp14:editId="6932FFF8">
+            <wp:extent cx="3892061" cy="2919046"/>
+            <wp:effectExtent l="0" t="0" r="0" b="0"/>
+            <wp:docPr id="64" name="Picture 64"/>
+            <wp:cNvGraphicFramePr>
+              <a:graphicFrameLocks xmlns:a="http://schemas.openxmlformats.org/drawingml/2006/main" noChangeAspect="1"/>
+            </wp:cNvGraphicFramePr>
+            <a:graphic xmlns:a="http://schemas.openxmlformats.org/drawingml/2006/main">
+              <a:graphicData uri="http://schemas.openxmlformats.org/drawingml/2006/picture">
+                <pic:pic xmlns:pic="http://schemas.openxmlformats.org/drawingml/2006/picture">
+                  <pic:nvPicPr>
+                    <pic:cNvPr id="64" name="Picture 64"/>
+                    <pic:cNvPicPr/>
+                  </pic:nvPicPr>
+                  <pic:blipFill>
+                    <a:blip r:embed="rId64" cstate="print">
+                      <a:extLst>
+                        <a:ext uri="{28A0092B-C50C-407E-A947-70E740481C1C}">
+                          <a14:useLocalDpi xmlns:a14="http://schemas.microsoft.com/office/drawing/2010/main" val="0"/>
+                        </a:ext>
+                      </a:extLst>
+                    </a:blip>
+                    <a:stretch>
+                      <a:fillRect/>
+                    </a:stretch>
+                  </pic:blipFill>
+                  <pic:spPr>
+                    <a:xfrm>
+                      <a:off x="0" y="0"/>
+                      <a:ext cx="3896689" cy="2922517"/>
+                    </a:xfrm>
+                    <a:prstGeom prst="rect">
+                      <a:avLst/>
+                    </a:prstGeom>
+                  </pic:spPr>
+                </pic:pic>
+              </a:graphicData>
+            </a:graphic>
+          </wp:inline>
+        </w:drawing>
+      </w:r>
+      <w:r>
+        <w:br w:type="page"/>
+      </w:r>
+    </w:p>
+    <w:p>
+      <w:r>
+        <w:lastRenderedPageBreak/>
+        <w:t xml:space="preserve">Figure </w:t>
+      </w:r>
+      <w:r>
+        <w:t>7.4</w:t>
+      </w:r>
+      <w:r>
+        <w:t>. Projected distributions of WCNPO striped marlin female spawning biomass (top) and fishing mortality (bottom) in 202</w:t>
+      </w:r>
+      <w:r>
+        <w:t>4</w:t>
+      </w:r>
+      <w:r>
+        <w:t xml:space="preserve"> with rebuilding target (green solid line), median spawning biomass and fishing mortality (dashed black line), fishing mortality limit (dark blue solid line) and fitted densities (red curve).</w:t>
+      </w:r>
+    </w:p>
+    <w:p>
+      <w:r>
+        <w:rPr>
+          <w:noProof/>
+        </w:rPr>
+        <w:drawing>
+          <wp:inline distT="0" distB="0" distL="0" distR="0" wp14:anchorId="5C87A838" wp14:editId="1275ECD3">
+            <wp:extent cx="4149969" cy="3112477"/>
+            <wp:effectExtent l="0" t="0" r="3175" b="0"/>
+            <wp:docPr id="61" name="Picture 61"/>
+            <wp:cNvGraphicFramePr>
+              <a:graphicFrameLocks xmlns:a="http://schemas.openxmlformats.org/drawingml/2006/main" noChangeAspect="1"/>
+            </wp:cNvGraphicFramePr>
+            <a:graphic xmlns:a="http://schemas.openxmlformats.org/drawingml/2006/main">
+              <a:graphicData uri="http://schemas.openxmlformats.org/drawingml/2006/picture">
+                <pic:pic xmlns:pic="http://schemas.openxmlformats.org/drawingml/2006/picture">
+                  <pic:nvPicPr>
+                    <pic:cNvPr id="61" name="Picture 61"/>
+                    <pic:cNvPicPr/>
+                  </pic:nvPicPr>
+                  <pic:blipFill>
+                    <a:blip r:embed="rId65" cstate="print">
+                      <a:extLst>
+                        <a:ext uri="{28A0092B-C50C-407E-A947-70E740481C1C}">
+                          <a14:useLocalDpi xmlns:a14="http://schemas.microsoft.com/office/drawing/2010/main" val="0"/>
+                        </a:ext>
+                      </a:extLst>
+                    </a:blip>
+                    <a:stretch>
+                      <a:fillRect/>
+                    </a:stretch>
+                  </pic:blipFill>
+                  <pic:spPr>
+                    <a:xfrm>
+                      <a:off x="0" y="0"/>
+                      <a:ext cx="4158099" cy="3118575"/>
+                    </a:xfrm>
+                    <a:prstGeom prst="rect">
+                      <a:avLst/>
+                    </a:prstGeom>
+                  </pic:spPr>
+                </pic:pic>
+              </a:graphicData>
+            </a:graphic>
+          </wp:inline>
+        </w:drawing>
+      </w:r>
+    </w:p>
+    <w:p>
+      <w:r>
+        <w:rPr>
+          <w:noProof/>
+        </w:rPr>
+        <w:drawing>
+          <wp:inline distT="0" distB="0" distL="0" distR="0" wp14:anchorId="625FD776" wp14:editId="09055E01">
+            <wp:extent cx="3710354" cy="2782766"/>
+            <wp:effectExtent l="0" t="0" r="4445" b="0"/>
+            <wp:docPr id="75" name="Picture 75"/>
+            <wp:cNvGraphicFramePr>
+              <a:graphicFrameLocks xmlns:a="http://schemas.openxmlformats.org/drawingml/2006/main" noChangeAspect="1"/>
+            </wp:cNvGraphicFramePr>
+            <a:graphic xmlns:a="http://schemas.openxmlformats.org/drawingml/2006/main">
+              <a:graphicData uri="http://schemas.openxmlformats.org/drawingml/2006/picture">
+                <pic:pic xmlns:pic="http://schemas.openxmlformats.org/drawingml/2006/picture">
+                  <pic:nvPicPr>
+                    <pic:cNvPr id="75" name="Picture 75"/>
+                    <pic:cNvPicPr/>
+                  </pic:nvPicPr>
+                  <pic:blipFill>
+                    <a:blip r:embed="rId66" cstate="print">
+                      <a:extLst>
+                        <a:ext uri="{28A0092B-C50C-407E-A947-70E740481C1C}">
+                          <a14:useLocalDpi xmlns:a14="http://schemas.microsoft.com/office/drawing/2010/main" val="0"/>
+                        </a:ext>
+                      </a:extLst>
+                    </a:blip>
+                    <a:stretch>
+                      <a:fillRect/>
+                    </a:stretch>
+                  </pic:blipFill>
+                  <pic:spPr>
+                    <a:xfrm>
+                      <a:off x="0" y="0"/>
+                      <a:ext cx="3716830" cy="2787623"/>
+                    </a:xfrm>
+                    <a:prstGeom prst="rect">
+                      <a:avLst/>
+                    </a:prstGeom>
+                  </pic:spPr>
+                </pic:pic>
+              </a:graphicData>
+            </a:graphic>
+          </wp:inline>
+        </w:drawing>
+      </w:r>
+      <w:r>
+        <w:br w:type="page"/>
+      </w:r>
+    </w:p>
+    <w:p>
+      <w:r>
+        <w:lastRenderedPageBreak/>
+        <w:t xml:space="preserve">Figure </w:t>
+      </w:r>
+      <w:r>
+        <w:t>8.1</w:t>
+      </w:r>
+      <w:r>
+        <w:t>. Projected distributions of WCNPO striped marlin female spawning biomass in 202</w:t>
+      </w:r>
+      <w:r>
+        <w:t>5</w:t>
+      </w:r>
+      <w:r>
+        <w:t xml:space="preserve">-27 </w:t>
+      </w:r>
+      <w:r>
+        <w:t xml:space="preserve">(panels a-c) </w:t>
+      </w:r>
+      <w:r>
+        <w:t>and 2034</w:t>
+      </w:r>
+      <w:r>
+        <w:t xml:space="preserve"> (panel d)</w:t>
+      </w:r>
+      <w:r>
+        <w:t xml:space="preserve"> </w:t>
+      </w:r>
+      <w:r>
+        <w:rPr>
+          <w:u w:val="single"/>
+        </w:rPr>
+        <w:t>under scenario 1 with no carryover catch</w:t>
+      </w:r>
+      <w:r>
+        <w:t xml:space="preserve"> and </w:t>
+      </w:r>
+      <w:r>
+        <w:t>with rebuilding target (green solid line), median spawning biomass and fitted densities (red curve).</w:t>
+      </w:r>
+    </w:p>
+    <w:p>
+      <w:r>
+        <w:t>(a)</w:t>
+      </w:r>
+      <w:r>
+        <w:tab/>
+      </w:r>
+      <w:r>
+        <w:tab/>
+      </w:r>
+      <w:r>
+        <w:tab/>
+      </w:r>
+      <w:r>
+        <w:tab/>
+      </w:r>
+      <w:r>
+        <w:tab/>
+      </w:r>
+      <w:r>
+        <w:tab/>
+      </w:r>
+      <w:r>
+        <w:tab/>
+        <w:t>(b)</w:t>
+      </w:r>
+    </w:p>
+    <w:p>
+      <w:r>
+        <w:rPr>
+          <w:noProof/>
+        </w:rPr>
+        <w:drawing>
+          <wp:inline distT="0" distB="0" distL="0" distR="0" wp14:anchorId="4218A566" wp14:editId="66AF70A3">
+            <wp:extent cx="2620108" cy="1965081"/>
+            <wp:effectExtent l="0" t="0" r="8890" b="0"/>
+            <wp:docPr id="76" name="Picture 76"/>
+            <wp:cNvGraphicFramePr>
+              <a:graphicFrameLocks xmlns:a="http://schemas.openxmlformats.org/drawingml/2006/main" noChangeAspect="1"/>
+            </wp:cNvGraphicFramePr>
+            <a:graphic xmlns:a="http://schemas.openxmlformats.org/drawingml/2006/main">
+              <a:graphicData uri="http://schemas.openxmlformats.org/drawingml/2006/picture">
+                <pic:pic xmlns:pic="http://schemas.openxmlformats.org/drawingml/2006/picture">
+                  <pic:nvPicPr>
+                    <pic:cNvPr id="76" name="Picture 76"/>
+                    <pic:cNvPicPr/>
+                  </pic:nvPicPr>
+                  <pic:blipFill>
+                    <a:blip r:embed="rId67" cstate="print">
+                      <a:extLst>
+                        <a:ext uri="{28A0092B-C50C-407E-A947-70E740481C1C}">
+                          <a14:useLocalDpi xmlns:a14="http://schemas.microsoft.com/office/drawing/2010/main" val="0"/>
+                        </a:ext>
+                      </a:extLst>
+                    </a:blip>
+                    <a:stretch>
+                      <a:fillRect/>
+                    </a:stretch>
+                  </pic:blipFill>
+                  <pic:spPr>
+                    <a:xfrm>
+                      <a:off x="0" y="0"/>
+                      <a:ext cx="2633589" cy="1975192"/>
+                    </a:xfrm>
+                    <a:prstGeom prst="rect">
+                      <a:avLst/>
+                    </a:prstGeom>
+                  </pic:spPr>
+                </pic:pic>
+              </a:graphicData>
+            </a:graphic>
+          </wp:inline>
+        </w:drawing>
+      </w:r>
+      <w:r>
+        <w:rPr>
+          <w:noProof/>
+        </w:rPr>
+        <w:drawing>
+          <wp:inline distT="0" distB="0" distL="0" distR="0" wp14:anchorId="6189FCA8" wp14:editId="3CEC260A">
+            <wp:extent cx="2743200" cy="2057400"/>
+            <wp:effectExtent l="0" t="0" r="0" b="0"/>
+            <wp:docPr id="80" name="Picture 80"/>
+            <wp:cNvGraphicFramePr>
+              <a:graphicFrameLocks xmlns:a="http://schemas.openxmlformats.org/drawingml/2006/main" noChangeAspect="1"/>
+            </wp:cNvGraphicFramePr>
+            <a:graphic xmlns:a="http://schemas.openxmlformats.org/drawingml/2006/main">
+              <a:graphicData uri="http://schemas.openxmlformats.org/drawingml/2006/picture">
+                <pic:pic xmlns:pic="http://schemas.openxmlformats.org/drawingml/2006/picture">
+                  <pic:nvPicPr>
+                    <pic:cNvPr id="80" name="Picture 80"/>
+                    <pic:cNvPicPr/>
+                  </pic:nvPicPr>
+                  <pic:blipFill>
+                    <a:blip r:embed="rId68" cstate="print">
+                      <a:extLst>
+                        <a:ext uri="{28A0092B-C50C-407E-A947-70E740481C1C}">
+                          <a14:useLocalDpi xmlns:a14="http://schemas.microsoft.com/office/drawing/2010/main" val="0"/>
+                        </a:ext>
+                      </a:extLst>
+                    </a:blip>
+                    <a:stretch>
+                      <a:fillRect/>
+                    </a:stretch>
+                  </pic:blipFill>
+                  <pic:spPr>
+                    <a:xfrm>
+                      <a:off x="0" y="0"/>
+                      <a:ext cx="2757395" cy="2068046"/>
+                    </a:xfrm>
+                    <a:prstGeom prst="rect">
+                      <a:avLst/>
+                    </a:prstGeom>
+                  </pic:spPr>
+                </pic:pic>
+              </a:graphicData>
+            </a:graphic>
+          </wp:inline>
+        </w:drawing>
+      </w:r>
+    </w:p>
+    <w:p>
+      <w:r>
+        <w:t>(c)</w:t>
+      </w:r>
+      <w:r>
+        <w:tab/>
+      </w:r>
+      <w:r>
+        <w:tab/>
+      </w:r>
+      <w:r>
+        <w:tab/>
+      </w:r>
+      <w:r>
+        <w:tab/>
+      </w:r>
+      <w:r>
+        <w:tab/>
+      </w:r>
+      <w:r>
+        <w:tab/>
+      </w:r>
+      <w:r>
+        <w:tab/>
+        <w:t>(d)</w:t>
+      </w:r>
+    </w:p>
+    <w:p>
+      <w:r>
+        <w:rPr>
+          <w:noProof/>
+        </w:rPr>
+        <w:drawing>
+          <wp:inline distT="0" distB="0" distL="0" distR="0" wp14:anchorId="27C8D7D6" wp14:editId="23BD872E">
+            <wp:extent cx="2409092" cy="1806819"/>
+            <wp:effectExtent l="0" t="0" r="0" b="3175"/>
+            <wp:docPr id="81" name="Picture 81"/>
+            <wp:cNvGraphicFramePr>
+              <a:graphicFrameLocks xmlns:a="http://schemas.openxmlformats.org/drawingml/2006/main" noChangeAspect="1"/>
+            </wp:cNvGraphicFramePr>
+            <a:graphic xmlns:a="http://schemas.openxmlformats.org/drawingml/2006/main">
+              <a:graphicData uri="http://schemas.openxmlformats.org/drawingml/2006/picture">
+                <pic:pic xmlns:pic="http://schemas.openxmlformats.org/drawingml/2006/picture">
+                  <pic:nvPicPr>
+                    <pic:cNvPr id="81" name="Picture 81"/>
+                    <pic:cNvPicPr/>
+                  </pic:nvPicPr>
+                  <pic:blipFill>
+                    <a:blip r:embed="rId69" cstate="print">
+                      <a:extLst>
+                        <a:ext uri="{28A0092B-C50C-407E-A947-70E740481C1C}">
+                          <a14:useLocalDpi xmlns:a14="http://schemas.microsoft.com/office/drawing/2010/main" val="0"/>
+                        </a:ext>
+                      </a:extLst>
+                    </a:blip>
+                    <a:stretch>
+                      <a:fillRect/>
+                    </a:stretch>
+                  </pic:blipFill>
+                  <pic:spPr>
+                    <a:xfrm>
+                      <a:off x="0" y="0"/>
+                      <a:ext cx="2419738" cy="1814804"/>
+                    </a:xfrm>
+                    <a:prstGeom prst="rect">
+                      <a:avLst/>
+                    </a:prstGeom>
+                  </pic:spPr>
+                </pic:pic>
+              </a:graphicData>
+            </a:graphic>
+          </wp:inline>
+        </w:drawing>
+      </w:r>
+      <w:r>
+        <w:rPr>
+          <w:noProof/>
+        </w:rPr>
+        <w:drawing>
+          <wp:inline distT="0" distB="0" distL="0" distR="0" wp14:anchorId="0625DB28" wp14:editId="2A2195FB">
+            <wp:extent cx="2408555" cy="1806416"/>
+            <wp:effectExtent l="0" t="0" r="0" b="3810"/>
+            <wp:docPr id="82" name="Picture 82"/>
+            <wp:cNvGraphicFramePr>
+              <a:graphicFrameLocks xmlns:a="http://schemas.openxmlformats.org/drawingml/2006/main" noChangeAspect="1"/>
+            </wp:cNvGraphicFramePr>
+            <a:graphic xmlns:a="http://schemas.openxmlformats.org/drawingml/2006/main">
+              <a:graphicData uri="http://schemas.openxmlformats.org/drawingml/2006/picture">
+                <pic:pic xmlns:pic="http://schemas.openxmlformats.org/drawingml/2006/picture">
+                  <pic:nvPicPr>
+                    <pic:cNvPr id="82" name="Picture 82"/>
+                    <pic:cNvPicPr/>
+                  </pic:nvPicPr>
+                  <pic:blipFill>
+                    <a:blip r:embed="rId70" cstate="print">
+                      <a:extLst>
+                        <a:ext uri="{28A0092B-C50C-407E-A947-70E740481C1C}">
+                          <a14:useLocalDpi xmlns:a14="http://schemas.microsoft.com/office/drawing/2010/main" val="0"/>
+                        </a:ext>
+                      </a:extLst>
+                    </a:blip>
+                    <a:stretch>
+                      <a:fillRect/>
+                    </a:stretch>
+                  </pic:blipFill>
+                  <pic:spPr>
+                    <a:xfrm>
+                      <a:off x="0" y="0"/>
+                      <a:ext cx="2415059" cy="1811294"/>
+                    </a:xfrm>
+                    <a:prstGeom prst="rect">
+                      <a:avLst/>
+                    </a:prstGeom>
+                  </pic:spPr>
+                </pic:pic>
+              </a:graphicData>
+            </a:graphic>
+          </wp:inline>
+        </w:drawing>
+      </w:r>
+    </w:p>
+    <w:p>
+      <w:r>
+        <w:br w:type="page"/>
+      </w:r>
+    </w:p>
+    <w:p>
+      <w:r>
+        <w:lastRenderedPageBreak/>
+        <w:t>Figure 8.</w:t>
+      </w:r>
+      <w:r>
+        <w:t>2</w:t>
+      </w:r>
+      <w:r>
+        <w:t xml:space="preserve">. Projected distributions of WCNPO striped marlin female spawning biomass in 2025-27 (panels a-c) and 2034 (panel d) </w:t>
+      </w:r>
+      <w:r>
+        <w:rPr>
+          <w:u w:val="single"/>
+        </w:rPr>
+        <w:t xml:space="preserve">under scenario </w:t>
+      </w:r>
+      <w:r>
+        <w:rPr>
+          <w:u w:val="single"/>
+        </w:rPr>
+        <w:t>2</w:t>
+      </w:r>
+      <w:r>
+        <w:rPr>
+          <w:u w:val="single"/>
+        </w:rPr>
+        <w:t xml:space="preserve"> with </w:t>
+      </w:r>
+      <w:r>
+        <w:rPr>
+          <w:u w:val="single"/>
+        </w:rPr>
+        <w:t>825 mt of</w:t>
+      </w:r>
+      <w:r>
+        <w:rPr>
+          <w:u w:val="single"/>
+        </w:rPr>
+        <w:t xml:space="preserve"> carryover catch</w:t>
+      </w:r>
+      <w:r>
+        <w:rPr>
+          <w:u w:val="single"/>
+        </w:rPr>
+        <w:t xml:space="preserve"> in 2025</w:t>
+      </w:r>
+      <w:r>
+        <w:t xml:space="preserve"> and with rebuilding target (green solid line), median spawning biomass and fitted densities (red curve).</w:t>
+      </w:r>
+    </w:p>
+    <w:p>
+      <w:r>
+        <w:t>(a)</w:t>
+      </w:r>
+      <w:r>
+        <w:tab/>
+      </w:r>
+      <w:r>
+        <w:tab/>
+      </w:r>
+      <w:r>
+        <w:tab/>
+      </w:r>
+      <w:r>
+        <w:tab/>
+      </w:r>
+      <w:r>
+        <w:tab/>
+      </w:r>
+      <w:r>
+        <w:tab/>
+      </w:r>
+      <w:r>
+        <w:tab/>
+        <w:t>(b)</w:t>
+      </w:r>
+    </w:p>
+    <w:p>
+      <w:r>
+        <w:rPr>
+          <w:noProof/>
+        </w:rPr>
+        <w:drawing>
+          <wp:inline distT="0" distB="0" distL="0" distR="0" wp14:anchorId="2260D6A8" wp14:editId="0EAA940A">
+            <wp:extent cx="2620108" cy="1965081"/>
+            <wp:effectExtent l="0" t="0" r="8890" b="0"/>
+            <wp:docPr id="83" name="Picture 83"/>
+            <wp:cNvGraphicFramePr>
+              <a:graphicFrameLocks xmlns:a="http://schemas.openxmlformats.org/drawingml/2006/main" noChangeAspect="1"/>
+            </wp:cNvGraphicFramePr>
+            <a:graphic xmlns:a="http://schemas.openxmlformats.org/drawingml/2006/main">
+              <a:graphicData uri="http://schemas.openxmlformats.org/drawingml/2006/picture">
+                <pic:pic xmlns:pic="http://schemas.openxmlformats.org/drawingml/2006/picture">
+                  <pic:nvPicPr>
+                    <pic:cNvPr id="83" name="Picture 83"/>
+                    <pic:cNvPicPr/>
+                  </pic:nvPicPr>
+                  <pic:blipFill>
+                    <a:blip r:embed="rId71" cstate="print">
+                      <a:extLst>
+                        <a:ext uri="{28A0092B-C50C-407E-A947-70E740481C1C}">
+                          <a14:useLocalDpi xmlns:a14="http://schemas.microsoft.com/office/drawing/2010/main" val="0"/>
+                        </a:ext>
+                      </a:extLst>
+                    </a:blip>
+                    <a:stretch>
+                      <a:fillRect/>
+                    </a:stretch>
+                  </pic:blipFill>
+                  <pic:spPr>
+                    <a:xfrm>
+                      <a:off x="0" y="0"/>
+                      <a:ext cx="2624489" cy="1968367"/>
+                    </a:xfrm>
+                    <a:prstGeom prst="rect">
+                      <a:avLst/>
+                    </a:prstGeom>
+                  </pic:spPr>
+                </pic:pic>
+              </a:graphicData>
+            </a:graphic>
+          </wp:inline>
+        </w:drawing>
+      </w:r>
+      <w:r>
+        <w:rPr>
+          <w:noProof/>
+        </w:rPr>
+        <w:drawing>
+          <wp:inline distT="0" distB="0" distL="0" distR="0" wp14:anchorId="29F1A9E9" wp14:editId="43F12E7E">
+            <wp:extent cx="2567354" cy="1925516"/>
+            <wp:effectExtent l="0" t="0" r="4445" b="0"/>
+            <wp:docPr id="104" name="Picture 104"/>
+            <wp:cNvGraphicFramePr>
+              <a:graphicFrameLocks xmlns:a="http://schemas.openxmlformats.org/drawingml/2006/main" noChangeAspect="1"/>
+            </wp:cNvGraphicFramePr>
+            <a:graphic xmlns:a="http://schemas.openxmlformats.org/drawingml/2006/main">
+              <a:graphicData uri="http://schemas.openxmlformats.org/drawingml/2006/picture">
+                <pic:pic xmlns:pic="http://schemas.openxmlformats.org/drawingml/2006/picture">
+                  <pic:nvPicPr>
+                    <pic:cNvPr id="104" name="Picture 104"/>
+                    <pic:cNvPicPr/>
+                  </pic:nvPicPr>
+                  <pic:blipFill>
+                    <a:blip r:embed="rId72" cstate="print">
+                      <a:extLst>
+                        <a:ext uri="{28A0092B-C50C-407E-A947-70E740481C1C}">
+                          <a14:useLocalDpi xmlns:a14="http://schemas.microsoft.com/office/drawing/2010/main" val="0"/>
+                        </a:ext>
+                      </a:extLst>
+                    </a:blip>
+                    <a:stretch>
+                      <a:fillRect/>
+                    </a:stretch>
+                  </pic:blipFill>
+                  <pic:spPr>
+                    <a:xfrm>
+                      <a:off x="0" y="0"/>
+                      <a:ext cx="2579902" cy="1934927"/>
+                    </a:xfrm>
+                    <a:prstGeom prst="rect">
+                      <a:avLst/>
+                    </a:prstGeom>
+                  </pic:spPr>
+                </pic:pic>
+              </a:graphicData>
+            </a:graphic>
+          </wp:inline>
+        </w:drawing>
+      </w:r>
+    </w:p>
+    <w:p>
+      <w:r>
+        <w:t>(c)</w:t>
+      </w:r>
+      <w:r>
+        <w:tab/>
+      </w:r>
+      <w:r>
+        <w:tab/>
+      </w:r>
+      <w:r>
+        <w:tab/>
+      </w:r>
+      <w:r>
+        <w:tab/>
+      </w:r>
+      <w:r>
+        <w:tab/>
+      </w:r>
+      <w:r>
+        <w:tab/>
+      </w:r>
+      <w:r>
+        <w:tab/>
+        <w:t>(d)</w:t>
+      </w:r>
+    </w:p>
+    <w:p>
+      <w:r>
+        <w:rPr>
+          <w:noProof/>
+        </w:rPr>
+        <w:drawing>
+          <wp:inline distT="0" distB="0" distL="0" distR="0" wp14:anchorId="5F46B492" wp14:editId="51C8A56D">
+            <wp:extent cx="2409092" cy="1806819"/>
+            <wp:effectExtent l="0" t="0" r="0" b="3175"/>
+            <wp:docPr id="105" name="Picture 105"/>
+            <wp:cNvGraphicFramePr>
+              <a:graphicFrameLocks xmlns:a="http://schemas.openxmlformats.org/drawingml/2006/main" noChangeAspect="1"/>
+            </wp:cNvGraphicFramePr>
+            <a:graphic xmlns:a="http://schemas.openxmlformats.org/drawingml/2006/main">
+              <a:graphicData uri="http://schemas.openxmlformats.org/drawingml/2006/picture">
+                <pic:pic xmlns:pic="http://schemas.openxmlformats.org/drawingml/2006/picture">
+                  <pic:nvPicPr>
+                    <pic:cNvPr id="105" name="Picture 105"/>
+                    <pic:cNvPicPr/>
+                  </pic:nvPicPr>
+                  <pic:blipFill>
+                    <a:blip r:embed="rId73" cstate="print">
+                      <a:extLst>
+                        <a:ext uri="{28A0092B-C50C-407E-A947-70E740481C1C}">
+                          <a14:useLocalDpi xmlns:a14="http://schemas.microsoft.com/office/drawing/2010/main" val="0"/>
+                        </a:ext>
+                      </a:extLst>
+                    </a:blip>
+                    <a:stretch>
+                      <a:fillRect/>
+                    </a:stretch>
+                  </pic:blipFill>
+                  <pic:spPr>
+                    <a:xfrm>
+                      <a:off x="0" y="0"/>
+                      <a:ext cx="2416324" cy="1812243"/>
+                    </a:xfrm>
+                    <a:prstGeom prst="rect">
+                      <a:avLst/>
+                    </a:prstGeom>
+                  </pic:spPr>
+                </pic:pic>
+              </a:graphicData>
+            </a:graphic>
+          </wp:inline>
+        </w:drawing>
+      </w:r>
+      <w:r>
+        <w:rPr>
+          <w:noProof/>
+        </w:rPr>
+        <w:drawing>
+          <wp:inline distT="0" distB="0" distL="0" distR="0" wp14:anchorId="600E0D3F" wp14:editId="5D7A258A">
+            <wp:extent cx="2901462" cy="2176096"/>
+            <wp:effectExtent l="0" t="0" r="0" b="0"/>
+            <wp:docPr id="106" name="Picture 106"/>
+            <wp:cNvGraphicFramePr>
+              <a:graphicFrameLocks xmlns:a="http://schemas.openxmlformats.org/drawingml/2006/main" noChangeAspect="1"/>
+            </wp:cNvGraphicFramePr>
+            <a:graphic xmlns:a="http://schemas.openxmlformats.org/drawingml/2006/main">
+              <a:graphicData uri="http://schemas.openxmlformats.org/drawingml/2006/picture">
+                <pic:pic xmlns:pic="http://schemas.openxmlformats.org/drawingml/2006/picture">
+                  <pic:nvPicPr>
+                    <pic:cNvPr id="106" name="Picture 106"/>
+                    <pic:cNvPicPr/>
+                  </pic:nvPicPr>
+                  <pic:blipFill>
+                    <a:blip r:embed="rId74" cstate="print">
+                      <a:extLst>
+                        <a:ext uri="{28A0092B-C50C-407E-A947-70E740481C1C}">
+                          <a14:useLocalDpi xmlns:a14="http://schemas.microsoft.com/office/drawing/2010/main" val="0"/>
+                        </a:ext>
+                      </a:extLst>
+                    </a:blip>
+                    <a:stretch>
+                      <a:fillRect/>
+                    </a:stretch>
+                  </pic:blipFill>
+                  <pic:spPr>
+                    <a:xfrm>
+                      <a:off x="0" y="0"/>
+                      <a:ext cx="2911745" cy="2183808"/>
+                    </a:xfrm>
+                    <a:prstGeom prst="rect">
+                      <a:avLst/>
+                    </a:prstGeom>
+                  </pic:spPr>
+                </pic:pic>
+              </a:graphicData>
+            </a:graphic>
+          </wp:inline>
+        </w:drawing>
+      </w:r>
+    </w:p>
+    <w:p>
+      <w:r>
+        <w:br w:type="page"/>
+      </w:r>
+    </w:p>
+    <w:p>
+      <w:r>
+        <w:lastRenderedPageBreak/>
+        <w:t>Figure 8.</w:t>
+      </w:r>
+      <w:r>
+        <w:t>3</w:t>
+      </w:r>
+      <w:r>
+        <w:t xml:space="preserve">. Projected distributions of WCNPO striped marlin female spawning biomass in 2025-27 (panels a-c) and 2034 (panel d) </w:t>
+      </w:r>
+      <w:r>
+        <w:rPr>
+          <w:u w:val="single"/>
+        </w:rPr>
+        <w:t xml:space="preserve">under scenario </w:t>
+      </w:r>
+      <w:r>
+        <w:rPr>
+          <w:u w:val="single"/>
+        </w:rPr>
+        <w:t>3</w:t>
+      </w:r>
+      <w:r>
+        <w:rPr>
+          <w:u w:val="single"/>
+        </w:rPr>
+        <w:t xml:space="preserve"> with </w:t>
+      </w:r>
+      <w:r>
+        <w:rPr>
+          <w:u w:val="single"/>
+        </w:rPr>
+        <w:t>825 mt of</w:t>
+      </w:r>
+      <w:r>
+        <w:rPr>
+          <w:u w:val="single"/>
+        </w:rPr>
+        <w:t xml:space="preserve"> </w:t>
+      </w:r>
+      <w:r>
+        <w:rPr>
+          <w:u w:val="single"/>
+        </w:rPr>
+        <w:t xml:space="preserve">annual </w:t>
+      </w:r>
+      <w:r>
+        <w:rPr>
+          <w:u w:val="single"/>
+        </w:rPr>
+        <w:t>carryover catch</w:t>
+      </w:r>
+      <w:r>
+        <w:rPr>
+          <w:u w:val="single"/>
+        </w:rPr>
+        <w:t xml:space="preserve"> in 2025</w:t>
+      </w:r>
+      <w:r>
+        <w:rPr>
+          <w:u w:val="single"/>
+        </w:rPr>
+        <w:t>-2026</w:t>
+      </w:r>
+      <w:r>
+        <w:t xml:space="preserve"> and with rebuilding target (green solid line), median spawning biomass and fitted densities (red curve).</w:t>
+      </w:r>
+    </w:p>
+    <w:p>
+      <w:r>
+        <w:t>(a)</w:t>
+      </w:r>
+      <w:r>
+        <w:tab/>
+      </w:r>
+      <w:r>
+        <w:tab/>
+      </w:r>
+      <w:r>
+        <w:tab/>
+      </w:r>
+      <w:r>
+        <w:tab/>
+      </w:r>
+      <w:r>
+        <w:tab/>
+      </w:r>
+      <w:r>
+        <w:tab/>
+      </w:r>
+      <w:r>
+        <w:tab/>
+        <w:t>(b)</w:t>
+      </w:r>
+    </w:p>
+    <w:p>
+      <w:r>
+        <w:rPr>
+          <w:noProof/>
+        </w:rPr>
+        <w:drawing>
+          <wp:inline distT="0" distB="0" distL="0" distR="0" wp14:anchorId="11AC348C" wp14:editId="60018EE7">
+            <wp:extent cx="2690446" cy="2017835"/>
+            <wp:effectExtent l="0" t="0" r="0" b="1905"/>
+            <wp:docPr id="107" name="Picture 107"/>
+            <wp:cNvGraphicFramePr>
+              <a:graphicFrameLocks xmlns:a="http://schemas.openxmlformats.org/drawingml/2006/main" noChangeAspect="1"/>
+            </wp:cNvGraphicFramePr>
+            <a:graphic xmlns:a="http://schemas.openxmlformats.org/drawingml/2006/main">
+              <a:graphicData uri="http://schemas.openxmlformats.org/drawingml/2006/picture">
+                <pic:pic xmlns:pic="http://schemas.openxmlformats.org/drawingml/2006/picture">
+                  <pic:nvPicPr>
+                    <pic:cNvPr id="107" name="Picture 107"/>
+                    <pic:cNvPicPr/>
+                  </pic:nvPicPr>
+                  <pic:blipFill>
+                    <a:blip r:embed="rId75" cstate="print">
+                      <a:extLst>
+                        <a:ext uri="{28A0092B-C50C-407E-A947-70E740481C1C}">
+                          <a14:useLocalDpi xmlns:a14="http://schemas.microsoft.com/office/drawing/2010/main" val="0"/>
+                        </a:ext>
+                      </a:extLst>
+                    </a:blip>
+                    <a:stretch>
+                      <a:fillRect/>
+                    </a:stretch>
+                  </pic:blipFill>
+                  <pic:spPr>
+                    <a:xfrm>
+                      <a:off x="0" y="0"/>
+                      <a:ext cx="2697171" cy="2022879"/>
+                    </a:xfrm>
+                    <a:prstGeom prst="rect">
+                      <a:avLst/>
+                    </a:prstGeom>
+                  </pic:spPr>
+                </pic:pic>
+              </a:graphicData>
+            </a:graphic>
+          </wp:inline>
+        </w:drawing>
+      </w:r>
+      <w:r>
+        <w:rPr>
+          <w:noProof/>
+        </w:rPr>
+        <w:drawing>
+          <wp:inline distT="0" distB="0" distL="0" distR="0" wp14:anchorId="5211394C" wp14:editId="25496481">
+            <wp:extent cx="2883877" cy="2162908"/>
+            <wp:effectExtent l="0" t="0" r="0" b="8890"/>
+            <wp:docPr id="108" name="Picture 108"/>
+            <wp:cNvGraphicFramePr>
+              <a:graphicFrameLocks xmlns:a="http://schemas.openxmlformats.org/drawingml/2006/main" noChangeAspect="1"/>
+            </wp:cNvGraphicFramePr>
+            <a:graphic xmlns:a="http://schemas.openxmlformats.org/drawingml/2006/main">
+              <a:graphicData uri="http://schemas.openxmlformats.org/drawingml/2006/picture">
+                <pic:pic xmlns:pic="http://schemas.openxmlformats.org/drawingml/2006/picture">
+                  <pic:nvPicPr>
+                    <pic:cNvPr id="108" name="Picture 108"/>
+                    <pic:cNvPicPr/>
+                  </pic:nvPicPr>
+                  <pic:blipFill>
+                    <a:blip r:embed="rId76" cstate="print">
+                      <a:extLst>
+                        <a:ext uri="{28A0092B-C50C-407E-A947-70E740481C1C}">
+                          <a14:useLocalDpi xmlns:a14="http://schemas.microsoft.com/office/drawing/2010/main" val="0"/>
+                        </a:ext>
+                      </a:extLst>
+                    </a:blip>
+                    <a:stretch>
+                      <a:fillRect/>
+                    </a:stretch>
+                  </pic:blipFill>
+                  <pic:spPr>
+                    <a:xfrm>
+                      <a:off x="0" y="0"/>
+                      <a:ext cx="2889646" cy="2167235"/>
+                    </a:xfrm>
+                    <a:prstGeom prst="rect">
+                      <a:avLst/>
+                    </a:prstGeom>
+                  </pic:spPr>
+                </pic:pic>
+              </a:graphicData>
+            </a:graphic>
+          </wp:inline>
+        </w:drawing>
+      </w:r>
+    </w:p>
+    <w:p>
+      <w:r>
+        <w:t>(c)</w:t>
+      </w:r>
+      <w:r>
+        <w:tab/>
+      </w:r>
+      <w:r>
+        <w:tab/>
+      </w:r>
+      <w:r>
+        <w:tab/>
+      </w:r>
+      <w:r>
+        <w:tab/>
+      </w:r>
+      <w:r>
+        <w:tab/>
+      </w:r>
+      <w:r>
+        <w:tab/>
+      </w:r>
+      <w:r>
+        <w:tab/>
+        <w:t>(d)</w:t>
+      </w:r>
+    </w:p>
+    <w:p>
+      <w:r>
+        <w:rPr>
+          <w:noProof/>
+        </w:rPr>
+        <w:drawing>
+          <wp:inline distT="0" distB="0" distL="0" distR="0" wp14:anchorId="74E00DE9" wp14:editId="0A0D62F0">
+            <wp:extent cx="2743200" cy="2057400"/>
+            <wp:effectExtent l="0" t="0" r="0" b="0"/>
+            <wp:docPr id="109" name="Picture 109"/>
+            <wp:cNvGraphicFramePr>
+              <a:graphicFrameLocks xmlns:a="http://schemas.openxmlformats.org/drawingml/2006/main" noChangeAspect="1"/>
+            </wp:cNvGraphicFramePr>
+            <a:graphic xmlns:a="http://schemas.openxmlformats.org/drawingml/2006/main">
+              <a:graphicData uri="http://schemas.openxmlformats.org/drawingml/2006/picture">
+                <pic:pic xmlns:pic="http://schemas.openxmlformats.org/drawingml/2006/picture">
+                  <pic:nvPicPr>
+                    <pic:cNvPr id="109" name="Picture 109"/>
+                    <pic:cNvPicPr/>
+                  </pic:nvPicPr>
+                  <pic:blipFill>
+                    <a:blip r:embed="rId77" cstate="print">
+                      <a:extLst>
+                        <a:ext uri="{28A0092B-C50C-407E-A947-70E740481C1C}">
+                          <a14:useLocalDpi xmlns:a14="http://schemas.microsoft.com/office/drawing/2010/main" val="0"/>
+                        </a:ext>
+                      </a:extLst>
+                    </a:blip>
+                    <a:stretch>
+                      <a:fillRect/>
+                    </a:stretch>
+                  </pic:blipFill>
+                  <pic:spPr>
+                    <a:xfrm>
+                      <a:off x="0" y="0"/>
+                      <a:ext cx="2749459" cy="2062094"/>
+                    </a:xfrm>
+                    <a:prstGeom prst="rect">
+                      <a:avLst/>
+                    </a:prstGeom>
+                  </pic:spPr>
+                </pic:pic>
+              </a:graphicData>
+            </a:graphic>
+          </wp:inline>
+        </w:drawing>
+      </w:r>
+      <w:r>
+        <w:rPr>
+          <w:noProof/>
+        </w:rPr>
+        <w:drawing>
+          <wp:inline distT="0" distB="0" distL="0" distR="0" wp14:anchorId="48213AA7" wp14:editId="444C4745">
+            <wp:extent cx="2836987" cy="2127739"/>
+            <wp:effectExtent l="0" t="0" r="1905" b="6350"/>
+            <wp:docPr id="110" name="Picture 110"/>
+            <wp:cNvGraphicFramePr>
+              <a:graphicFrameLocks xmlns:a="http://schemas.openxmlformats.org/drawingml/2006/main" noChangeAspect="1"/>
+            </wp:cNvGraphicFramePr>
+            <a:graphic xmlns:a="http://schemas.openxmlformats.org/drawingml/2006/main">
+              <a:graphicData uri="http://schemas.openxmlformats.org/drawingml/2006/picture">
+                <pic:pic xmlns:pic="http://schemas.openxmlformats.org/drawingml/2006/picture">
+                  <pic:nvPicPr>
+                    <pic:cNvPr id="110" name="Picture 110"/>
+                    <pic:cNvPicPr/>
+                  </pic:nvPicPr>
+                  <pic:blipFill>
+                    <a:blip r:embed="rId78" cstate="print">
+                      <a:extLst>
+                        <a:ext uri="{28A0092B-C50C-407E-A947-70E740481C1C}">
+                          <a14:useLocalDpi xmlns:a14="http://schemas.microsoft.com/office/drawing/2010/main" val="0"/>
+                        </a:ext>
+                      </a:extLst>
+                    </a:blip>
+                    <a:stretch>
+                      <a:fillRect/>
+                    </a:stretch>
+                  </pic:blipFill>
+                  <pic:spPr>
+                    <a:xfrm>
+                      <a:off x="0" y="0"/>
+                      <a:ext cx="2844793" cy="2133593"/>
+                    </a:xfrm>
+                    <a:prstGeom prst="rect">
+                      <a:avLst/>
+                    </a:prstGeom>
+                  </pic:spPr>
+                </pic:pic>
+              </a:graphicData>
+            </a:graphic>
+          </wp:inline>
+        </w:drawing>
+      </w:r>
+      <w:r>
+        <w:br w:type="page"/>
+      </w:r>
+    </w:p>
+    <w:p>
+      <w:r>
+        <w:lastRenderedPageBreak/>
+        <w:t xml:space="preserve">Figure 9.1. Projected distributions of WCNPO striped marlin fishing mortality in 2025-27 (panels a-c) and 2034 (panel d) </w:t>
+      </w:r>
+      <w:r>
+        <w:rPr>
+          <w:u w:val="single"/>
+        </w:rPr>
+        <w:t xml:space="preserve">under scenario </w:t>
+      </w:r>
+      <w:r>
+        <w:rPr>
+          <w:u w:val="single"/>
+        </w:rPr>
+        <w:t>1</w:t>
+      </w:r>
+      <w:r>
+        <w:rPr>
+          <w:u w:val="single"/>
+        </w:rPr>
+        <w:t xml:space="preserve"> with </w:t>
+      </w:r>
+      <w:r>
+        <w:rPr>
+          <w:u w:val="single"/>
+        </w:rPr>
+        <w:t>no</w:t>
+      </w:r>
+      <w:r>
+        <w:rPr>
+          <w:u w:val="single"/>
+        </w:rPr>
+        <w:t xml:space="preserve"> carryover catch</w:t>
+      </w:r>
+      <w:r>
+        <w:t xml:space="preserve"> </w:t>
+      </w:r>
+      <w:r>
+        <w:t>and with median fishing mortality (dashed black line), fishing mortality limit (dark blue solid line) and fitted densities (red curve).</w:t>
+      </w:r>
+    </w:p>
+    <w:p>
+      <w:r>
+        <w:t>(a)</w:t>
+      </w:r>
+      <w:r>
+        <w:tab/>
+      </w:r>
+      <w:r>
+        <w:tab/>
+      </w:r>
+      <w:r>
+        <w:tab/>
+      </w:r>
+      <w:r>
+        <w:tab/>
+      </w:r>
+      <w:r>
+        <w:tab/>
+      </w:r>
+      <w:r>
+        <w:tab/>
+      </w:r>
+      <w:r>
+        <w:tab/>
+        <w:t>(b)</w:t>
+      </w:r>
+    </w:p>
+    <w:p>
+      <w:r>
+        <w:rPr>
+          <w:noProof/>
+        </w:rPr>
+        <w:drawing>
+          <wp:inline distT="0" distB="0" distL="0" distR="0" wp14:anchorId="580723B0" wp14:editId="7057D234">
+            <wp:extent cx="2778369" cy="2083777"/>
+            <wp:effectExtent l="0" t="0" r="3175" b="0"/>
+            <wp:docPr id="111" name="Picture 111"/>
+            <wp:cNvGraphicFramePr>
+              <a:graphicFrameLocks xmlns:a="http://schemas.openxmlformats.org/drawingml/2006/main" noChangeAspect="1"/>
+            </wp:cNvGraphicFramePr>
+            <a:graphic xmlns:a="http://schemas.openxmlformats.org/drawingml/2006/main">
+              <a:graphicData uri="http://schemas.openxmlformats.org/drawingml/2006/picture">
+                <pic:pic xmlns:pic="http://schemas.openxmlformats.org/drawingml/2006/picture">
+                  <pic:nvPicPr>
+                    <pic:cNvPr id="111" name="Picture 111"/>
+                    <pic:cNvPicPr/>
+                  </pic:nvPicPr>
+                  <pic:blipFill>
+                    <a:blip r:embed="rId79" cstate="print">
+                      <a:extLst>
+                        <a:ext uri="{28A0092B-C50C-407E-A947-70E740481C1C}">
+                          <a14:useLocalDpi xmlns:a14="http://schemas.microsoft.com/office/drawing/2010/main" val="0"/>
+                        </a:ext>
+                      </a:extLst>
+                    </a:blip>
+                    <a:stretch>
+                      <a:fillRect/>
+                    </a:stretch>
+                  </pic:blipFill>
+                  <pic:spPr>
+                    <a:xfrm>
+                      <a:off x="0" y="0"/>
+                      <a:ext cx="2787012" cy="2090259"/>
+                    </a:xfrm>
+                    <a:prstGeom prst="rect">
+                      <a:avLst/>
+                    </a:prstGeom>
+                  </pic:spPr>
+                </pic:pic>
+              </a:graphicData>
+            </a:graphic>
+          </wp:inline>
+        </w:drawing>
+      </w:r>
+      <w:r>
+        <w:rPr>
+          <w:noProof/>
+        </w:rPr>
+        <w:drawing>
+          <wp:inline distT="0" distB="0" distL="0" distR="0" wp14:anchorId="7B62FF28" wp14:editId="3EE10CAD">
+            <wp:extent cx="2672862" cy="2004647"/>
+            <wp:effectExtent l="0" t="0" r="0" b="0"/>
+            <wp:docPr id="112" name="Picture 112"/>
+            <wp:cNvGraphicFramePr>
+              <a:graphicFrameLocks xmlns:a="http://schemas.openxmlformats.org/drawingml/2006/main" noChangeAspect="1"/>
+            </wp:cNvGraphicFramePr>
+            <a:graphic xmlns:a="http://schemas.openxmlformats.org/drawingml/2006/main">
+              <a:graphicData uri="http://schemas.openxmlformats.org/drawingml/2006/picture">
+                <pic:pic xmlns:pic="http://schemas.openxmlformats.org/drawingml/2006/picture">
+                  <pic:nvPicPr>
+                    <pic:cNvPr id="112" name="Picture 112"/>
+                    <pic:cNvPicPr/>
+                  </pic:nvPicPr>
+                  <pic:blipFill>
+                    <a:blip r:embed="rId80" cstate="print">
+                      <a:extLst>
+                        <a:ext uri="{28A0092B-C50C-407E-A947-70E740481C1C}">
+                          <a14:useLocalDpi xmlns:a14="http://schemas.microsoft.com/office/drawing/2010/main" val="0"/>
+                        </a:ext>
+                      </a:extLst>
+                    </a:blip>
+                    <a:stretch>
+                      <a:fillRect/>
+                    </a:stretch>
+                  </pic:blipFill>
+                  <pic:spPr>
+                    <a:xfrm>
+                      <a:off x="0" y="0"/>
+                      <a:ext cx="2679667" cy="2009750"/>
+                    </a:xfrm>
+                    <a:prstGeom prst="rect">
+                      <a:avLst/>
+                    </a:prstGeom>
+                  </pic:spPr>
+                </pic:pic>
+              </a:graphicData>
+            </a:graphic>
+          </wp:inline>
+        </w:drawing>
+      </w:r>
+    </w:p>
+    <w:p>
+      <w:r>
+        <w:t>(c)</w:t>
+      </w:r>
+      <w:r>
+        <w:tab/>
+      </w:r>
+      <w:r>
+        <w:tab/>
+      </w:r>
+      <w:r>
+        <w:tab/>
+      </w:r>
+      <w:r>
+        <w:tab/>
+      </w:r>
+      <w:r>
+        <w:tab/>
+      </w:r>
+      <w:r>
+        <w:tab/>
+      </w:r>
+      <w:r>
+        <w:tab/>
+        <w:t>(d)</w:t>
+      </w:r>
+    </w:p>
+    <w:p>
+      <w:r>
+        <w:rPr>
+          <w:noProof/>
+        </w:rPr>
+        <w:drawing>
+          <wp:inline distT="0" distB="0" distL="0" distR="0" wp14:anchorId="436053CD" wp14:editId="3E962D24">
+            <wp:extent cx="2637692" cy="1978269"/>
+            <wp:effectExtent l="0" t="0" r="0" b="3175"/>
+            <wp:docPr id="113" name="Picture 113"/>
+            <wp:cNvGraphicFramePr>
+              <a:graphicFrameLocks xmlns:a="http://schemas.openxmlformats.org/drawingml/2006/main" noChangeAspect="1"/>
+            </wp:cNvGraphicFramePr>
+            <a:graphic xmlns:a="http://schemas.openxmlformats.org/drawingml/2006/main">
+              <a:graphicData uri="http://schemas.openxmlformats.org/drawingml/2006/picture">
+                <pic:pic xmlns:pic="http://schemas.openxmlformats.org/drawingml/2006/picture">
+                  <pic:nvPicPr>
+                    <pic:cNvPr id="113" name="Picture 113"/>
+                    <pic:cNvPicPr/>
+                  </pic:nvPicPr>
+                  <pic:blipFill>
+                    <a:blip r:embed="rId81" cstate="print">
+                      <a:extLst>
+                        <a:ext uri="{28A0092B-C50C-407E-A947-70E740481C1C}">
+                          <a14:useLocalDpi xmlns:a14="http://schemas.microsoft.com/office/drawing/2010/main" val="0"/>
+                        </a:ext>
+                      </a:extLst>
+                    </a:blip>
+                    <a:stretch>
+                      <a:fillRect/>
+                    </a:stretch>
+                  </pic:blipFill>
+                  <pic:spPr>
+                    <a:xfrm>
+                      <a:off x="0" y="0"/>
+                      <a:ext cx="2647354" cy="1985515"/>
+                    </a:xfrm>
+                    <a:prstGeom prst="rect">
+                      <a:avLst/>
+                    </a:prstGeom>
+                  </pic:spPr>
+                </pic:pic>
+              </a:graphicData>
+            </a:graphic>
+          </wp:inline>
+        </w:drawing>
+      </w:r>
+      <w:r>
+        <w:rPr>
+          <w:noProof/>
+        </w:rPr>
+        <w:drawing>
+          <wp:inline distT="0" distB="0" distL="0" distR="0" wp14:anchorId="49315B95" wp14:editId="13B594F4">
+            <wp:extent cx="2479431" cy="1859573"/>
+            <wp:effectExtent l="0" t="0" r="0" b="7620"/>
+            <wp:docPr id="114" name="Picture 114"/>
+            <wp:cNvGraphicFramePr>
+              <a:graphicFrameLocks xmlns:a="http://schemas.openxmlformats.org/drawingml/2006/main" noChangeAspect="1"/>
+            </wp:cNvGraphicFramePr>
+            <a:graphic xmlns:a="http://schemas.openxmlformats.org/drawingml/2006/main">
+              <a:graphicData uri="http://schemas.openxmlformats.org/drawingml/2006/picture">
+                <pic:pic xmlns:pic="http://schemas.openxmlformats.org/drawingml/2006/picture">
+                  <pic:nvPicPr>
+                    <pic:cNvPr id="114" name="Picture 114"/>
+                    <pic:cNvPicPr/>
+                  </pic:nvPicPr>
+                  <pic:blipFill>
+                    <a:blip r:embed="rId82" cstate="print">
+                      <a:extLst>
+                        <a:ext uri="{28A0092B-C50C-407E-A947-70E740481C1C}">
+                          <a14:useLocalDpi xmlns:a14="http://schemas.microsoft.com/office/drawing/2010/main" val="0"/>
+                        </a:ext>
+                      </a:extLst>
+                    </a:blip>
+                    <a:stretch>
+                      <a:fillRect/>
+                    </a:stretch>
+                  </pic:blipFill>
+                  <pic:spPr>
+                    <a:xfrm>
+                      <a:off x="0" y="0"/>
+                      <a:ext cx="2492541" cy="1869406"/>
+                    </a:xfrm>
+                    <a:prstGeom prst="rect">
+                      <a:avLst/>
+                    </a:prstGeom>
+                  </pic:spPr>
+                </pic:pic>
+              </a:graphicData>
+            </a:graphic>
+          </wp:inline>
+        </w:drawing>
+      </w:r>
+      <w:r>
+        <w:br w:type="page"/>
+      </w:r>
+    </w:p>
+    <w:p>
+      <w:r>
+        <w:lastRenderedPageBreak/>
+        <w:t>Figure 9.</w:t>
+      </w:r>
+      <w:r>
+        <w:t>2</w:t>
+      </w:r>
+      <w:r>
+        <w:t xml:space="preserve">. Projected distributions of WCNPO striped marlin fishing mortality in 2025-27 (panels a-c) and 2034 (panel d) </w:t>
+      </w:r>
+      <w:r>
+        <w:rPr>
+          <w:u w:val="single"/>
+        </w:rPr>
+        <w:t xml:space="preserve">under scenario </w:t>
+      </w:r>
+      <w:r>
+        <w:rPr>
+          <w:u w:val="single"/>
+        </w:rPr>
+        <w:t>2</w:t>
+      </w:r>
+      <w:r>
+        <w:rPr>
+          <w:u w:val="single"/>
+        </w:rPr>
+        <w:t xml:space="preserve"> with </w:t>
+      </w:r>
+      <w:r>
+        <w:rPr>
+          <w:u w:val="single"/>
+        </w:rPr>
+        <w:t>825 mt of</w:t>
+      </w:r>
+      <w:r>
+        <w:rPr>
+          <w:u w:val="single"/>
+        </w:rPr>
+        <w:t xml:space="preserve"> carryover catch</w:t>
+      </w:r>
+      <w:r>
+        <w:rPr>
+          <w:u w:val="single"/>
+        </w:rPr>
+        <w:t xml:space="preserve"> in 2025</w:t>
+      </w:r>
+      <w:r>
+        <w:t xml:space="preserve"> </w:t>
+      </w:r>
+      <w:r>
+        <w:t>and with median fishing mortality (dashed black line), fishing mortality limit (dark blue solid line) and fitted densities (red curve).</w:t>
+      </w:r>
+    </w:p>
+    <w:p>
+      <w:r>
+        <w:t>(a)</w:t>
+      </w:r>
+      <w:r>
+        <w:tab/>
+      </w:r>
+      <w:r>
+        <w:tab/>
+      </w:r>
+      <w:r>
+        <w:tab/>
+      </w:r>
+      <w:r>
+        <w:tab/>
+      </w:r>
+      <w:r>
+        <w:tab/>
+      </w:r>
+      <w:r>
+        <w:tab/>
+      </w:r>
+      <w:r>
+        <w:tab/>
+        <w:t>(b)</w:t>
+      </w:r>
+    </w:p>
+    <w:p>
+      <w:r>
+        <w:rPr>
+          <w:noProof/>
+        </w:rPr>
+        <w:drawing>
+          <wp:inline distT="0" distB="0" distL="0" distR="0" wp14:anchorId="0BE9DE29" wp14:editId="37AEBD8E">
+            <wp:extent cx="2567354" cy="1925516"/>
+            <wp:effectExtent l="0" t="0" r="4445" b="0"/>
+            <wp:docPr id="115" name="Picture 115"/>
+            <wp:cNvGraphicFramePr>
+              <a:graphicFrameLocks xmlns:a="http://schemas.openxmlformats.org/drawingml/2006/main" noChangeAspect="1"/>
+            </wp:cNvGraphicFramePr>
+            <a:graphic xmlns:a="http://schemas.openxmlformats.org/drawingml/2006/main">
+              <a:graphicData uri="http://schemas.openxmlformats.org/drawingml/2006/picture">
+                <pic:pic xmlns:pic="http://schemas.openxmlformats.org/drawingml/2006/picture">
+                  <pic:nvPicPr>
+                    <pic:cNvPr id="115" name="Picture 115"/>
+                    <pic:cNvPicPr/>
+                  </pic:nvPicPr>
+                  <pic:blipFill>
+                    <a:blip r:embed="rId83" cstate="print">
+                      <a:extLst>
+                        <a:ext uri="{28A0092B-C50C-407E-A947-70E740481C1C}">
+                          <a14:useLocalDpi xmlns:a14="http://schemas.microsoft.com/office/drawing/2010/main" val="0"/>
+                        </a:ext>
+                      </a:extLst>
+                    </a:blip>
+                    <a:stretch>
+                      <a:fillRect/>
+                    </a:stretch>
+                  </pic:blipFill>
+                  <pic:spPr>
+                    <a:xfrm>
+                      <a:off x="0" y="0"/>
+                      <a:ext cx="2574304" cy="1930729"/>
+                    </a:xfrm>
+                    <a:prstGeom prst="rect">
+                      <a:avLst/>
+                    </a:prstGeom>
+                  </pic:spPr>
+                </pic:pic>
+              </a:graphicData>
+            </a:graphic>
+          </wp:inline>
+        </w:drawing>
+      </w:r>
+      <w:r>
+        <w:rPr>
+          <w:noProof/>
+        </w:rPr>
+        <w:drawing>
+          <wp:inline distT="0" distB="0" distL="0" distR="0" wp14:anchorId="37187C74" wp14:editId="39772C77">
+            <wp:extent cx="2567305" cy="1925479"/>
+            <wp:effectExtent l="0" t="0" r="4445" b="0"/>
+            <wp:docPr id="116" name="Picture 116"/>
+            <wp:cNvGraphicFramePr>
+              <a:graphicFrameLocks xmlns:a="http://schemas.openxmlformats.org/drawingml/2006/main" noChangeAspect="1"/>
+            </wp:cNvGraphicFramePr>
+            <a:graphic xmlns:a="http://schemas.openxmlformats.org/drawingml/2006/main">
+              <a:graphicData uri="http://schemas.openxmlformats.org/drawingml/2006/picture">
+                <pic:pic xmlns:pic="http://schemas.openxmlformats.org/drawingml/2006/picture">
+                  <pic:nvPicPr>
+                    <pic:cNvPr id="116" name="Picture 116"/>
+                    <pic:cNvPicPr/>
+                  </pic:nvPicPr>
+                  <pic:blipFill>
+                    <a:blip r:embed="rId84" cstate="print">
+                      <a:extLst>
+                        <a:ext uri="{28A0092B-C50C-407E-A947-70E740481C1C}">
+                          <a14:useLocalDpi xmlns:a14="http://schemas.microsoft.com/office/drawing/2010/main" val="0"/>
+                        </a:ext>
+                      </a:extLst>
+                    </a:blip>
+                    <a:stretch>
+                      <a:fillRect/>
+                    </a:stretch>
+                  </pic:blipFill>
+                  <pic:spPr>
+                    <a:xfrm>
+                      <a:off x="0" y="0"/>
+                      <a:ext cx="2575204" cy="1931403"/>
+                    </a:xfrm>
+                    <a:prstGeom prst="rect">
+                      <a:avLst/>
+                    </a:prstGeom>
+                  </pic:spPr>
+                </pic:pic>
+              </a:graphicData>
+            </a:graphic>
+          </wp:inline>
+        </w:drawing>
+      </w:r>
+    </w:p>
+    <w:p>
+      <w:r>
+        <w:t>(c)</w:t>
+      </w:r>
+      <w:r>
+        <w:tab/>
+      </w:r>
+      <w:r>
+        <w:tab/>
+      </w:r>
+      <w:r>
+        <w:tab/>
+      </w:r>
+      <w:r>
+        <w:tab/>
+      </w:r>
+      <w:r>
+        <w:tab/>
+      </w:r>
+      <w:r>
+        <w:tab/>
+      </w:r>
+      <w:r>
+        <w:tab/>
+        <w:t>(d)</w:t>
+      </w:r>
+    </w:p>
+    <w:p>
+      <w:r>
+        <w:rPr>
+          <w:noProof/>
+        </w:rPr>
+        <w:drawing>
+          <wp:inline distT="0" distB="0" distL="0" distR="0" wp14:anchorId="4A65F43A" wp14:editId="58FFF728">
+            <wp:extent cx="2321169" cy="1740877"/>
+            <wp:effectExtent l="0" t="0" r="3175" b="0"/>
+            <wp:docPr id="117" name="Picture 117"/>
+            <wp:cNvGraphicFramePr>
+              <a:graphicFrameLocks xmlns:a="http://schemas.openxmlformats.org/drawingml/2006/main" noChangeAspect="1"/>
+            </wp:cNvGraphicFramePr>
+            <a:graphic xmlns:a="http://schemas.openxmlformats.org/drawingml/2006/main">
+              <a:graphicData uri="http://schemas.openxmlformats.org/drawingml/2006/picture">
+                <pic:pic xmlns:pic="http://schemas.openxmlformats.org/drawingml/2006/picture">
+                  <pic:nvPicPr>
+                    <pic:cNvPr id="117" name="Picture 117"/>
+                    <pic:cNvPicPr/>
+                  </pic:nvPicPr>
+                  <pic:blipFill>
+                    <a:blip r:embed="rId85" cstate="print">
+                      <a:extLst>
+                        <a:ext uri="{28A0092B-C50C-407E-A947-70E740481C1C}">
+                          <a14:useLocalDpi xmlns:a14="http://schemas.microsoft.com/office/drawing/2010/main" val="0"/>
+                        </a:ext>
+                      </a:extLst>
+                    </a:blip>
+                    <a:stretch>
+                      <a:fillRect/>
+                    </a:stretch>
+                  </pic:blipFill>
+                  <pic:spPr>
+                    <a:xfrm>
+                      <a:off x="0" y="0"/>
+                      <a:ext cx="2324600" cy="1743451"/>
+                    </a:xfrm>
+                    <a:prstGeom prst="rect">
+                      <a:avLst/>
+                    </a:prstGeom>
+                  </pic:spPr>
+                </pic:pic>
+              </a:graphicData>
+            </a:graphic>
+          </wp:inline>
+        </w:drawing>
+      </w:r>
+      <w:r>
+        <w:rPr>
+          <w:noProof/>
+        </w:rPr>
+        <w:drawing>
+          <wp:inline distT="0" distB="0" distL="0" distR="0" wp14:anchorId="17C0F249" wp14:editId="1017E65E">
+            <wp:extent cx="2110154" cy="1582616"/>
+            <wp:effectExtent l="0" t="0" r="4445" b="0"/>
+            <wp:docPr id="118" name="Picture 118"/>
+            <wp:cNvGraphicFramePr>
+              <a:graphicFrameLocks xmlns:a="http://schemas.openxmlformats.org/drawingml/2006/main" noChangeAspect="1"/>
+            </wp:cNvGraphicFramePr>
+            <a:graphic xmlns:a="http://schemas.openxmlformats.org/drawingml/2006/main">
+              <a:graphicData uri="http://schemas.openxmlformats.org/drawingml/2006/picture">
+                <pic:pic xmlns:pic="http://schemas.openxmlformats.org/drawingml/2006/picture">
+                  <pic:nvPicPr>
+                    <pic:cNvPr id="118" name="Picture 118"/>
+                    <pic:cNvPicPr/>
+                  </pic:nvPicPr>
+                  <pic:blipFill>
+                    <a:blip r:embed="rId86" cstate="print">
+                      <a:extLst>
+                        <a:ext uri="{28A0092B-C50C-407E-A947-70E740481C1C}">
+                          <a14:useLocalDpi xmlns:a14="http://schemas.microsoft.com/office/drawing/2010/main" val="0"/>
+                        </a:ext>
+                      </a:extLst>
+                    </a:blip>
+                    <a:stretch>
+                      <a:fillRect/>
+                    </a:stretch>
+                  </pic:blipFill>
+                  <pic:spPr>
+                    <a:xfrm>
+                      <a:off x="0" y="0"/>
+                      <a:ext cx="2118056" cy="1588543"/>
+                    </a:xfrm>
+                    <a:prstGeom prst="rect">
+                      <a:avLst/>
+                    </a:prstGeom>
+                  </pic:spPr>
+                </pic:pic>
+              </a:graphicData>
+            </a:graphic>
+          </wp:inline>
+        </w:drawing>
+      </w:r>
+      <w:r>
+        <w:br w:type="page"/>
+      </w:r>
+    </w:p>
+    <w:p>
+      <w:r>
+        <w:lastRenderedPageBreak/>
+        <w:t>Figure 9.</w:t>
+      </w:r>
+      <w:r>
+        <w:t>3</w:t>
+      </w:r>
+      <w:r>
+        <w:t xml:space="preserve">. Projected distributions of WCNPO striped marlin fishing mortality in 2025-27 (panels a-c) and 2034 (panel d) </w:t>
+      </w:r>
+      <w:r>
+        <w:rPr>
+          <w:u w:val="single"/>
+        </w:rPr>
+        <w:t xml:space="preserve">under scenario </w:t>
+      </w:r>
+      <w:r>
+        <w:rPr>
+          <w:u w:val="single"/>
+        </w:rPr>
+        <w:t>3</w:t>
+      </w:r>
+      <w:r>
+        <w:rPr>
+          <w:u w:val="single"/>
+        </w:rPr>
+        <w:t xml:space="preserve"> with </w:t>
+      </w:r>
+      <w:r>
+        <w:rPr>
+          <w:u w:val="single"/>
+        </w:rPr>
+        <w:t>825</w:t>
+      </w:r>
+      <w:r>
+        <w:rPr>
+          <w:u w:val="single"/>
+        </w:rPr>
+        <w:t xml:space="preserve"> mt of</w:t>
+      </w:r>
+      <w:r>
+        <w:rPr>
+          <w:u w:val="single"/>
+        </w:rPr>
+        <w:t xml:space="preserve"> </w:t>
+      </w:r>
+      <w:r>
+        <w:rPr>
+          <w:u w:val="single"/>
+        </w:rPr>
+        <w:t xml:space="preserve">annual </w:t>
+      </w:r>
+      <w:r>
+        <w:rPr>
+          <w:u w:val="single"/>
+        </w:rPr>
+        <w:t>carryover catch</w:t>
+      </w:r>
+      <w:r>
+        <w:rPr>
+          <w:u w:val="single"/>
+        </w:rPr>
+        <w:t xml:space="preserve"> in 2025</w:t>
+      </w:r>
+      <w:r>
+        <w:rPr>
+          <w:u w:val="single"/>
+        </w:rPr>
+        <w:t>-2026</w:t>
+      </w:r>
+      <w:r>
+        <w:t xml:space="preserve"> and with median fishing mortality (dashed black line), fishing mortality limit (dark blue solid line) and fitted densities (red curve).</w:t>
+      </w:r>
+    </w:p>
+    <w:p>
+      <w:r>
+        <w:t>(a)</w:t>
+      </w:r>
+      <w:r>
+        <w:tab/>
+      </w:r>
+      <w:r>
+        <w:tab/>
+      </w:r>
+      <w:r>
+        <w:tab/>
+      </w:r>
+      <w:r>
+        <w:tab/>
+      </w:r>
+      <w:r>
+        <w:tab/>
+      </w:r>
+      <w:r>
+        <w:tab/>
+      </w:r>
+      <w:r>
+        <w:tab/>
+        <w:t>(b)</w:t>
+      </w:r>
+    </w:p>
+    <w:p>
+      <w:r>
+        <w:rPr>
+          <w:noProof/>
+        </w:rPr>
+        <w:drawing>
+          <wp:inline distT="0" distB="0" distL="0" distR="0" wp14:anchorId="186D6CF0" wp14:editId="35A0B324">
+            <wp:extent cx="2215662" cy="1661747"/>
+            <wp:effectExtent l="0" t="0" r="0" b="0"/>
+            <wp:docPr id="119" name="Picture 119"/>
+            <wp:cNvGraphicFramePr>
+              <a:graphicFrameLocks xmlns:a="http://schemas.openxmlformats.org/drawingml/2006/main" noChangeAspect="1"/>
+            </wp:cNvGraphicFramePr>
+            <a:graphic xmlns:a="http://schemas.openxmlformats.org/drawingml/2006/main">
+              <a:graphicData uri="http://schemas.openxmlformats.org/drawingml/2006/picture">
+                <pic:pic xmlns:pic="http://schemas.openxmlformats.org/drawingml/2006/picture">
+                  <pic:nvPicPr>
+                    <pic:cNvPr id="119" name="Picture 119"/>
+                    <pic:cNvPicPr/>
+                  </pic:nvPicPr>
+                  <pic:blipFill>
+                    <a:blip r:embed="rId87" cstate="print">
+                      <a:extLst>
+                        <a:ext uri="{28A0092B-C50C-407E-A947-70E740481C1C}">
+                          <a14:useLocalDpi xmlns:a14="http://schemas.microsoft.com/office/drawing/2010/main" val="0"/>
+                        </a:ext>
+                      </a:extLst>
+                    </a:blip>
+                    <a:stretch>
+                      <a:fillRect/>
+                    </a:stretch>
+                  </pic:blipFill>
+                  <pic:spPr>
+                    <a:xfrm>
+                      <a:off x="0" y="0"/>
+                      <a:ext cx="2223679" cy="1667760"/>
+                    </a:xfrm>
+                    <a:prstGeom prst="rect">
+                      <a:avLst/>
+                    </a:prstGeom>
+                  </pic:spPr>
+                </pic:pic>
+              </a:graphicData>
+            </a:graphic>
+          </wp:inline>
+        </w:drawing>
+      </w:r>
+      <w:r>
+        <w:rPr>
+          <w:noProof/>
+        </w:rPr>
+        <w:drawing>
+          <wp:inline distT="0" distB="0" distL="0" distR="0" wp14:anchorId="4B21FBFF" wp14:editId="2CD3FD16">
+            <wp:extent cx="2672861" cy="2004646"/>
+            <wp:effectExtent l="0" t="0" r="0" b="0"/>
+            <wp:docPr id="120" name="Picture 120"/>
+            <wp:cNvGraphicFramePr>
+              <a:graphicFrameLocks xmlns:a="http://schemas.openxmlformats.org/drawingml/2006/main" noChangeAspect="1"/>
+            </wp:cNvGraphicFramePr>
+            <a:graphic xmlns:a="http://schemas.openxmlformats.org/drawingml/2006/main">
+              <a:graphicData uri="http://schemas.openxmlformats.org/drawingml/2006/picture">
+                <pic:pic xmlns:pic="http://schemas.openxmlformats.org/drawingml/2006/picture">
+                  <pic:nvPicPr>
+                    <pic:cNvPr id="120" name="Picture 120"/>
+                    <pic:cNvPicPr/>
+                  </pic:nvPicPr>
+                  <pic:blipFill>
+                    <a:blip r:embed="rId88" cstate="print">
+                      <a:extLst>
+                        <a:ext uri="{28A0092B-C50C-407E-A947-70E740481C1C}">
+                          <a14:useLocalDpi xmlns:a14="http://schemas.microsoft.com/office/drawing/2010/main" val="0"/>
+                        </a:ext>
+                      </a:extLst>
+                    </a:blip>
+                    <a:stretch>
+                      <a:fillRect/>
+                    </a:stretch>
+                  </pic:blipFill>
+                  <pic:spPr>
+                    <a:xfrm>
+                      <a:off x="0" y="0"/>
+                      <a:ext cx="2693926" cy="2020445"/>
+                    </a:xfrm>
+                    <a:prstGeom prst="rect">
+                      <a:avLst/>
+                    </a:prstGeom>
+                  </pic:spPr>
+                </pic:pic>
+              </a:graphicData>
+            </a:graphic>
+          </wp:inline>
+        </w:drawing>
+      </w:r>
+    </w:p>
+    <w:p>
+      <w:r>
+        <w:t>(c)</w:t>
+      </w:r>
+      <w:r>
+        <w:tab/>
+      </w:r>
+      <w:r>
+        <w:tab/>
+      </w:r>
+      <w:r>
+        <w:tab/>
+      </w:r>
+      <w:r>
+        <w:tab/>
+      </w:r>
+      <w:r>
+        <w:tab/>
+      </w:r>
+      <w:r>
+        <w:tab/>
+      </w:r>
+      <w:r>
+        <w:tab/>
+        <w:t>(d)</w:t>
+      </w:r>
+    </w:p>
+    <w:p>
+      <w:r>
+        <w:rPr>
+          <w:noProof/>
+        </w:rPr>
+        <w:drawing>
+          <wp:inline distT="0" distB="0" distL="0" distR="0" wp14:anchorId="585574C6" wp14:editId="48574B7E">
+            <wp:extent cx="2215515" cy="1661636"/>
+            <wp:effectExtent l="0" t="0" r="0" b="0"/>
+            <wp:docPr id="121" name="Picture 121"/>
+            <wp:cNvGraphicFramePr>
+              <a:graphicFrameLocks xmlns:a="http://schemas.openxmlformats.org/drawingml/2006/main" noChangeAspect="1"/>
+            </wp:cNvGraphicFramePr>
+            <a:graphic xmlns:a="http://schemas.openxmlformats.org/drawingml/2006/main">
+              <a:graphicData uri="http://schemas.openxmlformats.org/drawingml/2006/picture">
+                <pic:pic xmlns:pic="http://schemas.openxmlformats.org/drawingml/2006/picture">
+                  <pic:nvPicPr>
+                    <pic:cNvPr id="121" name="Picture 121"/>
+                    <pic:cNvPicPr/>
+                  </pic:nvPicPr>
+                  <pic:blipFill>
+                    <a:blip r:embed="rId89" cstate="print">
+                      <a:extLst>
+                        <a:ext uri="{28A0092B-C50C-407E-A947-70E740481C1C}">
+                          <a14:useLocalDpi xmlns:a14="http://schemas.microsoft.com/office/drawing/2010/main" val="0"/>
+                        </a:ext>
+                      </a:extLst>
+                    </a:blip>
+                    <a:stretch>
+                      <a:fillRect/>
+                    </a:stretch>
+                  </pic:blipFill>
+                  <pic:spPr>
+                    <a:xfrm>
+                      <a:off x="0" y="0"/>
+                      <a:ext cx="2228919" cy="1671689"/>
+                    </a:xfrm>
+                    <a:prstGeom prst="rect">
+                      <a:avLst/>
+                    </a:prstGeom>
+                  </pic:spPr>
+                </pic:pic>
+              </a:graphicData>
+            </a:graphic>
+          </wp:inline>
+        </w:drawing>
+      </w:r>
+      <w:r>
+        <w:rPr>
+          <w:noProof/>
+        </w:rPr>
+        <w:drawing>
+          <wp:inline distT="0" distB="0" distL="0" distR="0" wp14:anchorId="7747E594" wp14:editId="5D644ACF">
+            <wp:extent cx="2461846" cy="1846385"/>
+            <wp:effectExtent l="0" t="0" r="0" b="1905"/>
+            <wp:docPr id="122" name="Picture 122"/>
+            <wp:cNvGraphicFramePr>
+              <a:graphicFrameLocks xmlns:a="http://schemas.openxmlformats.org/drawingml/2006/main" noChangeAspect="1"/>
+            </wp:cNvGraphicFramePr>
+            <a:graphic xmlns:a="http://schemas.openxmlformats.org/drawingml/2006/main">
+              <a:graphicData uri="http://schemas.openxmlformats.org/drawingml/2006/picture">
+                <pic:pic xmlns:pic="http://schemas.openxmlformats.org/drawingml/2006/picture">
+                  <pic:nvPicPr>
+                    <pic:cNvPr id="122" name="Picture 122"/>
+                    <pic:cNvPicPr/>
+                  </pic:nvPicPr>
+                  <pic:blipFill>
+                    <a:blip r:embed="rId90" cstate="print">
+                      <a:extLst>
+                        <a:ext uri="{28A0092B-C50C-407E-A947-70E740481C1C}">
+                          <a14:useLocalDpi xmlns:a14="http://schemas.microsoft.com/office/drawing/2010/main" val="0"/>
+                        </a:ext>
+                      </a:extLst>
+                    </a:blip>
+                    <a:stretch>
+                      <a:fillRect/>
+                    </a:stretch>
+                  </pic:blipFill>
+                  <pic:spPr>
+                    <a:xfrm>
+                      <a:off x="0" y="0"/>
+                      <a:ext cx="2480320" cy="1860240"/>
+                    </a:xfrm>
+                    <a:prstGeom prst="rect">
+                      <a:avLst/>
+                    </a:prstGeom>
+                  </pic:spPr>
+                </pic:pic>
+              </a:graphicData>
+            </a:graphic>
+          </wp:inline>
+        </w:drawing>
+      </w:r>
+      <w:r>
+        <w:br w:type="page"/>
+      </w:r>
+    </w:p>
+    <w:p>
+      <w:r>
+        <w:lastRenderedPageBreak/>
+        <w:t>Figure</w:t>
+      </w:r>
+      <w:r>
+        <w:t xml:space="preserve"> </w:t>
+      </w:r>
+      <w:r>
+        <w:t>10</w:t>
+      </w:r>
+      <w:r>
+        <w:t>.1</w:t>
+      </w:r>
+      <w:r>
+        <w:t>.</w:t>
+      </w:r>
+      <w:r>
+        <w:t xml:space="preserve"> </w:t>
+      </w:r>
+      <w:r>
+        <w:t>P</w:t>
+      </w:r>
+      <w:r>
+        <w:t xml:space="preserve">rojected distributions of WCNPO striped marlin female spawning biomass </w:t>
+      </w:r>
+      <w:r>
+        <w:t xml:space="preserve">(top) </w:t>
+      </w:r>
+      <w:r>
+        <w:t xml:space="preserve">and fishing mortality </w:t>
+      </w:r>
+      <w:r>
+        <w:t xml:space="preserve">(bottom) </w:t>
+      </w:r>
+      <w:r>
+        <w:rPr>
+          <w:u w:val="single"/>
+        </w:rPr>
+        <w:t>under scenario 1 with no carryover catch</w:t>
+      </w:r>
+      <w:r>
+        <w:t>.</w:t>
+      </w:r>
+      <w:r>
+        <w:t xml:space="preserve"> Median</w:t>
+      </w:r>
+      <w:r>
+        <w:t xml:space="preserve"> (</w:t>
+      </w:r>
+      <w:r>
+        <w:t xml:space="preserve">solid </w:t>
+      </w:r>
+      <w:r>
+        <w:t>blue line</w:t>
+      </w:r>
+      <w:r>
+        <w:t>s</w:t>
+      </w:r>
+      <w:r>
+        <w:t xml:space="preserve">), </w:t>
+      </w:r>
+      <w:r>
+        <w:t>interquartile range (dot-dashed lines), 10</w:t>
+      </w:r>
+      <w:r>
+        <w:rPr>
+          <w:vertAlign w:val="superscript"/>
+        </w:rPr>
+        <w:t>th</w:t>
+      </w:r>
+      <w:r>
+        <w:t xml:space="preserve"> and 90</w:t>
+      </w:r>
+      <w:r>
+        <w:rPr>
+          <w:vertAlign w:val="superscript"/>
+        </w:rPr>
+        <w:t>th</w:t>
+      </w:r>
+      <w:r>
+        <w:t xml:space="preserve"> percentiles (dotted blue lines), target biomass (green dashed line), overfishing limit (dashed red line), and approximate 80% confidence intervals (gray shaded region).</w:t>
+      </w:r>
+    </w:p>
+    <w:p>
+      <w:r>
+        <w:rPr>
+          <w:noProof/>
+        </w:rPr>
+        <w:drawing>
+          <wp:inline distT="0" distB="0" distL="0" distR="0" wp14:anchorId="4FECBA54" wp14:editId="439B2F25">
+            <wp:extent cx="4582886" cy="3437164"/>
+            <wp:effectExtent l="0" t="0" r="8255" b="0"/>
+            <wp:docPr id="50" name="Picture 50"/>
+            <wp:cNvGraphicFramePr>
+              <a:graphicFrameLocks xmlns:a="http://schemas.openxmlformats.org/drawingml/2006/main" noChangeAspect="1"/>
+            </wp:cNvGraphicFramePr>
+            <a:graphic xmlns:a="http://schemas.openxmlformats.org/drawingml/2006/main">
+              <a:graphicData uri="http://schemas.openxmlformats.org/drawingml/2006/picture">
+                <pic:pic xmlns:pic="http://schemas.openxmlformats.org/drawingml/2006/picture">
+                  <pic:nvPicPr>
+                    <pic:cNvPr id="50" name="Picture 50"/>
+                    <pic:cNvPicPr/>
+                  </pic:nvPicPr>
+                  <pic:blipFill>
+                    <a:blip r:embed="rId91" cstate="print">
+                      <a:extLst>
+                        <a:ext uri="{28A0092B-C50C-407E-A947-70E740481C1C}">
+                          <a14:useLocalDpi xmlns:a14="http://schemas.microsoft.com/office/drawing/2010/main" val="0"/>
+                        </a:ext>
+                      </a:extLst>
+                    </a:blip>
+                    <a:stretch>
+                      <a:fillRect/>
+                    </a:stretch>
+                  </pic:blipFill>
+                  <pic:spPr>
+                    <a:xfrm>
+                      <a:off x="0" y="0"/>
+                      <a:ext cx="4596112" cy="3447084"/>
+                    </a:xfrm>
+                    <a:prstGeom prst="rect">
+                      <a:avLst/>
+                    </a:prstGeom>
+                  </pic:spPr>
+                </pic:pic>
+              </a:graphicData>
+            </a:graphic>
+          </wp:inline>
+        </w:drawing>
+      </w:r>
+    </w:p>
+    <w:p>
+      <w:pPr>
+        <w:tabs>
+          <w:tab w:val="left" w:pos="5130"/>
+        </w:tabs>
+      </w:pPr>
+      <w:r>
+        <w:rPr>
+          <w:noProof/>
+        </w:rPr>
+        <w:drawing>
+          <wp:inline distT="0" distB="0" distL="0" distR="0" wp14:anchorId="3C77604A" wp14:editId="1A7ACB07">
+            <wp:extent cx="4582795" cy="3437096"/>
+            <wp:effectExtent l="0" t="0" r="8255" b="0"/>
+            <wp:docPr id="52" name="Picture 52"/>
+            <wp:cNvGraphicFramePr>
+              <a:graphicFrameLocks xmlns:a="http://schemas.openxmlformats.org/drawingml/2006/main" noChangeAspect="1"/>
+            </wp:cNvGraphicFramePr>
+            <a:graphic xmlns:a="http://schemas.openxmlformats.org/drawingml/2006/main">
+              <a:graphicData uri="http://schemas.openxmlformats.org/drawingml/2006/picture">
+                <pic:pic xmlns:pic="http://schemas.openxmlformats.org/drawingml/2006/picture">
+                  <pic:nvPicPr>
+                    <pic:cNvPr id="52" name="Picture 52"/>
+                    <pic:cNvPicPr/>
+                  </pic:nvPicPr>
+                  <pic:blipFill>
+                    <a:blip r:embed="rId92" cstate="print">
+                      <a:extLst>
+                        <a:ext uri="{28A0092B-C50C-407E-A947-70E740481C1C}">
+                          <a14:useLocalDpi xmlns:a14="http://schemas.microsoft.com/office/drawing/2010/main" val="0"/>
+                        </a:ext>
+                      </a:extLst>
+                    </a:blip>
+                    <a:stretch>
+                      <a:fillRect/>
+                    </a:stretch>
+                  </pic:blipFill>
+                  <pic:spPr>
+                    <a:xfrm>
+                      <a:off x="0" y="0"/>
+                      <a:ext cx="4594802" cy="3446101"/>
+                    </a:xfrm>
+                    <a:prstGeom prst="rect">
+                      <a:avLst/>
+                    </a:prstGeom>
+                  </pic:spPr>
+                </pic:pic>
+              </a:graphicData>
+            </a:graphic>
+          </wp:inline>
+        </w:drawing>
+      </w:r>
+      <w:r>
+        <w:br w:type="page"/>
+      </w:r>
+    </w:p>
+    <w:p>
+      <w:r>
+        <w:lastRenderedPageBreak/>
+        <w:t xml:space="preserve">Figure </w:t>
+      </w:r>
+      <w:r>
+        <w:t>10</w:t>
+      </w:r>
+      <w:r>
+        <w:t>.2</w:t>
+      </w:r>
+      <w:r>
+        <w:t xml:space="preserve">. Projected distributions of WCNPO striped marlin female spawning biomass (top) and fishing mortality (bottom) </w:t>
+      </w:r>
+      <w:r>
+        <w:rPr>
+          <w:u w:val="single"/>
+        </w:rPr>
+        <w:t xml:space="preserve">under scenario </w:t>
+      </w:r>
+      <w:r>
+        <w:rPr>
+          <w:u w:val="single"/>
+        </w:rPr>
+        <w:t>2</w:t>
+      </w:r>
+      <w:r>
+        <w:rPr>
+          <w:u w:val="single"/>
+        </w:rPr>
+        <w:t xml:space="preserve"> with </w:t>
+      </w:r>
+      <w:r>
+        <w:rPr>
+          <w:u w:val="single"/>
+        </w:rPr>
+        <w:t>825 mt of</w:t>
+      </w:r>
+      <w:r>
+        <w:rPr>
+          <w:u w:val="single"/>
+        </w:rPr>
+        <w:t xml:space="preserve"> carryover catch</w:t>
+      </w:r>
+      <w:r>
+        <w:rPr>
+          <w:u w:val="single"/>
+        </w:rPr>
+        <w:t xml:space="preserve"> in 2025</w:t>
+      </w:r>
+      <w:r>
+        <w:t>. Median (solid blue lines), interquartile range (dot-dashed lines), 10</w:t>
+      </w:r>
+      <w:r>
+        <w:rPr>
+          <w:vertAlign w:val="superscript"/>
+        </w:rPr>
+        <w:t>th</w:t>
+      </w:r>
+      <w:r>
+        <w:t xml:space="preserve"> and 90</w:t>
+      </w:r>
+      <w:r>
+        <w:rPr>
+          <w:vertAlign w:val="superscript"/>
+        </w:rPr>
+        <w:t>th</w:t>
+      </w:r>
+      <w:r>
+        <w:t xml:space="preserve"> percentiles (dotted blue lines), target biomass (green dashed line), overfishing limit (dashed red line), and approximate 80% confidence intervals (gray shaded region). </w:t>
+      </w:r>
+    </w:p>
+    <w:p>
+      <w:r>
+        <w:rPr>
+          <w:noProof/>
+        </w:rPr>
+        <w:drawing>
+          <wp:inline distT="0" distB="0" distL="0" distR="0" wp14:anchorId="6C427954" wp14:editId="063F2968">
+            <wp:extent cx="4550229" cy="3412673"/>
+            <wp:effectExtent l="0" t="0" r="3175" b="0"/>
+            <wp:docPr id="73" name="Picture 73"/>
+            <wp:cNvGraphicFramePr>
+              <a:graphicFrameLocks xmlns:a="http://schemas.openxmlformats.org/drawingml/2006/main" noChangeAspect="1"/>
+            </wp:cNvGraphicFramePr>
+            <a:graphic xmlns:a="http://schemas.openxmlformats.org/drawingml/2006/main">
+              <a:graphicData uri="http://schemas.openxmlformats.org/drawingml/2006/picture">
+                <pic:pic xmlns:pic="http://schemas.openxmlformats.org/drawingml/2006/picture">
+                  <pic:nvPicPr>
+                    <pic:cNvPr id="55" name="Picture 55"/>
+                    <pic:cNvPicPr/>
+                  </pic:nvPicPr>
+                  <pic:blipFill>
+                    <a:blip r:embed="rId93" cstate="print">
+                      <a:extLst>
+                        <a:ext uri="{28A0092B-C50C-407E-A947-70E740481C1C}">
+                          <a14:useLocalDpi xmlns:a14="http://schemas.microsoft.com/office/drawing/2010/main" val="0"/>
+                        </a:ext>
+                      </a:extLst>
+                    </a:blip>
+                    <a:stretch>
+                      <a:fillRect/>
+                    </a:stretch>
+                  </pic:blipFill>
+                  <pic:spPr>
+                    <a:xfrm>
+                      <a:off x="0" y="0"/>
+                      <a:ext cx="4566127" cy="3424596"/>
+                    </a:xfrm>
+                    <a:prstGeom prst="rect">
+                      <a:avLst/>
+                    </a:prstGeom>
+                  </pic:spPr>
+                </pic:pic>
+              </a:graphicData>
+            </a:graphic>
+          </wp:inline>
+        </w:drawing>
+      </w:r>
+    </w:p>
+    <w:p>
+      <w:r>
+        <w:rPr>
+          <w:noProof/>
+        </w:rPr>
+        <w:drawing>
+          <wp:inline distT="0" distB="0" distL="0" distR="0" wp14:anchorId="02A1978B" wp14:editId="4B0982C8">
+            <wp:extent cx="4572000" cy="3429001"/>
+            <wp:effectExtent l="0" t="0" r="0" b="0"/>
+            <wp:docPr id="43" name="Picture 43"/>
+            <wp:cNvGraphicFramePr>
+              <a:graphicFrameLocks xmlns:a="http://schemas.openxmlformats.org/drawingml/2006/main" noChangeAspect="1"/>
+            </wp:cNvGraphicFramePr>
+            <a:graphic xmlns:a="http://schemas.openxmlformats.org/drawingml/2006/main">
+              <a:graphicData uri="http://schemas.openxmlformats.org/drawingml/2006/picture">
+                <pic:pic xmlns:pic="http://schemas.openxmlformats.org/drawingml/2006/picture">
+                  <pic:nvPicPr>
+                    <pic:cNvPr id="57" name="Picture 57"/>
+                    <pic:cNvPicPr/>
+                  </pic:nvPicPr>
+                  <pic:blipFill>
+                    <a:blip r:embed="rId94" cstate="print">
+                      <a:extLst>
+                        <a:ext uri="{28A0092B-C50C-407E-A947-70E740481C1C}">
+                          <a14:useLocalDpi xmlns:a14="http://schemas.microsoft.com/office/drawing/2010/main" val="0"/>
+                        </a:ext>
+                      </a:extLst>
+                    </a:blip>
+                    <a:stretch>
+                      <a:fillRect/>
+                    </a:stretch>
+                  </pic:blipFill>
+                  <pic:spPr>
+                    <a:xfrm>
+                      <a:off x="0" y="0"/>
+                      <a:ext cx="4594052" cy="3445540"/>
+                    </a:xfrm>
+                    <a:prstGeom prst="rect">
+                      <a:avLst/>
+                    </a:prstGeom>
+                  </pic:spPr>
+                </pic:pic>
+              </a:graphicData>
+            </a:graphic>
+          </wp:inline>
+        </w:drawing>
+      </w:r>
+      <w:r>
+        <w:br w:type="page"/>
+      </w:r>
+    </w:p>
+    <w:p>
+      <w:r>
+        <w:lastRenderedPageBreak/>
+        <w:t xml:space="preserve">Figure </w:t>
+      </w:r>
+      <w:r>
+        <w:t>10</w:t>
+      </w:r>
+      <w:r>
+        <w:t>.3</w:t>
+      </w:r>
+      <w:r>
+        <w:t xml:space="preserve">. Projected distributions of WCNPO striped marlin female spawning biomass (top) and fishing mortality (bottom) </w:t>
+      </w:r>
+      <w:r>
+        <w:rPr>
+          <w:u w:val="single"/>
+        </w:rPr>
+        <w:t xml:space="preserve">under scenario </w:t>
+      </w:r>
+      <w:r>
+        <w:rPr>
+          <w:u w:val="single"/>
+        </w:rPr>
+        <w:t>3</w:t>
+      </w:r>
+      <w:r>
+        <w:rPr>
+          <w:u w:val="single"/>
+        </w:rPr>
+        <w:t xml:space="preserve"> with </w:t>
+      </w:r>
+      <w:r>
+        <w:rPr>
+          <w:u w:val="single"/>
+        </w:rPr>
+        <w:t>825 mt of</w:t>
+      </w:r>
+      <w:r>
+        <w:rPr>
+          <w:u w:val="single"/>
+        </w:rPr>
+        <w:t xml:space="preserve"> </w:t>
+      </w:r>
+      <w:r>
+        <w:rPr>
+          <w:u w:val="single"/>
+        </w:rPr>
+        <w:t xml:space="preserve">annual </w:t>
+      </w:r>
+      <w:r>
+        <w:rPr>
+          <w:u w:val="single"/>
+        </w:rPr>
+        <w:t>carryover catch</w:t>
+      </w:r>
+      <w:r>
+        <w:rPr>
+          <w:u w:val="single"/>
+        </w:rPr>
+        <w:t xml:space="preserve"> in 2025-2026</w:t>
+      </w:r>
+      <w:r>
+        <w:t>. Median (solid blue lines), interquartile range (dot-dashed lines), 10</w:t>
+      </w:r>
+      <w:r>
+        <w:rPr>
+          <w:vertAlign w:val="superscript"/>
+        </w:rPr>
+        <w:t>th</w:t>
+      </w:r>
+      <w:r>
+        <w:t xml:space="preserve"> and 90</w:t>
+      </w:r>
+      <w:r>
+        <w:rPr>
+          <w:vertAlign w:val="superscript"/>
+        </w:rPr>
+        <w:t>th</w:t>
+      </w:r>
+      <w:r>
+        <w:t xml:space="preserve"> percentiles (dotted blue lines), target biomass (green dashed line), overfishing limit (dashed red line), and approximate 80% confidence intervals (gray shaded region). </w:t>
+      </w:r>
+    </w:p>
+    <w:p>
+      <w:r>
+        <w:rPr>
+          <w:noProof/>
+        </w:rPr>
+        <w:drawing>
+          <wp:inline distT="0" distB="0" distL="0" distR="0" wp14:anchorId="48BC59D5" wp14:editId="055A1A34">
+            <wp:extent cx="4554220" cy="3415665"/>
+            <wp:effectExtent l="0" t="0" r="0" b="0"/>
+            <wp:docPr id="46" name="Picture 46"/>
+            <wp:cNvGraphicFramePr>
+              <a:graphicFrameLocks xmlns:a="http://schemas.openxmlformats.org/drawingml/2006/main" noChangeAspect="1"/>
+            </wp:cNvGraphicFramePr>
+            <a:graphic xmlns:a="http://schemas.openxmlformats.org/drawingml/2006/main">
+              <a:graphicData uri="http://schemas.openxmlformats.org/drawingml/2006/picture">
+                <pic:pic xmlns:pic="http://schemas.openxmlformats.org/drawingml/2006/picture">
+                  <pic:nvPicPr>
+                    <pic:cNvPr id="60" name="Picture 60"/>
+                    <pic:cNvPicPr/>
+                  </pic:nvPicPr>
+                  <pic:blipFill>
+                    <a:blip r:embed="rId95" cstate="print">
+                      <a:extLst>
+                        <a:ext uri="{28A0092B-C50C-407E-A947-70E740481C1C}">
+                          <a14:useLocalDpi xmlns:a14="http://schemas.microsoft.com/office/drawing/2010/main" val="0"/>
+                        </a:ext>
+                      </a:extLst>
+                    </a:blip>
+                    <a:stretch>
+                      <a:fillRect/>
+                    </a:stretch>
+                  </pic:blipFill>
+                  <pic:spPr>
+                    <a:xfrm>
+                      <a:off x="0" y="0"/>
+                      <a:ext cx="4569371" cy="3427028"/>
+                    </a:xfrm>
+                    <a:prstGeom prst="rect">
+                      <a:avLst/>
+                    </a:prstGeom>
+                  </pic:spPr>
+                </pic:pic>
+              </a:graphicData>
+            </a:graphic>
+          </wp:inline>
+        </w:drawing>
+      </w:r>
+    </w:p>
+    <w:p>
+      <w:r>
+        <w:rPr>
+          <w:noProof/>
+        </w:rPr>
+        <w:drawing>
+          <wp:inline distT="0" distB="0" distL="0" distR="0" wp14:anchorId="2C703EEA" wp14:editId="73163867">
+            <wp:extent cx="4554221" cy="3415665"/>
+            <wp:effectExtent l="0" t="0" r="0" b="0"/>
+            <wp:docPr id="49" name="Picture 49"/>
+            <wp:cNvGraphicFramePr>
+              <a:graphicFrameLocks xmlns:a="http://schemas.openxmlformats.org/drawingml/2006/main" noChangeAspect="1"/>
+            </wp:cNvGraphicFramePr>
+            <a:graphic xmlns:a="http://schemas.openxmlformats.org/drawingml/2006/main">
+              <a:graphicData uri="http://schemas.openxmlformats.org/drawingml/2006/picture">
+                <pic:pic xmlns:pic="http://schemas.openxmlformats.org/drawingml/2006/picture">
+                  <pic:nvPicPr>
+                    <pic:cNvPr id="62" name="Picture 62"/>
+                    <pic:cNvPicPr/>
+                  </pic:nvPicPr>
+                  <pic:blipFill>
+                    <a:blip r:embed="rId96" cstate="print">
+                      <a:extLst>
+                        <a:ext uri="{28A0092B-C50C-407E-A947-70E740481C1C}">
+                          <a14:useLocalDpi xmlns:a14="http://schemas.microsoft.com/office/drawing/2010/main" val="0"/>
+                        </a:ext>
+                      </a:extLst>
+                    </a:blip>
+                    <a:stretch>
+                      <a:fillRect/>
+                    </a:stretch>
+                  </pic:blipFill>
+                  <pic:spPr>
+                    <a:xfrm>
+                      <a:off x="0" y="0"/>
+                      <a:ext cx="4567284" cy="3425462"/>
+                    </a:xfrm>
+                    <a:prstGeom prst="rect">
+                      <a:avLst/>
+                    </a:prstGeom>
+                  </pic:spPr>
+                </pic:pic>
+              </a:graphicData>
+            </a:graphic>
+          </wp:inline>
+        </w:drawing>
+      </w:r>
+    </w:p>
+    <w:p>
+      <w:r>
+        <w:lastRenderedPageBreak/>
+        <w:t xml:space="preserve">Figure </w:t>
+      </w:r>
+      <w:r>
+        <w:t>11</w:t>
+      </w:r>
+      <w:r>
+        <w:t>.1</w:t>
+      </w:r>
+      <w:r>
+        <w:t xml:space="preserve">. Projected probabilities </w:t>
+      </w:r>
+      <w:r>
+        <w:t xml:space="preserve">(solid blue line) </w:t>
+      </w:r>
+      <w:r>
+        <w:t xml:space="preserve">of rebuilding spawning biomass </w:t>
+      </w:r>
+      <w:r>
+        <w:t>to achieve</w:t>
+      </w:r>
+      <w:r>
+        <w:t xml:space="preserve"> </w:t>
+      </w:r>
+      <w:r>
+        <w:t xml:space="preserve">the target of </w:t>
+      </w:r>
+      <w:r>
+        <w:rPr>
+          <w:sz w:val="23"/>
+          <w:szCs w:val="23"/>
+        </w:rPr>
+        <w:t>20%SSB</w:t>
+      </w:r>
+      <w:r>
+        <w:rPr>
+          <w:sz w:val="16"/>
+          <w:szCs w:val="16"/>
+        </w:rPr>
+        <w:t xml:space="preserve">F=0 </w:t>
+      </w:r>
+      <w:r>
+        <w:t xml:space="preserve">(top) and fishing mortality exceeding the limit reference level of </w:t>
+      </w:r>
+      <w:r>
+        <w:t>F</w:t>
+      </w:r>
+      <w:r>
+        <w:rPr>
+          <w:vertAlign w:val="subscript"/>
+        </w:rPr>
+        <w:t>20%SSB(F=0)</w:t>
+      </w:r>
+      <w:r>
+        <w:t xml:space="preserve"> </w:t>
+      </w:r>
+      <w:r>
+        <w:t xml:space="preserve">(bottom) </w:t>
+      </w:r>
+      <w:r>
+        <w:rPr>
+          <w:u w:val="single"/>
+        </w:rPr>
+        <w:t xml:space="preserve">under scenario </w:t>
+      </w:r>
+      <w:r>
+        <w:rPr>
+          <w:u w:val="single"/>
+        </w:rPr>
+        <w:t>1</w:t>
+      </w:r>
+      <w:r>
+        <w:rPr>
+          <w:u w:val="single"/>
+        </w:rPr>
+        <w:t xml:space="preserve"> with </w:t>
+      </w:r>
+      <w:r>
+        <w:rPr>
+          <w:u w:val="single"/>
+        </w:rPr>
+        <w:t xml:space="preserve">no </w:t>
+      </w:r>
+      <w:r>
+        <w:rPr>
+          <w:u w:val="single"/>
+        </w:rPr>
+        <w:t>carryover catch</w:t>
+      </w:r>
+      <w:r>
+        <w:t xml:space="preserve"> along with the 60% probability target (green dashed line).</w:t>
+      </w:r>
+    </w:p>
+    <w:p>
+      <w:r>
+        <w:rPr>
+          <w:noProof/>
+        </w:rPr>
+        <w:drawing>
+          <wp:inline distT="0" distB="0" distL="0" distR="0" wp14:anchorId="508ADDDC" wp14:editId="6B949282">
+            <wp:extent cx="4566557" cy="3424918"/>
+            <wp:effectExtent l="0" t="0" r="5715" b="4445"/>
+            <wp:docPr id="69" name="Picture 69"/>
+            <wp:cNvGraphicFramePr>
+              <a:graphicFrameLocks xmlns:a="http://schemas.openxmlformats.org/drawingml/2006/main" noChangeAspect="1"/>
+            </wp:cNvGraphicFramePr>
+            <a:graphic xmlns:a="http://schemas.openxmlformats.org/drawingml/2006/main">
+              <a:graphicData uri="http://schemas.openxmlformats.org/drawingml/2006/picture">
+                <pic:pic xmlns:pic="http://schemas.openxmlformats.org/drawingml/2006/picture">
+                  <pic:nvPicPr>
+                    <pic:cNvPr id="51" name="Picture 51"/>
+                    <pic:cNvPicPr/>
+                  </pic:nvPicPr>
+                  <pic:blipFill>
+                    <a:blip r:embed="rId97" cstate="print">
+                      <a:extLst>
+                        <a:ext uri="{28A0092B-C50C-407E-A947-70E740481C1C}">
+                          <a14:useLocalDpi xmlns:a14="http://schemas.microsoft.com/office/drawing/2010/main" val="0"/>
+                        </a:ext>
+                      </a:extLst>
+                    </a:blip>
+                    <a:stretch>
+                      <a:fillRect/>
+                    </a:stretch>
+                  </pic:blipFill>
+                  <pic:spPr>
+                    <a:xfrm>
+                      <a:off x="0" y="0"/>
+                      <a:ext cx="4589582" cy="3442187"/>
+                    </a:xfrm>
+                    <a:prstGeom prst="rect">
+                      <a:avLst/>
+                    </a:prstGeom>
+                  </pic:spPr>
+                </pic:pic>
+              </a:graphicData>
+            </a:graphic>
+          </wp:inline>
+        </w:drawing>
+      </w:r>
+    </w:p>
+    <w:p>
+      <w:r>
+        <w:rPr>
+          <w:noProof/>
+        </w:rPr>
+        <w:drawing>
+          <wp:inline distT="0" distB="0" distL="0" distR="0" wp14:anchorId="3520DEDC" wp14:editId="3572F7DE">
+            <wp:extent cx="4564742" cy="3423557"/>
+            <wp:effectExtent l="0" t="0" r="7620" b="5715"/>
+            <wp:docPr id="53" name="Picture 53"/>
+            <wp:cNvGraphicFramePr>
+              <a:graphicFrameLocks xmlns:a="http://schemas.openxmlformats.org/drawingml/2006/main" noChangeAspect="1"/>
+            </wp:cNvGraphicFramePr>
+            <a:graphic xmlns:a="http://schemas.openxmlformats.org/drawingml/2006/main">
+              <a:graphicData uri="http://schemas.openxmlformats.org/drawingml/2006/picture">
+                <pic:pic xmlns:pic="http://schemas.openxmlformats.org/drawingml/2006/picture">
+                  <pic:nvPicPr>
+                    <pic:cNvPr id="53" name="Picture 53"/>
+                    <pic:cNvPicPr/>
+                  </pic:nvPicPr>
+                  <pic:blipFill>
+                    <a:blip r:embed="rId98" cstate="print">
+                      <a:extLst>
+                        <a:ext uri="{28A0092B-C50C-407E-A947-70E740481C1C}">
+                          <a14:useLocalDpi xmlns:a14="http://schemas.microsoft.com/office/drawing/2010/main" val="0"/>
+                        </a:ext>
+                      </a:extLst>
+                    </a:blip>
+                    <a:stretch>
+                      <a:fillRect/>
+                    </a:stretch>
+                  </pic:blipFill>
+                  <pic:spPr>
+                    <a:xfrm>
+                      <a:off x="0" y="0"/>
+                      <a:ext cx="4582181" cy="3436636"/>
+                    </a:xfrm>
+                    <a:prstGeom prst="rect">
+                      <a:avLst/>
+                    </a:prstGeom>
+                  </pic:spPr>
+                </pic:pic>
+              </a:graphicData>
+            </a:graphic>
+          </wp:inline>
+        </w:drawing>
+      </w:r>
+      <w:r>
+        <w:br w:type="page"/>
       </w:r>
     </w:p>
     <w:p/>
     <w:p>
       <w:r>
+        <w:t xml:space="preserve">Figure </w:t>
+      </w:r>
+      <w:r>
+        <w:t>11</w:t>
+      </w:r>
+      <w:r>
+        <w:t>.2</w:t>
+      </w:r>
+      <w:r>
+        <w:t xml:space="preserve">. Projected probabilities (solid blue line) of rebuilding spawning biomass to achieve the target of </w:t>
+      </w:r>
+      <w:r>
+        <w:rPr>
+          <w:sz w:val="23"/>
+          <w:szCs w:val="23"/>
+        </w:rPr>
+        <w:t>20%SSB</w:t>
+      </w:r>
+      <w:r>
+        <w:rPr>
+          <w:sz w:val="16"/>
+          <w:szCs w:val="16"/>
+        </w:rPr>
+        <w:t xml:space="preserve">F=0 </w:t>
+      </w:r>
+      <w:r>
+        <w:t>(top) and fishing mortality exceeding the limit reference level of F</w:t>
+      </w:r>
+      <w:r>
+        <w:rPr>
+          <w:vertAlign w:val="subscript"/>
+        </w:rPr>
+        <w:t>20%SSB(F=0)</w:t>
+      </w:r>
+      <w:r>
+        <w:t xml:space="preserve"> (bottom) </w:t>
+      </w:r>
+      <w:r>
+        <w:rPr>
+          <w:u w:val="single"/>
+        </w:rPr>
+        <w:t xml:space="preserve">under scenario </w:t>
+      </w:r>
+      <w:r>
+        <w:rPr>
+          <w:u w:val="single"/>
+        </w:rPr>
+        <w:t>2</w:t>
+      </w:r>
+      <w:r>
+        <w:rPr>
+          <w:u w:val="single"/>
+        </w:rPr>
+        <w:t xml:space="preserve"> with </w:t>
+      </w:r>
+      <w:r>
+        <w:rPr>
+          <w:u w:val="single"/>
+        </w:rPr>
+        <w:t>825 mt of</w:t>
+      </w:r>
+      <w:r>
+        <w:rPr>
+          <w:u w:val="single"/>
+        </w:rPr>
+        <w:t xml:space="preserve"> carryover catch</w:t>
+      </w:r>
+      <w:r>
+        <w:rPr>
+          <w:u w:val="single"/>
+        </w:rPr>
+        <w:t xml:space="preserve"> in 2025</w:t>
+      </w:r>
+      <w:r>
+        <w:t xml:space="preserve"> </w:t>
+      </w:r>
+      <w:r>
+        <w:t>along with the 60% probability target (green dashed line).</w:t>
+      </w:r>
+    </w:p>
+    <w:p>
+      <w:r>
         <w:rPr>
           <w:noProof/>
         </w:rPr>
         <w:drawing>
-          <wp:inline distT="0" distB="0" distL="0" distR="0" wp14:anchorId="01AE1DB8" wp14:editId="30089304">
+          <wp:inline distT="0" distB="0" distL="0" distR="0" wp14:anchorId="4FF64488" wp14:editId="58CAB25B">
+            <wp:extent cx="4586515" cy="3439886"/>
+            <wp:effectExtent l="0" t="0" r="5080" b="8255"/>
+            <wp:docPr id="56" name="Picture 56"/>
+            <wp:cNvGraphicFramePr>
+              <a:graphicFrameLocks xmlns:a="http://schemas.openxmlformats.org/drawingml/2006/main" noChangeAspect="1"/>
+            </wp:cNvGraphicFramePr>
+            <a:graphic xmlns:a="http://schemas.openxmlformats.org/drawingml/2006/main">
+              <a:graphicData uri="http://schemas.openxmlformats.org/drawingml/2006/picture">
+                <pic:pic xmlns:pic="http://schemas.openxmlformats.org/drawingml/2006/picture">
+                  <pic:nvPicPr>
+                    <pic:cNvPr id="56" name="Picture 56"/>
+                    <pic:cNvPicPr/>
+                  </pic:nvPicPr>
+                  <pic:blipFill>
+                    <a:blip r:embed="rId99" cstate="print">
+                      <a:extLst>
+                        <a:ext uri="{28A0092B-C50C-407E-A947-70E740481C1C}">
+                          <a14:useLocalDpi xmlns:a14="http://schemas.microsoft.com/office/drawing/2010/main" val="0"/>
+                        </a:ext>
+                      </a:extLst>
+                    </a:blip>
+                    <a:stretch>
+                      <a:fillRect/>
+                    </a:stretch>
+                  </pic:blipFill>
+                  <pic:spPr>
+                    <a:xfrm>
+                      <a:off x="0" y="0"/>
+                      <a:ext cx="4609250" cy="3456937"/>
+                    </a:xfrm>
+                    <a:prstGeom prst="rect">
+                      <a:avLst/>
+                    </a:prstGeom>
+                  </pic:spPr>
+                </pic:pic>
+              </a:graphicData>
+            </a:graphic>
+          </wp:inline>
+        </w:drawing>
+      </w:r>
+    </w:p>
+    <w:p>
+      <w:r>
+        <w:rPr>
+          <w:noProof/>
+        </w:rPr>
+        <w:drawing>
+          <wp:inline distT="0" distB="0" distL="0" distR="0" wp14:anchorId="35F73A8A" wp14:editId="4E44E93C">
+            <wp:extent cx="4572000" cy="3429000"/>
+            <wp:effectExtent l="0" t="0" r="0" b="0"/>
+            <wp:docPr id="58" name="Picture 58"/>
+            <wp:cNvGraphicFramePr>
+              <a:graphicFrameLocks xmlns:a="http://schemas.openxmlformats.org/drawingml/2006/main" noChangeAspect="1"/>
+            </wp:cNvGraphicFramePr>
+            <a:graphic xmlns:a="http://schemas.openxmlformats.org/drawingml/2006/main">
+              <a:graphicData uri="http://schemas.openxmlformats.org/drawingml/2006/picture">
+                <pic:pic xmlns:pic="http://schemas.openxmlformats.org/drawingml/2006/picture">
+                  <pic:nvPicPr>
+                    <pic:cNvPr id="58" name="Picture 58"/>
+                    <pic:cNvPicPr/>
+                  </pic:nvPicPr>
+                  <pic:blipFill>
+                    <a:blip r:embed="rId100" cstate="print">
+                      <a:extLst>
+                        <a:ext uri="{28A0092B-C50C-407E-A947-70E740481C1C}">
+                          <a14:useLocalDpi xmlns:a14="http://schemas.microsoft.com/office/drawing/2010/main" val="0"/>
+                        </a:ext>
+                      </a:extLst>
+                    </a:blip>
+                    <a:stretch>
+                      <a:fillRect/>
+                    </a:stretch>
+                  </pic:blipFill>
+                  <pic:spPr>
+                    <a:xfrm>
+                      <a:off x="0" y="0"/>
+                      <a:ext cx="4593099" cy="3444824"/>
+                    </a:xfrm>
+                    <a:prstGeom prst="rect">
+                      <a:avLst/>
+                    </a:prstGeom>
+                  </pic:spPr>
+                </pic:pic>
+              </a:graphicData>
+            </a:graphic>
+          </wp:inline>
+        </w:drawing>
+      </w:r>
+    </w:p>
+    <w:p>
+      <w:r>
+        <w:lastRenderedPageBreak/>
+        <w:t xml:space="preserve">Figure </w:t>
+      </w:r>
+      <w:r>
+        <w:t>11</w:t>
+      </w:r>
+      <w:r>
+        <w:t>.3</w:t>
+      </w:r>
+      <w:r>
+        <w:t xml:space="preserve">. Projected probabilities (solid blue line) of rebuilding spawning biomass to achieve the target of </w:t>
+      </w:r>
+      <w:r>
+        <w:rPr>
+          <w:sz w:val="23"/>
+          <w:szCs w:val="23"/>
+        </w:rPr>
+        <w:t>20%SSB</w:t>
+      </w:r>
+      <w:r>
+        <w:rPr>
+          <w:sz w:val="16"/>
+          <w:szCs w:val="16"/>
+        </w:rPr>
+        <w:t xml:space="preserve">F=0 </w:t>
+      </w:r>
+      <w:r>
+        <w:t>(top) and fishing mortality exceeding the limit reference level of F</w:t>
+      </w:r>
+      <w:r>
+        <w:rPr>
+          <w:vertAlign w:val="subscript"/>
+        </w:rPr>
+        <w:t>20%SSB(F=0)</w:t>
+      </w:r>
+      <w:r>
+        <w:t xml:space="preserve"> (bottom) </w:t>
+      </w:r>
+      <w:r>
+        <w:rPr>
+          <w:u w:val="single"/>
+        </w:rPr>
+        <w:t xml:space="preserve">under scenario </w:t>
+      </w:r>
+      <w:r>
+        <w:rPr>
+          <w:u w:val="single"/>
+        </w:rPr>
+        <w:t>3</w:t>
+      </w:r>
+      <w:r>
+        <w:rPr>
+          <w:u w:val="single"/>
+        </w:rPr>
+        <w:t xml:space="preserve"> with </w:t>
+      </w:r>
+      <w:r>
+        <w:rPr>
+          <w:u w:val="single"/>
+        </w:rPr>
+        <w:t>825 mt of</w:t>
+      </w:r>
+      <w:r>
+        <w:rPr>
+          <w:u w:val="single"/>
+        </w:rPr>
+        <w:t xml:space="preserve"> </w:t>
+      </w:r>
+      <w:r>
+        <w:rPr>
+          <w:u w:val="single"/>
+        </w:rPr>
+        <w:t xml:space="preserve">annual </w:t>
+      </w:r>
+      <w:r>
+        <w:rPr>
+          <w:u w:val="single"/>
+        </w:rPr>
+        <w:t>carryover catch</w:t>
+      </w:r>
+      <w:r>
+        <w:rPr>
+          <w:u w:val="single"/>
+        </w:rPr>
+        <w:t xml:space="preserve"> in 2025-2026</w:t>
+      </w:r>
+      <w:r>
+        <w:t xml:space="preserve"> </w:t>
+      </w:r>
+      <w:r>
+        <w:t>along with the 60% probability target (green dashed line).</w:t>
+      </w:r>
+      <w:r>
+        <w:rPr>
+          <w:noProof/>
+        </w:rPr>
+        <w:t xml:space="preserve"> </w:t>
+      </w:r>
+    </w:p>
+    <w:p>
+      <w:r>
+        <w:rPr>
+          <w:noProof/>
+        </w:rPr>
+        <w:drawing>
+          <wp:inline distT="0" distB="0" distL="0" distR="0" wp14:anchorId="41B1DAC4" wp14:editId="5F22651F">
+            <wp:extent cx="4578985" cy="3434238"/>
+            <wp:effectExtent l="0" t="0" r="0" b="0"/>
+            <wp:docPr id="70" name="Picture 70"/>
+            <wp:cNvGraphicFramePr>
+              <a:graphicFrameLocks xmlns:a="http://schemas.openxmlformats.org/drawingml/2006/main" noChangeAspect="1"/>
+            </wp:cNvGraphicFramePr>
+            <a:graphic xmlns:a="http://schemas.openxmlformats.org/drawingml/2006/main">
+              <a:graphicData uri="http://schemas.openxmlformats.org/drawingml/2006/picture">
+                <pic:pic xmlns:pic="http://schemas.openxmlformats.org/drawingml/2006/picture">
+                  <pic:nvPicPr>
+                    <pic:cNvPr id="61" name="Picture 61"/>
+                    <pic:cNvPicPr/>
+                  </pic:nvPicPr>
+                  <pic:blipFill>
+                    <a:blip r:embed="rId101" cstate="print">
+                      <a:extLst>
+                        <a:ext uri="{28A0092B-C50C-407E-A947-70E740481C1C}">
+                          <a14:useLocalDpi xmlns:a14="http://schemas.microsoft.com/office/drawing/2010/main" val="0"/>
+                        </a:ext>
+                      </a:extLst>
+                    </a:blip>
+                    <a:stretch>
+                      <a:fillRect/>
+                    </a:stretch>
+                  </pic:blipFill>
+                  <pic:spPr>
+                    <a:xfrm>
+                      <a:off x="0" y="0"/>
+                      <a:ext cx="4594235" cy="3445676"/>
+                    </a:xfrm>
+                    <a:prstGeom prst="rect">
+                      <a:avLst/>
+                    </a:prstGeom>
+                  </pic:spPr>
+                </pic:pic>
+              </a:graphicData>
+            </a:graphic>
+          </wp:inline>
+        </w:drawing>
+      </w:r>
+      <w:r>
+        <w:rPr>
+          <w:noProof/>
+        </w:rPr>
+        <w:drawing>
+          <wp:inline distT="0" distB="0" distL="0" distR="0" wp14:anchorId="53C537E5" wp14:editId="7B36B0E5">
+            <wp:extent cx="4579257" cy="3434443"/>
+            <wp:effectExtent l="0" t="0" r="0" b="0"/>
+            <wp:docPr id="71" name="Picture 71"/>
+            <wp:cNvGraphicFramePr>
+              <a:graphicFrameLocks xmlns:a="http://schemas.openxmlformats.org/drawingml/2006/main" noChangeAspect="1"/>
+            </wp:cNvGraphicFramePr>
+            <a:graphic xmlns:a="http://schemas.openxmlformats.org/drawingml/2006/main">
+              <a:graphicData uri="http://schemas.openxmlformats.org/drawingml/2006/picture">
+                <pic:pic xmlns:pic="http://schemas.openxmlformats.org/drawingml/2006/picture">
+                  <pic:nvPicPr>
+                    <pic:cNvPr id="63" name="Picture 63"/>
+                    <pic:cNvPicPr/>
+                  </pic:nvPicPr>
+                  <pic:blipFill>
+                    <a:blip r:embed="rId102" cstate="print">
+                      <a:extLst>
+                        <a:ext uri="{28A0092B-C50C-407E-A947-70E740481C1C}">
+                          <a14:useLocalDpi xmlns:a14="http://schemas.microsoft.com/office/drawing/2010/main" val="0"/>
+                        </a:ext>
+                      </a:extLst>
+                    </a:blip>
+                    <a:stretch>
+                      <a:fillRect/>
+                    </a:stretch>
+                  </pic:blipFill>
+                  <pic:spPr>
+                    <a:xfrm>
+                      <a:off x="0" y="0"/>
+                      <a:ext cx="4590358" cy="3442769"/>
+                    </a:xfrm>
+                    <a:prstGeom prst="rect">
+                      <a:avLst/>
+                    </a:prstGeom>
+                  </pic:spPr>
+                </pic:pic>
+              </a:graphicData>
+            </a:graphic>
+          </wp:inline>
+        </w:drawing>
+      </w:r>
+      <w:r>
+        <w:br w:type="page"/>
+      </w:r>
+    </w:p>
+    <w:p/>
+    <w:p>
+      <w:r>
+        <w:t>Figure</w:t>
+      </w:r>
+      <w:r>
+        <w:t xml:space="preserve"> 12</w:t>
+      </w:r>
+      <w:r>
+        <w:t>.</w:t>
+      </w:r>
+    </w:p>
+    <w:p/>
+    <w:p>
+      <w:r>
+        <w:rPr>
+          <w:noProof/>
+        </w:rPr>
+        <w:drawing>
+          <wp:inline distT="0" distB="0" distL="0" distR="0" wp14:anchorId="5CB1E035" wp14:editId="2EF34159">
             <wp:extent cx="5943600" cy="4311650"/>
             <wp:effectExtent l="0" t="0" r="0" b="0"/>
             <wp:docPr id="67" name="Picture 67"/>
@@ -5897,7 +9983,7 @@
                     </pic:cNvPicPr>
                   </pic:nvPicPr>
                   <pic:blipFill>
-                    <a:blip r:embed="rId57" cstate="print">
+                    <a:blip r:embed="rId103" cstate="print">
                       <a:extLst>
                         <a:ext uri="{28A0092B-C50C-407E-A947-70E740481C1C}">
                           <a14:useLocalDpi xmlns:a14="http://schemas.microsoft.com/office/drawing/2010/main" val="0"/>
@@ -5935,7 +10021,13 @@
     <w:p>
       <w:r>
         <w:lastRenderedPageBreak/>
-        <w:t>Figure.</w:t>
+        <w:t>Figure</w:t>
+      </w:r>
+      <w:r>
+        <w:t xml:space="preserve"> 13</w:t>
+      </w:r>
+      <w:r>
+        <w:t>.</w:t>
       </w:r>
     </w:p>
     <w:p/>
@@ -5945,7 +10037,7 @@
           <w:noProof/>
         </w:rPr>
         <w:drawing>
-          <wp:inline distT="0" distB="0" distL="0" distR="0" wp14:anchorId="0DF3ED41" wp14:editId="310BAE79">
+          <wp:inline distT="0" distB="0" distL="0" distR="0" wp14:anchorId="451EC2FB" wp14:editId="482AF43F">
             <wp:extent cx="5943600" cy="4220845"/>
             <wp:effectExtent l="0" t="0" r="0" b="8255"/>
             <wp:docPr id="66" name="Picture 66"/>
@@ -5962,7 +10054,7 @@
                     </pic:cNvPicPr>
                   </pic:nvPicPr>
                   <pic:blipFill>
-                    <a:blip r:embed="rId58" cstate="print">
+                    <a:blip r:embed="rId104" cstate="print">
                       <a:extLst>
                         <a:ext uri="{28A0092B-C50C-407E-A947-70E740481C1C}">
                           <a14:useLocalDpi xmlns:a14="http://schemas.microsoft.com/office/drawing/2010/main" val="0"/>
@@ -6002,7 +10094,13 @@
     <w:p>
       <w:r>
         <w:lastRenderedPageBreak/>
-        <w:t>Figure.</w:t>
+        <w:t>Figure</w:t>
+      </w:r>
+      <w:r>
+        <w:t xml:space="preserve"> 14</w:t>
+      </w:r>
+      <w:r>
+        <w:t>.</w:t>
       </w:r>
     </w:p>
     <w:p/>
@@ -6012,7 +10110,7 @@
           <w:noProof/>
         </w:rPr>
         <w:drawing>
-          <wp:inline distT="0" distB="0" distL="0" distR="0" wp14:anchorId="4E818704" wp14:editId="48216652">
+          <wp:inline distT="0" distB="0" distL="0" distR="0" wp14:anchorId="32E8DF4B" wp14:editId="2ACB01E3">
             <wp:extent cx="5363210" cy="4519295"/>
             <wp:effectExtent l="0" t="0" r="8890" b="0"/>
             <wp:docPr id="65" name="Picture 65"/>
@@ -6029,7 +10127,7 @@
                     </pic:cNvPicPr>
                   </pic:nvPicPr>
                   <pic:blipFill>
-                    <a:blip r:embed="rId59" cstate="print">
+                    <a:blip r:embed="rId105" cstate="print">
                       <a:extLst>
                         <a:ext uri="{28A0092B-C50C-407E-A947-70E740481C1C}">
                           <a14:useLocalDpi xmlns:a14="http://schemas.microsoft.com/office/drawing/2010/main" val="0"/>
@@ -6070,7 +10168,13 @@
     <w:p>
       <w:r>
         <w:lastRenderedPageBreak/>
-        <w:t>Figure.</w:t>
+        <w:t>Figure</w:t>
+      </w:r>
+      <w:r>
+        <w:t xml:space="preserve"> 15</w:t>
+      </w:r>
+      <w:r>
+        <w:t>.</w:t>
       </w:r>
     </w:p>
     <w:p/>
@@ -6080,7 +10184,7 @@
           <w:noProof/>
         </w:rPr>
         <w:drawing>
-          <wp:inline distT="0" distB="0" distL="0" distR="0" wp14:anchorId="7107B57E" wp14:editId="4472D007">
+          <wp:inline distT="0" distB="0" distL="0" distR="0" wp14:anchorId="49141970" wp14:editId="2320AB77">
             <wp:extent cx="5486400" cy="4624705"/>
             <wp:effectExtent l="0" t="0" r="0" b="4445"/>
             <wp:docPr id="68" name="Picture 68"/>
@@ -6097,7 +10201,7 @@
                     </pic:cNvPicPr>
                   </pic:nvPicPr>
                   <pic:blipFill>
-                    <a:blip r:embed="rId60" cstate="print">
+                    <a:blip r:embed="rId106" cstate="print">
                       <a:extLst>
                         <a:ext uri="{28A0092B-C50C-407E-A947-70E740481C1C}">
                           <a14:useLocalDpi xmlns:a14="http://schemas.microsoft.com/office/drawing/2010/main" val="0"/>
@@ -6137,15 +10241,38 @@
     <w:p>
       <w:r>
         <w:lastRenderedPageBreak/>
-        <w:t>Figure.</w:t>
-      </w:r>
+        <w:t>Figure</w:t>
+      </w:r>
+      <w:r>
+        <w:t xml:space="preserve"> x. Projected distributions of recruitment with median (solid blue lines), interquartile range (dot-dashed lines), 10</w:t>
+      </w:r>
+      <w:r>
+        <w:rPr>
+          <w:vertAlign w:val="superscript"/>
+        </w:rPr>
+        <w:t>th</w:t>
+      </w:r>
+      <w:r>
+        <w:t xml:space="preserve"> and 90</w:t>
+      </w:r>
+      <w:r>
+        <w:rPr>
+          <w:vertAlign w:val="superscript"/>
+        </w:rPr>
+        <w:t>th</w:t>
+      </w:r>
+      <w:r>
+        <w:t xml:space="preserve"> percentiles (dotted blue lines), and approximate 80% confidence intervals (gray shaded region).</w:t>
+      </w:r>
+    </w:p>
+    <w:p>
       <w:r>
         <w:rPr>
           <w:noProof/>
         </w:rPr>
         <w:drawing>
-          <wp:inline distT="0" distB="0" distL="0" distR="0" wp14:anchorId="6CC2E7E9" wp14:editId="5CBA1E10">
-            <wp:extent cx="5943600" cy="4457700"/>
+          <wp:inline distT="0" distB="0" distL="0" distR="0" wp14:anchorId="614BD25E" wp14:editId="4F63FE0B">
+            <wp:extent cx="2954020" cy="2215515"/>
             <wp:effectExtent l="0" t="0" r="0" b="0"/>
             <wp:docPr id="5" name="Picture 5"/>
             <wp:cNvGraphicFramePr>
@@ -6159,7 +10286,7 @@
                     <pic:cNvPicPr/>
                   </pic:nvPicPr>
                   <pic:blipFill>
-                    <a:blip r:embed="rId61" cstate="print">
+                    <a:blip r:embed="rId107" cstate="print">
                       <a:extLst>
                         <a:ext uri="{28A0092B-C50C-407E-A947-70E740481C1C}">
                           <a14:useLocalDpi xmlns:a14="http://schemas.microsoft.com/office/drawing/2010/main" val="0"/>
@@ -6173,7 +10300,7 @@
                   <pic:spPr>
                     <a:xfrm>
                       <a:off x="0" y="0"/>
-                      <a:ext cx="5943600" cy="4457700"/>
+                      <a:ext cx="2959339" cy="2219504"/>
                     </a:xfrm>
                     <a:prstGeom prst="rect">
                       <a:avLst/>
@@ -6185,27 +10312,17 @@
           </wp:inline>
         </w:drawing>
       </w:r>
-      <w:r>
-        <w:br w:type="page"/>
-      </w:r>
-    </w:p>
-    <w:p>
-      <w:r>
-        <w:lastRenderedPageBreak/>
-        <w:t>Figure.</w:t>
-      </w:r>
-    </w:p>
-    <w:p/>
+    </w:p>
     <w:p>
       <w:r>
         <w:rPr>
           <w:noProof/>
         </w:rPr>
         <w:drawing>
-          <wp:inline distT="0" distB="0" distL="0" distR="0" wp14:anchorId="4FECBA54" wp14:editId="2180D7AE">
-            <wp:extent cx="5943600" cy="4457700"/>
+          <wp:inline distT="0" distB="0" distL="0" distR="0" wp14:anchorId="4B9E33D8" wp14:editId="118E2AF8">
+            <wp:extent cx="2954020" cy="2215515"/>
             <wp:effectExtent l="0" t="0" r="0" b="0"/>
-            <wp:docPr id="50" name="Picture 50"/>
+            <wp:docPr id="72" name="Picture 72"/>
             <wp:cNvGraphicFramePr>
               <a:graphicFrameLocks xmlns:a="http://schemas.openxmlformats.org/drawingml/2006/main" noChangeAspect="1"/>
             </wp:cNvGraphicFramePr>
@@ -6213,11 +10330,11 @@
               <a:graphicData uri="http://schemas.openxmlformats.org/drawingml/2006/picture">
                 <pic:pic xmlns:pic="http://schemas.openxmlformats.org/drawingml/2006/picture">
                   <pic:nvPicPr>
-                    <pic:cNvPr id="50" name="Picture 50"/>
+                    <pic:cNvPr id="72" name="Picture 72"/>
                     <pic:cNvPicPr/>
                   </pic:nvPicPr>
                   <pic:blipFill>
-                    <a:blip r:embed="rId62" cstate="print">
+                    <a:blip r:embed="rId108" cstate="print">
                       <a:extLst>
                         <a:ext uri="{28A0092B-C50C-407E-A947-70E740481C1C}">
                           <a14:useLocalDpi xmlns:a14="http://schemas.microsoft.com/office/drawing/2010/main" val="0"/>
@@ -6231,7 +10348,7 @@
                   <pic:spPr>
                     <a:xfrm>
                       <a:off x="0" y="0"/>
-                      <a:ext cx="5943600" cy="4457700"/>
+                      <a:ext cx="2974508" cy="2230881"/>
                     </a:xfrm>
                     <a:prstGeom prst="rect">
                       <a:avLst/>
@@ -6244,29 +10361,16 @@
         </w:drawing>
       </w:r>
     </w:p>
-    <w:p/>
-    <w:p>
-      <w:r>
-        <w:br w:type="page"/>
-      </w:r>
-    </w:p>
-    <w:p>
-      <w:r>
-        <w:lastRenderedPageBreak/>
-        <w:t>Figure.</w:t>
-      </w:r>
-    </w:p>
-    <w:p/>
     <w:p>
       <w:r>
         <w:rPr>
           <w:noProof/>
         </w:rPr>
         <w:drawing>
-          <wp:inline distT="0" distB="0" distL="0" distR="0" wp14:anchorId="67B87F9B" wp14:editId="4F11F7F0">
-            <wp:extent cx="5943600" cy="4457700"/>
-            <wp:effectExtent l="0" t="0" r="0" b="0"/>
-            <wp:docPr id="51" name="Picture 51"/>
+          <wp:inline distT="0" distB="0" distL="0" distR="0" wp14:anchorId="09A10F6E" wp14:editId="4F129D1C">
+            <wp:extent cx="2960913" cy="2220685"/>
+            <wp:effectExtent l="0" t="0" r="0" b="8255"/>
+            <wp:docPr id="74" name="Picture 74"/>
             <wp:cNvGraphicFramePr>
               <a:graphicFrameLocks xmlns:a="http://schemas.openxmlformats.org/drawingml/2006/main" noChangeAspect="1"/>
             </wp:cNvGraphicFramePr>
@@ -6274,11 +10378,11 @@
               <a:graphicData uri="http://schemas.openxmlformats.org/drawingml/2006/picture">
                 <pic:pic xmlns:pic="http://schemas.openxmlformats.org/drawingml/2006/picture">
                   <pic:nvPicPr>
-                    <pic:cNvPr id="51" name="Picture 51"/>
+                    <pic:cNvPr id="74" name="Picture 74"/>
                     <pic:cNvPicPr/>
                   </pic:nvPicPr>
                   <pic:blipFill>
-                    <a:blip r:embed="rId63" cstate="print">
+                    <a:blip r:embed="rId109" cstate="print">
                       <a:extLst>
                         <a:ext uri="{28A0092B-C50C-407E-A947-70E740481C1C}">
                           <a14:useLocalDpi xmlns:a14="http://schemas.microsoft.com/office/drawing/2010/main" val="0"/>
@@ -6292,7 +10396,7 @@
                   <pic:spPr>
                     <a:xfrm>
                       <a:off x="0" y="0"/>
-                      <a:ext cx="5943600" cy="4457700"/>
+                      <a:ext cx="2975772" cy="2231829"/>
                     </a:xfrm>
                     <a:prstGeom prst="rect">
                       <a:avLst/>
@@ -6305,817 +10409,6 @@
         </w:drawing>
       </w:r>
     </w:p>
-    <w:p/>
-    <w:p>
-      <w:r>
-        <w:br w:type="page"/>
-      </w:r>
-    </w:p>
-    <w:p>
-      <w:r>
-        <w:lastRenderedPageBreak/>
-        <w:t>Figure.</w:t>
-      </w:r>
-    </w:p>
-    <w:p/>
-    <w:p>
-      <w:r>
-        <w:rPr>
-          <w:noProof/>
-        </w:rPr>
-        <w:drawing>
-          <wp:inline distT="0" distB="0" distL="0" distR="0" wp14:anchorId="7E406817" wp14:editId="72A22D35">
-            <wp:extent cx="5943600" cy="4457700"/>
-            <wp:effectExtent l="0" t="0" r="0" b="0"/>
-            <wp:docPr id="52" name="Picture 52"/>
-            <wp:cNvGraphicFramePr>
-              <a:graphicFrameLocks xmlns:a="http://schemas.openxmlformats.org/drawingml/2006/main" noChangeAspect="1"/>
-            </wp:cNvGraphicFramePr>
-            <a:graphic xmlns:a="http://schemas.openxmlformats.org/drawingml/2006/main">
-              <a:graphicData uri="http://schemas.openxmlformats.org/drawingml/2006/picture">
-                <pic:pic xmlns:pic="http://schemas.openxmlformats.org/drawingml/2006/picture">
-                  <pic:nvPicPr>
-                    <pic:cNvPr id="52" name="Picture 52"/>
-                    <pic:cNvPicPr/>
-                  </pic:nvPicPr>
-                  <pic:blipFill>
-                    <a:blip r:embed="rId64" cstate="print">
-                      <a:extLst>
-                        <a:ext uri="{28A0092B-C50C-407E-A947-70E740481C1C}">
-                          <a14:useLocalDpi xmlns:a14="http://schemas.microsoft.com/office/drawing/2010/main" val="0"/>
-                        </a:ext>
-                      </a:extLst>
-                    </a:blip>
-                    <a:stretch>
-                      <a:fillRect/>
-                    </a:stretch>
-                  </pic:blipFill>
-                  <pic:spPr>
-                    <a:xfrm>
-                      <a:off x="0" y="0"/>
-                      <a:ext cx="5943600" cy="4457700"/>
-                    </a:xfrm>
-                    <a:prstGeom prst="rect">
-                      <a:avLst/>
-                    </a:prstGeom>
-                  </pic:spPr>
-                </pic:pic>
-              </a:graphicData>
-            </a:graphic>
-          </wp:inline>
-        </w:drawing>
-      </w:r>
-    </w:p>
-    <w:p/>
-    <w:p>
-      <w:r>
-        <w:br w:type="page"/>
-      </w:r>
-    </w:p>
-    <w:p>
-      <w:r>
-        <w:lastRenderedPageBreak/>
-        <w:t>Figure.</w:t>
-      </w:r>
-    </w:p>
-    <w:p/>
-    <w:p>
-      <w:r>
-        <w:rPr>
-          <w:noProof/>
-        </w:rPr>
-        <w:drawing>
-          <wp:inline distT="0" distB="0" distL="0" distR="0" wp14:anchorId="7254B046" wp14:editId="2AFC25EA">
-            <wp:extent cx="5943600" cy="4457700"/>
-            <wp:effectExtent l="0" t="0" r="0" b="0"/>
-            <wp:docPr id="53" name="Picture 53"/>
-            <wp:cNvGraphicFramePr>
-              <a:graphicFrameLocks xmlns:a="http://schemas.openxmlformats.org/drawingml/2006/main" noChangeAspect="1"/>
-            </wp:cNvGraphicFramePr>
-            <a:graphic xmlns:a="http://schemas.openxmlformats.org/drawingml/2006/main">
-              <a:graphicData uri="http://schemas.openxmlformats.org/drawingml/2006/picture">
-                <pic:pic xmlns:pic="http://schemas.openxmlformats.org/drawingml/2006/picture">
-                  <pic:nvPicPr>
-                    <pic:cNvPr id="53" name="Picture 53"/>
-                    <pic:cNvPicPr/>
-                  </pic:nvPicPr>
-                  <pic:blipFill>
-                    <a:blip r:embed="rId65" cstate="print">
-                      <a:extLst>
-                        <a:ext uri="{28A0092B-C50C-407E-A947-70E740481C1C}">
-                          <a14:useLocalDpi xmlns:a14="http://schemas.microsoft.com/office/drawing/2010/main" val="0"/>
-                        </a:ext>
-                      </a:extLst>
-                    </a:blip>
-                    <a:stretch>
-                      <a:fillRect/>
-                    </a:stretch>
-                  </pic:blipFill>
-                  <pic:spPr>
-                    <a:xfrm>
-                      <a:off x="0" y="0"/>
-                      <a:ext cx="5943600" cy="4457700"/>
-                    </a:xfrm>
-                    <a:prstGeom prst="rect">
-                      <a:avLst/>
-                    </a:prstGeom>
-                  </pic:spPr>
-                </pic:pic>
-              </a:graphicData>
-            </a:graphic>
-          </wp:inline>
-        </w:drawing>
-      </w:r>
-    </w:p>
-    <w:p/>
-    <w:p>
-      <w:r>
-        <w:br w:type="page"/>
-      </w:r>
-    </w:p>
-    <w:p>
-      <w:r>
-        <w:lastRenderedPageBreak/>
-        <w:t>Figure.</w:t>
-      </w:r>
-    </w:p>
-    <w:p/>
-    <w:p>
-      <w:r>
-        <w:rPr>
-          <w:noProof/>
-        </w:rPr>
-        <w:drawing>
-          <wp:inline distT="0" distB="0" distL="0" distR="0" wp14:anchorId="097A4E3B" wp14:editId="49D5131E">
-            <wp:extent cx="5943600" cy="4457700"/>
-            <wp:effectExtent l="0" t="0" r="0" b="0"/>
-            <wp:docPr id="54" name="Picture 54"/>
-            <wp:cNvGraphicFramePr>
-              <a:graphicFrameLocks xmlns:a="http://schemas.openxmlformats.org/drawingml/2006/main" noChangeAspect="1"/>
-            </wp:cNvGraphicFramePr>
-            <a:graphic xmlns:a="http://schemas.openxmlformats.org/drawingml/2006/main">
-              <a:graphicData uri="http://schemas.openxmlformats.org/drawingml/2006/picture">
-                <pic:pic xmlns:pic="http://schemas.openxmlformats.org/drawingml/2006/picture">
-                  <pic:nvPicPr>
-                    <pic:cNvPr id="54" name="Picture 54"/>
-                    <pic:cNvPicPr/>
-                  </pic:nvPicPr>
-                  <pic:blipFill>
-                    <a:blip r:embed="rId66" cstate="print">
-                      <a:extLst>
-                        <a:ext uri="{28A0092B-C50C-407E-A947-70E740481C1C}">
-                          <a14:useLocalDpi xmlns:a14="http://schemas.microsoft.com/office/drawing/2010/main" val="0"/>
-                        </a:ext>
-                      </a:extLst>
-                    </a:blip>
-                    <a:stretch>
-                      <a:fillRect/>
-                    </a:stretch>
-                  </pic:blipFill>
-                  <pic:spPr>
-                    <a:xfrm>
-                      <a:off x="0" y="0"/>
-                      <a:ext cx="5943600" cy="4457700"/>
-                    </a:xfrm>
-                    <a:prstGeom prst="rect">
-                      <a:avLst/>
-                    </a:prstGeom>
-                  </pic:spPr>
-                </pic:pic>
-              </a:graphicData>
-            </a:graphic>
-          </wp:inline>
-        </w:drawing>
-      </w:r>
-    </w:p>
-    <w:p/>
-    <w:p>
-      <w:r>
-        <w:br w:type="page"/>
-      </w:r>
-    </w:p>
-    <w:p>
-      <w:r>
-        <w:lastRenderedPageBreak/>
-        <w:t>Figure.</w:t>
-      </w:r>
-    </w:p>
-    <w:p/>
-    <w:p>
-      <w:r>
-        <w:rPr>
-          <w:noProof/>
-        </w:rPr>
-        <w:drawing>
-          <wp:inline distT="0" distB="0" distL="0" distR="0" wp14:anchorId="4EAEF75F" wp14:editId="0B3D1D5B">
-            <wp:extent cx="5943600" cy="4457700"/>
-            <wp:effectExtent l="0" t="0" r="0" b="0"/>
-            <wp:docPr id="55" name="Picture 55"/>
-            <wp:cNvGraphicFramePr>
-              <a:graphicFrameLocks xmlns:a="http://schemas.openxmlformats.org/drawingml/2006/main" noChangeAspect="1"/>
-            </wp:cNvGraphicFramePr>
-            <a:graphic xmlns:a="http://schemas.openxmlformats.org/drawingml/2006/main">
-              <a:graphicData uri="http://schemas.openxmlformats.org/drawingml/2006/picture">
-                <pic:pic xmlns:pic="http://schemas.openxmlformats.org/drawingml/2006/picture">
-                  <pic:nvPicPr>
-                    <pic:cNvPr id="55" name="Picture 55"/>
-                    <pic:cNvPicPr/>
-                  </pic:nvPicPr>
-                  <pic:blipFill>
-                    <a:blip r:embed="rId67" cstate="print">
-                      <a:extLst>
-                        <a:ext uri="{28A0092B-C50C-407E-A947-70E740481C1C}">
-                          <a14:useLocalDpi xmlns:a14="http://schemas.microsoft.com/office/drawing/2010/main" val="0"/>
-                        </a:ext>
-                      </a:extLst>
-                    </a:blip>
-                    <a:stretch>
-                      <a:fillRect/>
-                    </a:stretch>
-                  </pic:blipFill>
-                  <pic:spPr>
-                    <a:xfrm>
-                      <a:off x="0" y="0"/>
-                      <a:ext cx="5943600" cy="4457700"/>
-                    </a:xfrm>
-                    <a:prstGeom prst="rect">
-                      <a:avLst/>
-                    </a:prstGeom>
-                  </pic:spPr>
-                </pic:pic>
-              </a:graphicData>
-            </a:graphic>
-          </wp:inline>
-        </w:drawing>
-      </w:r>
-    </w:p>
-    <w:p/>
-    <w:p/>
-    <w:p>
-      <w:r>
-        <w:br w:type="page"/>
-      </w:r>
-    </w:p>
-    <w:p>
-      <w:r>
-        <w:lastRenderedPageBreak/>
-        <w:t>Figure.</w:t>
-      </w:r>
-    </w:p>
-    <w:p/>
-    <w:p>
-      <w:r>
-        <w:rPr>
-          <w:noProof/>
-        </w:rPr>
-        <w:drawing>
-          <wp:inline distT="0" distB="0" distL="0" distR="0" wp14:anchorId="5159D177" wp14:editId="065898FA">
-            <wp:extent cx="5943600" cy="4457700"/>
-            <wp:effectExtent l="0" t="0" r="0" b="0"/>
-            <wp:docPr id="56" name="Picture 56"/>
-            <wp:cNvGraphicFramePr>
-              <a:graphicFrameLocks xmlns:a="http://schemas.openxmlformats.org/drawingml/2006/main" noChangeAspect="1"/>
-            </wp:cNvGraphicFramePr>
-            <a:graphic xmlns:a="http://schemas.openxmlformats.org/drawingml/2006/main">
-              <a:graphicData uri="http://schemas.openxmlformats.org/drawingml/2006/picture">
-                <pic:pic xmlns:pic="http://schemas.openxmlformats.org/drawingml/2006/picture">
-                  <pic:nvPicPr>
-                    <pic:cNvPr id="56" name="Picture 56"/>
-                    <pic:cNvPicPr/>
-                  </pic:nvPicPr>
-                  <pic:blipFill>
-                    <a:blip r:embed="rId68" cstate="print">
-                      <a:extLst>
-                        <a:ext uri="{28A0092B-C50C-407E-A947-70E740481C1C}">
-                          <a14:useLocalDpi xmlns:a14="http://schemas.microsoft.com/office/drawing/2010/main" val="0"/>
-                        </a:ext>
-                      </a:extLst>
-                    </a:blip>
-                    <a:stretch>
-                      <a:fillRect/>
-                    </a:stretch>
-                  </pic:blipFill>
-                  <pic:spPr>
-                    <a:xfrm>
-                      <a:off x="0" y="0"/>
-                      <a:ext cx="5943600" cy="4457700"/>
-                    </a:xfrm>
-                    <a:prstGeom prst="rect">
-                      <a:avLst/>
-                    </a:prstGeom>
-                  </pic:spPr>
-                </pic:pic>
-              </a:graphicData>
-            </a:graphic>
-          </wp:inline>
-        </w:drawing>
-      </w:r>
-    </w:p>
-    <w:p/>
-    <w:p>
-      <w:r>
-        <w:br w:type="page"/>
-      </w:r>
-    </w:p>
-    <w:p>
-      <w:r>
-        <w:lastRenderedPageBreak/>
-        <w:t>Figure.</w:t>
-      </w:r>
-    </w:p>
-    <w:p/>
-    <w:p>
-      <w:r>
-        <w:rPr>
-          <w:noProof/>
-        </w:rPr>
-        <w:drawing>
-          <wp:inline distT="0" distB="0" distL="0" distR="0" wp14:anchorId="73DDF83A" wp14:editId="3F245601">
-            <wp:extent cx="5943600" cy="4457700"/>
-            <wp:effectExtent l="0" t="0" r="0" b="0"/>
-            <wp:docPr id="57" name="Picture 57"/>
-            <wp:cNvGraphicFramePr>
-              <a:graphicFrameLocks xmlns:a="http://schemas.openxmlformats.org/drawingml/2006/main" noChangeAspect="1"/>
-            </wp:cNvGraphicFramePr>
-            <a:graphic xmlns:a="http://schemas.openxmlformats.org/drawingml/2006/main">
-              <a:graphicData uri="http://schemas.openxmlformats.org/drawingml/2006/picture">
-                <pic:pic xmlns:pic="http://schemas.openxmlformats.org/drawingml/2006/picture">
-                  <pic:nvPicPr>
-                    <pic:cNvPr id="57" name="Picture 57"/>
-                    <pic:cNvPicPr/>
-                  </pic:nvPicPr>
-                  <pic:blipFill>
-                    <a:blip r:embed="rId69" cstate="print">
-                      <a:extLst>
-                        <a:ext uri="{28A0092B-C50C-407E-A947-70E740481C1C}">
-                          <a14:useLocalDpi xmlns:a14="http://schemas.microsoft.com/office/drawing/2010/main" val="0"/>
-                        </a:ext>
-                      </a:extLst>
-                    </a:blip>
-                    <a:stretch>
-                      <a:fillRect/>
-                    </a:stretch>
-                  </pic:blipFill>
-                  <pic:spPr>
-                    <a:xfrm>
-                      <a:off x="0" y="0"/>
-                      <a:ext cx="5943600" cy="4457700"/>
-                    </a:xfrm>
-                    <a:prstGeom prst="rect">
-                      <a:avLst/>
-                    </a:prstGeom>
-                  </pic:spPr>
-                </pic:pic>
-              </a:graphicData>
-            </a:graphic>
-          </wp:inline>
-        </w:drawing>
-      </w:r>
-    </w:p>
-    <w:p/>
-    <w:p>
-      <w:r>
-        <w:br w:type="page"/>
-      </w:r>
-    </w:p>
-    <w:p>
-      <w:r>
-        <w:lastRenderedPageBreak/>
-        <w:t>Figure.</w:t>
-      </w:r>
-    </w:p>
-    <w:p/>
-    <w:p>
-      <w:r>
-        <w:rPr>
-          <w:noProof/>
-        </w:rPr>
-        <w:drawing>
-          <wp:inline distT="0" distB="0" distL="0" distR="0" wp14:anchorId="2CD30B3B" wp14:editId="6FDD0852">
-            <wp:extent cx="5943600" cy="4457700"/>
-            <wp:effectExtent l="0" t="0" r="0" b="0"/>
-            <wp:docPr id="58" name="Picture 58"/>
-            <wp:cNvGraphicFramePr>
-              <a:graphicFrameLocks xmlns:a="http://schemas.openxmlformats.org/drawingml/2006/main" noChangeAspect="1"/>
-            </wp:cNvGraphicFramePr>
-            <a:graphic xmlns:a="http://schemas.openxmlformats.org/drawingml/2006/main">
-              <a:graphicData uri="http://schemas.openxmlformats.org/drawingml/2006/picture">
-                <pic:pic xmlns:pic="http://schemas.openxmlformats.org/drawingml/2006/picture">
-                  <pic:nvPicPr>
-                    <pic:cNvPr id="58" name="Picture 58"/>
-                    <pic:cNvPicPr/>
-                  </pic:nvPicPr>
-                  <pic:blipFill>
-                    <a:blip r:embed="rId70" cstate="print">
-                      <a:extLst>
-                        <a:ext uri="{28A0092B-C50C-407E-A947-70E740481C1C}">
-                          <a14:useLocalDpi xmlns:a14="http://schemas.microsoft.com/office/drawing/2010/main" val="0"/>
-                        </a:ext>
-                      </a:extLst>
-                    </a:blip>
-                    <a:stretch>
-                      <a:fillRect/>
-                    </a:stretch>
-                  </pic:blipFill>
-                  <pic:spPr>
-                    <a:xfrm>
-                      <a:off x="0" y="0"/>
-                      <a:ext cx="5943600" cy="4457700"/>
-                    </a:xfrm>
-                    <a:prstGeom prst="rect">
-                      <a:avLst/>
-                    </a:prstGeom>
-                  </pic:spPr>
-                </pic:pic>
-              </a:graphicData>
-            </a:graphic>
-          </wp:inline>
-        </w:drawing>
-      </w:r>
-    </w:p>
-    <w:p/>
-    <w:p>
-      <w:r>
-        <w:br w:type="page"/>
-      </w:r>
-    </w:p>
-    <w:p>
-      <w:r>
-        <w:lastRenderedPageBreak/>
-        <w:t>Figure.</w:t>
-      </w:r>
-    </w:p>
-    <w:p/>
-    <w:p>
-      <w:r>
-        <w:rPr>
-          <w:noProof/>
-        </w:rPr>
-        <w:drawing>
-          <wp:inline distT="0" distB="0" distL="0" distR="0" wp14:anchorId="7ADDFA0F" wp14:editId="02D163B4">
-            <wp:extent cx="5943600" cy="4457700"/>
-            <wp:effectExtent l="0" t="0" r="0" b="0"/>
-            <wp:docPr id="59" name="Picture 59"/>
-            <wp:cNvGraphicFramePr>
-              <a:graphicFrameLocks xmlns:a="http://schemas.openxmlformats.org/drawingml/2006/main" noChangeAspect="1"/>
-            </wp:cNvGraphicFramePr>
-            <a:graphic xmlns:a="http://schemas.openxmlformats.org/drawingml/2006/main">
-              <a:graphicData uri="http://schemas.openxmlformats.org/drawingml/2006/picture">
-                <pic:pic xmlns:pic="http://schemas.openxmlformats.org/drawingml/2006/picture">
-                  <pic:nvPicPr>
-                    <pic:cNvPr id="59" name="Picture 59"/>
-                    <pic:cNvPicPr/>
-                  </pic:nvPicPr>
-                  <pic:blipFill>
-                    <a:blip r:embed="rId71" cstate="print">
-                      <a:extLst>
-                        <a:ext uri="{28A0092B-C50C-407E-A947-70E740481C1C}">
-                          <a14:useLocalDpi xmlns:a14="http://schemas.microsoft.com/office/drawing/2010/main" val="0"/>
-                        </a:ext>
-                      </a:extLst>
-                    </a:blip>
-                    <a:stretch>
-                      <a:fillRect/>
-                    </a:stretch>
-                  </pic:blipFill>
-                  <pic:spPr>
-                    <a:xfrm>
-                      <a:off x="0" y="0"/>
-                      <a:ext cx="5943600" cy="4457700"/>
-                    </a:xfrm>
-                    <a:prstGeom prst="rect">
-                      <a:avLst/>
-                    </a:prstGeom>
-                  </pic:spPr>
-                </pic:pic>
-              </a:graphicData>
-            </a:graphic>
-          </wp:inline>
-        </w:drawing>
-      </w:r>
-    </w:p>
-    <w:p/>
-    <w:p>
-      <w:r>
-        <w:br w:type="page"/>
-      </w:r>
-    </w:p>
-    <w:p>
-      <w:r>
-        <w:lastRenderedPageBreak/>
-        <w:t>Figure.</w:t>
-      </w:r>
-    </w:p>
-    <w:p/>
-    <w:p>
-      <w:r>
-        <w:rPr>
-          <w:noProof/>
-        </w:rPr>
-        <w:drawing>
-          <wp:inline distT="0" distB="0" distL="0" distR="0" wp14:anchorId="2F1B57C6" wp14:editId="42486A98">
-            <wp:extent cx="5943600" cy="4457700"/>
-            <wp:effectExtent l="0" t="0" r="0" b="0"/>
-            <wp:docPr id="60" name="Picture 60"/>
-            <wp:cNvGraphicFramePr>
-              <a:graphicFrameLocks xmlns:a="http://schemas.openxmlformats.org/drawingml/2006/main" noChangeAspect="1"/>
-            </wp:cNvGraphicFramePr>
-            <a:graphic xmlns:a="http://schemas.openxmlformats.org/drawingml/2006/main">
-              <a:graphicData uri="http://schemas.openxmlformats.org/drawingml/2006/picture">
-                <pic:pic xmlns:pic="http://schemas.openxmlformats.org/drawingml/2006/picture">
-                  <pic:nvPicPr>
-                    <pic:cNvPr id="60" name="Picture 60"/>
-                    <pic:cNvPicPr/>
-                  </pic:nvPicPr>
-                  <pic:blipFill>
-                    <a:blip r:embed="rId72" cstate="print">
-                      <a:extLst>
-                        <a:ext uri="{28A0092B-C50C-407E-A947-70E740481C1C}">
-                          <a14:useLocalDpi xmlns:a14="http://schemas.microsoft.com/office/drawing/2010/main" val="0"/>
-                        </a:ext>
-                      </a:extLst>
-                    </a:blip>
-                    <a:stretch>
-                      <a:fillRect/>
-                    </a:stretch>
-                  </pic:blipFill>
-                  <pic:spPr>
-                    <a:xfrm>
-                      <a:off x="0" y="0"/>
-                      <a:ext cx="5943600" cy="4457700"/>
-                    </a:xfrm>
-                    <a:prstGeom prst="rect">
-                      <a:avLst/>
-                    </a:prstGeom>
-                  </pic:spPr>
-                </pic:pic>
-              </a:graphicData>
-            </a:graphic>
-          </wp:inline>
-        </w:drawing>
-      </w:r>
-    </w:p>
-    <w:p/>
-    <w:p>
-      <w:r>
-        <w:br w:type="page"/>
-      </w:r>
-    </w:p>
-    <w:p>
-      <w:r>
-        <w:lastRenderedPageBreak/>
-        <w:t>Figure.</w:t>
-      </w:r>
-    </w:p>
-    <w:p/>
-    <w:p>
-      <w:r>
-        <w:rPr>
-          <w:noProof/>
-        </w:rPr>
-        <w:drawing>
-          <wp:inline distT="0" distB="0" distL="0" distR="0" wp14:anchorId="3B704BFF" wp14:editId="7B510234">
-            <wp:extent cx="5943600" cy="4457700"/>
-            <wp:effectExtent l="0" t="0" r="0" b="0"/>
-            <wp:docPr id="61" name="Picture 61"/>
-            <wp:cNvGraphicFramePr>
-              <a:graphicFrameLocks xmlns:a="http://schemas.openxmlformats.org/drawingml/2006/main" noChangeAspect="1"/>
-            </wp:cNvGraphicFramePr>
-            <a:graphic xmlns:a="http://schemas.openxmlformats.org/drawingml/2006/main">
-              <a:graphicData uri="http://schemas.openxmlformats.org/drawingml/2006/picture">
-                <pic:pic xmlns:pic="http://schemas.openxmlformats.org/drawingml/2006/picture">
-                  <pic:nvPicPr>
-                    <pic:cNvPr id="61" name="Picture 61"/>
-                    <pic:cNvPicPr/>
-                  </pic:nvPicPr>
-                  <pic:blipFill>
-                    <a:blip r:embed="rId73" cstate="print">
-                      <a:extLst>
-                        <a:ext uri="{28A0092B-C50C-407E-A947-70E740481C1C}">
-                          <a14:useLocalDpi xmlns:a14="http://schemas.microsoft.com/office/drawing/2010/main" val="0"/>
-                        </a:ext>
-                      </a:extLst>
-                    </a:blip>
-                    <a:stretch>
-                      <a:fillRect/>
-                    </a:stretch>
-                  </pic:blipFill>
-                  <pic:spPr>
-                    <a:xfrm>
-                      <a:off x="0" y="0"/>
-                      <a:ext cx="5943600" cy="4457700"/>
-                    </a:xfrm>
-                    <a:prstGeom prst="rect">
-                      <a:avLst/>
-                    </a:prstGeom>
-                  </pic:spPr>
-                </pic:pic>
-              </a:graphicData>
-            </a:graphic>
-          </wp:inline>
-        </w:drawing>
-      </w:r>
-    </w:p>
-    <w:p/>
-    <w:p>
-      <w:r>
-        <w:br w:type="page"/>
-      </w:r>
-    </w:p>
-    <w:p>
-      <w:r>
-        <w:lastRenderedPageBreak/>
-        <w:t>Figure.</w:t>
-      </w:r>
-    </w:p>
-    <w:p/>
-    <w:p>
-      <w:r>
-        <w:rPr>
-          <w:noProof/>
-        </w:rPr>
-        <w:drawing>
-          <wp:inline distT="0" distB="0" distL="0" distR="0" wp14:anchorId="19B5887C" wp14:editId="255D324F">
-            <wp:extent cx="5943600" cy="4457700"/>
-            <wp:effectExtent l="0" t="0" r="0" b="0"/>
-            <wp:docPr id="62" name="Picture 62"/>
-            <wp:cNvGraphicFramePr>
-              <a:graphicFrameLocks xmlns:a="http://schemas.openxmlformats.org/drawingml/2006/main" noChangeAspect="1"/>
-            </wp:cNvGraphicFramePr>
-            <a:graphic xmlns:a="http://schemas.openxmlformats.org/drawingml/2006/main">
-              <a:graphicData uri="http://schemas.openxmlformats.org/drawingml/2006/picture">
-                <pic:pic xmlns:pic="http://schemas.openxmlformats.org/drawingml/2006/picture">
-                  <pic:nvPicPr>
-                    <pic:cNvPr id="62" name="Picture 62"/>
-                    <pic:cNvPicPr/>
-                  </pic:nvPicPr>
-                  <pic:blipFill>
-                    <a:blip r:embed="rId74" cstate="print">
-                      <a:extLst>
-                        <a:ext uri="{28A0092B-C50C-407E-A947-70E740481C1C}">
-                          <a14:useLocalDpi xmlns:a14="http://schemas.microsoft.com/office/drawing/2010/main" val="0"/>
-                        </a:ext>
-                      </a:extLst>
-                    </a:blip>
-                    <a:stretch>
-                      <a:fillRect/>
-                    </a:stretch>
-                  </pic:blipFill>
-                  <pic:spPr>
-                    <a:xfrm>
-                      <a:off x="0" y="0"/>
-                      <a:ext cx="5943600" cy="4457700"/>
-                    </a:xfrm>
-                    <a:prstGeom prst="rect">
-                      <a:avLst/>
-                    </a:prstGeom>
-                  </pic:spPr>
-                </pic:pic>
-              </a:graphicData>
-            </a:graphic>
-          </wp:inline>
-        </w:drawing>
-      </w:r>
-    </w:p>
-    <w:p/>
-    <w:p/>
-    <w:p>
-      <w:r>
-        <w:br w:type="page"/>
-      </w:r>
-    </w:p>
-    <w:p>
-      <w:r>
-        <w:lastRenderedPageBreak/>
-        <w:t>Figure.</w:t>
-      </w:r>
-    </w:p>
-    <w:p/>
-    <w:p>
-      <w:r>
-        <w:rPr>
-          <w:noProof/>
-        </w:rPr>
-        <w:drawing>
-          <wp:inline distT="0" distB="0" distL="0" distR="0" wp14:anchorId="7A3B9A2A" wp14:editId="5CF87AED">
-            <wp:extent cx="5943600" cy="4457700"/>
-            <wp:effectExtent l="0" t="0" r="0" b="0"/>
-            <wp:docPr id="63" name="Picture 63"/>
-            <wp:cNvGraphicFramePr>
-              <a:graphicFrameLocks xmlns:a="http://schemas.openxmlformats.org/drawingml/2006/main" noChangeAspect="1"/>
-            </wp:cNvGraphicFramePr>
-            <a:graphic xmlns:a="http://schemas.openxmlformats.org/drawingml/2006/main">
-              <a:graphicData uri="http://schemas.openxmlformats.org/drawingml/2006/picture">
-                <pic:pic xmlns:pic="http://schemas.openxmlformats.org/drawingml/2006/picture">
-                  <pic:nvPicPr>
-                    <pic:cNvPr id="63" name="Picture 63"/>
-                    <pic:cNvPicPr/>
-                  </pic:nvPicPr>
-                  <pic:blipFill>
-                    <a:blip r:embed="rId75" cstate="print">
-                      <a:extLst>
-                        <a:ext uri="{28A0092B-C50C-407E-A947-70E740481C1C}">
-                          <a14:useLocalDpi xmlns:a14="http://schemas.microsoft.com/office/drawing/2010/main" val="0"/>
-                        </a:ext>
-                      </a:extLst>
-                    </a:blip>
-                    <a:stretch>
-                      <a:fillRect/>
-                    </a:stretch>
-                  </pic:blipFill>
-                  <pic:spPr>
-                    <a:xfrm>
-                      <a:off x="0" y="0"/>
-                      <a:ext cx="5943600" cy="4457700"/>
-                    </a:xfrm>
-                    <a:prstGeom prst="rect">
-                      <a:avLst/>
-                    </a:prstGeom>
-                  </pic:spPr>
-                </pic:pic>
-              </a:graphicData>
-            </a:graphic>
-          </wp:inline>
-        </w:drawing>
-      </w:r>
-    </w:p>
-    <w:p/>
-    <w:p/>
-    <w:p>
-      <w:r>
-        <w:br w:type="page"/>
-      </w:r>
-    </w:p>
-    <w:p>
-      <w:r>
-        <w:lastRenderedPageBreak/>
-        <w:t>Figure.</w:t>
-      </w:r>
-    </w:p>
-    <w:p/>
-    <w:p>
-      <w:r>
-        <w:rPr>
-          <w:noProof/>
-        </w:rPr>
-        <w:drawing>
-          <wp:inline distT="0" distB="0" distL="0" distR="0" wp14:anchorId="15052929" wp14:editId="6F95C5D7">
-            <wp:extent cx="5943600" cy="4457700"/>
-            <wp:effectExtent l="0" t="0" r="0" b="0"/>
-            <wp:docPr id="64" name="Picture 64"/>
-            <wp:cNvGraphicFramePr>
-              <a:graphicFrameLocks xmlns:a="http://schemas.openxmlformats.org/drawingml/2006/main" noChangeAspect="1"/>
-            </wp:cNvGraphicFramePr>
-            <a:graphic xmlns:a="http://schemas.openxmlformats.org/drawingml/2006/main">
-              <a:graphicData uri="http://schemas.openxmlformats.org/drawingml/2006/picture">
-                <pic:pic xmlns:pic="http://schemas.openxmlformats.org/drawingml/2006/picture">
-                  <pic:nvPicPr>
-                    <pic:cNvPr id="64" name="Picture 64"/>
-                    <pic:cNvPicPr/>
-                  </pic:nvPicPr>
-                  <pic:blipFill>
-                    <a:blip r:embed="rId76" cstate="print">
-                      <a:extLst>
-                        <a:ext uri="{28A0092B-C50C-407E-A947-70E740481C1C}">
-                          <a14:useLocalDpi xmlns:a14="http://schemas.microsoft.com/office/drawing/2010/main" val="0"/>
-                        </a:ext>
-                      </a:extLst>
-                    </a:blip>
-                    <a:stretch>
-                      <a:fillRect/>
-                    </a:stretch>
-                  </pic:blipFill>
-                  <pic:spPr>
-                    <a:xfrm>
-                      <a:off x="0" y="0"/>
-                      <a:ext cx="5943600" cy="4457700"/>
-                    </a:xfrm>
-                    <a:prstGeom prst="rect">
-                      <a:avLst/>
-                    </a:prstGeom>
-                  </pic:spPr>
-                </pic:pic>
-              </a:graphicData>
-            </a:graphic>
-          </wp:inline>
-        </w:drawing>
-      </w:r>
-    </w:p>
-    <w:p/>
-    <w:p>
-      <w:r>
-        <w:br w:type="page"/>
-      </w:r>
-    </w:p>
-    <w:p>
-      <w:r>
-        <w:lastRenderedPageBreak/>
-        <w:t>Figure.</w:t>
-      </w:r>
-    </w:p>
-    <w:p/>
-    <w:p/>
-    <w:p/>
     <w:p/>
     <w:sectPr>
       <w:pgSz w:w="12240" w:h="15840"/>
@@ -7483,6 +10776,103 @@
     </w:pPr>
   </w:p>
 </w:hdr>
+</file>
+
+<file path=word/numbering.xml><?xml version="1.0" encoding="utf-8"?>
+<w:numbering xmlns:wpc="http://schemas.microsoft.com/office/word/2010/wordprocessingCanvas" xmlns:cx="http://schemas.microsoft.com/office/drawing/2014/chartex" xmlns:cx1="http://schemas.microsoft.com/office/drawing/2015/9/8/chartex" xmlns:cx2="http://schemas.microsoft.com/office/drawing/2015/10/21/chartex" xmlns:cx3="http://schemas.microsoft.com/office/drawing/2016/5/9/chartex" xmlns:cx4="http://schemas.microsoft.com/office/drawing/2016/5/10/chartex" xmlns:cx5="http://schemas.microsoft.com/office/drawing/2016/5/11/chartex" xmlns:cx6="http://schemas.microsoft.com/office/drawing/2016/5/12/chartex" xmlns:cx7="http://schemas.microsoft.com/office/drawing/2016/5/13/chartex" xmlns:cx8="http://schemas.microsoft.com/office/drawing/2016/5/14/chartex" xmlns:mc="http://schemas.openxmlformats.org/markup-compatibility/2006" xmlns:aink="http://schemas.microsoft.com/office/drawing/2016/ink" xmlns:am3d="http://schemas.microsoft.com/office/drawing/2017/model3d" xmlns:o="urn:schemas-microsoft-com:office:office" xmlns:r="http://schemas.openxmlformats.org/officeDocument/2006/relationships" xmlns:m="http://schemas.openxmlformats.org/officeDocument/2006/math" xmlns:v="urn:schemas-microsoft-com:vml" xmlns:wp14="http://schemas.microsoft.com/office/word/2010/wordprocessingDrawing" xmlns:wp="http://schemas.openxmlformats.org/drawingml/2006/wordprocessingDrawing" xmlns:w10="urn:schemas-microsoft-com:office:word" xmlns:w="http://schemas.openxmlformats.org/wordprocessingml/2006/main" xmlns:w14="http://schemas.microsoft.com/office/word/2010/wordml" xmlns:w15="http://schemas.microsoft.com/office/word/2012/wordml" xmlns:w16cex="http://schemas.microsoft.com/office/word/2018/wordml/cex" xmlns:w16cid="http://schemas.microsoft.com/office/word/2016/wordml/cid" xmlns:w16="http://schemas.microsoft.com/office/word/2018/wordml" xmlns:w16sdtdh="http://schemas.microsoft.com/office/word/2020/wordml/sdtdatahash" xmlns:w16se="http://schemas.microsoft.com/office/word/2015/wordml/symex" xmlns:wpg="http://schemas.microsoft.com/office/word/2010/wordprocessingGroup" xmlns:wpi="http://schemas.microsoft.com/office/word/2010/wordprocessingInk" xmlns:wne="http://schemas.microsoft.com/office/word/2006/wordml" xmlns:wps="http://schemas.microsoft.com/office/word/2010/wordprocessingShape" mc:Ignorable="w14 w15 w16se w16cid w16 w16cex w16sdtdh wp14">
+  <w:abstractNum w:abstractNumId="0" w15:restartNumberingAfterBreak="0">
+    <w:nsid w:val="68E15F1C"/>
+    <w:multiLevelType w:val="hybridMultilevel"/>
+    <w:tmpl w:val="779AB162"/>
+    <w:lvl w:ilvl="0" w:tplc="717C0D52">
+      <w:start w:val="1"/>
+      <w:numFmt w:val="lowerLetter"/>
+      <w:lvlText w:val="(%1)"/>
+      <w:lvlJc w:val="left"/>
+      <w:pPr>
+        <w:ind w:left="1080" w:hanging="720"/>
+      </w:pPr>
+      <w:rPr>
+        <w:rFonts w:hint="default"/>
+      </w:rPr>
+    </w:lvl>
+    <w:lvl w:ilvl="1" w:tplc="04090019" w:tentative="1">
+      <w:start w:val="1"/>
+      <w:numFmt w:val="lowerLetter"/>
+      <w:lvlText w:val="%2."/>
+      <w:lvlJc w:val="left"/>
+      <w:pPr>
+        <w:ind w:left="1440" w:hanging="360"/>
+      </w:pPr>
+    </w:lvl>
+    <w:lvl w:ilvl="2" w:tplc="0409001B" w:tentative="1">
+      <w:start w:val="1"/>
+      <w:numFmt w:val="lowerRoman"/>
+      <w:lvlText w:val="%3."/>
+      <w:lvlJc w:val="right"/>
+      <w:pPr>
+        <w:ind w:left="2160" w:hanging="180"/>
+      </w:pPr>
+    </w:lvl>
+    <w:lvl w:ilvl="3" w:tplc="0409000F" w:tentative="1">
+      <w:start w:val="1"/>
+      <w:numFmt w:val="decimal"/>
+      <w:lvlText w:val="%4."/>
+      <w:lvlJc w:val="left"/>
+      <w:pPr>
+        <w:ind w:left="2880" w:hanging="360"/>
+      </w:pPr>
+    </w:lvl>
+    <w:lvl w:ilvl="4" w:tplc="04090019" w:tentative="1">
+      <w:start w:val="1"/>
+      <w:numFmt w:val="lowerLetter"/>
+      <w:lvlText w:val="%5."/>
+      <w:lvlJc w:val="left"/>
+      <w:pPr>
+        <w:ind w:left="3600" w:hanging="360"/>
+      </w:pPr>
+    </w:lvl>
+    <w:lvl w:ilvl="5" w:tplc="0409001B" w:tentative="1">
+      <w:start w:val="1"/>
+      <w:numFmt w:val="lowerRoman"/>
+      <w:lvlText w:val="%6."/>
+      <w:lvlJc w:val="right"/>
+      <w:pPr>
+        <w:ind w:left="4320" w:hanging="180"/>
+      </w:pPr>
+    </w:lvl>
+    <w:lvl w:ilvl="6" w:tplc="0409000F" w:tentative="1">
+      <w:start w:val="1"/>
+      <w:numFmt w:val="decimal"/>
+      <w:lvlText w:val="%7."/>
+      <w:lvlJc w:val="left"/>
+      <w:pPr>
+        <w:ind w:left="5040" w:hanging="360"/>
+      </w:pPr>
+    </w:lvl>
+    <w:lvl w:ilvl="7" w:tplc="04090019" w:tentative="1">
+      <w:start w:val="1"/>
+      <w:numFmt w:val="lowerLetter"/>
+      <w:lvlText w:val="%8."/>
+      <w:lvlJc w:val="left"/>
+      <w:pPr>
+        <w:ind w:left="5760" w:hanging="360"/>
+      </w:pPr>
+    </w:lvl>
+    <w:lvl w:ilvl="8" w:tplc="0409001B" w:tentative="1">
+      <w:start w:val="1"/>
+      <w:numFmt w:val="lowerRoman"/>
+      <w:lvlText w:val="%9."/>
+      <w:lvlJc w:val="right"/>
+      <w:pPr>
+        <w:ind w:left="6480" w:hanging="180"/>
+      </w:pPr>
+    </w:lvl>
+  </w:abstractNum>
+  <w:num w:numId="1">
+    <w:abstractNumId w:val="0"/>
+  </w:num>
+</w:numbering>
 </file>
 
 <file path=word/styles.xml><?xml version="1.0" encoding="utf-8"?>
@@ -8026,6 +11416,17 @@
       <w:rFonts w:ascii="Times New Roman" w:eastAsia="Times New Roman" w:hAnsi="Times New Roman" w:cs="Times New Roman"/>
     </w:rPr>
   </w:style>
+  <w:style w:type="paragraph" w:styleId="ListParagraph">
+    <w:name w:val="List Paragraph"/>
+    <w:basedOn w:val="Normal"/>
+    <w:uiPriority w:val="34"/>
+    <w:qFormat/>
+    <w:rsid w:val="009F05FF"/>
+    <w:pPr>
+      <w:ind w:left="720"/>
+      <w:contextualSpacing/>
+    </w:pPr>
+  </w:style>
 </w:styles>
 </file>
 

--- a/2025-MLS-projections/2025 MLS projections for CMM 24-06.docx
+++ b/2025-MLS-projections/2025 MLS projections for CMM 24-06.docx
@@ -361,12 +361,16 @@
     <w:p>
       <w:pPr>
         <w:rPr>
+          <w:b/>
+          <w:bCs/>
           <w:sz w:val="28"/>
           <w:szCs w:val="28"/>
         </w:rPr>
       </w:pPr>
       <w:r>
         <w:rPr>
+          <w:b/>
+          <w:bCs/>
           <w:sz w:val="28"/>
           <w:szCs w:val="28"/>
         </w:rPr>
@@ -414,11 +418,9 @@
       <w:r>
         <w:t xml:space="preserve">24-06 </w:t>
       </w:r>
-      <w:proofErr w:type="spellStart"/>
       <w:r>
         <w:t>superceded</w:t>
       </w:r>
-      <w:proofErr w:type="spellEnd"/>
       <w:r>
         <w:t xml:space="preserve"> CMM 2010-01 with a</w:t>
       </w:r>
@@ -721,13 +723,8 @@
       <w:r>
         <w:t xml:space="preserve"> </w:t>
       </w:r>
-      <w:proofErr w:type="spellStart"/>
-      <w:r>
-        <w:t>underages</w:t>
-      </w:r>
-      <w:proofErr w:type="spellEnd"/>
-      <w:r>
-        <w:t xml:space="preserve"> in 2024 and 2025 </w:t>
+      <w:r>
+        <w:t xml:space="preserve">underages in 2024 and 2025 </w:t>
       </w:r>
       <w:r>
         <w:t>would</w:t>
@@ -766,15 +763,7 @@
         <w:t xml:space="preserve"> </w:t>
       </w:r>
       <w:r>
-        <w:t xml:space="preserve">This working paper describes rebuilding projections to analyze three scenarios for potential catch </w:t>
-      </w:r>
-      <w:proofErr w:type="spellStart"/>
-      <w:r>
-        <w:t>underages</w:t>
-      </w:r>
-      <w:proofErr w:type="spellEnd"/>
-      <w:r>
-        <w:t xml:space="preserve"> and subsequent carryover of MLS catches during 2025-2027. </w:t>
+        <w:t xml:space="preserve">This working paper describes rebuilding projections to analyze three scenarios for potential catch underages and subsequent carryover of MLS catches during 2025-2027. </w:t>
       </w:r>
       <w:r>
         <w:t>Overall, the goal is to show how projected MLS rebuilding outcomes would change under different carryover catch scenarios.</w:t>
@@ -857,7 +846,13 @@
         <w:t xml:space="preserve">during 2025-2027 </w:t>
       </w:r>
       <w:r>
-        <w:t>(Table 1)</w:t>
+        <w:t>(Table 1</w:t>
+      </w:r>
+      <w:r>
+        <w:t>, Figure 1</w:t>
+      </w:r>
+      <w:r>
+        <w:t>)</w:t>
       </w:r>
       <w:r>
         <w:t>. Scenario 1 c</w:t>
@@ -917,7 +912,13 @@
         <w:t xml:space="preserve">from 2023 </w:t>
       </w:r>
       <w:r>
-        <w:t>(Table 1)</w:t>
+        <w:t>(Table 1</w:t>
+      </w:r>
+      <w:r>
+        <w:t>, Figure 1</w:t>
+      </w:r>
+      <w:r>
+        <w:t>)</w:t>
       </w:r>
       <w:r>
         <w:t xml:space="preserve">. </w:t>
@@ -974,7 +975,13 @@
         <w:t xml:space="preserve"> a catch measure with carryover in 2025-2026</w:t>
       </w:r>
       <w:r>
-        <w:t xml:space="preserve"> (Table 1)</w:t>
+        <w:t xml:space="preserve"> (Table 1</w:t>
+      </w:r>
+      <w:r>
+        <w:t>, Figure 1</w:t>
+      </w:r>
+      <w:r>
+        <w:t>)</w:t>
       </w:r>
       <w:r>
         <w:t xml:space="preserve">. </w:t>
@@ -1052,12 +1059,16 @@
     <w:p>
       <w:pPr>
         <w:rPr>
+          <w:b/>
+          <w:bCs/>
           <w:sz w:val="28"/>
           <w:szCs w:val="28"/>
         </w:rPr>
       </w:pPr>
       <w:r>
         <w:rPr>
+          <w:b/>
+          <w:bCs/>
           <w:sz w:val="28"/>
           <w:szCs w:val="28"/>
         </w:rPr>
@@ -1065,6 +1076,8 @@
       </w:r>
       <w:r>
         <w:rPr>
+          <w:b/>
+          <w:bCs/>
           <w:sz w:val="28"/>
           <w:szCs w:val="28"/>
         </w:rPr>
@@ -1072,6 +1085,8 @@
       </w:r>
       <w:r>
         <w:rPr>
+          <w:b/>
+          <w:bCs/>
           <w:sz w:val="28"/>
           <w:szCs w:val="28"/>
         </w:rPr>
@@ -1226,13 +1241,8 @@
       <w:r>
         <w:t xml:space="preserve">[SS3], </w:t>
       </w:r>
-      <w:proofErr w:type="spellStart"/>
-      <w:r>
-        <w:t>Methot</w:t>
-      </w:r>
-      <w:proofErr w:type="spellEnd"/>
-      <w:r>
-        <w:t xml:space="preserve"> and Wetzel 2013</w:t>
+      <w:r>
+        <w:t>Methot and Wetzel 2013</w:t>
       </w:r>
       <w:r>
         <w:t xml:space="preserve">, </w:t>
@@ -1300,27 +1310,52 @@
         <w:t>recruitment dynamics</w:t>
       </w:r>
       <w:r>
-        <w:t>. In each projection, 1000 simulations were run for each bootstrap replicate to characterize the effects of process errors in future recruitment, life history, and fishery parameters. The stochastic projections used the</w:t>
+        <w:t>. In each projection, 1000 simulations were run for each bootstrap replicate to characterize the effects of process errors in future recruitment</w:t>
+      </w:r>
+      <w:r>
+        <w:t xml:space="preserve"> (Figure A1)</w:t>
+      </w:r>
+      <w:r>
+        <w:t xml:space="preserve"> </w:t>
+      </w:r>
+      <w:r>
+        <w:t xml:space="preserve">as well as </w:t>
+      </w:r>
+      <w:r>
+        <w:t>life history and fishery parameters</w:t>
+      </w:r>
+      <w:r>
+        <w:t xml:space="preserve"> (Brodziak 2024)</w:t>
+      </w:r>
+      <w:r>
+        <w:t>. The stochastic projections used the</w:t>
       </w:r>
       <w:r>
         <w:t xml:space="preserve"> 2023</w:t>
       </w:r>
       <w:r>
-        <w:t xml:space="preserve"> assessment estimates of the multi-fleet, fishery </w:t>
-      </w:r>
-      <w:proofErr w:type="spellStart"/>
-      <w:r>
-        <w:t>selectivit</w:t>
+        <w:t xml:space="preserve"> assessment estimates of the multi-fleet, fishery selectivit</w:t>
       </w:r>
       <w:r>
         <w:t>ies</w:t>
       </w:r>
-      <w:proofErr w:type="spellEnd"/>
       <w:r>
         <w:t xml:space="preserve"> at age </w:t>
       </w:r>
       <w:r>
-        <w:t>by fleet group (Table 2)</w:t>
+        <w:t>by fleet group (Table</w:t>
+      </w:r>
+      <w:r>
+        <w:t>s</w:t>
+      </w:r>
+      <w:r>
+        <w:t xml:space="preserve"> 2</w:t>
+      </w:r>
+      <w:r>
+        <w:t xml:space="preserve"> and 3</w:t>
+      </w:r>
+      <w:r>
+        <w:t>)</w:t>
       </w:r>
       <w:r>
         <w:t xml:space="preserve"> </w:t>
@@ -1478,7 +1513,13 @@
         <w:t xml:space="preserve"> 2021-2024</w:t>
       </w:r>
       <w:r>
-        <w:t xml:space="preserve"> to calculate spawning biomasses and fishing mortalities during 2021-2024</w:t>
+        <w:t xml:space="preserve"> to calculate spawning biomasses and fishing mortalities</w:t>
+      </w:r>
+      <w:r>
+        <w:t xml:space="preserve"> (F)</w:t>
+      </w:r>
+      <w:r>
+        <w:t xml:space="preserve"> during 2021-2024</w:t>
       </w:r>
       <w:r>
         <w:t xml:space="preserve"> from the last year of the stock assessment in 2020</w:t>
@@ -1616,7 +1657,19 @@
         <w:t xml:space="preserve"> 3</w:t>
       </w:r>
       <w:r>
-        <w:t>, Figures 1.1-1.9</w:t>
+        <w:t xml:space="preserve">, Figures </w:t>
+      </w:r>
+      <w:r>
+        <w:t>2</w:t>
+      </w:r>
+      <w:r>
+        <w:t>.1-</w:t>
+      </w:r>
+      <w:r>
+        <w:t>2</w:t>
+      </w:r>
+      <w:r>
+        <w:t>.9</w:t>
       </w:r>
       <w:r>
         <w:t>)</w:t>
@@ -1839,10 +1892,19 @@
         <w:t>s</w:t>
       </w:r>
       <w:r>
-        <w:t xml:space="preserve"> 2</w:t>
-      </w:r>
-      <w:r>
-        <w:t>.1 and 2.2</w:t>
+        <w:t xml:space="preserve"> </w:t>
+      </w:r>
+      <w:r>
+        <w:t>3</w:t>
+      </w:r>
+      <w:r>
+        <w:t xml:space="preserve">.1 and </w:t>
+      </w:r>
+      <w:r>
+        <w:t>3</w:t>
+      </w:r>
+      <w:r>
+        <w:t>.2</w:t>
       </w:r>
       <w:r>
         <w:t>)</w:t>
@@ -1943,16 +2005,28 @@
         <w:t xml:space="preserve"> </w:t>
       </w:r>
       <w:r>
-        <w:t>and 7 fleet groups (Table 3, Figures 1.1</w:t>
+        <w:t xml:space="preserve">and 7 fleet groups (Table 3, Figures </w:t>
+      </w:r>
+      <w:r>
+        <w:t>2</w:t>
+      </w:r>
+      <w:r>
+        <w:t>.1</w:t>
       </w:r>
       <w:r>
         <w:t xml:space="preserve"> to </w:t>
       </w:r>
       <w:r>
-        <w:t>1.7</w:t>
-      </w:r>
-      <w:r>
-        <w:t xml:space="preserve"> and 3</w:t>
+        <w:t>2</w:t>
+      </w:r>
+      <w:r>
+        <w:t>.7</w:t>
+      </w:r>
+      <w:r>
+        <w:t xml:space="preserve"> and </w:t>
+      </w:r>
+      <w:r>
+        <w:t>4.1</w:t>
       </w:r>
       <w:r>
         <w:t xml:space="preserve">) </w:t>
@@ -2024,11 +2098,9 @@
       <w:r>
         <w:t xml:space="preserve">. </w:t>
       </w:r>
-      <w:proofErr w:type="spellStart"/>
       <w:r>
         <w:t>Jusup</w:t>
       </w:r>
-      <w:proofErr w:type="spellEnd"/>
       <w:r>
         <w:t xml:space="preserve">, personal communication, </w:t>
       </w:r>
@@ -2074,7 +2146,13 @@
         <w:t>longline fleet and for the Hawaii recreational fleet</w:t>
       </w:r>
       <w:r>
-        <w:t xml:space="preserve"> (Table 2, Figure 1.8)</w:t>
+        <w:t xml:space="preserve"> (Table 2, Figure </w:t>
+      </w:r>
+      <w:r>
+        <w:t>2</w:t>
+      </w:r>
+      <w:r>
+        <w:t>.8)</w:t>
       </w:r>
       <w:r>
         <w:t xml:space="preserve">. Reported catches by fleet </w:t>
@@ -2101,6 +2179,9 @@
         <w:t xml:space="preserve"> and Figure 4</w:t>
       </w:r>
       <w:r>
+        <w:t>.2</w:t>
+      </w:r>
+      <w:r>
         <w:t>)</w:t>
       </w:r>
       <w:r>
@@ -2151,7 +2232,19 @@
         <w:t xml:space="preserve"> assessment</w:t>
       </w:r>
       <w:r>
-        <w:t xml:space="preserve"> (Table 2, Figures 1.1-1.9)</w:t>
+        <w:t xml:space="preserve"> (Table 2, Figures </w:t>
+      </w:r>
+      <w:r>
+        <w:t>2</w:t>
+      </w:r>
+      <w:r>
+        <w:t>.1-</w:t>
+      </w:r>
+      <w:r>
+        <w:t>2</w:t>
+      </w:r>
+      <w:r>
+        <w:t>.9)</w:t>
       </w:r>
       <w:r>
         <w:t xml:space="preserve">. </w:t>
@@ -2202,7 +2295,19 @@
         <w:t>re assigned to fleet group</w:t>
       </w:r>
       <w:r>
-        <w:t>s G7 and G9 (Figures 1.7 and 1.9)</w:t>
+        <w:t xml:space="preserve">s G7 and G9 (Figures </w:t>
+      </w:r>
+      <w:r>
+        <w:t>2</w:t>
+      </w:r>
+      <w:r>
+        <w:t xml:space="preserve">.7 and </w:t>
+      </w:r>
+      <w:r>
+        <w:t>2</w:t>
+      </w:r>
+      <w:r>
+        <w:t>.9)</w:t>
       </w:r>
       <w:r>
         <w:t xml:space="preserve"> based on the observed proportion</w:t>
@@ -2444,15 +2549,7 @@
         <w:t>2400 mt</w:t>
       </w:r>
       <w:r>
-        <w:t xml:space="preserve"> </w:t>
-      </w:r>
-      <w:proofErr w:type="spellStart"/>
-      <w:r>
-        <w:t>mt</w:t>
-      </w:r>
-      <w:proofErr w:type="spellEnd"/>
-      <w:r>
-        <w:t xml:space="preserve"> in 2027.</w:t>
+        <w:t xml:space="preserve"> mt in 2027.</w:t>
       </w:r>
       <w:r>
         <w:t xml:space="preserve"> </w:t>
@@ -2576,18 +2673,30 @@
     </w:p>
     <w:p>
       <w:pPr>
-        <w:spacing w:before="240"/>
-        <w:rPr>
-          <w:i/>
-          <w:iCs/>
+        <w:rPr>
+          <w:b/>
+          <w:bCs/>
+          <w:sz w:val="28"/>
+          <w:szCs w:val="28"/>
         </w:rPr>
       </w:pPr>
       <w:r>
         <w:rPr>
-          <w:i/>
-          <w:iCs/>
-        </w:rPr>
-        <w:t>Results</w:t>
+          <w:b/>
+          <w:bCs/>
+          <w:sz w:val="28"/>
+          <w:szCs w:val="28"/>
+        </w:rPr>
+        <w:t>Result</w:t>
+      </w:r>
+      <w:r>
+        <w:rPr>
+          <w:b/>
+          <w:bCs/>
+          <w:sz w:val="28"/>
+          <w:szCs w:val="28"/>
+        </w:rPr>
+        <w:t xml:space="preserve">s     </w:t>
       </w:r>
     </w:p>
     <w:p>
@@ -2645,8 +2754,16 @@
     <w:p>
       <w:pPr>
         <w:spacing w:before="240"/>
+        <w:rPr>
+          <w:i/>
+          <w:iCs/>
+        </w:rPr>
       </w:pPr>
       <w:r>
+        <w:rPr>
+          <w:i/>
+          <w:iCs/>
+        </w:rPr>
         <w:lastRenderedPageBreak/>
         <w:t>Projected spawning biomass</w:t>
       </w:r>
@@ -2783,10 +2900,22 @@
         <w:t>7.4-7.7</w:t>
       </w:r>
       <w:r>
+        <w:t xml:space="preserve"> and 10.1-10.3</w:t>
+      </w:r>
+      <w:r>
         <w:t xml:space="preserve">) . </w:t>
       </w:r>
       <w:r>
-        <w:t xml:space="preserve">Spawning biomass declined by 18% from 2024 to 2027 with no carryover catch in scenario 1. Declines in the central tendency of the spawning biomass distributions  were 26% and 36% </w:t>
+        <w:t>Median s</w:t>
+      </w:r>
+      <w:r>
+        <w:t xml:space="preserve">pawning biomass declined by 18% from 2024 to 2027 with no carryover catch in scenario 1. Declines in </w:t>
+      </w:r>
+      <w:r>
+        <w:t>median</w:t>
+      </w:r>
+      <w:r>
+        <w:t xml:space="preserve"> spawning biomass were 26% and 36% </w:t>
       </w:r>
       <w:r>
         <w:t>under</w:t>
@@ -2938,127 +3067,61 @@
         <w:t xml:space="preserve">led to a gradual decline in median spawning biomass from 4515 mt in 2028 to 4191 mt (Table 9.1, Figure 10.1) in 2034 with a rebuilding probability of 60% (Table 10, Figure 10.1). </w:t>
       </w:r>
       <w:r>
-        <w:t>For</w:t>
-      </w:r>
-      <w:r>
-        <w:t xml:space="preserve"> scenario </w:t>
+        <w:t xml:space="preserve">For scenario 2, the WCNPO striped marlin catch was constant at 2200 mt during 2028-2034 for a total of 15400 mt. This catch </w:t>
+      </w:r>
+      <w:r>
+        <w:t xml:space="preserve">level </w:t>
+      </w:r>
+      <w:r>
+        <w:t xml:space="preserve">led to a </w:t>
+      </w:r>
+      <w:r>
+        <w:t>slight increase</w:t>
+      </w:r>
+      <w:r>
+        <w:t xml:space="preserve"> in median spawning biomass from </w:t>
+      </w:r>
+      <w:r>
+        <w:t>4184</w:t>
+      </w:r>
+      <w:r>
+        <w:t xml:space="preserve"> mt in 2028 to </w:t>
+      </w:r>
+      <w:r>
+        <w:t>4249</w:t>
+      </w:r>
+      <w:r>
+        <w:t xml:space="preserve"> mt (Table 9.</w:t>
       </w:r>
       <w:r>
         <w:t>2</w:t>
       </w:r>
       <w:r>
-        <w:t xml:space="preserve">, the WCNPO striped marlin catch was </w:t>
-      </w:r>
-      <w:r>
-        <w:t>constant at</w:t>
-      </w:r>
-      <w:r>
-        <w:t xml:space="preserve"> 2200 mt during 20</w:t>
-      </w:r>
-      <w:r>
-        <w:t>28</w:t>
-      </w:r>
-      <w:r>
-        <w:t>-2034 for a total of 15</w:t>
-      </w:r>
-      <w:r>
-        <w:t>4</w:t>
-      </w:r>
-      <w:r>
-        <w:t xml:space="preserve">00 mt. This catch </w:t>
-      </w:r>
-      <w:r>
-        <w:t xml:space="preserve">level </w:t>
-      </w:r>
-      <w:r>
-        <w:t xml:space="preserve">led to a </w:t>
-      </w:r>
-      <w:r>
-        <w:t>slight increase</w:t>
-      </w:r>
-      <w:r>
-        <w:t xml:space="preserve"> in median spawning biomass from </w:t>
-      </w:r>
-      <w:r>
-        <w:t>4184</w:t>
-      </w:r>
-      <w:r>
-        <w:t xml:space="preserve"> mt in 2028 to </w:t>
-      </w:r>
-      <w:r>
-        <w:t>4249</w:t>
-      </w:r>
-      <w:r>
-        <w:t xml:space="preserve"> mt (Table 9.</w:t>
+        <w:t>, Figure 10.</w:t>
       </w:r>
       <w:r>
         <w:t>2</w:t>
       </w:r>
       <w:r>
-        <w:t>, Figure 10.</w:t>
+        <w:t>) in 2034 with a rebuilding probability of 6</w:t>
+      </w:r>
+      <w:r>
+        <w:t>1</w:t>
+      </w:r>
+      <w:r>
+        <w:t>% (Table 10, Figure 10.</w:t>
       </w:r>
       <w:r>
         <w:t>2</w:t>
       </w:r>
       <w:r>
-        <w:t>) in 2034 with a rebuilding probability of 6</w:t>
-      </w:r>
-      <w:r>
-        <w:t>1</w:t>
-      </w:r>
-      <w:r>
-        <w:t>% (Table 10, Figure 10.</w:t>
-      </w:r>
-      <w:r>
-        <w:t>2</w:t>
-      </w:r>
-      <w:r>
         <w:t>).</w:t>
       </w:r>
       <w:r>
         <w:t xml:space="preserve"> </w:t>
       </w:r>
       <w:r>
-        <w:t>T</w:t>
-      </w:r>
-      <w:r>
-        <w:t xml:space="preserve">he WCNPO striped marlin catch </w:t>
-      </w:r>
-      <w:r>
-        <w:t xml:space="preserve">under scenario 3 </w:t>
-      </w:r>
-      <w:r>
-        <w:t>was constant at 2</w:t>
-      </w:r>
-      <w:r>
-        <w:t>15</w:t>
-      </w:r>
-      <w:r>
-        <w:t>0 mt during 2028-2034 for a total of 15</w:t>
-      </w:r>
-      <w:r>
-        <w:t>05</w:t>
-      </w:r>
-      <w:r>
-        <w:t>0 mt. This catch level led to a</w:t>
-      </w:r>
-      <w:r>
-        <w:t xml:space="preserve">n </w:t>
-      </w:r>
-      <w:r>
-        <w:t xml:space="preserve">increase in median spawning biomass from </w:t>
-      </w:r>
-      <w:r>
-        <w:t>3743</w:t>
-      </w:r>
-      <w:r>
-        <w:t xml:space="preserve"> mt in 2028 to </w:t>
-      </w:r>
-      <w:r>
-        <w:t>4306</w:t>
-      </w:r>
-      <w:r>
-        <w:t xml:space="preserve"> mt (Table 9.</w:t>
+        <w:t>The WCNPO striped marlin catch under scenario 3 was constant at 2150 mt during 2028-2034 for a total of 15050 mt. This catch level led to an increase in median spawning biomass from 3743 mt in 2028 to 4306 mt (Table 9.</w:t>
       </w:r>
       <w:r>
         <w:t>3</w:t>
@@ -3082,22 +3145,6 @@
     <w:p>
       <w:pPr>
         <w:spacing w:before="240"/>
-      </w:pPr>
-      <w:r>
-        <w:t>Projected fishing mortality</w:t>
-      </w:r>
-    </w:p>
-    <w:p>
-      <w:pPr>
-        <w:spacing w:before="240"/>
-      </w:pPr>
-      <w:r>
-        <w:t>Use the same structure as used for spawning biomass.</w:t>
-      </w:r>
-    </w:p>
-    <w:p>
-      <w:pPr>
-        <w:spacing w:before="240"/>
         <w:rPr>
           <w:i/>
           <w:iCs/>
@@ -3108,53 +3155,600 @@
           <w:i/>
           <w:iCs/>
         </w:rPr>
-        <w:t>Discussion</w:t>
-      </w:r>
-    </w:p>
-    <w:p>
-      <w:r>
-        <w:t>Discuss the effects of changes in initial catches and the effects of above-average year classes in 2018-2020 on the rapid rebuilding of the stock in 2021-2024.</w:t>
-      </w:r>
-    </w:p>
-    <w:p>
-      <w:r>
-        <w:t>Discuss how changes in carryover catch in 2025-2027 affected catches in 2028-2034 needed to rebuild the stock in 2034.</w:t>
+        <w:t>Projected fishing mortality</w:t>
+      </w:r>
+    </w:p>
+    <w:p>
+      <w:r>
+        <w:t>Fishing mortality on t</w:t>
+      </w:r>
+      <w:r>
+        <w:t xml:space="preserve">he WCNPO striped marlin stock was projected to </w:t>
+      </w:r>
+      <w:r>
+        <w:t xml:space="preserve">be below </w:t>
+      </w:r>
+      <w:r>
+        <w:t>a</w:t>
+      </w:r>
+      <w:r>
+        <w:t xml:space="preserve"> limit reference level</w:t>
+      </w:r>
+      <w:r>
+        <w:rPr>
+          <w:rStyle w:val="FootnoteReference"/>
+        </w:rPr>
+        <w:footnoteReference w:id="1"/>
+      </w:r>
+      <w:r>
+        <w:t xml:space="preserve"> of F</w:t>
+      </w:r>
+      <w:r>
+        <w:rPr>
+          <w:vertAlign w:val="subscript"/>
+        </w:rPr>
+        <w:t>20%SSB(F=0)</w:t>
+      </w:r>
+      <w:r>
+        <w:rPr>
+          <w:vertAlign w:val="subscript"/>
+        </w:rPr>
+        <w:t xml:space="preserve"> </w:t>
+      </w:r>
+      <w:r>
+        <w:t xml:space="preserve">= 0.53 </w:t>
+      </w:r>
+      <w:r>
+        <w:t>during 2021-20</w:t>
+      </w:r>
+      <w:r>
+        <w:t>2</w:t>
+      </w:r>
+      <w:r>
+        <w:t>4</w:t>
+      </w:r>
+      <w:r>
+        <w:t xml:space="preserve">. </w:t>
+      </w:r>
+      <w:r>
+        <w:t xml:space="preserve">Median fishing mortalities were 0.33, 0.23, 0.23, and 0.25 in 2021-2024, respectively (Tables 10.1-10.3). </w:t>
+      </w:r>
+      <w:r>
+        <w:t>Fishing mortality was very likely below</w:t>
+      </w:r>
+      <w:r>
+        <w:t xml:space="preserve"> </w:t>
+      </w:r>
+      <w:r>
+        <w:t>F</w:t>
+      </w:r>
+      <w:r>
+        <w:rPr>
+          <w:vertAlign w:val="subscript"/>
+        </w:rPr>
+        <w:t>20%SSB(F=0)</w:t>
+      </w:r>
+      <w:r>
+        <w:rPr>
+          <w:vertAlign w:val="subscript"/>
+        </w:rPr>
+        <w:t xml:space="preserve">  </w:t>
+      </w:r>
+      <w:r>
+        <w:t xml:space="preserve">under each catch carryover scenario (Tables </w:t>
+      </w:r>
+      <w:r>
+        <w:t>10</w:t>
+      </w:r>
+      <w:r>
+        <w:t>.1-</w:t>
+      </w:r>
+      <w:r>
+        <w:t>10</w:t>
+      </w:r>
+      <w:r>
+        <w:t xml:space="preserve">.3, Figures 7.1-7.4). </w:t>
+      </w:r>
+      <w:r>
+        <w:t>P</w:t>
+      </w:r>
+      <w:r>
+        <w:t xml:space="preserve">robabilities </w:t>
+      </w:r>
+      <w:r>
+        <w:t xml:space="preserve">of exceeding the limit reference level </w:t>
+      </w:r>
+      <w:r>
+        <w:t xml:space="preserve">during 2021-2024 were roughly </w:t>
+      </w:r>
+      <w:r>
+        <w:t>1</w:t>
+      </w:r>
+      <w:r>
+        <w:t xml:space="preserve">%, </w:t>
+      </w:r>
+      <w:r>
+        <w:t>0</w:t>
+      </w:r>
+      <w:r>
+        <w:t xml:space="preserve">%, </w:t>
+      </w:r>
+      <w:r>
+        <w:t>0</w:t>
+      </w:r>
+      <w:r>
+        <w:t xml:space="preserve">%, and </w:t>
+      </w:r>
+      <w:r>
+        <w:t>1</w:t>
+      </w:r>
+      <w:r>
+        <w:t>%, respectively (Table 1</w:t>
+      </w:r>
+      <w:r>
+        <w:t>1.2</w:t>
+      </w:r>
+      <w:r>
+        <w:t xml:space="preserve">, Figures 7.1-7.4). Overall, the CMM 2024-06 projections indicated that it was very likely that the stock </w:t>
+      </w:r>
+      <w:r>
+        <w:t>was not experiencing excess fishing mortality</w:t>
+      </w:r>
+      <w:r>
+        <w:t xml:space="preserve"> in 202</w:t>
+      </w:r>
+      <w:r>
+        <w:t>1</w:t>
+      </w:r>
+      <w:r>
+        <w:t>-2024.</w:t>
+      </w:r>
+    </w:p>
+    <w:p>
+      <w:r>
+        <w:t xml:space="preserve">Projected </w:t>
+      </w:r>
+      <w:r>
+        <w:t>fishing mortality increased</w:t>
+      </w:r>
+      <w:r>
+        <w:t xml:space="preserve"> in 2025-2027 under each CMM 2024-06 scenario. Median </w:t>
+      </w:r>
+      <w:r>
+        <w:t xml:space="preserve">fishing mortality </w:t>
+      </w:r>
+      <w:r>
+        <w:t xml:space="preserve">in 2027 under scenarios 1, 2, and 3 </w:t>
+      </w:r>
+      <w:r>
+        <w:t>increased</w:t>
+      </w:r>
+      <w:r>
+        <w:t xml:space="preserve"> to about </w:t>
+      </w:r>
+      <w:r>
+        <w:t>0.32</w:t>
+      </w:r>
+      <w:r>
+        <w:t xml:space="preserve">, </w:t>
+      </w:r>
+      <w:r>
+        <w:t>0.35</w:t>
+      </w:r>
+      <w:r>
+        <w:t xml:space="preserve">, and </w:t>
+      </w:r>
+      <w:r>
+        <w:t>0.39</w:t>
+      </w:r>
+      <w:r>
+        <w:t xml:space="preserve"> from </w:t>
+      </w:r>
+      <w:r>
+        <w:t>F=0.25 in</w:t>
+      </w:r>
+      <w:r>
+        <w:t xml:space="preserve"> 2024 (Tables </w:t>
+      </w:r>
+      <w:r>
+        <w:t>10</w:t>
+      </w:r>
+      <w:r>
+        <w:t>.1-</w:t>
+      </w:r>
+      <w:r>
+        <w:t>10</w:t>
+      </w:r>
+      <w:r>
+        <w:t>.3, Figures 7.4-7.7</w:t>
+      </w:r>
+      <w:r>
+        <w:t xml:space="preserve"> and 10.1-10.3</w:t>
+      </w:r>
+      <w:r>
+        <w:t xml:space="preserve">) . </w:t>
+      </w:r>
+      <w:r>
+        <w:t xml:space="preserve">Median </w:t>
+      </w:r>
+      <w:r>
+        <w:t>F</w:t>
+      </w:r>
+      <w:r>
+        <w:t xml:space="preserve"> increased</w:t>
+      </w:r>
+      <w:r>
+        <w:t xml:space="preserve"> by </w:t>
+      </w:r>
+      <w:r>
+        <w:t>2</w:t>
+      </w:r>
+      <w:r>
+        <w:t xml:space="preserve">8% from 2024 to 2027 with no carryover catch </w:t>
+      </w:r>
+      <w:r>
+        <w:t>under</w:t>
+      </w:r>
+      <w:r>
+        <w:t xml:space="preserve"> scenario 1. </w:t>
+      </w:r>
+      <w:r>
+        <w:t xml:space="preserve">Median </w:t>
+      </w:r>
+      <w:r>
+        <w:t>Fs</w:t>
+      </w:r>
+      <w:r>
+        <w:t xml:space="preserve"> increased by</w:t>
+      </w:r>
+      <w:r>
+        <w:t xml:space="preserve"> </w:t>
+      </w:r>
+      <w:r>
+        <w:t>40</w:t>
+      </w:r>
+      <w:r>
+        <w:t xml:space="preserve">% and </w:t>
+      </w:r>
+      <w:r>
+        <w:t>5</w:t>
+      </w:r>
+      <w:r>
+        <w:t xml:space="preserve">6% under the carryover catch scenarios 2 and 3. In comparison, there was a 2-fold difference in the percent </w:t>
+      </w:r>
+      <w:r>
+        <w:t>increase</w:t>
+      </w:r>
+      <w:r>
+        <w:t xml:space="preserve"> in </w:t>
+      </w:r>
+      <w:r>
+        <w:t>median F</w:t>
+      </w:r>
+      <w:r>
+        <w:t xml:space="preserve"> for scenario 3 versus scenario 1. The variability </w:t>
+      </w:r>
+      <w:r>
+        <w:lastRenderedPageBreak/>
+        <w:t xml:space="preserve">of </w:t>
+      </w:r>
+      <w:r>
+        <w:t>fishing mortality</w:t>
+      </w:r>
+      <w:r>
+        <w:t xml:space="preserve"> </w:t>
+      </w:r>
+      <w:r>
+        <w:t>increased</w:t>
+      </w:r>
+      <w:r>
+        <w:t xml:space="preserve"> </w:t>
+      </w:r>
+      <w:r>
+        <w:t>with the amount of carryover catch</w:t>
+      </w:r>
+      <w:r>
+        <w:t xml:space="preserve"> </w:t>
+      </w:r>
+      <w:r>
+        <w:t xml:space="preserve">across scenarios </w:t>
+      </w:r>
+      <w:r>
+        <w:t xml:space="preserve">during 2025-2027 </w:t>
+      </w:r>
+      <w:r>
+        <w:t>with</w:t>
+      </w:r>
+      <w:r>
+        <w:t xml:space="preserve"> scenario 1 being the least variable </w:t>
+      </w:r>
+      <w:r>
+        <w:t>and scenario 3 being the most variable</w:t>
+      </w:r>
+      <w:r>
+        <w:t xml:space="preserve"> </w:t>
+      </w:r>
+      <w:r>
+        <w:t xml:space="preserve">(Figures 8.1-8.3). Probabilities of </w:t>
+      </w:r>
+      <w:r>
+        <w:t>fishing mortality</w:t>
+      </w:r>
+      <w:r>
+        <w:t xml:space="preserve"> </w:t>
+      </w:r>
+      <w:r>
+        <w:t>exceeding</w:t>
+      </w:r>
+      <w:r>
+        <w:t xml:space="preserve"> </w:t>
+      </w:r>
+      <w:r>
+        <w:t xml:space="preserve">the </w:t>
+      </w:r>
+      <w:r>
+        <w:t xml:space="preserve">limit reference level </w:t>
+      </w:r>
+      <w:r>
+        <w:t>in 2025-2027</w:t>
+      </w:r>
+      <w:r>
+        <w:t xml:space="preserve"> (Tables 10.1-10.3, Figure 11.2)</w:t>
+      </w:r>
+      <w:r>
+        <w:t xml:space="preserve"> </w:t>
+      </w:r>
+      <w:r>
+        <w:t xml:space="preserve">were highest under scenario 3 (40% in 2026) and lowest under scenario 1 (4% in 2025). </w:t>
+      </w:r>
+    </w:p>
+    <w:p>
+      <w:r>
+        <w:t>T</w:t>
+      </w:r>
+      <w:r>
+        <w:t xml:space="preserve">he projected </w:t>
+      </w:r>
+      <w:r>
+        <w:t>fishing mortality</w:t>
+      </w:r>
+      <w:r>
+        <w:t xml:space="preserve"> distributions </w:t>
+      </w:r>
+      <w:r>
+        <w:t>stabilized under each scenario during 2028-2034. Under scenario 1, median F varied about F=0.32</w:t>
+      </w:r>
+      <w:r>
+        <w:t xml:space="preserve"> from </w:t>
+      </w:r>
+      <w:r>
+        <w:t>2028-2034</w:t>
+      </w:r>
+      <w:r>
+        <w:t xml:space="preserve"> (Table </w:t>
+      </w:r>
+      <w:r>
+        <w:t>10</w:t>
+      </w:r>
+      <w:r>
+        <w:t xml:space="preserve">.1, Figure </w:t>
+      </w:r>
+      <w:r>
+        <w:t>10</w:t>
+      </w:r>
+      <w:r>
+        <w:t xml:space="preserve">.1). </w:t>
+      </w:r>
+      <w:r>
+        <w:t xml:space="preserve">The median F under scenario 2 was </w:t>
+      </w:r>
+      <w:r>
+        <w:t>similar</w:t>
+      </w:r>
+      <w:r>
+        <w:t xml:space="preserve"> </w:t>
+      </w:r>
+      <w:r>
+        <w:t>and equaled F=0.32 during 2028-2034 (Table 10.2, Figure 10.2)</w:t>
+      </w:r>
+      <w:r>
+        <w:t xml:space="preserve">. </w:t>
+      </w:r>
+      <w:r>
+        <w:t xml:space="preserve">Under scenario 3, the median F decreased 11% from F=0.35 in 2028 to F=0.31 in 2034. Overall, projected fishing mortalities at the end of the </w:t>
+      </w:r>
+      <w:r>
+        <w:t>period</w:t>
+      </w:r>
+      <w:r>
+        <w:t xml:space="preserve"> period were similar and likely below the limit reference level</w:t>
+      </w:r>
+      <w:r>
+        <w:t xml:space="preserve"> under each scenario</w:t>
+      </w:r>
+      <w:r>
+        <w:t>.</w:t>
       </w:r>
     </w:p>
     <w:p>
       <w:pPr>
         <w:rPr>
+          <w:b/>
+          <w:bCs/>
           <w:sz w:val="28"/>
           <w:szCs w:val="28"/>
         </w:rPr>
       </w:pPr>
       <w:r>
         <w:rPr>
+          <w:b/>
+          <w:bCs/>
           <w:sz w:val="28"/>
           <w:szCs w:val="28"/>
         </w:rPr>
+        <w:t>Discussion</w:t>
+      </w:r>
+      <w:r>
+        <w:rPr>
+          <w:b/>
+          <w:bCs/>
+          <w:sz w:val="28"/>
+          <w:szCs w:val="28"/>
+        </w:rPr>
+        <w:t xml:space="preserve">     </w:t>
+      </w:r>
+    </w:p>
+    <w:p>
+      <w:r>
+        <w:t xml:space="preserve">The WCNPO striped marlin stock was projected to have very likely achieved the rebuilding target in 2023, prior to the </w:t>
+      </w:r>
+      <w:r>
+        <w:t xml:space="preserve">adoption of </w:t>
+      </w:r>
+      <w:r>
+        <w:t xml:space="preserve">CMM 2024-06. This </w:t>
+      </w:r>
+      <w:r>
+        <w:t xml:space="preserve">result of rapid rebuilding </w:t>
+      </w:r>
+      <w:r>
+        <w:t>differs from the results of the 2024 rebuilding projections which indicated that the stock would require a longer period to achieve the target with 60% probability</w:t>
+      </w:r>
+      <w:r>
+        <w:t>. For example,</w:t>
+      </w:r>
+      <w:r>
+        <w:t xml:space="preserve"> under scenario </w:t>
+      </w:r>
+      <w:r>
+        <w:t>6</w:t>
+      </w:r>
+      <w:r>
+        <w:t xml:space="preserve"> </w:t>
+      </w:r>
+      <w:r>
+        <w:t xml:space="preserve">from Brodziak (2024, Figure 37.6) which applies a </w:t>
+      </w:r>
+      <w:r>
+        <w:t>phased</w:t>
+      </w:r>
+      <w:r>
+        <w:t xml:space="preserve"> harvest control of 2400 mt of catch during 2025-2027</w:t>
+      </w:r>
+      <w:r>
+        <w:t>, 2200 mt during 2028-2031,</w:t>
+      </w:r>
+      <w:r>
+        <w:t xml:space="preserve"> and 2150 mt in 20</w:t>
+      </w:r>
+      <w:r>
+        <w:t>31</w:t>
+      </w:r>
+      <w:r>
+        <w:t>-2034</w:t>
+      </w:r>
+      <w:r>
+        <w:t xml:space="preserve"> (Figure 12)</w:t>
+      </w:r>
+      <w:r>
+        <w:t xml:space="preserve">. </w:t>
+      </w:r>
+      <w:r>
+        <w:t xml:space="preserve">The primary reason for the difference in rebuilding periods was the 47% reduction in total catch biomass in 2021-2024 used to initialize the CMM 2024-06 projections. </w:t>
+      </w:r>
+      <w:r>
+        <w:t>The reduction in catches coincided with the maturation of t</w:t>
+      </w:r>
+      <w:r>
+        <w:t>he above-average recruitment</w:t>
+      </w:r>
+      <w:r>
+        <w:t xml:space="preserve"> strengths</w:t>
+      </w:r>
+      <w:r>
+        <w:t xml:space="preserve"> of the 2018-2020 year classes of WCNPO striped marlin</w:t>
+      </w:r>
+      <w:r>
+        <w:t xml:space="preserve">. </w:t>
+      </w:r>
+      <w:r>
+        <w:t xml:space="preserve">In particular, the 2018-2020 year classes were a </w:t>
+      </w:r>
+      <w:r>
+        <w:t xml:space="preserve">marked </w:t>
+      </w:r>
+      <w:r>
+        <w:t>change from the pattern of long-term decline</w:t>
+      </w:r>
+      <w:r>
+        <w:t xml:space="preserve"> in recruitment</w:t>
+      </w:r>
+      <w:r>
+        <w:t xml:space="preserve"> (Figure 13</w:t>
+      </w:r>
+      <w:r>
+        <w:t>.1</w:t>
+      </w:r>
+      <w:r>
+        <w:t>).</w:t>
+      </w:r>
+      <w:r>
+        <w:t xml:space="preserve"> The recent increase in recruitment combined with the </w:t>
+      </w:r>
+      <w:r>
+        <w:t xml:space="preserve">decrease in catch biomass to the lowest observed levels in 2021-2023 substantially increased the probability that spawning biomass would increase during 2021-2024. In particular, the above-average year classes from 2018-2020 </w:t>
+      </w:r>
+      <w:r>
+        <w:t>were</w:t>
+      </w:r>
+      <w:r>
+        <w:t xml:space="preserve"> expected to be very likely fully mature in 2021-2023, respectively, based on an age of 95% maturity of about 3 years (ISC BILLWG 2023, Humphreys and Brodziak 2024).</w:t>
+      </w:r>
+      <w:r>
+        <w:t xml:space="preserve"> </w:t>
+      </w:r>
+      <w:r>
+        <w:t>For example, the 2020 year class was about 54% larger than the short-term average, even though it was well below the long-term average of about 300 thousand fish (Figure 14)</w:t>
+      </w:r>
+      <w:r>
+        <w:t>.</w:t>
+      </w:r>
+      <w:r>
+        <w:t xml:space="preserve"> </w:t>
+      </w:r>
+    </w:p>
+    <w:p>
+      <w:r>
+        <w:t>Discuss the effects of changes in initial catches and the effects of above-average year classes in 2018-2020 on the rapid rebuilding of the stock in 2021-2024.</w:t>
+      </w:r>
+    </w:p>
+    <w:p>
+      <w:r>
+        <w:t>Discuss how changes in carryover catch in 2025-2027 affected catches in 2028-2034 needed to rebuild the stock in 2034.</w:t>
+      </w:r>
+    </w:p>
+    <w:p>
+      <w:pPr>
+        <w:rPr>
+          <w:b/>
+          <w:bCs/>
+          <w:sz w:val="28"/>
+          <w:szCs w:val="28"/>
+        </w:rPr>
+      </w:pPr>
+      <w:r>
+        <w:rPr>
+          <w:b/>
+          <w:bCs/>
+          <w:sz w:val="28"/>
+          <w:szCs w:val="28"/>
+        </w:rPr>
         <w:t>References</w:t>
       </w:r>
     </w:p>
     <w:p>
       <w:r>
-        <w:t xml:space="preserve">Brodziak J, Rago P, </w:t>
-      </w:r>
-      <w:proofErr w:type="spellStart"/>
-      <w:r>
-        <w:t>Conser</w:t>
-      </w:r>
-      <w:proofErr w:type="spellEnd"/>
-      <w:r>
-        <w:t xml:space="preserve"> R. 1998. A general approach for making short-term stochastic projections from an age-structured fisheries assessment model. In F. Funk, T. Quinn II, J. Heifetz, J. Ianelli, J. Powers, J. </w:t>
-      </w:r>
-      <w:proofErr w:type="spellStart"/>
-      <w:r>
-        <w:t>Schweigert</w:t>
-      </w:r>
-      <w:proofErr w:type="spellEnd"/>
-      <w:r>
-        <w:t xml:space="preserve">, P. Sullivan, and C.-I. Zhang (Eds), Proceedings of the International Symposium on Fishery Stock Assessment Models for the 21st Century. Alaska Sea Grant College Program, Univ. of Alaska, Fairbanks. Available at:  </w:t>
+        <w:t xml:space="preserve">Brodziak J, Rago P, Conser R. 1998. A general approach for making short-term stochastic projections from an age-structured fisheries assessment model. In F. Funk, T. Quinn II, J. Heifetz, J. Ianelli, J. Powers, J. Schweigert, P. Sullivan, and C.-I. Zhang (Eds), Proceedings of the International Symposium on Fishery Stock Assessment Models for the 21st Century. Alaska Sea Grant College Program, Univ. of Alaska, Fairbanks. Available at:  </w:t>
       </w:r>
       <w:hyperlink r:id="rId19" w:history="1">
         <w:r>
@@ -3195,34 +3789,58 @@
     </w:p>
     <w:p>
       <w:r>
-        <w:t xml:space="preserve">ISC Billfish WG. 2023. Annex 14: Stock Assessment Report for </w:t>
-      </w:r>
-      <w:r>
-        <w:t>striped marlin</w:t>
-      </w:r>
-      <w:r>
-        <w:t xml:space="preserve"> (</w:t>
-      </w:r>
-      <w:proofErr w:type="spellStart"/>
+        <w:lastRenderedPageBreak/>
+        <w:t>Humphreys RL Jr and Brodziak JKT (2024) Reproductive dynamics of striped marlin (</w:t>
+      </w:r>
       <w:r>
         <w:rPr>
           <w:i/>
           <w:iCs/>
         </w:rPr>
-        <w:t>Kajikia</w:t>
-      </w:r>
-      <w:proofErr w:type="spellEnd"/>
+        <w:t>Kajikia audax</w:t>
+      </w:r>
+      <w:r>
+        <w:t xml:space="preserve">) in the central North Pacific. Marine and Freshwater Research 75, MF23192. </w:t>
+      </w:r>
+      <w:hyperlink r:id="rId21" w:history="1">
+        <w:r>
+          <w:rPr>
+            <w:rStyle w:val="Hyperlink"/>
+          </w:rPr>
+          <w:t>https://doi:10.1071/MF23192</w:t>
+        </w:r>
+      </w:hyperlink>
+      <w:r>
+        <w:t xml:space="preserve"> </w:t>
+      </w:r>
+    </w:p>
+    <w:p>
+      <w:r>
+        <w:t>ISC Billfish W</w:t>
+      </w:r>
+      <w:r>
+        <w:t>orking Group [ISC BILLWG]</w:t>
+      </w:r>
+      <w:r>
+        <w:t xml:space="preserve">. 2023. Annex 14: Stock Assessment Report for </w:t>
+      </w:r>
+      <w:r>
+        <w:t>striped marlin</w:t>
+      </w:r>
+      <w:r>
+        <w:t xml:space="preserve"> (</w:t>
+      </w:r>
       <w:r>
         <w:rPr>
           <w:i/>
           <w:iCs/>
         </w:rPr>
-        <w:t xml:space="preserve"> audax</w:t>
+        <w:t>Kajikia audax</w:t>
       </w:r>
       <w:r>
         <w:t xml:space="preserve">) in the Western and Central North Pacific Ocean through 2020, 12-17 July 2023. Kanazawa, Japan. ISC/23/Annex14, 113 p. Available at: </w:t>
       </w:r>
-      <w:hyperlink r:id="rId21" w:history="1">
+      <w:hyperlink r:id="rId22" w:history="1">
         <w:r>
           <w:rPr>
             <w:rStyle w:val="Hyperlink"/>
@@ -3242,18 +3860,13 @@
           <w:cols w:space="720"/>
         </w:sectPr>
       </w:pPr>
-      <w:proofErr w:type="spellStart"/>
-      <w:r>
-        <w:t>Methot</w:t>
-      </w:r>
-      <w:proofErr w:type="spellEnd"/>
-      <w:r>
-        <w:t xml:space="preserve"> RD,  Wetzel CR. 2013. Stock Synthesis: a biological and statistical framework for fish stock assessment and fishery management. Fish. Res., 142, 86–99.</w:t>
-      </w:r>
-      <w:r>
-        <w:t xml:space="preserve"> </w:t>
-      </w:r>
-      <w:hyperlink r:id="rId22" w:history="1">
+      <w:r>
+        <w:t>Methot RD,  Wetzel CR. 2013. Stock Synthesis: a biological and statistical framework for fish stock assessment and fishery management. Fish. Res., 142, 86–99.</w:t>
+      </w:r>
+      <w:r>
+        <w:t xml:space="preserve"> </w:t>
+      </w:r>
+      <w:hyperlink r:id="rId23" w:history="1">
         <w:r>
           <w:rPr>
             <w:rStyle w:val="Hyperlink"/>
@@ -3330,7 +3943,7 @@
                     </pic:cNvPicPr>
                   </pic:nvPicPr>
                   <pic:blipFill>
-                    <a:blip r:embed="rId23">
+                    <a:blip r:embed="rId24">
                       <a:extLst>
                         <a:ext uri="{28A0092B-C50C-407E-A947-70E740481C1C}">
                           <a14:useLocalDpi xmlns:a14="http://schemas.microsoft.com/office/drawing/2010/main" val="0"/>
@@ -3391,7 +4004,7 @@
                     </pic:cNvPicPr>
                   </pic:nvPicPr>
                   <pic:blipFill>
-                    <a:blip r:embed="rId24">
+                    <a:blip r:embed="rId25">
                       <a:extLst>
                         <a:ext uri="{28A0092B-C50C-407E-A947-70E740481C1C}">
                           <a14:useLocalDpi xmlns:a14="http://schemas.microsoft.com/office/drawing/2010/main" val="0"/>
@@ -3449,7 +4062,7 @@
                     </pic:cNvPicPr>
                   </pic:nvPicPr>
                   <pic:blipFill>
-                    <a:blip r:embed="rId25">
+                    <a:blip r:embed="rId26">
                       <a:extLst>
                         <a:ext uri="{28A0092B-C50C-407E-A947-70E740481C1C}">
                           <a14:useLocalDpi xmlns:a14="http://schemas.microsoft.com/office/drawing/2010/main" val="0"/>
@@ -3778,7 +4391,7 @@
                     </pic:cNvPicPr>
                   </pic:nvPicPr>
                   <pic:blipFill>
-                    <a:blip r:embed="rId26">
+                    <a:blip r:embed="rId27">
                       <a:extLst>
                         <a:ext uri="{28A0092B-C50C-407E-A947-70E740481C1C}">
                           <a14:useLocalDpi xmlns:a14="http://schemas.microsoft.com/office/drawing/2010/main" val="0"/>
@@ -3852,7 +4465,7 @@
                     </pic:cNvPicPr>
                   </pic:nvPicPr>
                   <pic:blipFill>
-                    <a:blip r:embed="rId27">
+                    <a:blip r:embed="rId28">
                       <a:extLst>
                         <a:ext uri="{28A0092B-C50C-407E-A947-70E740481C1C}">
                           <a14:useLocalDpi xmlns:a14="http://schemas.microsoft.com/office/drawing/2010/main" val="0"/>
@@ -3923,7 +4536,7 @@
                     </pic:cNvPicPr>
                   </pic:nvPicPr>
                   <pic:blipFill>
-                    <a:blip r:embed="rId28">
+                    <a:blip r:embed="rId29">
                       <a:extLst>
                         <a:ext uri="{28A0092B-C50C-407E-A947-70E740481C1C}">
                           <a14:useLocalDpi xmlns:a14="http://schemas.microsoft.com/office/drawing/2010/main" val="0"/>
@@ -3994,7 +4607,7 @@
                     </pic:cNvPicPr>
                   </pic:nvPicPr>
                   <pic:blipFill>
-                    <a:blip r:embed="rId29">
+                    <a:blip r:embed="rId30">
                       <a:extLst>
                         <a:ext uri="{28A0092B-C50C-407E-A947-70E740481C1C}">
                           <a14:useLocalDpi xmlns:a14="http://schemas.microsoft.com/office/drawing/2010/main" val="0"/>
@@ -4071,7 +4684,7 @@
                     </pic:cNvPicPr>
                   </pic:nvPicPr>
                   <pic:blipFill>
-                    <a:blip r:embed="rId30">
+                    <a:blip r:embed="rId31">
                       <a:extLst>
                         <a:ext uri="{28A0092B-C50C-407E-A947-70E740481C1C}">
                           <a14:useLocalDpi xmlns:a14="http://schemas.microsoft.com/office/drawing/2010/main" val="0"/>
@@ -4145,7 +4758,7 @@
                     </pic:cNvPicPr>
                   </pic:nvPicPr>
                   <pic:blipFill>
-                    <a:blip r:embed="rId31">
+                    <a:blip r:embed="rId32">
                       <a:extLst>
                         <a:ext uri="{28A0092B-C50C-407E-A947-70E740481C1C}">
                           <a14:useLocalDpi xmlns:a14="http://schemas.microsoft.com/office/drawing/2010/main" val="0"/>
@@ -4222,7 +4835,7 @@
                     </pic:cNvPicPr>
                   </pic:nvPicPr>
                   <pic:blipFill>
-                    <a:blip r:embed="rId32">
+                    <a:blip r:embed="rId33">
                       <a:extLst>
                         <a:ext uri="{28A0092B-C50C-407E-A947-70E740481C1C}">
                           <a14:useLocalDpi xmlns:a14="http://schemas.microsoft.com/office/drawing/2010/main" val="0"/>
@@ -4335,22 +4948,10 @@
         <w:t xml:space="preserve">heading </w:t>
       </w:r>
       <w:r>
-        <w:t>“</w:t>
-      </w:r>
-      <w:proofErr w:type="spellStart"/>
-      <w:r>
-        <w:t>Pz</w:t>
-      </w:r>
-      <w:proofErr w:type="spellEnd"/>
-      <w:r>
-        <w:t xml:space="preserve">” </w:t>
-      </w:r>
-      <w:r>
-        <w:t xml:space="preserve">denotes the </w:t>
-      </w:r>
-      <w:proofErr w:type="spellStart"/>
-      <w:r>
-        <w:t>z</w:t>
+        <w:t xml:space="preserve">“Pz” </w:t>
+      </w:r>
+      <w:r>
+        <w:t>denotes the z</w:t>
       </w:r>
       <w:r>
         <w:rPr>
@@ -4358,7 +4959,6 @@
         </w:rPr>
         <w:t>th</w:t>
       </w:r>
-      <w:proofErr w:type="spellEnd"/>
       <w:r>
         <w:t xml:space="preserve"> percentile of the annual distributions</w:t>
       </w:r>
@@ -4385,155 +4985,6 @@
                 <pic:pic xmlns:pic="http://schemas.openxmlformats.org/drawingml/2006/picture">
                   <pic:nvPicPr>
                     <pic:cNvPr id="0" name="Picture 2"/>
-                    <pic:cNvPicPr>
-                      <a:picLocks noChangeAspect="1" noChangeArrowheads="1"/>
-                    </pic:cNvPicPr>
-                  </pic:nvPicPr>
-                  <pic:blipFill>
-                    <a:blip r:embed="rId33">
-                      <a:extLst>
-                        <a:ext uri="{28A0092B-C50C-407E-A947-70E740481C1C}">
-                          <a14:useLocalDpi xmlns:a14="http://schemas.microsoft.com/office/drawing/2010/main" val="0"/>
-                        </a:ext>
-                      </a:extLst>
-                    </a:blip>
-                    <a:srcRect/>
-                    <a:stretch>
-                      <a:fillRect/>
-                    </a:stretch>
-                  </pic:blipFill>
-                  <pic:spPr bwMode="auto">
-                    <a:xfrm>
-                      <a:off x="0" y="0"/>
-                      <a:ext cx="5943600" cy="3642995"/>
-                    </a:xfrm>
-                    <a:prstGeom prst="rect">
-                      <a:avLst/>
-                    </a:prstGeom>
-                    <a:noFill/>
-                    <a:ln>
-                      <a:noFill/>
-                    </a:ln>
-                  </pic:spPr>
-                </pic:pic>
-              </a:graphicData>
-            </a:graphic>
-          </wp:inline>
-        </w:drawing>
-      </w:r>
-    </w:p>
-    <w:p>
-      <w:r>
-        <w:br w:type="page"/>
-      </w:r>
-    </w:p>
-    <w:p>
-      <w:r>
-        <w:lastRenderedPageBreak/>
-        <w:t xml:space="preserve">Table </w:t>
-      </w:r>
-      <w:r>
-        <w:t>9</w:t>
-      </w:r>
-      <w:r>
-        <w:t>.</w:t>
-      </w:r>
-      <w:r>
-        <w:t>2</w:t>
-      </w:r>
-      <w:r>
-        <w:t>. Projections</w:t>
-      </w:r>
-      <w:r>
-        <w:t xml:space="preserve"> of </w:t>
-      </w:r>
-      <w:r>
-        <w:t>annual s</w:t>
-      </w:r>
-      <w:r>
-        <w:t xml:space="preserve">pawning </w:t>
-      </w:r>
-      <w:r>
-        <w:t>b</w:t>
-      </w:r>
-      <w:r>
-        <w:t xml:space="preserve">iomass </w:t>
-      </w:r>
-      <w:r>
-        <w:t>d</w:t>
-      </w:r>
-      <w:r>
-        <w:t xml:space="preserve">istributions </w:t>
-      </w:r>
-      <w:r>
-        <w:t>(thousand mt) during 2021-2034 under</w:t>
-      </w:r>
-      <w:r>
-        <w:t xml:space="preserve"> </w:t>
-      </w:r>
-      <w:r>
-        <w:t>S</w:t>
-      </w:r>
-      <w:r>
-        <w:t>cenario</w:t>
-      </w:r>
-      <w:r>
-        <w:t xml:space="preserve"> </w:t>
-      </w:r>
-      <w:r>
-        <w:t>2</w:t>
-      </w:r>
-      <w:r>
-        <w:t xml:space="preserve"> with carryover catch </w:t>
-      </w:r>
-      <w:r>
-        <w:t xml:space="preserve">in 2025 </w:t>
-      </w:r>
-      <w:r>
-        <w:t>where the column heading “</w:t>
-      </w:r>
-      <w:proofErr w:type="spellStart"/>
-      <w:r>
-        <w:t>Pz</w:t>
-      </w:r>
-      <w:proofErr w:type="spellEnd"/>
-      <w:r>
-        <w:t xml:space="preserve">” denotes the </w:t>
-      </w:r>
-      <w:proofErr w:type="spellStart"/>
-      <w:r>
-        <w:t>z</w:t>
-      </w:r>
-      <w:r>
-        <w:rPr>
-          <w:vertAlign w:val="superscript"/>
-        </w:rPr>
-        <w:t>th</w:t>
-      </w:r>
-      <w:proofErr w:type="spellEnd"/>
-      <w:r>
-        <w:t xml:space="preserve"> percentile of the annual distributions.</w:t>
-      </w:r>
-    </w:p>
-    <w:p/>
-    <w:p>
-      <w:r>
-        <w:rPr>
-          <w:noProof/>
-        </w:rPr>
-        <w:drawing>
-          <wp:inline distT="0" distB="0" distL="0" distR="0" wp14:anchorId="1E65148F" wp14:editId="1CEC375F">
-            <wp:extent cx="5943600" cy="3642995"/>
-            <wp:effectExtent l="0" t="0" r="0" b="0"/>
-            <wp:docPr id="8" name="Picture 8"/>
-            <wp:cNvGraphicFramePr>
-              <a:graphicFrameLocks xmlns:a="http://schemas.openxmlformats.org/drawingml/2006/main" noChangeAspect="1"/>
-            </wp:cNvGraphicFramePr>
-            <a:graphic xmlns:a="http://schemas.openxmlformats.org/drawingml/2006/main">
-              <a:graphicData uri="http://schemas.openxmlformats.org/drawingml/2006/picture">
-                <pic:pic xmlns:pic="http://schemas.openxmlformats.org/drawingml/2006/picture">
-                  <pic:nvPicPr>
-                    <pic:cNvPr id="0" name="Picture 3"/>
                     <pic:cNvPicPr>
                       <a:picLocks noChangeAspect="1" noChangeArrowheads="1"/>
                     </pic:cNvPicPr>
@@ -4570,6 +5021,8 @@
           </wp:inline>
         </w:drawing>
       </w:r>
+    </w:p>
+    <w:p>
       <w:r>
         <w:br w:type="page"/>
       </w:r>
@@ -4586,6 +5039,140 @@
         <w:t>.</w:t>
       </w:r>
       <w:r>
+        <w:t>2</w:t>
+      </w:r>
+      <w:r>
+        <w:t>. Projections</w:t>
+      </w:r>
+      <w:r>
+        <w:t xml:space="preserve"> of </w:t>
+      </w:r>
+      <w:r>
+        <w:t>annual s</w:t>
+      </w:r>
+      <w:r>
+        <w:t xml:space="preserve">pawning </w:t>
+      </w:r>
+      <w:r>
+        <w:t>b</w:t>
+      </w:r>
+      <w:r>
+        <w:t xml:space="preserve">iomass </w:t>
+      </w:r>
+      <w:r>
+        <w:t>d</w:t>
+      </w:r>
+      <w:r>
+        <w:t xml:space="preserve">istributions </w:t>
+      </w:r>
+      <w:r>
+        <w:t>(thousand mt) during 2021-2034 under</w:t>
+      </w:r>
+      <w:r>
+        <w:t xml:space="preserve"> </w:t>
+      </w:r>
+      <w:r>
+        <w:t>S</w:t>
+      </w:r>
+      <w:r>
+        <w:t>cenario</w:t>
+      </w:r>
+      <w:r>
+        <w:t xml:space="preserve"> </w:t>
+      </w:r>
+      <w:r>
+        <w:t>2</w:t>
+      </w:r>
+      <w:r>
+        <w:t xml:space="preserve"> with carryover catch </w:t>
+      </w:r>
+      <w:r>
+        <w:t xml:space="preserve">in 2025 </w:t>
+      </w:r>
+      <w:r>
+        <w:t>where the column heading “Pz” denotes the z</w:t>
+      </w:r>
+      <w:r>
+        <w:rPr>
+          <w:vertAlign w:val="superscript"/>
+        </w:rPr>
+        <w:t>th</w:t>
+      </w:r>
+      <w:r>
+        <w:t xml:space="preserve"> percentile of the annual distributions.</w:t>
+      </w:r>
+    </w:p>
+    <w:p/>
+    <w:p>
+      <w:r>
+        <w:rPr>
+          <w:noProof/>
+        </w:rPr>
+        <w:drawing>
+          <wp:inline distT="0" distB="0" distL="0" distR="0" wp14:anchorId="1E65148F" wp14:editId="1CEC375F">
+            <wp:extent cx="5943600" cy="3642995"/>
+            <wp:effectExtent l="0" t="0" r="0" b="0"/>
+            <wp:docPr id="8" name="Picture 8"/>
+            <wp:cNvGraphicFramePr>
+              <a:graphicFrameLocks xmlns:a="http://schemas.openxmlformats.org/drawingml/2006/main" noChangeAspect="1"/>
+            </wp:cNvGraphicFramePr>
+            <a:graphic xmlns:a="http://schemas.openxmlformats.org/drawingml/2006/main">
+              <a:graphicData uri="http://schemas.openxmlformats.org/drawingml/2006/picture">
+                <pic:pic xmlns:pic="http://schemas.openxmlformats.org/drawingml/2006/picture">
+                  <pic:nvPicPr>
+                    <pic:cNvPr id="0" name="Picture 3"/>
+                    <pic:cNvPicPr>
+                      <a:picLocks noChangeAspect="1" noChangeArrowheads="1"/>
+                    </pic:cNvPicPr>
+                  </pic:nvPicPr>
+                  <pic:blipFill>
+                    <a:blip r:embed="rId35">
+                      <a:extLst>
+                        <a:ext uri="{28A0092B-C50C-407E-A947-70E740481C1C}">
+                          <a14:useLocalDpi xmlns:a14="http://schemas.microsoft.com/office/drawing/2010/main" val="0"/>
+                        </a:ext>
+                      </a:extLst>
+                    </a:blip>
+                    <a:srcRect/>
+                    <a:stretch>
+                      <a:fillRect/>
+                    </a:stretch>
+                  </pic:blipFill>
+                  <pic:spPr bwMode="auto">
+                    <a:xfrm>
+                      <a:off x="0" y="0"/>
+                      <a:ext cx="5943600" cy="3642995"/>
+                    </a:xfrm>
+                    <a:prstGeom prst="rect">
+                      <a:avLst/>
+                    </a:prstGeom>
+                    <a:noFill/>
+                    <a:ln>
+                      <a:noFill/>
+                    </a:ln>
+                  </pic:spPr>
+                </pic:pic>
+              </a:graphicData>
+            </a:graphic>
+          </wp:inline>
+        </w:drawing>
+      </w:r>
+      <w:r>
+        <w:br w:type="page"/>
+      </w:r>
+    </w:p>
+    <w:p>
+      <w:r>
+        <w:lastRenderedPageBreak/>
+        <w:t xml:space="preserve">Table </w:t>
+      </w:r>
+      <w:r>
+        <w:t>9</w:t>
+      </w:r>
+      <w:r>
+        <w:t>.</w:t>
+      </w:r>
+      <w:r>
         <w:t>3</w:t>
       </w:r>
       <w:r>
@@ -4637,19 +5224,7 @@
         <w:t xml:space="preserve">in 2025-2026 </w:t>
       </w:r>
       <w:r>
-        <w:t>where the column heading “</w:t>
-      </w:r>
-      <w:proofErr w:type="spellStart"/>
-      <w:r>
-        <w:t>Pz</w:t>
-      </w:r>
-      <w:proofErr w:type="spellEnd"/>
-      <w:r>
-        <w:t xml:space="preserve">” denotes the </w:t>
-      </w:r>
-      <w:proofErr w:type="spellStart"/>
-      <w:r>
-        <w:t>z</w:t>
+        <w:t>where the column heading “Pz” denotes the z</w:t>
       </w:r>
       <w:r>
         <w:rPr>
@@ -4657,7 +5232,6 @@
         </w:rPr>
         <w:t>th</w:t>
       </w:r>
-      <w:proofErr w:type="spellEnd"/>
       <w:r>
         <w:t xml:space="preserve"> percentile of the annual distributions.</w:t>
       </w:r>
@@ -4686,7 +5260,7 @@
                     </pic:cNvPicPr>
                   </pic:nvPicPr>
                   <pic:blipFill>
-                    <a:blip r:embed="rId35">
+                    <a:blip r:embed="rId36">
                       <a:extLst>
                         <a:ext uri="{28A0092B-C50C-407E-A947-70E740481C1C}">
                           <a14:useLocalDpi xmlns:a14="http://schemas.microsoft.com/office/drawing/2010/main" val="0"/>
@@ -4724,109 +5298,24 @@
     <w:p>
       <w:r>
         <w:lastRenderedPageBreak/>
-        <w:t>Table 1</w:t>
-      </w:r>
-      <w:r>
-        <w:t>0</w:t>
-      </w:r>
-      <w:r>
-        <w:t>. Projections</w:t>
+        <w:t xml:space="preserve">Table </w:t>
+      </w:r>
+      <w:r>
+        <w:t>10</w:t>
+      </w:r>
+      <w:r>
+        <w:t xml:space="preserve">.1. </w:t>
+      </w:r>
+      <w:r>
+        <w:t>P</w:t>
+      </w:r>
+      <w:r>
+        <w:t>rojections</w:t>
       </w:r>
       <w:r>
         <w:t xml:space="preserve"> of </w:t>
       </w:r>
       <w:r>
-        <w:t>probabilities of achieving the rebuilding target during 2021-2034 under</w:t>
-      </w:r>
-      <w:r>
-        <w:t xml:space="preserve"> </w:t>
-      </w:r>
-      <w:r>
-        <w:t>three scenarios for carryover catch.</w:t>
-      </w:r>
-    </w:p>
-    <w:p/>
-    <w:p>
-      <w:r>
-        <w:rPr>
-          <w:noProof/>
-        </w:rPr>
-        <w:drawing>
-          <wp:inline distT="0" distB="0" distL="0" distR="0" wp14:anchorId="772C2360" wp14:editId="73560911">
-            <wp:extent cx="3701415" cy="4474210"/>
-            <wp:effectExtent l="0" t="0" r="0" b="2540"/>
-            <wp:docPr id="28" name="Picture 28"/>
-            <wp:cNvGraphicFramePr>
-              <a:graphicFrameLocks xmlns:a="http://schemas.openxmlformats.org/drawingml/2006/main" noChangeAspect="1"/>
-            </wp:cNvGraphicFramePr>
-            <a:graphic xmlns:a="http://schemas.openxmlformats.org/drawingml/2006/main">
-              <a:graphicData uri="http://schemas.openxmlformats.org/drawingml/2006/picture">
-                <pic:pic xmlns:pic="http://schemas.openxmlformats.org/drawingml/2006/picture">
-                  <pic:nvPicPr>
-                    <pic:cNvPr id="0" name="Picture 8"/>
-                    <pic:cNvPicPr>
-                      <a:picLocks noChangeAspect="1" noChangeArrowheads="1"/>
-                    </pic:cNvPicPr>
-                  </pic:nvPicPr>
-                  <pic:blipFill>
-                    <a:blip r:embed="rId36">
-                      <a:extLst>
-                        <a:ext uri="{28A0092B-C50C-407E-A947-70E740481C1C}">
-                          <a14:useLocalDpi xmlns:a14="http://schemas.microsoft.com/office/drawing/2010/main" val="0"/>
-                        </a:ext>
-                      </a:extLst>
-                    </a:blip>
-                    <a:srcRect/>
-                    <a:stretch>
-                      <a:fillRect/>
-                    </a:stretch>
-                  </pic:blipFill>
-                  <pic:spPr bwMode="auto">
-                    <a:xfrm>
-                      <a:off x="0" y="0"/>
-                      <a:ext cx="3701415" cy="4474210"/>
-                    </a:xfrm>
-                    <a:prstGeom prst="rect">
-                      <a:avLst/>
-                    </a:prstGeom>
-                    <a:noFill/>
-                    <a:ln>
-                      <a:noFill/>
-                    </a:ln>
-                  </pic:spPr>
-                </pic:pic>
-              </a:graphicData>
-            </a:graphic>
-          </wp:inline>
-        </w:drawing>
-      </w:r>
-    </w:p>
-    <w:p>
-      <w:r>
-        <w:br w:type="page"/>
-      </w:r>
-    </w:p>
-    <w:p>
-      <w:r>
-        <w:lastRenderedPageBreak/>
-        <w:t xml:space="preserve">Table </w:t>
-      </w:r>
-      <w:r>
-        <w:t>10</w:t>
-      </w:r>
-      <w:r>
-        <w:t xml:space="preserve">.1. </w:t>
-      </w:r>
-      <w:r>
-        <w:t>P</w:t>
-      </w:r>
-      <w:r>
-        <w:t>rojections</w:t>
-      </w:r>
-      <w:r>
-        <w:t xml:space="preserve"> of </w:t>
-      </w:r>
-      <w:r>
         <w:t>annual fishing mortality</w:t>
       </w:r>
       <w:r>
@@ -4851,19 +5340,7 @@
         <w:t>cenario</w:t>
       </w:r>
       <w:r>
-        <w:t xml:space="preserve"> 1 with no carryover catch where the column heading “</w:t>
-      </w:r>
-      <w:proofErr w:type="spellStart"/>
-      <w:r>
-        <w:t>Pz</w:t>
-      </w:r>
-      <w:proofErr w:type="spellEnd"/>
-      <w:r>
-        <w:t xml:space="preserve">” denotes the </w:t>
-      </w:r>
-      <w:proofErr w:type="spellStart"/>
-      <w:r>
-        <w:t>z</w:t>
+        <w:t xml:space="preserve"> 1 with no carryover catch where the column heading “Pz” denotes the z</w:t>
       </w:r>
       <w:r>
         <w:rPr>
@@ -4871,7 +5348,6 @@
         </w:rPr>
         <w:t>th</w:t>
       </w:r>
-      <w:proofErr w:type="spellEnd"/>
       <w:r>
         <w:t xml:space="preserve"> percentile of the annual distributions.</w:t>
       </w:r>
@@ -4979,19 +5455,7 @@
         <w:t>cenario</w:t>
       </w:r>
       <w:r>
-        <w:t xml:space="preserve"> 2 with carryover catch in 2025 where the column heading “</w:t>
-      </w:r>
-      <w:proofErr w:type="spellStart"/>
-      <w:r>
-        <w:t>Pz</w:t>
-      </w:r>
-      <w:proofErr w:type="spellEnd"/>
-      <w:r>
-        <w:t xml:space="preserve">” denotes the </w:t>
-      </w:r>
-      <w:proofErr w:type="spellStart"/>
-      <w:r>
-        <w:t>z</w:t>
+        <w:t xml:space="preserve"> 2 with carryover catch in 2025 where the column heading “Pz” denotes the z</w:t>
       </w:r>
       <w:r>
         <w:rPr>
@@ -4999,7 +5463,6 @@
         </w:rPr>
         <w:t>th</w:t>
       </w:r>
-      <w:proofErr w:type="spellEnd"/>
       <w:r>
         <w:t xml:space="preserve"> percentile of the annual distributions.</w:t>
       </w:r>
@@ -5107,19 +5570,7 @@
         <w:t>cenario</w:t>
       </w:r>
       <w:r>
-        <w:t xml:space="preserve"> 3 with carryover catch in 2025-2026 where the column heading “</w:t>
-      </w:r>
-      <w:proofErr w:type="spellStart"/>
-      <w:r>
-        <w:t>Pz</w:t>
-      </w:r>
-      <w:proofErr w:type="spellEnd"/>
-      <w:r>
-        <w:t xml:space="preserve">” denotes the </w:t>
-      </w:r>
-      <w:proofErr w:type="spellStart"/>
-      <w:r>
-        <w:t>z</w:t>
+        <w:t xml:space="preserve"> 3 with carryover catch in 2025-2026 where the column heading “Pz” denotes the z</w:t>
       </w:r>
       <w:r>
         <w:rPr>
@@ -5127,7 +5578,6 @@
         </w:rPr>
         <w:t>th</w:t>
       </w:r>
-      <w:proofErr w:type="spellEnd"/>
       <w:r>
         <w:t xml:space="preserve"> percentile of the annual distributions.</w:t>
       </w:r>
@@ -5194,6 +5644,85 @@
     <w:p>
       <w:r>
         <w:lastRenderedPageBreak/>
+        <w:t>Table 11.1. Projections</w:t>
+      </w:r>
+      <w:r>
+        <w:t xml:space="preserve"> of </w:t>
+      </w:r>
+      <w:r>
+        <w:t>probabilities of achieving the rebuilding target during 2021-2034 under</w:t>
+      </w:r>
+      <w:r>
+        <w:t xml:space="preserve"> </w:t>
+      </w:r>
+      <w:r>
+        <w:t>three scenarios for carryover catch.</w:t>
+      </w:r>
+    </w:p>
+    <w:p/>
+    <w:p>
+      <w:r>
+        <w:rPr>
+          <w:noProof/>
+        </w:rPr>
+        <w:drawing>
+          <wp:inline distT="0" distB="0" distL="0" distR="0" wp14:anchorId="12ED9302" wp14:editId="3F2D7750">
+            <wp:extent cx="3701415" cy="4474210"/>
+            <wp:effectExtent l="0" t="0" r="0" b="2540"/>
+            <wp:docPr id="28" name="Picture 28"/>
+            <wp:cNvGraphicFramePr>
+              <a:graphicFrameLocks xmlns:a="http://schemas.openxmlformats.org/drawingml/2006/main" noChangeAspect="1"/>
+            </wp:cNvGraphicFramePr>
+            <a:graphic xmlns:a="http://schemas.openxmlformats.org/drawingml/2006/main">
+              <a:graphicData uri="http://schemas.openxmlformats.org/drawingml/2006/picture">
+                <pic:pic xmlns:pic="http://schemas.openxmlformats.org/drawingml/2006/picture">
+                  <pic:nvPicPr>
+                    <pic:cNvPr id="0" name="Picture 8"/>
+                    <pic:cNvPicPr>
+                      <a:picLocks noChangeAspect="1" noChangeArrowheads="1"/>
+                    </pic:cNvPicPr>
+                  </pic:nvPicPr>
+                  <pic:blipFill>
+                    <a:blip r:embed="rId40">
+                      <a:extLst>
+                        <a:ext uri="{28A0092B-C50C-407E-A947-70E740481C1C}">
+                          <a14:useLocalDpi xmlns:a14="http://schemas.microsoft.com/office/drawing/2010/main" val="0"/>
+                        </a:ext>
+                      </a:extLst>
+                    </a:blip>
+                    <a:srcRect/>
+                    <a:stretch>
+                      <a:fillRect/>
+                    </a:stretch>
+                  </pic:blipFill>
+                  <pic:spPr bwMode="auto">
+                    <a:xfrm>
+                      <a:off x="0" y="0"/>
+                      <a:ext cx="3701415" cy="4474210"/>
+                    </a:xfrm>
+                    <a:prstGeom prst="rect">
+                      <a:avLst/>
+                    </a:prstGeom>
+                    <a:noFill/>
+                    <a:ln>
+                      <a:noFill/>
+                    </a:ln>
+                  </pic:spPr>
+                </pic:pic>
+              </a:graphicData>
+            </a:graphic>
+          </wp:inline>
+        </w:drawing>
+      </w:r>
+    </w:p>
+    <w:p>
+      <w:r>
+        <w:br w:type="page"/>
+      </w:r>
+    </w:p>
+    <w:p>
+      <w:r>
+        <w:lastRenderedPageBreak/>
         <w:t>Table 1</w:t>
       </w:r>
       <w:r>
@@ -5245,7 +5774,7 @@
                     </pic:cNvPicPr>
                   </pic:nvPicPr>
                   <pic:blipFill>
-                    <a:blip r:embed="rId40">
+                    <a:blip r:embed="rId41">
                       <a:extLst>
                         <a:ext uri="{28A0092B-C50C-407E-A947-70E740481C1C}">
                           <a14:useLocalDpi xmlns:a14="http://schemas.microsoft.com/office/drawing/2010/main" val="0"/>
@@ -5286,13 +5815,222 @@
     <w:p>
       <w:r>
         <w:lastRenderedPageBreak/>
+        <w:t>Figure 1. Projected distributions of WCNPO striped marlin catch biomass by scenario with median (solid blue lines), interquartile range (dot-dashed lines), 10</w:t>
+      </w:r>
+      <w:r>
+        <w:rPr>
+          <w:vertAlign w:val="superscript"/>
+        </w:rPr>
+        <w:t>th</w:t>
+      </w:r>
+      <w:r>
+        <w:t xml:space="preserve"> and 90</w:t>
+      </w:r>
+      <w:r>
+        <w:rPr>
+          <w:vertAlign w:val="superscript"/>
+        </w:rPr>
+        <w:t>th</w:t>
+      </w:r>
+      <w:r>
+        <w:t xml:space="preserve"> percentiles (dotted blue lines), average catch biomass during 2001-2020 (green dashed line), and approximate 80% confidence intervals (gray shaded region). </w:t>
+      </w:r>
+    </w:p>
+    <w:p>
+      <w:r>
+        <w:rPr>
+          <w:noProof/>
+        </w:rPr>
+        <w:drawing>
+          <wp:inline distT="0" distB="0" distL="0" distR="0" wp14:anchorId="37B82A39" wp14:editId="2F3894B7">
+            <wp:extent cx="2988129" cy="2241097"/>
+            <wp:effectExtent l="0" t="0" r="3175" b="6985"/>
+            <wp:docPr id="38" name="Picture 38"/>
+            <wp:cNvGraphicFramePr>
+              <a:graphicFrameLocks xmlns:a="http://schemas.openxmlformats.org/drawingml/2006/main" noChangeAspect="1"/>
+            </wp:cNvGraphicFramePr>
+            <a:graphic xmlns:a="http://schemas.openxmlformats.org/drawingml/2006/main">
+              <a:graphicData uri="http://schemas.openxmlformats.org/drawingml/2006/picture">
+                <pic:pic xmlns:pic="http://schemas.openxmlformats.org/drawingml/2006/picture">
+                  <pic:nvPicPr>
+                    <pic:cNvPr id="38" name="Picture 38"/>
+                    <pic:cNvPicPr/>
+                  </pic:nvPicPr>
+                  <pic:blipFill>
+                    <a:blip r:embed="rId42" cstate="print">
+                      <a:extLst>
+                        <a:ext uri="{28A0092B-C50C-407E-A947-70E740481C1C}">
+                          <a14:useLocalDpi xmlns:a14="http://schemas.microsoft.com/office/drawing/2010/main" val="0"/>
+                        </a:ext>
+                      </a:extLst>
+                    </a:blip>
+                    <a:stretch>
+                      <a:fillRect/>
+                    </a:stretch>
+                  </pic:blipFill>
+                  <pic:spPr>
+                    <a:xfrm>
+                      <a:off x="0" y="0"/>
+                      <a:ext cx="3008347" cy="2256261"/>
+                    </a:xfrm>
+                    <a:prstGeom prst="rect">
+                      <a:avLst/>
+                    </a:prstGeom>
+                  </pic:spPr>
+                </pic:pic>
+              </a:graphicData>
+            </a:graphic>
+          </wp:inline>
+        </w:drawing>
+      </w:r>
+      <w:r>
+        <w:rPr>
+          <w:noProof/>
+        </w:rPr>
+        <w:drawing>
+          <wp:inline distT="0" distB="0" distL="0" distR="0" wp14:anchorId="28ADF950" wp14:editId="35423AD2">
+            <wp:extent cx="2987675" cy="2240757"/>
+            <wp:effectExtent l="0" t="0" r="3175" b="7620"/>
+            <wp:docPr id="45" name="Picture 45"/>
+            <wp:cNvGraphicFramePr>
+              <a:graphicFrameLocks xmlns:a="http://schemas.openxmlformats.org/drawingml/2006/main" noChangeAspect="1"/>
+            </wp:cNvGraphicFramePr>
+            <a:graphic xmlns:a="http://schemas.openxmlformats.org/drawingml/2006/main">
+              <a:graphicData uri="http://schemas.openxmlformats.org/drawingml/2006/picture">
+                <pic:pic xmlns:pic="http://schemas.openxmlformats.org/drawingml/2006/picture">
+                  <pic:nvPicPr>
+                    <pic:cNvPr id="45" name="Picture 45"/>
+                    <pic:cNvPicPr/>
+                  </pic:nvPicPr>
+                  <pic:blipFill>
+                    <a:blip r:embed="rId43" cstate="print">
+                      <a:extLst>
+                        <a:ext uri="{28A0092B-C50C-407E-A947-70E740481C1C}">
+                          <a14:useLocalDpi xmlns:a14="http://schemas.microsoft.com/office/drawing/2010/main" val="0"/>
+                        </a:ext>
+                      </a:extLst>
+                    </a:blip>
+                    <a:stretch>
+                      <a:fillRect/>
+                    </a:stretch>
+                  </pic:blipFill>
+                  <pic:spPr>
+                    <a:xfrm>
+                      <a:off x="0" y="0"/>
+                      <a:ext cx="3008789" cy="2256592"/>
+                    </a:xfrm>
+                    <a:prstGeom prst="rect">
+                      <a:avLst/>
+                    </a:prstGeom>
+                  </pic:spPr>
+                </pic:pic>
+              </a:graphicData>
+            </a:graphic>
+          </wp:inline>
+        </w:drawing>
+      </w:r>
+      <w:r>
+        <w:rPr>
+          <w:noProof/>
+        </w:rPr>
+        <w:drawing>
+          <wp:inline distT="0" distB="0" distL="0" distR="0" wp14:anchorId="48D74C13" wp14:editId="068E612D">
+            <wp:extent cx="2993571" cy="2245178"/>
+            <wp:effectExtent l="0" t="0" r="0" b="3175"/>
+            <wp:docPr id="47" name="Picture 47"/>
+            <wp:cNvGraphicFramePr>
+              <a:graphicFrameLocks xmlns:a="http://schemas.openxmlformats.org/drawingml/2006/main" noChangeAspect="1"/>
+            </wp:cNvGraphicFramePr>
+            <a:graphic xmlns:a="http://schemas.openxmlformats.org/drawingml/2006/main">
+              <a:graphicData uri="http://schemas.openxmlformats.org/drawingml/2006/picture">
+                <pic:pic xmlns:pic="http://schemas.openxmlformats.org/drawingml/2006/picture">
+                  <pic:nvPicPr>
+                    <pic:cNvPr id="47" name="Picture 47"/>
+                    <pic:cNvPicPr/>
+                  </pic:nvPicPr>
+                  <pic:blipFill>
+                    <a:blip r:embed="rId44" cstate="print">
+                      <a:extLst>
+                        <a:ext uri="{28A0092B-C50C-407E-A947-70E740481C1C}">
+                          <a14:useLocalDpi xmlns:a14="http://schemas.microsoft.com/office/drawing/2010/main" val="0"/>
+                        </a:ext>
+                      </a:extLst>
+                    </a:blip>
+                    <a:stretch>
+                      <a:fillRect/>
+                    </a:stretch>
+                  </pic:blipFill>
+                  <pic:spPr>
+                    <a:xfrm>
+                      <a:off x="0" y="0"/>
+                      <a:ext cx="3007977" cy="2255982"/>
+                    </a:xfrm>
+                    <a:prstGeom prst="rect">
+                      <a:avLst/>
+                    </a:prstGeom>
+                  </pic:spPr>
+                </pic:pic>
+              </a:graphicData>
+            </a:graphic>
+          </wp:inline>
+        </w:drawing>
+      </w:r>
+      <w:r>
+        <w:br w:type="page"/>
+      </w:r>
+    </w:p>
+    <w:p>
+      <w:r>
+        <w:lastRenderedPageBreak/>
         <w:t>Figure</w:t>
       </w:r>
       <w:r>
-        <w:t xml:space="preserve"> 1.1</w:t>
-      </w:r>
-      <w:r>
-        <w:t>. Fleet group 1</w:t>
+        <w:t xml:space="preserve"> </w:t>
+      </w:r>
+      <w:r>
+        <w:t>2</w:t>
+      </w:r>
+      <w:r>
+        <w:t>.1</w:t>
+      </w:r>
+      <w:r>
+        <w:t xml:space="preserve">. </w:t>
+      </w:r>
+      <w:r>
+        <w:t xml:space="preserve">Fishing fleets </w:t>
+      </w:r>
+      <w:r>
+        <w:t>in</w:t>
+      </w:r>
+      <w:r>
+        <w:t xml:space="preserve"> fleet group</w:t>
+      </w:r>
+      <w:r>
+        <w:t xml:space="preserve"> 1</w:t>
+      </w:r>
+      <w:r>
+        <w:t xml:space="preserve"> </w:t>
+      </w:r>
+      <w:r>
+        <w:t xml:space="preserve">(Tables 2 and 3) </w:t>
+      </w:r>
+      <w:r>
+        <w:t>from</w:t>
+      </w:r>
+      <w:r>
+        <w:t xml:space="preserve"> the base case model of the 2023 stock assessment and </w:t>
+      </w:r>
+      <w:r>
+        <w:t>the 3</w:t>
+      </w:r>
+      <w:r>
+        <w:t xml:space="preserve"> </w:t>
+      </w:r>
+      <w:r>
+        <w:t xml:space="preserve">carryover catch </w:t>
+      </w:r>
+      <w:r>
+        <w:t>scenarios under CMM 24-06.</w:t>
       </w:r>
     </w:p>
     <w:p/>
@@ -5317,7 +6055,7 @@
                     <pic:cNvPicPr/>
                   </pic:nvPicPr>
                   <pic:blipFill>
-                    <a:blip r:embed="rId41" cstate="print">
+                    <a:blip r:embed="rId45" cstate="print">
                       <a:extLst>
                         <a:ext uri="{28A0092B-C50C-407E-A947-70E740481C1C}">
                           <a14:useLocalDpi xmlns:a14="http://schemas.microsoft.com/office/drawing/2010/main" val="0"/>
@@ -5352,16 +6090,46 @@
     <w:p>
       <w:r>
         <w:lastRenderedPageBreak/>
-        <w:t>Figure</w:t>
-      </w:r>
-      <w:r>
-        <w:t xml:space="preserve"> 1.2</w:t>
-      </w:r>
-      <w:r>
-        <w:t xml:space="preserve">. Fleet group </w:t>
+        <w:t>Figure 2.</w:t>
       </w:r>
       <w:r>
         <w:t>2</w:t>
+      </w:r>
+      <w:r>
+        <w:t xml:space="preserve">. </w:t>
+      </w:r>
+      <w:r>
+        <w:t xml:space="preserve">Fishing fleets </w:t>
+      </w:r>
+      <w:r>
+        <w:t>in</w:t>
+      </w:r>
+      <w:r>
+        <w:t xml:space="preserve"> fleet group</w:t>
+      </w:r>
+      <w:r>
+        <w:t xml:space="preserve"> 2</w:t>
+      </w:r>
+      <w:r>
+        <w:t xml:space="preserve"> </w:t>
+      </w:r>
+      <w:r>
+        <w:t>(Tables 2 and 3) from</w:t>
+      </w:r>
+      <w:r>
+        <w:t xml:space="preserve"> the base case model of the 2023 stock assessment and </w:t>
+      </w:r>
+      <w:r>
+        <w:t>the 3</w:t>
+      </w:r>
+      <w:r>
+        <w:t xml:space="preserve"> </w:t>
+      </w:r>
+      <w:r>
+        <w:t xml:space="preserve">carryover catch </w:t>
+      </w:r>
+      <w:r>
+        <w:t>scenarios under CMM 24-06.</w:t>
       </w:r>
     </w:p>
     <w:p/>
@@ -5386,7 +6154,7 @@
                     <pic:cNvPicPr/>
                   </pic:nvPicPr>
                   <pic:blipFill>
-                    <a:blip r:embed="rId42" cstate="print">
+                    <a:blip r:embed="rId46" cstate="print">
                       <a:extLst>
                         <a:ext uri="{28A0092B-C50C-407E-A947-70E740481C1C}">
                           <a14:useLocalDpi xmlns:a14="http://schemas.microsoft.com/office/drawing/2010/main" val="0"/>
@@ -5421,7 +6189,7 @@
     <w:p>
       <w:pPr>
         <w:sectPr>
-          <w:footerReference w:type="default" r:id="rId43"/>
+          <w:footerReference w:type="default" r:id="rId47"/>
           <w:pgSz w:w="12240" w:h="15840"/>
           <w:pgMar w:top="1440" w:right="1440" w:bottom="1440" w:left="1440" w:header="720" w:footer="720" w:gutter="0"/>
           <w:cols w:space="720"/>
@@ -5430,20 +6198,42 @@
       </w:pPr>
     </w:p>
     <w:p>
-      <w:pPr>
-        <w:rPr>
-          <w:noProof/>
-        </w:rPr>
-      </w:pPr>
       <w:r>
         <w:lastRenderedPageBreak/>
-        <w:t>Figure</w:t>
-      </w:r>
-      <w:r>
-        <w:t xml:space="preserve"> 1.3</w:t>
-      </w:r>
-      <w:r>
-        <w:t>. Fleet group 3</w:t>
+        <w:t xml:space="preserve">Figure 2.3. </w:t>
+      </w:r>
+      <w:r>
+        <w:t xml:space="preserve">Fishing fleets </w:t>
+      </w:r>
+      <w:r>
+        <w:t>in</w:t>
+      </w:r>
+      <w:r>
+        <w:t xml:space="preserve"> fleet group</w:t>
+      </w:r>
+      <w:r>
+        <w:t xml:space="preserve"> 3</w:t>
+      </w:r>
+      <w:r>
+        <w:t xml:space="preserve"> </w:t>
+      </w:r>
+      <w:r>
+        <w:t>(Tables 2 and 3) from</w:t>
+      </w:r>
+      <w:r>
+        <w:t xml:space="preserve"> the base case model of the 2023 stock assessment and </w:t>
+      </w:r>
+      <w:r>
+        <w:t>the 3</w:t>
+      </w:r>
+      <w:r>
+        <w:t xml:space="preserve"> </w:t>
+      </w:r>
+      <w:r>
+        <w:t xml:space="preserve">carryover catch </w:t>
+      </w:r>
+      <w:r>
+        <w:t>scenarios under CMM 24-06.</w:t>
       </w:r>
     </w:p>
     <w:p>
@@ -5474,7 +6264,7 @@
                     <pic:cNvPicPr/>
                   </pic:nvPicPr>
                   <pic:blipFill>
-                    <a:blip r:embed="rId44" cstate="print">
+                    <a:blip r:embed="rId48" cstate="print">
                       <a:extLst>
                         <a:ext uri="{28A0092B-C50C-407E-A947-70E740481C1C}">
                           <a14:useLocalDpi xmlns:a14="http://schemas.microsoft.com/office/drawing/2010/main" val="0"/>
@@ -5516,16 +6306,40 @@
     <w:p>
       <w:r>
         <w:lastRenderedPageBreak/>
-        <w:t>Figure</w:t>
-      </w:r>
-      <w:r>
-        <w:t xml:space="preserve"> 1.4</w:t>
-      </w:r>
-      <w:r>
-        <w:t xml:space="preserve">. Fleet group </w:t>
-      </w:r>
-      <w:r>
-        <w:t>4</w:t>
+        <w:t xml:space="preserve">Figure 2.4. </w:t>
+      </w:r>
+      <w:r>
+        <w:t xml:space="preserve">Fishing fleets </w:t>
+      </w:r>
+      <w:r>
+        <w:t>in</w:t>
+      </w:r>
+      <w:r>
+        <w:t xml:space="preserve"> fleet group</w:t>
+      </w:r>
+      <w:r>
+        <w:t xml:space="preserve"> 4</w:t>
+      </w:r>
+      <w:r>
+        <w:t xml:space="preserve"> </w:t>
+      </w:r>
+      <w:r>
+        <w:t>(Tables 2 and 3) from</w:t>
+      </w:r>
+      <w:r>
+        <w:t xml:space="preserve"> the base case model of the 2023 stock assessment and </w:t>
+      </w:r>
+      <w:r>
+        <w:t>the 3</w:t>
+      </w:r>
+      <w:r>
+        <w:t xml:space="preserve"> </w:t>
+      </w:r>
+      <w:r>
+        <w:t xml:space="preserve">carryover catch </w:t>
+      </w:r>
+      <w:r>
+        <w:t>scenarios under CMM 24-06.</w:t>
       </w:r>
     </w:p>
     <w:p/>
@@ -5550,7 +6364,7 @@
                     <pic:cNvPicPr/>
                   </pic:nvPicPr>
                   <pic:blipFill>
-                    <a:blip r:embed="rId45" cstate="print">
+                    <a:blip r:embed="rId49" cstate="print">
                       <a:extLst>
                         <a:ext uri="{28A0092B-C50C-407E-A947-70E740481C1C}">
                           <a14:useLocalDpi xmlns:a14="http://schemas.microsoft.com/office/drawing/2010/main" val="0"/>
@@ -5595,16 +6409,40 @@
     <w:p>
       <w:r>
         <w:lastRenderedPageBreak/>
-        <w:t>Figure</w:t>
-      </w:r>
-      <w:r>
-        <w:t xml:space="preserve"> 1.5</w:t>
-      </w:r>
-      <w:r>
-        <w:t xml:space="preserve">. Fleet group </w:t>
-      </w:r>
-      <w:r>
-        <w:t>5</w:t>
+        <w:t xml:space="preserve">Figure 2.5. </w:t>
+      </w:r>
+      <w:r>
+        <w:t xml:space="preserve">Fishing fleets </w:t>
+      </w:r>
+      <w:r>
+        <w:t>in</w:t>
+      </w:r>
+      <w:r>
+        <w:t xml:space="preserve"> fleet group</w:t>
+      </w:r>
+      <w:r>
+        <w:t xml:space="preserve"> 5</w:t>
+      </w:r>
+      <w:r>
+        <w:t xml:space="preserve"> </w:t>
+      </w:r>
+      <w:r>
+        <w:t>(Tables 2 and 3) from</w:t>
+      </w:r>
+      <w:r>
+        <w:t xml:space="preserve"> the base case model of the 2023 stock assessment and </w:t>
+      </w:r>
+      <w:r>
+        <w:t>the 3</w:t>
+      </w:r>
+      <w:r>
+        <w:t xml:space="preserve"> </w:t>
+      </w:r>
+      <w:r>
+        <w:t xml:space="preserve">carryover catch </w:t>
+      </w:r>
+      <w:r>
+        <w:t>scenarios under CMM 24-06.</w:t>
       </w:r>
     </w:p>
     <w:p/>
@@ -5629,7 +6467,7 @@
                     <pic:cNvPicPr/>
                   </pic:nvPicPr>
                   <pic:blipFill>
-                    <a:blip r:embed="rId46" cstate="print">
+                    <a:blip r:embed="rId50" cstate="print">
                       <a:extLst>
                         <a:ext uri="{28A0092B-C50C-407E-A947-70E740481C1C}">
                           <a14:useLocalDpi xmlns:a14="http://schemas.microsoft.com/office/drawing/2010/main" val="0"/>
@@ -5664,16 +6502,40 @@
     <w:p>
       <w:r>
         <w:lastRenderedPageBreak/>
-        <w:t>Figure</w:t>
-      </w:r>
-      <w:r>
-        <w:t xml:space="preserve"> 1.6</w:t>
-      </w:r>
-      <w:r>
-        <w:t xml:space="preserve">. Fleet group </w:t>
-      </w:r>
-      <w:r>
-        <w:t>6</w:t>
+        <w:t xml:space="preserve">Figure 2.6. </w:t>
+      </w:r>
+      <w:r>
+        <w:t xml:space="preserve">Fishing fleets </w:t>
+      </w:r>
+      <w:r>
+        <w:t>in</w:t>
+      </w:r>
+      <w:r>
+        <w:t xml:space="preserve"> fleet group</w:t>
+      </w:r>
+      <w:r>
+        <w:t xml:space="preserve"> 6</w:t>
+      </w:r>
+      <w:r>
+        <w:t xml:space="preserve"> </w:t>
+      </w:r>
+      <w:r>
+        <w:t>(Tables 2 and 3) from</w:t>
+      </w:r>
+      <w:r>
+        <w:t xml:space="preserve"> the base case model of the 2023 stock assessment and </w:t>
+      </w:r>
+      <w:r>
+        <w:t>the 3</w:t>
+      </w:r>
+      <w:r>
+        <w:t xml:space="preserve"> </w:t>
+      </w:r>
+      <w:r>
+        <w:t xml:space="preserve">carryover catch </w:t>
+      </w:r>
+      <w:r>
+        <w:t>scenarios under CMM 24-06.</w:t>
       </w:r>
     </w:p>
     <w:p/>
@@ -5698,7 +6560,7 @@
                     <pic:cNvPicPr/>
                   </pic:nvPicPr>
                   <pic:blipFill>
-                    <a:blip r:embed="rId47" cstate="print">
+                    <a:blip r:embed="rId51" cstate="print">
                       <a:extLst>
                         <a:ext uri="{28A0092B-C50C-407E-A947-70E740481C1C}">
                           <a14:useLocalDpi xmlns:a14="http://schemas.microsoft.com/office/drawing/2010/main" val="0"/>
@@ -5733,16 +6595,40 @@
     <w:p>
       <w:r>
         <w:lastRenderedPageBreak/>
-        <w:t>Figure</w:t>
-      </w:r>
-      <w:r>
-        <w:t xml:space="preserve"> 1.7</w:t>
-      </w:r>
-      <w:r>
-        <w:t xml:space="preserve">. Fleet group </w:t>
-      </w:r>
-      <w:r>
-        <w:t>7</w:t>
+        <w:t xml:space="preserve">Figure 2.7. </w:t>
+      </w:r>
+      <w:r>
+        <w:t xml:space="preserve">Fishing fleets </w:t>
+      </w:r>
+      <w:r>
+        <w:t>in</w:t>
+      </w:r>
+      <w:r>
+        <w:t xml:space="preserve"> fleet group</w:t>
+      </w:r>
+      <w:r>
+        <w:t xml:space="preserve"> 7</w:t>
+      </w:r>
+      <w:r>
+        <w:t xml:space="preserve"> </w:t>
+      </w:r>
+      <w:r>
+        <w:t>(Tables 2 and 3) from</w:t>
+      </w:r>
+      <w:r>
+        <w:t xml:space="preserve"> the base case model of the 2023 stock assessment and </w:t>
+      </w:r>
+      <w:r>
+        <w:t>the 3</w:t>
+      </w:r>
+      <w:r>
+        <w:t xml:space="preserve"> </w:t>
+      </w:r>
+      <w:r>
+        <w:t xml:space="preserve">carryover catch </w:t>
+      </w:r>
+      <w:r>
+        <w:t>scenarios under CMM 24-06.</w:t>
       </w:r>
     </w:p>
     <w:p/>
@@ -5767,7 +6653,7 @@
                     <pic:cNvPicPr/>
                   </pic:nvPicPr>
                   <pic:blipFill>
-                    <a:blip r:embed="rId48" cstate="print">
+                    <a:blip r:embed="rId52" cstate="print">
                       <a:extLst>
                         <a:ext uri="{28A0092B-C50C-407E-A947-70E740481C1C}">
                           <a14:useLocalDpi xmlns:a14="http://schemas.microsoft.com/office/drawing/2010/main" val="0"/>
@@ -5802,16 +6688,40 @@
     <w:p>
       <w:r>
         <w:lastRenderedPageBreak/>
-        <w:t>Figure</w:t>
-      </w:r>
-      <w:r>
-        <w:t xml:space="preserve"> 1.8</w:t>
-      </w:r>
-      <w:r>
-        <w:t xml:space="preserve">. Fleet group </w:t>
-      </w:r>
-      <w:r>
-        <w:t>8</w:t>
+        <w:t xml:space="preserve">Figure 2.8. </w:t>
+      </w:r>
+      <w:r>
+        <w:t xml:space="preserve">Fishing fleets </w:t>
+      </w:r>
+      <w:r>
+        <w:t>in</w:t>
+      </w:r>
+      <w:r>
+        <w:t xml:space="preserve"> fleet group</w:t>
+      </w:r>
+      <w:r>
+        <w:t xml:space="preserve"> 8</w:t>
+      </w:r>
+      <w:r>
+        <w:t xml:space="preserve"> </w:t>
+      </w:r>
+      <w:r>
+        <w:t>(Tables 2 and 3) from</w:t>
+      </w:r>
+      <w:r>
+        <w:t xml:space="preserve"> the base case model of the 2023 stock assessment and </w:t>
+      </w:r>
+      <w:r>
+        <w:t>the 3</w:t>
+      </w:r>
+      <w:r>
+        <w:t xml:space="preserve"> </w:t>
+      </w:r>
+      <w:r>
+        <w:t xml:space="preserve">carryover catch </w:t>
+      </w:r>
+      <w:r>
+        <w:t>scenarios under CMM 24-06.</w:t>
       </w:r>
     </w:p>
     <w:p/>
@@ -5836,7 +6746,7 @@
                     <pic:cNvPicPr/>
                   </pic:nvPicPr>
                   <pic:blipFill>
-                    <a:blip r:embed="rId49" cstate="print">
+                    <a:blip r:embed="rId53" cstate="print">
                       <a:extLst>
                         <a:ext uri="{28A0092B-C50C-407E-A947-70E740481C1C}">
                           <a14:useLocalDpi xmlns:a14="http://schemas.microsoft.com/office/drawing/2010/main" val="0"/>
@@ -5871,16 +6781,40 @@
     <w:p>
       <w:r>
         <w:lastRenderedPageBreak/>
-        <w:t>Figure</w:t>
-      </w:r>
-      <w:r>
-        <w:t xml:space="preserve"> 1.9</w:t>
-      </w:r>
-      <w:r>
-        <w:t xml:space="preserve">. Fleet group </w:t>
-      </w:r>
-      <w:r>
-        <w:t>9</w:t>
+        <w:t xml:space="preserve">Figure 2.9. </w:t>
+      </w:r>
+      <w:r>
+        <w:t xml:space="preserve">Fishing fleets </w:t>
+      </w:r>
+      <w:r>
+        <w:t>in</w:t>
+      </w:r>
+      <w:r>
+        <w:t xml:space="preserve"> fleet group</w:t>
+      </w:r>
+      <w:r>
+        <w:t xml:space="preserve"> 9</w:t>
+      </w:r>
+      <w:r>
+        <w:t xml:space="preserve"> </w:t>
+      </w:r>
+      <w:r>
+        <w:t>(Tables 2 and 3) from</w:t>
+      </w:r>
+      <w:r>
+        <w:t xml:space="preserve"> the base case model of the 2023 stock assessment and </w:t>
+      </w:r>
+      <w:r>
+        <w:t>the 3</w:t>
+      </w:r>
+      <w:r>
+        <w:t xml:space="preserve"> </w:t>
+      </w:r>
+      <w:r>
+        <w:t xml:space="preserve">carryover catch </w:t>
+      </w:r>
+      <w:r>
+        <w:t>scenarios under CMM 24-06.</w:t>
       </w:r>
     </w:p>
     <w:p/>
@@ -5905,7 +6839,7 @@
                     <pic:cNvPicPr/>
                   </pic:nvPicPr>
                   <pic:blipFill>
-                    <a:blip r:embed="rId50" cstate="print">
+                    <a:blip r:embed="rId54" cstate="print">
                       <a:extLst>
                         <a:ext uri="{28A0092B-C50C-407E-A947-70E740481C1C}">
                           <a14:useLocalDpi xmlns:a14="http://schemas.microsoft.com/office/drawing/2010/main" val="0"/>
@@ -5945,12 +6879,70 @@
         <w:t>Figure</w:t>
       </w:r>
       <w:r>
-        <w:t xml:space="preserve"> 2.1</w:t>
+        <w:t xml:space="preserve"> </w:t>
+      </w:r>
+      <w:r>
+        <w:t>3</w:t>
+      </w:r>
+      <w:r>
+        <w:t>.1</w:t>
       </w:r>
       <w:r>
         <w:t>.</w:t>
       </w:r>
-    </w:p>
+      <w:r>
+        <w:t xml:space="preserve"> Reported </w:t>
+      </w:r>
+      <w:r>
+        <w:t xml:space="preserve">WCNPO striped marlin </w:t>
+      </w:r>
+      <w:r>
+        <w:t xml:space="preserve">catch biomasses </w:t>
+      </w:r>
+      <w:r>
+        <w:t xml:space="preserve">(mt) </w:t>
+      </w:r>
+      <w:r>
+        <w:t>by WCPFC longline</w:t>
+      </w:r>
+      <w:r>
+        <w:t xml:space="preserve"> fleets </w:t>
+      </w:r>
+      <w:r>
+        <w:t>in</w:t>
+      </w:r>
+      <w:r>
+        <w:t xml:space="preserve"> fleet group</w:t>
+      </w:r>
+      <w:r>
+        <w:t xml:space="preserve"> 3</w:t>
+      </w:r>
+      <w:r>
+        <w:t xml:space="preserve"> </w:t>
+      </w:r>
+      <w:r>
+        <w:t xml:space="preserve">(Tables 2 and 3) </w:t>
+      </w:r>
+      <w:r>
+        <w:t>used in</w:t>
+      </w:r>
+      <w:r>
+        <w:t xml:space="preserve"> the base case model of the 2023 stock assessment and </w:t>
+      </w:r>
+      <w:r>
+        <w:t>the 3</w:t>
+      </w:r>
+      <w:r>
+        <w:t xml:space="preserve"> </w:t>
+      </w:r>
+      <w:r>
+        <w:t xml:space="preserve">carryover catch </w:t>
+      </w:r>
+      <w:r>
+        <w:t>scenarios under CMM 24-06.</w:t>
+      </w:r>
+    </w:p>
+    <w:p/>
     <w:p/>
     <w:p>
       <w:r>
@@ -5975,7 +6967,7 @@
                     </pic:cNvPicPr>
                   </pic:nvPicPr>
                   <pic:blipFill>
-                    <a:blip r:embed="rId51" cstate="print">
+                    <a:blip r:embed="rId55" cstate="print">
                       <a:extLst>
                         <a:ext uri="{28A0092B-C50C-407E-A947-70E740481C1C}">
                           <a14:useLocalDpi xmlns:a14="http://schemas.microsoft.com/office/drawing/2010/main" val="0"/>
@@ -6015,16 +7007,36 @@
     <w:p>
       <w:r>
         <w:lastRenderedPageBreak/>
-        <w:t>Figure</w:t>
-      </w:r>
-      <w:r>
-        <w:t xml:space="preserve"> 2.2</w:t>
-      </w:r>
-      <w:r>
-        <w:t xml:space="preserve">. </w:t>
-      </w:r>
-    </w:p>
-    <w:p/>
+        <w:t xml:space="preserve">Figure 3.2. Reported </w:t>
+      </w:r>
+      <w:r>
+        <w:t xml:space="preserve">WCNPO striped marlin </w:t>
+      </w:r>
+      <w:r>
+        <w:t xml:space="preserve">catch biomasses (mt) by </w:t>
+      </w:r>
+      <w:r>
+        <w:t>Japan,</w:t>
+      </w:r>
+      <w:r>
+        <w:t xml:space="preserve"> </w:t>
+      </w:r>
+      <w:r>
+        <w:t xml:space="preserve">Taiwan, and the U.S. </w:t>
+      </w:r>
+      <w:r>
+        <w:t>(Tables 2 and 3) from</w:t>
+      </w:r>
+      <w:r>
+        <w:t xml:space="preserve"> the </w:t>
+      </w:r>
+      <w:r>
+        <w:t>WCPFC Tuna Fishery Yearbook 2024</w:t>
+      </w:r>
+      <w:r>
+        <w:t>.</w:t>
+      </w:r>
+    </w:p>
     <w:p>
       <w:r>
         <w:rPr>
@@ -6048,7 +7060,7 @@
                     </pic:cNvPicPr>
                   </pic:nvPicPr>
                   <pic:blipFill>
-                    <a:blip r:embed="rId52" cstate="print">
+                    <a:blip r:embed="rId56" cstate="print">
                       <a:extLst>
                         <a:ext uri="{28A0092B-C50C-407E-A947-70E740481C1C}">
                           <a14:useLocalDpi xmlns:a14="http://schemas.microsoft.com/office/drawing/2010/main" val="0"/>
@@ -6088,7 +7100,49 @@
     <w:p>
       <w:r>
         <w:lastRenderedPageBreak/>
-        <w:t>Figure 3. Japanese catch reported by ISC Billfish Working Group in 2025 by fleet group.</w:t>
+        <w:t xml:space="preserve">Figure </w:t>
+      </w:r>
+      <w:r>
+        <w:t>4</w:t>
+      </w:r>
+      <w:r>
+        <w:t>.</w:t>
+      </w:r>
+      <w:r>
+        <w:t>1.</w:t>
+      </w:r>
+      <w:r>
+        <w:t xml:space="preserve"> Japanese </w:t>
+      </w:r>
+      <w:r>
+        <w:t xml:space="preserve">WCNPO striped marlin </w:t>
+      </w:r>
+      <w:r>
+        <w:t xml:space="preserve">catch </w:t>
+      </w:r>
+      <w:r>
+        <w:t>biomass</w:t>
+      </w:r>
+      <w:r>
+        <w:t xml:space="preserve"> (mt) by fleet group</w:t>
+      </w:r>
+      <w:r>
+        <w:t xml:space="preserve"> </w:t>
+      </w:r>
+      <w:r>
+        <w:t xml:space="preserve">reported </w:t>
+      </w:r>
+      <w:r>
+        <w:t>to</w:t>
+      </w:r>
+      <w:r>
+        <w:t xml:space="preserve"> </w:t>
+      </w:r>
+      <w:r>
+        <w:t xml:space="preserve">the </w:t>
+      </w:r>
+      <w:r>
+        <w:t>ISC Billfish Working Group in 2025.</w:t>
       </w:r>
     </w:p>
     <w:p/>
@@ -6115,7 +7169,7 @@
                     </pic:cNvPicPr>
                   </pic:nvPicPr>
                   <pic:blipFill>
-                    <a:blip r:embed="rId53" cstate="print">
+                    <a:blip r:embed="rId57" cstate="print">
                       <a:extLst>
                         <a:ext uri="{28A0092B-C50C-407E-A947-70E740481C1C}">
                           <a14:useLocalDpi xmlns:a14="http://schemas.microsoft.com/office/drawing/2010/main" val="0"/>
@@ -6162,7 +7216,19 @@
         <w:t xml:space="preserve"> 4</w:t>
       </w:r>
       <w:r>
-        <w:t>. U.S. catch reported by ISC Billfish Working Group in 2025 by fleet group.</w:t>
+        <w:t>.</w:t>
+      </w:r>
+      <w:r>
+        <w:t>2.</w:t>
+      </w:r>
+      <w:r>
+        <w:t xml:space="preserve"> </w:t>
+      </w:r>
+      <w:r>
+        <w:t>U.S.</w:t>
+      </w:r>
+      <w:r>
+        <w:t xml:space="preserve"> WCNPO striped marlin catch biomass (mt) by fleet group reported to the ISC Billfish Working Group in 2025.</w:t>
       </w:r>
     </w:p>
     <w:p>
@@ -6191,7 +7257,7 @@
                     </pic:cNvPicPr>
                   </pic:nvPicPr>
                   <pic:blipFill>
-                    <a:blip r:embed="rId54" cstate="print">
+                    <a:blip r:embed="rId58" cstate="print">
                       <a:extLst>
                         <a:ext uri="{28A0092B-C50C-407E-A947-70E740481C1C}">
                           <a14:useLocalDpi xmlns:a14="http://schemas.microsoft.com/office/drawing/2010/main" val="0"/>
@@ -6264,7 +7330,7 @@
                     </pic:cNvPicPr>
                   </pic:nvPicPr>
                   <pic:blipFill>
-                    <a:blip r:embed="rId55" cstate="print">
+                    <a:blip r:embed="rId59" cstate="print">
                       <a:extLst>
                         <a:ext uri="{28A0092B-C50C-407E-A947-70E740481C1C}">
                           <a14:useLocalDpi xmlns:a14="http://schemas.microsoft.com/office/drawing/2010/main" val="0"/>
@@ -6337,7 +7403,7 @@
                     </pic:cNvPicPr>
                   </pic:nvPicPr>
                   <pic:blipFill>
-                    <a:blip r:embed="rId56" cstate="print">
+                    <a:blip r:embed="rId60" cstate="print">
                       <a:extLst>
                         <a:ext uri="{28A0092B-C50C-407E-A947-70E740481C1C}">
                           <a14:useLocalDpi xmlns:a14="http://schemas.microsoft.com/office/drawing/2010/main" val="0"/>
@@ -6402,7 +7468,7 @@
                     </pic:cNvPicPr>
                   </pic:nvPicPr>
                   <pic:blipFill>
-                    <a:blip r:embed="rId57" cstate="print">
+                    <a:blip r:embed="rId61" cstate="print">
                       <a:extLst>
                         <a:ext uri="{28A0092B-C50C-407E-A947-70E740481C1C}">
                           <a14:useLocalDpi xmlns:a14="http://schemas.microsoft.com/office/drawing/2010/main" val="0"/>
@@ -6472,7 +7538,7 @@
                     </pic:cNvPicPr>
                   </pic:nvPicPr>
                   <pic:blipFill>
-                    <a:blip r:embed="rId58" cstate="print">
+                    <a:blip r:embed="rId62" cstate="print">
                       <a:extLst>
                         <a:ext uri="{28A0092B-C50C-407E-A947-70E740481C1C}">
                           <a14:useLocalDpi xmlns:a14="http://schemas.microsoft.com/office/drawing/2010/main" val="0"/>
@@ -6597,7 +7663,7 @@
                     <pic:cNvPicPr/>
                   </pic:nvPicPr>
                   <pic:blipFill>
-                    <a:blip r:embed="rId59" cstate="print">
+                    <a:blip r:embed="rId63" cstate="print">
                       <a:extLst>
                         <a:ext uri="{28A0092B-C50C-407E-A947-70E740481C1C}">
                           <a14:useLocalDpi xmlns:a14="http://schemas.microsoft.com/office/drawing/2010/main" val="0"/>
@@ -6645,7 +7711,7 @@
                     <pic:cNvPicPr/>
                   </pic:nvPicPr>
                   <pic:blipFill>
-                    <a:blip r:embed="rId60" cstate="print">
+                    <a:blip r:embed="rId64" cstate="print">
                       <a:extLst>
                         <a:ext uri="{28A0092B-C50C-407E-A947-70E740481C1C}">
                           <a14:useLocalDpi xmlns:a14="http://schemas.microsoft.com/office/drawing/2010/main" val="0"/>
@@ -6716,7 +7782,7 @@
                     <pic:cNvPicPr/>
                   </pic:nvPicPr>
                   <pic:blipFill>
-                    <a:blip r:embed="rId61" cstate="print">
+                    <a:blip r:embed="rId65" cstate="print">
                       <a:extLst>
                         <a:ext uri="{28A0092B-C50C-407E-A947-70E740481C1C}">
                           <a14:useLocalDpi xmlns:a14="http://schemas.microsoft.com/office/drawing/2010/main" val="0"/>
@@ -6764,7 +7830,7 @@
                     <pic:cNvPicPr/>
                   </pic:nvPicPr>
                   <pic:blipFill>
-                    <a:blip r:embed="rId62" cstate="print">
+                    <a:blip r:embed="rId66" cstate="print">
                       <a:extLst>
                         <a:ext uri="{28A0092B-C50C-407E-A947-70E740481C1C}">
                           <a14:useLocalDpi xmlns:a14="http://schemas.microsoft.com/office/drawing/2010/main" val="0"/>
@@ -6835,7 +7901,7 @@
                     <pic:cNvPicPr/>
                   </pic:nvPicPr>
                   <pic:blipFill>
-                    <a:blip r:embed="rId63" cstate="print">
+                    <a:blip r:embed="rId67" cstate="print">
                       <a:extLst>
                         <a:ext uri="{28A0092B-C50C-407E-A947-70E740481C1C}">
                           <a14:useLocalDpi xmlns:a14="http://schemas.microsoft.com/office/drawing/2010/main" val="0"/>
@@ -6883,7 +7949,7 @@
                     <pic:cNvPicPr/>
                   </pic:nvPicPr>
                   <pic:blipFill>
-                    <a:blip r:embed="rId64" cstate="print">
+                    <a:blip r:embed="rId68" cstate="print">
                       <a:extLst>
                         <a:ext uri="{28A0092B-C50C-407E-A947-70E740481C1C}">
                           <a14:useLocalDpi xmlns:a14="http://schemas.microsoft.com/office/drawing/2010/main" val="0"/>
@@ -6952,7 +8018,7 @@
                     <pic:cNvPicPr/>
                   </pic:nvPicPr>
                   <pic:blipFill>
-                    <a:blip r:embed="rId65" cstate="print">
+                    <a:blip r:embed="rId69" cstate="print">
                       <a:extLst>
                         <a:ext uri="{28A0092B-C50C-407E-A947-70E740481C1C}">
                           <a14:useLocalDpi xmlns:a14="http://schemas.microsoft.com/office/drawing/2010/main" val="0"/>
@@ -7000,7 +8066,7 @@
                     <pic:cNvPicPr/>
                   </pic:nvPicPr>
                   <pic:blipFill>
-                    <a:blip r:embed="rId66" cstate="print">
+                    <a:blip r:embed="rId70" cstate="print">
                       <a:extLst>
                         <a:ext uri="{28A0092B-C50C-407E-A947-70E740481C1C}">
                           <a14:useLocalDpi xmlns:a14="http://schemas.microsoft.com/office/drawing/2010/main" val="0"/>
@@ -7120,7 +8186,7 @@
                     <pic:cNvPicPr/>
                   </pic:nvPicPr>
                   <pic:blipFill>
-                    <a:blip r:embed="rId67" cstate="print">
+                    <a:blip r:embed="rId71" cstate="print">
                       <a:extLst>
                         <a:ext uri="{28A0092B-C50C-407E-A947-70E740481C1C}">
                           <a14:useLocalDpi xmlns:a14="http://schemas.microsoft.com/office/drawing/2010/main" val="0"/>
@@ -7166,7 +8232,7 @@
                     <pic:cNvPicPr/>
                   </pic:nvPicPr>
                   <pic:blipFill>
-                    <a:blip r:embed="rId68" cstate="print">
+                    <a:blip r:embed="rId72" cstate="print">
                       <a:extLst>
                         <a:ext uri="{28A0092B-C50C-407E-A947-70E740481C1C}">
                           <a14:useLocalDpi xmlns:a14="http://schemas.microsoft.com/office/drawing/2010/main" val="0"/>
@@ -7241,7 +8307,7 @@
                     <pic:cNvPicPr/>
                   </pic:nvPicPr>
                   <pic:blipFill>
-                    <a:blip r:embed="rId69" cstate="print">
+                    <a:blip r:embed="rId73" cstate="print">
                       <a:extLst>
                         <a:ext uri="{28A0092B-C50C-407E-A947-70E740481C1C}">
                           <a14:useLocalDpi xmlns:a14="http://schemas.microsoft.com/office/drawing/2010/main" val="0"/>
@@ -7287,7 +8353,7 @@
                     <pic:cNvPicPr/>
                   </pic:nvPicPr>
                   <pic:blipFill>
-                    <a:blip r:embed="rId70" cstate="print">
+                    <a:blip r:embed="rId74" cstate="print">
                       <a:extLst>
                         <a:ext uri="{28A0092B-C50C-407E-A947-70E740481C1C}">
                           <a14:useLocalDpi xmlns:a14="http://schemas.microsoft.com/office/drawing/2010/main" val="0"/>
@@ -7418,7 +8484,7 @@
                     <pic:cNvPicPr/>
                   </pic:nvPicPr>
                   <pic:blipFill>
-                    <a:blip r:embed="rId71" cstate="print">
+                    <a:blip r:embed="rId75" cstate="print">
                       <a:extLst>
                         <a:ext uri="{28A0092B-C50C-407E-A947-70E740481C1C}">
                           <a14:useLocalDpi xmlns:a14="http://schemas.microsoft.com/office/drawing/2010/main" val="0"/>
@@ -7464,7 +8530,7 @@
                     <pic:cNvPicPr/>
                   </pic:nvPicPr>
                   <pic:blipFill>
-                    <a:blip r:embed="rId72" cstate="print">
+                    <a:blip r:embed="rId76" cstate="print">
                       <a:extLst>
                         <a:ext uri="{28A0092B-C50C-407E-A947-70E740481C1C}">
                           <a14:useLocalDpi xmlns:a14="http://schemas.microsoft.com/office/drawing/2010/main" val="0"/>
@@ -7539,7 +8605,7 @@
                     <pic:cNvPicPr/>
                   </pic:nvPicPr>
                   <pic:blipFill>
-                    <a:blip r:embed="rId73" cstate="print">
+                    <a:blip r:embed="rId77" cstate="print">
                       <a:extLst>
                         <a:ext uri="{28A0092B-C50C-407E-A947-70E740481C1C}">
                           <a14:useLocalDpi xmlns:a14="http://schemas.microsoft.com/office/drawing/2010/main" val="0"/>
@@ -7585,7 +8651,7 @@
                     <pic:cNvPicPr/>
                   </pic:nvPicPr>
                   <pic:blipFill>
-                    <a:blip r:embed="rId74" cstate="print">
+                    <a:blip r:embed="rId78" cstate="print">
                       <a:extLst>
                         <a:ext uri="{28A0092B-C50C-407E-A947-70E740481C1C}">
                           <a14:useLocalDpi xmlns:a14="http://schemas.microsoft.com/office/drawing/2010/main" val="0"/>
@@ -7734,7 +8800,7 @@
                     <pic:cNvPicPr/>
                   </pic:nvPicPr>
                   <pic:blipFill>
-                    <a:blip r:embed="rId75" cstate="print">
+                    <a:blip r:embed="rId79" cstate="print">
                       <a:extLst>
                         <a:ext uri="{28A0092B-C50C-407E-A947-70E740481C1C}">
                           <a14:useLocalDpi xmlns:a14="http://schemas.microsoft.com/office/drawing/2010/main" val="0"/>
@@ -7780,7 +8846,7 @@
                     <pic:cNvPicPr/>
                   </pic:nvPicPr>
                   <pic:blipFill>
-                    <a:blip r:embed="rId76" cstate="print">
+                    <a:blip r:embed="rId80" cstate="print">
                       <a:extLst>
                         <a:ext uri="{28A0092B-C50C-407E-A947-70E740481C1C}">
                           <a14:useLocalDpi xmlns:a14="http://schemas.microsoft.com/office/drawing/2010/main" val="0"/>
@@ -7855,7 +8921,7 @@
                     <pic:cNvPicPr/>
                   </pic:nvPicPr>
                   <pic:blipFill>
-                    <a:blip r:embed="rId77" cstate="print">
+                    <a:blip r:embed="rId81" cstate="print">
                       <a:extLst>
                         <a:ext uri="{28A0092B-C50C-407E-A947-70E740481C1C}">
                           <a14:useLocalDpi xmlns:a14="http://schemas.microsoft.com/office/drawing/2010/main" val="0"/>
@@ -7901,7 +8967,7 @@
                     <pic:cNvPicPr/>
                   </pic:nvPicPr>
                   <pic:blipFill>
-                    <a:blip r:embed="rId78" cstate="print">
+                    <a:blip r:embed="rId82" cstate="print">
                       <a:extLst>
                         <a:ext uri="{28A0092B-C50C-407E-A947-70E740481C1C}">
                           <a14:useLocalDpi xmlns:a14="http://schemas.microsoft.com/office/drawing/2010/main" val="0"/>
@@ -8021,7 +9087,7 @@
                     <pic:cNvPicPr/>
                   </pic:nvPicPr>
                   <pic:blipFill>
-                    <a:blip r:embed="rId79" cstate="print">
+                    <a:blip r:embed="rId83" cstate="print">
                       <a:extLst>
                         <a:ext uri="{28A0092B-C50C-407E-A947-70E740481C1C}">
                           <a14:useLocalDpi xmlns:a14="http://schemas.microsoft.com/office/drawing/2010/main" val="0"/>
@@ -8067,7 +9133,7 @@
                     <pic:cNvPicPr/>
                   </pic:nvPicPr>
                   <pic:blipFill>
-                    <a:blip r:embed="rId80" cstate="print">
+                    <a:blip r:embed="rId84" cstate="print">
                       <a:extLst>
                         <a:ext uri="{28A0092B-C50C-407E-A947-70E740481C1C}">
                           <a14:useLocalDpi xmlns:a14="http://schemas.microsoft.com/office/drawing/2010/main" val="0"/>
@@ -8142,7 +9208,7 @@
                     <pic:cNvPicPr/>
                   </pic:nvPicPr>
                   <pic:blipFill>
-                    <a:blip r:embed="rId81" cstate="print">
+                    <a:blip r:embed="rId85" cstate="print">
                       <a:extLst>
                         <a:ext uri="{28A0092B-C50C-407E-A947-70E740481C1C}">
                           <a14:useLocalDpi xmlns:a14="http://schemas.microsoft.com/office/drawing/2010/main" val="0"/>
@@ -8188,7 +9254,7 @@
                     <pic:cNvPicPr/>
                   </pic:nvPicPr>
                   <pic:blipFill>
-                    <a:blip r:embed="rId82" cstate="print">
+                    <a:blip r:embed="rId86" cstate="print">
                       <a:extLst>
                         <a:ext uri="{28A0092B-C50C-407E-A947-70E740481C1C}">
                           <a14:useLocalDpi xmlns:a14="http://schemas.microsoft.com/office/drawing/2010/main" val="0"/>
@@ -8320,7 +9386,7 @@
                     <pic:cNvPicPr/>
                   </pic:nvPicPr>
                   <pic:blipFill>
-                    <a:blip r:embed="rId83" cstate="print">
+                    <a:blip r:embed="rId87" cstate="print">
                       <a:extLst>
                         <a:ext uri="{28A0092B-C50C-407E-A947-70E740481C1C}">
                           <a14:useLocalDpi xmlns:a14="http://schemas.microsoft.com/office/drawing/2010/main" val="0"/>
@@ -8366,7 +9432,7 @@
                     <pic:cNvPicPr/>
                   </pic:nvPicPr>
                   <pic:blipFill>
-                    <a:blip r:embed="rId84" cstate="print">
+                    <a:blip r:embed="rId88" cstate="print">
                       <a:extLst>
                         <a:ext uri="{28A0092B-C50C-407E-A947-70E740481C1C}">
                           <a14:useLocalDpi xmlns:a14="http://schemas.microsoft.com/office/drawing/2010/main" val="0"/>
@@ -8441,7 +9507,7 @@
                     <pic:cNvPicPr/>
                   </pic:nvPicPr>
                   <pic:blipFill>
-                    <a:blip r:embed="rId85" cstate="print">
+                    <a:blip r:embed="rId89" cstate="print">
                       <a:extLst>
                         <a:ext uri="{28A0092B-C50C-407E-A947-70E740481C1C}">
                           <a14:useLocalDpi xmlns:a14="http://schemas.microsoft.com/office/drawing/2010/main" val="0"/>
@@ -8487,7 +9553,7 @@
                     <pic:cNvPicPr/>
                   </pic:nvPicPr>
                   <pic:blipFill>
-                    <a:blip r:embed="rId86" cstate="print">
+                    <a:blip r:embed="rId90" cstate="print">
                       <a:extLst>
                         <a:ext uri="{28A0092B-C50C-407E-A947-70E740481C1C}">
                           <a14:useLocalDpi xmlns:a14="http://schemas.microsoft.com/office/drawing/2010/main" val="0"/>
@@ -8640,7 +9706,7 @@
                     <pic:cNvPicPr/>
                   </pic:nvPicPr>
                   <pic:blipFill>
-                    <a:blip r:embed="rId87" cstate="print">
+                    <a:blip r:embed="rId91" cstate="print">
                       <a:extLst>
                         <a:ext uri="{28A0092B-C50C-407E-A947-70E740481C1C}">
                           <a14:useLocalDpi xmlns:a14="http://schemas.microsoft.com/office/drawing/2010/main" val="0"/>
@@ -8686,7 +9752,7 @@
                     <pic:cNvPicPr/>
                   </pic:nvPicPr>
                   <pic:blipFill>
-                    <a:blip r:embed="rId88" cstate="print">
+                    <a:blip r:embed="rId92" cstate="print">
                       <a:extLst>
                         <a:ext uri="{28A0092B-C50C-407E-A947-70E740481C1C}">
                           <a14:useLocalDpi xmlns:a14="http://schemas.microsoft.com/office/drawing/2010/main" val="0"/>
@@ -8761,7 +9827,7 @@
                     <pic:cNvPicPr/>
                   </pic:nvPicPr>
                   <pic:blipFill>
-                    <a:blip r:embed="rId89" cstate="print">
+                    <a:blip r:embed="rId93" cstate="print">
                       <a:extLst>
                         <a:ext uri="{28A0092B-C50C-407E-A947-70E740481C1C}">
                           <a14:useLocalDpi xmlns:a14="http://schemas.microsoft.com/office/drawing/2010/main" val="0"/>
@@ -8807,7 +9873,7 @@
                     <pic:cNvPicPr/>
                   </pic:nvPicPr>
                   <pic:blipFill>
-                    <a:blip r:embed="rId90" cstate="print">
+                    <a:blip r:embed="rId94" cstate="print">
                       <a:extLst>
                         <a:ext uri="{28A0092B-C50C-407E-A947-70E740481C1C}">
                           <a14:useLocalDpi xmlns:a14="http://schemas.microsoft.com/office/drawing/2010/main" val="0"/>
@@ -8942,7 +10008,7 @@
                     <pic:cNvPicPr/>
                   </pic:nvPicPr>
                   <pic:blipFill>
-                    <a:blip r:embed="rId91" cstate="print">
+                    <a:blip r:embed="rId95" cstate="print">
                       <a:extLst>
                         <a:ext uri="{28A0092B-C50C-407E-A947-70E740481C1C}">
                           <a14:useLocalDpi xmlns:a14="http://schemas.microsoft.com/office/drawing/2010/main" val="0"/>
@@ -8995,7 +10061,7 @@
                     <pic:cNvPicPr/>
                   </pic:nvPicPr>
                   <pic:blipFill>
-                    <a:blip r:embed="rId92" cstate="print">
+                    <a:blip r:embed="rId96" cstate="print">
                       <a:extLst>
                         <a:ext uri="{28A0092B-C50C-407E-A947-70E740481C1C}">
                           <a14:useLocalDpi xmlns:a14="http://schemas.microsoft.com/office/drawing/2010/main" val="0"/>
@@ -9118,7 +10184,7 @@
                     <pic:cNvPicPr/>
                   </pic:nvPicPr>
                   <pic:blipFill>
-                    <a:blip r:embed="rId93" cstate="print">
+                    <a:blip r:embed="rId97" cstate="print">
                       <a:extLst>
                         <a:ext uri="{28A0092B-C50C-407E-A947-70E740481C1C}">
                           <a14:useLocalDpi xmlns:a14="http://schemas.microsoft.com/office/drawing/2010/main" val="0"/>
@@ -9166,7 +10232,7 @@
                     <pic:cNvPicPr/>
                   </pic:nvPicPr>
                   <pic:blipFill>
-                    <a:blip r:embed="rId94" cstate="print">
+                    <a:blip r:embed="rId98" cstate="print">
                       <a:extLst>
                         <a:ext uri="{28A0092B-C50C-407E-A947-70E740481C1C}">
                           <a14:useLocalDpi xmlns:a14="http://schemas.microsoft.com/office/drawing/2010/main" val="0"/>
@@ -9301,7 +10367,7 @@
                     <pic:cNvPicPr/>
                   </pic:nvPicPr>
                   <pic:blipFill>
-                    <a:blip r:embed="rId95" cstate="print">
+                    <a:blip r:embed="rId99" cstate="print">
                       <a:extLst>
                         <a:ext uri="{28A0092B-C50C-407E-A947-70E740481C1C}">
                           <a14:useLocalDpi xmlns:a14="http://schemas.microsoft.com/office/drawing/2010/main" val="0"/>
@@ -9349,7 +10415,7 @@
                     <pic:cNvPicPr/>
                   </pic:nvPicPr>
                   <pic:blipFill>
-                    <a:blip r:embed="rId96" cstate="print">
+                    <a:blip r:embed="rId100" cstate="print">
                       <a:extLst>
                         <a:ext uri="{28A0092B-C50C-407E-A947-70E740481C1C}">
                           <a14:useLocalDpi xmlns:a14="http://schemas.microsoft.com/office/drawing/2010/main" val="0"/>
@@ -9492,7 +10558,7 @@
                     <pic:cNvPicPr/>
                   </pic:nvPicPr>
                   <pic:blipFill>
-                    <a:blip r:embed="rId97" cstate="print">
+                    <a:blip r:embed="rId101" cstate="print">
                       <a:extLst>
                         <a:ext uri="{28A0092B-C50C-407E-A947-70E740481C1C}">
                           <a14:useLocalDpi xmlns:a14="http://schemas.microsoft.com/office/drawing/2010/main" val="0"/>
@@ -9540,7 +10606,7 @@
                     <pic:cNvPicPr/>
                   </pic:nvPicPr>
                   <pic:blipFill>
-                    <a:blip r:embed="rId98" cstate="print">
+                    <a:blip r:embed="rId102" cstate="print">
                       <a:extLst>
                         <a:ext uri="{28A0092B-C50C-407E-A947-70E740481C1C}">
                           <a14:useLocalDpi xmlns:a14="http://schemas.microsoft.com/office/drawing/2010/main" val="0"/>
@@ -9674,7 +10740,7 @@
                     <pic:cNvPicPr/>
                   </pic:nvPicPr>
                   <pic:blipFill>
-                    <a:blip r:embed="rId99" cstate="print">
+                    <a:blip r:embed="rId103" cstate="print">
                       <a:extLst>
                         <a:ext uri="{28A0092B-C50C-407E-A947-70E740481C1C}">
                           <a14:useLocalDpi xmlns:a14="http://schemas.microsoft.com/office/drawing/2010/main" val="0"/>
@@ -9722,7 +10788,7 @@
                     <pic:cNvPicPr/>
                   </pic:nvPicPr>
                   <pic:blipFill>
-                    <a:blip r:embed="rId100" cstate="print">
+                    <a:blip r:embed="rId104" cstate="print">
                       <a:extLst>
                         <a:ext uri="{28A0092B-C50C-407E-A947-70E740481C1C}">
                           <a14:useLocalDpi xmlns:a14="http://schemas.microsoft.com/office/drawing/2010/main" val="0"/>
@@ -9871,7 +10937,7 @@
                     <pic:cNvPicPr/>
                   </pic:nvPicPr>
                   <pic:blipFill>
-                    <a:blip r:embed="rId101" cstate="print">
+                    <a:blip r:embed="rId105" cstate="print">
                       <a:extLst>
                         <a:ext uri="{28A0092B-C50C-407E-A947-70E740481C1C}">
                           <a14:useLocalDpi xmlns:a14="http://schemas.microsoft.com/office/drawing/2010/main" val="0"/>
@@ -9917,7 +10983,7 @@
                     <pic:cNvPicPr/>
                   </pic:nvPicPr>
                   <pic:blipFill>
-                    <a:blip r:embed="rId102" cstate="print">
+                    <a:blip r:embed="rId106" cstate="print">
                       <a:extLst>
                         <a:ext uri="{28A0092B-C50C-407E-A947-70E740481C1C}">
                           <a14:useLocalDpi xmlns:a14="http://schemas.microsoft.com/office/drawing/2010/main" val="0"/>
@@ -9947,16 +11013,195 @@
         <w:br w:type="page"/>
       </w:r>
     </w:p>
-    <w:p/>
-    <w:p>
-      <w:r>
+    <w:p>
+      <w:pPr>
+        <w:spacing w:after="360"/>
+        <w:rPr>
+          <w:rFonts w:ascii="Cambria" w:eastAsia="Cambria" w:hAnsi="Cambria" w:cs="Cambria"/>
+          <w:szCs w:val="24"/>
+        </w:rPr>
+      </w:pPr>
+      <w:r>
+        <w:rPr>
+          <w:rFonts w:ascii="Cambria" w:eastAsia="Cambria" w:hAnsi="Cambria" w:cs="Cambria"/>
+          <w:szCs w:val="24"/>
+        </w:rPr>
+        <w:lastRenderedPageBreak/>
+        <w:t xml:space="preserve">Figure 12. The time series of median spawning biomasses to rebuild the stock under </w:t>
+      </w:r>
+      <w:r>
+        <w:rPr>
+          <w:rFonts w:ascii="Cambria" w:eastAsia="Cambria" w:hAnsi="Cambria" w:cs="Cambria"/>
+          <w:szCs w:val="24"/>
+          <w:u w:val="single"/>
+        </w:rPr>
+        <w:t xml:space="preserve">Scenario </w:t>
+      </w:r>
+      <w:r>
+        <w:rPr>
+          <w:rFonts w:ascii="Cambria" w:eastAsia="Cambria" w:hAnsi="Cambria" w:cs="Cambria"/>
+          <w:szCs w:val="24"/>
+          <w:u w:val="single"/>
+        </w:rPr>
+        <w:t>6</w:t>
+      </w:r>
+      <w:r>
+        <w:rPr>
+          <w:rFonts w:ascii="Cambria" w:eastAsia="Cambria" w:hAnsi="Cambria" w:cs="Cambria"/>
+          <w:szCs w:val="24"/>
+        </w:rPr>
+        <w:t xml:space="preserve"> </w:t>
+      </w:r>
+      <w:r>
+        <w:rPr>
+          <w:rFonts w:ascii="Cambria" w:eastAsia="Cambria" w:hAnsi="Cambria" w:cs="Cambria"/>
+          <w:szCs w:val="24"/>
+        </w:rPr>
+        <w:t>from the 2024 rebuilding analyses using</w:t>
+      </w:r>
+      <w:r>
+        <w:rPr>
+          <w:rFonts w:ascii="Cambria" w:eastAsia="Cambria" w:hAnsi="Cambria" w:cs="Cambria"/>
+          <w:szCs w:val="24"/>
+        </w:rPr>
+        <w:t xml:space="preserve"> a 3-phase catch = (2400, 2200, 2100) mt and where the 10</w:t>
+      </w:r>
+      <w:r>
+        <w:rPr>
+          <w:rFonts w:ascii="Cambria" w:eastAsia="Cambria" w:hAnsi="Cambria" w:cs="Cambria"/>
+          <w:szCs w:val="24"/>
+          <w:vertAlign w:val="superscript"/>
+        </w:rPr>
+        <w:t>th</w:t>
+      </w:r>
+      <w:r>
+        <w:rPr>
+          <w:rFonts w:ascii="Cambria" w:eastAsia="Cambria" w:hAnsi="Cambria" w:cs="Cambria"/>
+          <w:szCs w:val="24"/>
+        </w:rPr>
+        <w:t xml:space="preserve"> (P10), 40</w:t>
+      </w:r>
+      <w:r>
+        <w:rPr>
+          <w:rFonts w:ascii="Cambria" w:eastAsia="Cambria" w:hAnsi="Cambria" w:cs="Cambria"/>
+          <w:szCs w:val="24"/>
+          <w:vertAlign w:val="superscript"/>
+        </w:rPr>
+        <w:t>th</w:t>
+      </w:r>
+      <w:r>
+        <w:rPr>
+          <w:rFonts w:ascii="Cambria" w:eastAsia="Cambria" w:hAnsi="Cambria" w:cs="Cambria"/>
+          <w:szCs w:val="24"/>
+        </w:rPr>
+        <w:t xml:space="preserve"> (SSB Rebuild, blue line), and 90</w:t>
+      </w:r>
+      <w:r>
+        <w:rPr>
+          <w:rFonts w:ascii="Cambria" w:eastAsia="Cambria" w:hAnsi="Cambria" w:cs="Cambria"/>
+          <w:szCs w:val="24"/>
+          <w:vertAlign w:val="superscript"/>
+        </w:rPr>
+        <w:t>th</w:t>
+      </w:r>
+      <w:r>
+        <w:rPr>
+          <w:rFonts w:ascii="Cambria" w:eastAsia="Cambria" w:hAnsi="Cambria" w:cs="Cambria"/>
+          <w:szCs w:val="24"/>
+        </w:rPr>
+        <w:t xml:space="preserve"> (P90) percentiles of the annual spawning biomass distributions relative to the rebuilding target of 3,660 mt</w:t>
+      </w:r>
+      <w:r>
+        <w:rPr>
+          <w:rFonts w:ascii="Cambria" w:eastAsia="Cambria" w:hAnsi="Cambria" w:cs="Cambria"/>
+          <w:szCs w:val="24"/>
+        </w:rPr>
+        <w:t xml:space="preserve"> </w:t>
+      </w:r>
+      <w:r>
+        <w:rPr>
+          <w:rFonts w:ascii="Cambria" w:eastAsia="Cambria" w:hAnsi="Cambria" w:cs="Cambria"/>
+          <w:szCs w:val="24"/>
+        </w:rPr>
+        <w:t>along with individual trajectories (grey lines) are shown.</w:t>
+      </w:r>
+    </w:p>
+    <w:p>
+      <w:r>
+        <w:rPr>
+          <w:noProof/>
+        </w:rPr>
+        <w:drawing>
+          <wp:inline distT="0" distB="0" distL="0" distR="0" wp14:anchorId="73C1FD25" wp14:editId="741961FC">
+            <wp:extent cx="5612130" cy="4358005"/>
+            <wp:effectExtent l="0" t="0" r="7620" b="4445"/>
+            <wp:docPr id="164" name="Picture 164"/>
+            <wp:cNvGraphicFramePr>
+              <a:graphicFrameLocks xmlns:a="http://schemas.openxmlformats.org/drawingml/2006/main" noChangeAspect="1"/>
+            </wp:cNvGraphicFramePr>
+            <a:graphic xmlns:a="http://schemas.openxmlformats.org/drawingml/2006/main">
+              <a:graphicData uri="http://schemas.openxmlformats.org/drawingml/2006/picture">
+                <pic:pic xmlns:pic="http://schemas.openxmlformats.org/drawingml/2006/picture">
+                  <pic:nvPicPr>
+                    <pic:cNvPr id="0" name="Picture 37"/>
+                    <pic:cNvPicPr>
+                      <a:picLocks noChangeAspect="1" noChangeArrowheads="1"/>
+                    </pic:cNvPicPr>
+                  </pic:nvPicPr>
+                  <pic:blipFill>
+                    <a:blip r:embed="rId107" cstate="print">
+                      <a:extLst>
+                        <a:ext uri="{28A0092B-C50C-407E-A947-70E740481C1C}">
+                          <a14:useLocalDpi xmlns:a14="http://schemas.microsoft.com/office/drawing/2010/main" val="0"/>
+                        </a:ext>
+                      </a:extLst>
+                    </a:blip>
+                    <a:srcRect/>
+                    <a:stretch>
+                      <a:fillRect/>
+                    </a:stretch>
+                  </pic:blipFill>
+                  <pic:spPr bwMode="auto">
+                    <a:xfrm>
+                      <a:off x="0" y="0"/>
+                      <a:ext cx="5612130" cy="4358005"/>
+                    </a:xfrm>
+                    <a:prstGeom prst="rect">
+                      <a:avLst/>
+                    </a:prstGeom>
+                    <a:noFill/>
+                    <a:ln>
+                      <a:noFill/>
+                    </a:ln>
+                  </pic:spPr>
+                </pic:pic>
+              </a:graphicData>
+            </a:graphic>
+          </wp:inline>
+        </w:drawing>
+      </w:r>
+    </w:p>
+    <w:p>
+      <w:r>
+        <w:br w:type="page"/>
+      </w:r>
+    </w:p>
+    <w:p>
+      <w:r>
+        <w:lastRenderedPageBreak/>
         <w:t>Figure</w:t>
       </w:r>
       <w:r>
-        <w:t xml:space="preserve"> 12</w:t>
+        <w:t xml:space="preserve"> 1</w:t>
+      </w:r>
+      <w:r>
+        <w:t>3.1</w:t>
       </w:r>
       <w:r>
         <w:t>.</w:t>
+      </w:r>
+      <w:r>
+        <w:t xml:space="preserve"> Trends in WCNPO recruitment since 1977 where annual recruitment estimates are shown with 80% confidence intervals along with the average recruitment from the short-term recruitment model used in the stock projections.</w:t>
       </w:r>
     </w:p>
     <w:p/>
@@ -9983,7 +11228,7 @@
                     </pic:cNvPicPr>
                   </pic:nvPicPr>
                   <pic:blipFill>
-                    <a:blip r:embed="rId103" cstate="print">
+                    <a:blip r:embed="rId108" cstate="print">
                       <a:extLst>
                         <a:ext uri="{28A0092B-C50C-407E-A947-70E740481C1C}">
                           <a14:useLocalDpi xmlns:a14="http://schemas.microsoft.com/office/drawing/2010/main" val="0"/>
@@ -10029,6 +11274,9 @@
       <w:r>
         <w:t>.</w:t>
       </w:r>
+      <w:r>
+        <w:t>2. Trends in recruitment and catch biomass of WCNPO striped marlin.</w:t>
+      </w:r>
     </w:p>
     <w:p/>
     <w:p>
@@ -10054,7 +11302,7 @@
                     </pic:cNvPicPr>
                   </pic:nvPicPr>
                   <pic:blipFill>
-                    <a:blip r:embed="rId104" cstate="print">
+                    <a:blip r:embed="rId109" cstate="print">
                       <a:extLst>
                         <a:ext uri="{28A0092B-C50C-407E-A947-70E740481C1C}">
                           <a14:useLocalDpi xmlns:a14="http://schemas.microsoft.com/office/drawing/2010/main" val="0"/>
@@ -10102,6 +11350,9 @@
       <w:r>
         <w:t>.</w:t>
       </w:r>
+      <w:r>
+        <w:t xml:space="preserve"> WCNPO striped marlin recruitment estimates from the 2023 benchmark stock assessment (ISC BILLWG 2023) along with the 2020 year class strength of about 208 thousand age-1 fish.</w:t>
+      </w:r>
     </w:p>
     <w:p/>
     <w:p>
@@ -10127,7 +11378,7 @@
                     </pic:cNvPicPr>
                   </pic:nvPicPr>
                   <pic:blipFill>
-                    <a:blip r:embed="rId105" cstate="print">
+                    <a:blip r:embed="rId110" cstate="print">
                       <a:extLst>
                         <a:ext uri="{28A0092B-C50C-407E-A947-70E740481C1C}">
                           <a14:useLocalDpi xmlns:a14="http://schemas.microsoft.com/office/drawing/2010/main" val="0"/>
@@ -10179,61 +11430,37 @@
     </w:p>
     <w:p/>
     <w:p>
-      <w:r>
-        <w:rPr>
-          <w:noProof/>
-        </w:rPr>
-        <w:drawing>
-          <wp:inline distT="0" distB="0" distL="0" distR="0" wp14:anchorId="49141970" wp14:editId="2320AB77">
-            <wp:extent cx="5486400" cy="4624705"/>
-            <wp:effectExtent l="0" t="0" r="0" b="4445"/>
-            <wp:docPr id="68" name="Picture 68"/>
-            <wp:cNvGraphicFramePr>
-              <a:graphicFrameLocks xmlns:a="http://schemas.openxmlformats.org/drawingml/2006/main" noChangeAspect="1"/>
-            </wp:cNvGraphicFramePr>
-            <a:graphic xmlns:a="http://schemas.openxmlformats.org/drawingml/2006/main">
-              <a:graphicData uri="http://schemas.openxmlformats.org/drawingml/2006/picture">
-                <pic:pic xmlns:pic="http://schemas.openxmlformats.org/drawingml/2006/picture">
-                  <pic:nvPicPr>
-                    <pic:cNvPr id="0" name="Picture 29"/>
-                    <pic:cNvPicPr>
-                      <a:picLocks noChangeAspect="1" noChangeArrowheads="1"/>
-                    </pic:cNvPicPr>
-                  </pic:nvPicPr>
-                  <pic:blipFill>
-                    <a:blip r:embed="rId106" cstate="print">
-                      <a:extLst>
-                        <a:ext uri="{28A0092B-C50C-407E-A947-70E740481C1C}">
-                          <a14:useLocalDpi xmlns:a14="http://schemas.microsoft.com/office/drawing/2010/main" val="0"/>
-                        </a:ext>
-                      </a:extLst>
-                    </a:blip>
-                    <a:srcRect/>
-                    <a:stretch>
-                      <a:fillRect/>
-                    </a:stretch>
-                  </pic:blipFill>
-                  <pic:spPr bwMode="auto">
-                    <a:xfrm>
-                      <a:off x="0" y="0"/>
-                      <a:ext cx="5486400" cy="4624705"/>
-                    </a:xfrm>
-                    <a:prstGeom prst="rect">
-                      <a:avLst/>
-                    </a:prstGeom>
-                    <a:noFill/>
-                    <a:ln>
-                      <a:noFill/>
-                    </a:ln>
-                  </pic:spPr>
-                </pic:pic>
-              </a:graphicData>
-            </a:graphic>
-          </wp:inline>
-        </w:drawing>
-      </w:r>
-    </w:p>
-    <w:p>
+      <w:pPr>
+        <w:rPr>
+          <w:sz w:val="28"/>
+          <w:szCs w:val="28"/>
+        </w:rPr>
+      </w:pPr>
+      <w:r>
+        <w:rPr>
+          <w:sz w:val="28"/>
+          <w:szCs w:val="28"/>
+        </w:rPr>
+        <w:t>Appendix</w:t>
+      </w:r>
+      <w:r>
+        <w:rPr>
+          <w:sz w:val="28"/>
+          <w:szCs w:val="28"/>
+        </w:rPr>
+        <w:t>.</w:t>
+      </w:r>
+    </w:p>
+    <w:p>
+      <w:r>
+        <w:t xml:space="preserve">Auxiliary </w:t>
+      </w:r>
+      <w:r>
+        <w:t>plots of distributions of recruitment and population biomass by scenario</w:t>
+      </w:r>
+      <w:r>
+        <w:t>.</w:t>
+      </w:r>
       <w:r>
         <w:br w:type="page"/>
       </w:r>
@@ -10244,7 +11471,25 @@
         <w:t>Figure</w:t>
       </w:r>
       <w:r>
-        <w:t xml:space="preserve"> x. Projected distributions of recruitment with median (solid blue lines), interquartile range (dot-dashed lines), 10</w:t>
+        <w:t xml:space="preserve"> </w:t>
+      </w:r>
+      <w:r>
+        <w:t>A</w:t>
+      </w:r>
+      <w:r>
+        <w:t>1</w:t>
+      </w:r>
+      <w:r>
+        <w:t xml:space="preserve">. Projected distributions of recruitment </w:t>
+      </w:r>
+      <w:r>
+        <w:t xml:space="preserve">by scenario </w:t>
+      </w:r>
+      <w:r>
+        <w:t xml:space="preserve">with median </w:t>
+      </w:r>
+      <w:r>
+        <w:t>(solid blue lines), interquartile range (dot-dashed lines), 10</w:t>
       </w:r>
       <w:r>
         <w:rPr>
@@ -10262,9 +11507,22 @@
         <w:t>th</w:t>
       </w:r>
       <w:r>
-        <w:t xml:space="preserve"> percentiles (dotted blue lines), and approximate 80% confidence intervals (gray shaded region).</w:t>
-      </w:r>
-    </w:p>
+        <w:t xml:space="preserve"> percentiles (dotted blue lines), average </w:t>
+      </w:r>
+      <w:r>
+        <w:t>recruitment</w:t>
+      </w:r>
+      <w:r>
+        <w:t xml:space="preserve"> during </w:t>
+      </w:r>
+      <w:r>
+        <w:t>1977</w:t>
+      </w:r>
+      <w:r>
+        <w:t>-2020 (green dashed line), and approximate 80% confidence intervals (gray shaded region).</w:t>
+      </w:r>
+    </w:p>
+    <w:p/>
     <w:p>
       <w:r>
         <w:rPr>
@@ -10286,7 +11544,7 @@
                     <pic:cNvPicPr/>
                   </pic:nvPicPr>
                   <pic:blipFill>
-                    <a:blip r:embed="rId107" cstate="print">
+                    <a:blip r:embed="rId111" cstate="print">
                       <a:extLst>
                         <a:ext uri="{28A0092B-C50C-407E-A947-70E740481C1C}">
                           <a14:useLocalDpi xmlns:a14="http://schemas.microsoft.com/office/drawing/2010/main" val="0"/>
@@ -10334,7 +11592,7 @@
                     <pic:cNvPicPr/>
                   </pic:nvPicPr>
                   <pic:blipFill>
-                    <a:blip r:embed="rId108" cstate="print">
+                    <a:blip r:embed="rId112" cstate="print">
                       <a:extLst>
                         <a:ext uri="{28A0092B-C50C-407E-A947-70E740481C1C}">
                           <a14:useLocalDpi xmlns:a14="http://schemas.microsoft.com/office/drawing/2010/main" val="0"/>
@@ -10382,7 +11640,7 @@
                     <pic:cNvPicPr/>
                   </pic:nvPicPr>
                   <pic:blipFill>
-                    <a:blip r:embed="rId109" cstate="print">
+                    <a:blip r:embed="rId113" cstate="print">
                       <a:extLst>
                         <a:ext uri="{28A0092B-C50C-407E-A947-70E740481C1C}">
                           <a14:useLocalDpi xmlns:a14="http://schemas.microsoft.com/office/drawing/2010/main" val="0"/>
@@ -10409,7 +11667,200 @@
         </w:drawing>
       </w:r>
     </w:p>
+    <w:p>
+      <w:r>
+        <w:br w:type="page"/>
+      </w:r>
+    </w:p>
+    <w:p>
+      <w:r>
+        <w:lastRenderedPageBreak/>
+        <w:t>Figure A</w:t>
+      </w:r>
+      <w:r>
+        <w:t>2</w:t>
+      </w:r>
+      <w:r>
+        <w:t xml:space="preserve">. Projected distributions of WCNPO striped marlin population biomass </w:t>
+      </w:r>
+      <w:r>
+        <w:t xml:space="preserve">by scenario with median </w:t>
+      </w:r>
+      <w:r>
+        <w:t>(solid blue lines), interquartile range (dot-dashed lines), 10</w:t>
+      </w:r>
+      <w:r>
+        <w:rPr>
+          <w:vertAlign w:val="superscript"/>
+        </w:rPr>
+        <w:t>th</w:t>
+      </w:r>
+      <w:r>
+        <w:t xml:space="preserve"> and 90</w:t>
+      </w:r>
+      <w:r>
+        <w:rPr>
+          <w:vertAlign w:val="superscript"/>
+        </w:rPr>
+        <w:t>th</w:t>
+      </w:r>
+      <w:r>
+        <w:t xml:space="preserve"> percentiles (dotted blue lines), </w:t>
+      </w:r>
+      <w:r>
+        <w:t>average population</w:t>
+      </w:r>
+      <w:r>
+        <w:t xml:space="preserve"> biomass </w:t>
+      </w:r>
+      <w:r>
+        <w:t xml:space="preserve">during 2001-2020 </w:t>
+      </w:r>
+      <w:r>
+        <w:t xml:space="preserve">(green dashed line), and approximate 80% confidence intervals (gray shaded region). </w:t>
+      </w:r>
+    </w:p>
     <w:p/>
+    <w:p>
+      <w:r>
+        <w:rPr>
+          <w:noProof/>
+        </w:rPr>
+        <w:drawing>
+          <wp:inline distT="0" distB="0" distL="0" distR="0" wp14:anchorId="348B6E88" wp14:editId="17CAA4EA">
+            <wp:extent cx="3026228" cy="2269671"/>
+            <wp:effectExtent l="0" t="0" r="3175" b="0"/>
+            <wp:docPr id="10" name="Picture 10"/>
+            <wp:cNvGraphicFramePr>
+              <a:graphicFrameLocks xmlns:a="http://schemas.openxmlformats.org/drawingml/2006/main" noChangeAspect="1"/>
+            </wp:cNvGraphicFramePr>
+            <a:graphic xmlns:a="http://schemas.openxmlformats.org/drawingml/2006/main">
+              <a:graphicData uri="http://schemas.openxmlformats.org/drawingml/2006/picture">
+                <pic:pic xmlns:pic="http://schemas.openxmlformats.org/drawingml/2006/picture">
+                  <pic:nvPicPr>
+                    <pic:cNvPr id="10" name="Picture 10"/>
+                    <pic:cNvPicPr/>
+                  </pic:nvPicPr>
+                  <pic:blipFill>
+                    <a:blip r:embed="rId114" cstate="print">
+                      <a:extLst>
+                        <a:ext uri="{28A0092B-C50C-407E-A947-70E740481C1C}">
+                          <a14:useLocalDpi xmlns:a14="http://schemas.microsoft.com/office/drawing/2010/main" val="0"/>
+                        </a:ext>
+                      </a:extLst>
+                    </a:blip>
+                    <a:stretch>
+                      <a:fillRect/>
+                    </a:stretch>
+                  </pic:blipFill>
+                  <pic:spPr>
+                    <a:xfrm>
+                      <a:off x="0" y="0"/>
+                      <a:ext cx="3046714" cy="2285036"/>
+                    </a:xfrm>
+                    <a:prstGeom prst="rect">
+                      <a:avLst/>
+                    </a:prstGeom>
+                  </pic:spPr>
+                </pic:pic>
+              </a:graphicData>
+            </a:graphic>
+          </wp:inline>
+        </w:drawing>
+      </w:r>
+      <w:r>
+        <w:rPr>
+          <w:noProof/>
+        </w:rPr>
+        <w:drawing>
+          <wp:inline distT="0" distB="0" distL="0" distR="0" wp14:anchorId="2353F1A5" wp14:editId="273C2DC9">
+            <wp:extent cx="2993571" cy="2245179"/>
+            <wp:effectExtent l="0" t="0" r="0" b="3175"/>
+            <wp:docPr id="33" name="Picture 33"/>
+            <wp:cNvGraphicFramePr>
+              <a:graphicFrameLocks xmlns:a="http://schemas.openxmlformats.org/drawingml/2006/main" noChangeAspect="1"/>
+            </wp:cNvGraphicFramePr>
+            <a:graphic xmlns:a="http://schemas.openxmlformats.org/drawingml/2006/main">
+              <a:graphicData uri="http://schemas.openxmlformats.org/drawingml/2006/picture">
+                <pic:pic xmlns:pic="http://schemas.openxmlformats.org/drawingml/2006/picture">
+                  <pic:nvPicPr>
+                    <pic:cNvPr id="33" name="Picture 33"/>
+                    <pic:cNvPicPr/>
+                  </pic:nvPicPr>
+                  <pic:blipFill>
+                    <a:blip r:embed="rId115" cstate="print">
+                      <a:extLst>
+                        <a:ext uri="{28A0092B-C50C-407E-A947-70E740481C1C}">
+                          <a14:useLocalDpi xmlns:a14="http://schemas.microsoft.com/office/drawing/2010/main" val="0"/>
+                        </a:ext>
+                      </a:extLst>
+                    </a:blip>
+                    <a:stretch>
+                      <a:fillRect/>
+                    </a:stretch>
+                  </pic:blipFill>
+                  <pic:spPr>
+                    <a:xfrm>
+                      <a:off x="0" y="0"/>
+                      <a:ext cx="3061073" cy="2295805"/>
+                    </a:xfrm>
+                    <a:prstGeom prst="rect">
+                      <a:avLst/>
+                    </a:prstGeom>
+                  </pic:spPr>
+                </pic:pic>
+              </a:graphicData>
+            </a:graphic>
+          </wp:inline>
+        </w:drawing>
+      </w:r>
+      <w:r>
+        <w:rPr>
+          <w:noProof/>
+        </w:rPr>
+        <w:drawing>
+          <wp:inline distT="0" distB="0" distL="0" distR="0" wp14:anchorId="6AE56ED9" wp14:editId="443D19C5">
+            <wp:extent cx="2999014" cy="2249261"/>
+            <wp:effectExtent l="0" t="0" r="0" b="0"/>
+            <wp:docPr id="34" name="Picture 34"/>
+            <wp:cNvGraphicFramePr>
+              <a:graphicFrameLocks xmlns:a="http://schemas.openxmlformats.org/drawingml/2006/main" noChangeAspect="1"/>
+            </wp:cNvGraphicFramePr>
+            <a:graphic xmlns:a="http://schemas.openxmlformats.org/drawingml/2006/main">
+              <a:graphicData uri="http://schemas.openxmlformats.org/drawingml/2006/picture">
+                <pic:pic xmlns:pic="http://schemas.openxmlformats.org/drawingml/2006/picture">
+                  <pic:nvPicPr>
+                    <pic:cNvPr id="34" name="Picture 34"/>
+                    <pic:cNvPicPr/>
+                  </pic:nvPicPr>
+                  <pic:blipFill>
+                    <a:blip r:embed="rId116" cstate="print">
+                      <a:extLst>
+                        <a:ext uri="{28A0092B-C50C-407E-A947-70E740481C1C}">
+                          <a14:useLocalDpi xmlns:a14="http://schemas.microsoft.com/office/drawing/2010/main" val="0"/>
+                        </a:ext>
+                      </a:extLst>
+                    </a:blip>
+                    <a:stretch>
+                      <a:fillRect/>
+                    </a:stretch>
+                  </pic:blipFill>
+                  <pic:spPr>
+                    <a:xfrm>
+                      <a:off x="0" y="0"/>
+                      <a:ext cx="3017836" cy="2263378"/>
+                    </a:xfrm>
+                    <a:prstGeom prst="rect">
+                      <a:avLst/>
+                    </a:prstGeom>
+                  </pic:spPr>
+                </pic:pic>
+              </a:graphicData>
+            </a:graphic>
+          </wp:inline>
+        </w:drawing>
+      </w:r>
+    </w:p>
     <w:sectPr>
       <w:pgSz w:w="12240" w:h="15840"/>
       <w:pgMar w:top="1440" w:right="1440" w:bottom="1440" w:left="1440" w:header="720" w:footer="720" w:gutter="0"/>
@@ -10641,6 +12092,43 @@
       </w:pPr>
       <w:r>
         <w:continuationSeparator/>
+      </w:r>
+    </w:p>
+  </w:footnote>
+  <w:footnote w:id="1">
+    <w:p>
+      <w:pPr>
+        <w:pStyle w:val="FootnoteText"/>
+      </w:pPr>
+      <w:r>
+        <w:rPr>
+          <w:rStyle w:val="FootnoteReference"/>
+        </w:rPr>
+        <w:footnoteRef/>
+      </w:r>
+      <w:r>
+        <w:t xml:space="preserve"> F</w:t>
+      </w:r>
+      <w:r>
+        <w:rPr>
+          <w:vertAlign w:val="subscript"/>
+        </w:rPr>
+        <w:t>20%SSB(F=0)</w:t>
+      </w:r>
+      <w:r>
+        <w:t xml:space="preserve">  is the fishing mortality limit corresponding to the rebuilding target spawning biomass of </w:t>
+      </w:r>
+      <w:r>
+        <w:t>20%SSB</w:t>
+      </w:r>
+      <w:r>
+        <w:rPr>
+          <w:vertAlign w:val="subscript"/>
+        </w:rPr>
+        <w:t>F=0</w:t>
+      </w:r>
+      <w:r>
+        <w:t>.</w:t>
       </w:r>
     </w:p>
   </w:footnote>
@@ -11427,6 +12915,45 @@
       <w:contextualSpacing/>
     </w:pPr>
   </w:style>
+  <w:style w:type="paragraph" w:styleId="FootnoteText">
+    <w:name w:val="footnote text"/>
+    <w:basedOn w:val="Normal"/>
+    <w:link w:val="FootnoteTextChar"/>
+    <w:uiPriority w:val="99"/>
+    <w:semiHidden/>
+    <w:unhideWhenUsed/>
+    <w:rsid w:val="001F030A"/>
+    <w:pPr>
+      <w:spacing w:after="0" w:line="240" w:lineRule="auto"/>
+    </w:pPr>
+    <w:rPr>
+      <w:sz w:val="20"/>
+      <w:szCs w:val="20"/>
+    </w:rPr>
+  </w:style>
+  <w:style w:type="character" w:customStyle="1" w:styleId="FootnoteTextChar">
+    <w:name w:val="Footnote Text Char"/>
+    <w:basedOn w:val="DefaultParagraphFont"/>
+    <w:link w:val="FootnoteText"/>
+    <w:uiPriority w:val="99"/>
+    <w:semiHidden/>
+    <w:rsid w:val="001F030A"/>
+    <w:rPr>
+      <w:sz w:val="20"/>
+      <w:szCs w:val="20"/>
+    </w:rPr>
+  </w:style>
+  <w:style w:type="character" w:styleId="FootnoteReference">
+    <w:name w:val="footnote reference"/>
+    <w:basedOn w:val="DefaultParagraphFont"/>
+    <w:uiPriority w:val="99"/>
+    <w:semiHidden/>
+    <w:unhideWhenUsed/>
+    <w:rsid w:val="001F030A"/>
+    <w:rPr>
+      <w:vertAlign w:val="superscript"/>
+    </w:rPr>
+  </w:style>
 </w:styles>
 </file>
 

--- a/2025-MLS-projections/2025 MLS projections for CMM 24-06.docx
+++ b/2025-MLS-projections/2025 MLS projections for CMM 24-06.docx
@@ -418,9 +418,11 @@
       <w:r>
         <w:t xml:space="preserve">24-06 </w:t>
       </w:r>
+      <w:proofErr w:type="spellStart"/>
       <w:r>
         <w:t>superceded</w:t>
       </w:r>
+      <w:proofErr w:type="spellEnd"/>
       <w:r>
         <w:t xml:space="preserve"> CMM 2010-01 with a</w:t>
       </w:r>
@@ -645,7 +647,7 @@
         <w:t xml:space="preserve"> if </w:t>
       </w:r>
       <w:r>
-        <w:t xml:space="preserve">WCNPO striped marlin (MLS) </w:t>
+        <w:t xml:space="preserve">WCNPO striped marlin </w:t>
       </w:r>
       <w:r>
         <w:t xml:space="preserve">catch </w:t>
@@ -669,7 +671,7 @@
         <w:t xml:space="preserve">of </w:t>
       </w:r>
       <w:r>
-        <w:t>MLS</w:t>
+        <w:t>striped marlin</w:t>
       </w:r>
       <w:r>
         <w:t xml:space="preserve"> </w:t>
@@ -723,8 +725,13 @@
       <w:r>
         <w:t xml:space="preserve"> </w:t>
       </w:r>
-      <w:r>
-        <w:t xml:space="preserve">underages in 2024 and 2025 </w:t>
+      <w:proofErr w:type="spellStart"/>
+      <w:r>
+        <w:t>underages</w:t>
+      </w:r>
+      <w:proofErr w:type="spellEnd"/>
+      <w:r>
+        <w:t xml:space="preserve"> in 2024 and 2025 </w:t>
       </w:r>
       <w:r>
         <w:t>would</w:t>
@@ -763,10 +770,30 @@
         <w:t xml:space="preserve"> </w:t>
       </w:r>
       <w:r>
-        <w:t xml:space="preserve">This working paper describes rebuilding projections to analyze three scenarios for potential catch underages and subsequent carryover of MLS catches during 2025-2027. </w:t>
-      </w:r>
-      <w:r>
-        <w:t>Overall, the goal is to show how projected MLS rebuilding outcomes would change under different carryover catch scenarios.</w:t>
+        <w:t xml:space="preserve">This working paper describes rebuilding projections to analyze three scenarios for potential catch </w:t>
+      </w:r>
+      <w:proofErr w:type="spellStart"/>
+      <w:r>
+        <w:t>underages</w:t>
+      </w:r>
+      <w:proofErr w:type="spellEnd"/>
+      <w:r>
+        <w:t xml:space="preserve"> and subsequent carryover of </w:t>
+      </w:r>
+      <w:r>
+        <w:t>striped marlin</w:t>
+      </w:r>
+      <w:r>
+        <w:t xml:space="preserve"> catches during 2025-2027. </w:t>
+      </w:r>
+      <w:r>
+        <w:t xml:space="preserve">Overall, the goal is to show how projected </w:t>
+      </w:r>
+      <w:r>
+        <w:t>striped marlin</w:t>
+      </w:r>
+      <w:r>
+        <w:t xml:space="preserve"> rebuilding outcomes would change under different carryover catch scenarios.</w:t>
       </w:r>
     </w:p>
     <w:p>
@@ -807,7 +834,13 @@
         <w:t xml:space="preserve">three </w:t>
       </w:r>
       <w:r>
-        <w:t>additional projections to measure the impacts of including carryover catch</w:t>
+        <w:t>additional projection</w:t>
+      </w:r>
+      <w:r>
+        <w:t xml:space="preserve"> scenarios</w:t>
+      </w:r>
+      <w:r>
+        <w:t xml:space="preserve"> to measure the impacts of including carryover catch</w:t>
       </w:r>
       <w:r>
         <w:t>es</w:t>
@@ -819,7 +852,13 @@
         <w:t xml:space="preserve">for 2025-2027 </w:t>
       </w:r>
       <w:r>
-        <w:t xml:space="preserve">in MLS rebuilding analyses. </w:t>
+        <w:t xml:space="preserve">in </w:t>
+      </w:r>
+      <w:r>
+        <w:t>striped marlin</w:t>
+      </w:r>
+      <w:r>
+        <w:t xml:space="preserve"> rebuilding analyses. </w:t>
       </w:r>
       <w:r>
         <w:t>The first scenario represent</w:t>
@@ -882,7 +921,13 @@
         <w:t>achieving</w:t>
       </w:r>
       <w:r>
-        <w:t xml:space="preserve"> the MLS rebuilding target in 2034. The second scenario set catch at 3225 mt in 2025 and 2400 mt during 2026-2027. </w:t>
+        <w:t xml:space="preserve"> the </w:t>
+      </w:r>
+      <w:r>
+        <w:t>striped marlin</w:t>
+      </w:r>
+      <w:r>
+        <w:t xml:space="preserve"> rebuilding target in 2034. The second scenario set catch at 3225 mt in 2025 and 2400 mt during 2026-2027. </w:t>
       </w:r>
       <w:r>
         <w:t>S</w:t>
@@ -945,7 +990,13 @@
         <w:t>meeting</w:t>
       </w:r>
       <w:r>
-        <w:t xml:space="preserve"> the MLS rebuilding target in 2034.  </w:t>
+        <w:t xml:space="preserve"> the </w:t>
+      </w:r>
+      <w:r>
+        <w:t>striped marlin</w:t>
+      </w:r>
+      <w:r>
+        <w:t xml:space="preserve"> rebuilding target in 2034.  </w:t>
       </w:r>
       <w:r>
         <w:t>The third scenario set</w:t>
@@ -1008,7 +1059,13 @@
         <w:t xml:space="preserve"> at least a 60% probability of achieving </w:t>
       </w:r>
       <w:r>
-        <w:t>the MLS rebuilding target in 2034.</w:t>
+        <w:t xml:space="preserve">the </w:t>
+      </w:r>
+      <w:r>
+        <w:t>striped marlin</w:t>
+      </w:r>
+      <w:r>
+        <w:t xml:space="preserve"> rebuilding target in 2034.</w:t>
       </w:r>
       <w:r>
         <w:t xml:space="preserve"> </w:t>
@@ -1146,7 +1203,10 @@
         <w:t xml:space="preserve"> the 2024 </w:t>
       </w:r>
       <w:r>
-        <w:t xml:space="preserve">MLS </w:t>
+        <w:t>striped marlin</w:t>
+      </w:r>
+      <w:r>
+        <w:t xml:space="preserve"> </w:t>
       </w:r>
       <w:r>
         <w:t>rebuilding analyses (Brodziak 2024)</w:t>
@@ -1158,7 +1218,13 @@
         <w:t xml:space="preserve"> developed</w:t>
       </w:r>
       <w:r>
-        <w:t xml:space="preserve"> based on the 2023 benchmark stock assessment (ISC </w:t>
+        <w:t xml:space="preserve"> </w:t>
+      </w:r>
+      <w:r>
+        <w:t>from the results of</w:t>
+      </w:r>
+      <w:r>
+        <w:t xml:space="preserve"> the 2023 benchmark stock assessment (ISC </w:t>
       </w:r>
       <w:r>
         <w:t xml:space="preserve">BILLWG </w:t>
@@ -1241,8 +1307,13 @@
       <w:r>
         <w:t xml:space="preserve">[SS3], </w:t>
       </w:r>
-      <w:r>
-        <w:t>Methot and Wetzel 2013</w:t>
+      <w:proofErr w:type="spellStart"/>
+      <w:r>
+        <w:t>Methot</w:t>
+      </w:r>
+      <w:proofErr w:type="spellEnd"/>
+      <w:r>
+        <w:t xml:space="preserve"> and Wetzel 2013</w:t>
       </w:r>
       <w:r>
         <w:t xml:space="preserve">, </w:t>
@@ -1334,11 +1405,16 @@
         <w:t xml:space="preserve"> 2023</w:t>
       </w:r>
       <w:r>
-        <w:t xml:space="preserve"> assessment estimates of the multi-fleet, fishery selectivit</w:t>
+        <w:t xml:space="preserve"> assessment estimates of the multi-fleet, fishery </w:t>
+      </w:r>
+      <w:proofErr w:type="spellStart"/>
+      <w:r>
+        <w:t>selectivit</w:t>
       </w:r>
       <w:r>
         <w:t>ies</w:t>
       </w:r>
+      <w:proofErr w:type="spellEnd"/>
       <w:r>
         <w:t xml:space="preserve"> at age </w:t>
       </w:r>
@@ -1747,7 +1823,10 @@
         <w:t xml:space="preserve"> catches during 2028-2034 to rebuild </w:t>
       </w:r>
       <w:r>
-        <w:t xml:space="preserve">MLS </w:t>
+        <w:t>striped marlin</w:t>
+      </w:r>
+      <w:r>
+        <w:t xml:space="preserve"> </w:t>
       </w:r>
       <w:r>
         <w:t xml:space="preserve">with </w:t>
@@ -1782,7 +1861,13 @@
         <w:t>in</w:t>
       </w:r>
       <w:r>
-        <w:t xml:space="preserve"> 2021-2024 </w:t>
+        <w:t xml:space="preserve"> 2021-202</w:t>
+      </w:r>
+      <w:r>
+        <w:t>3</w:t>
+      </w:r>
+      <w:r>
+        <w:t xml:space="preserve"> </w:t>
       </w:r>
       <w:r>
         <w:t>based</w:t>
@@ -1826,13 +1911,28 @@
         <w:t>CCMs</w:t>
       </w:r>
       <w:r>
-        <w:t xml:space="preserve"> reporting MLS catches</w:t>
+        <w:t xml:space="preserve"> reporting </w:t>
+      </w:r>
+      <w:r>
+        <w:t>striped marlin</w:t>
+      </w:r>
+      <w:r>
+        <w:t xml:space="preserve"> catches</w:t>
       </w:r>
       <w:r>
         <w:t xml:space="preserve">, except Japan and </w:t>
       </w:r>
       <w:r>
-        <w:t>the U.S.</w:t>
+        <w:t>the U.S</w:t>
+      </w:r>
+      <w:r>
+        <w:t xml:space="preserve"> which </w:t>
+      </w:r>
+      <w:r>
+        <w:t>provided catch data from 2021 through 2024</w:t>
+      </w:r>
+      <w:r>
+        <w:t>.</w:t>
       </w:r>
       <w:r>
         <w:t xml:space="preserve"> </w:t>
@@ -1913,16 +2013,22 @@
         <w:t xml:space="preserve">. </w:t>
       </w:r>
       <w:r>
-        <w:t>We note that t</w:t>
-      </w:r>
-      <w:r>
-        <w:t xml:space="preserve">he 2024 </w:t>
-      </w:r>
-      <w:r>
-        <w:t xml:space="preserve">MLS catches </w:t>
-      </w:r>
-      <w:r>
-        <w:t xml:space="preserve">were not yet reported </w:t>
+        <w:t xml:space="preserve">We note that </w:t>
+      </w:r>
+      <w:r>
+        <w:t xml:space="preserve">the </w:t>
+      </w:r>
+      <w:r>
+        <w:t>2024 striped marlin</w:t>
+      </w:r>
+      <w:r>
+        <w:t xml:space="preserve"> catches </w:t>
+      </w:r>
+      <w:r>
+        <w:t>are not</w:t>
+      </w:r>
+      <w:r>
+        <w:t xml:space="preserve"> reported </w:t>
       </w:r>
       <w:r>
         <w:t>in</w:t>
@@ -1934,707 +2040,744 @@
         <w:t xml:space="preserve">2024 </w:t>
       </w:r>
       <w:r>
-        <w:t xml:space="preserve">WCPFC </w:t>
+        <w:t xml:space="preserve">Tuna Fishery </w:t>
       </w:r>
       <w:r>
         <w:t>Yearbook</w:t>
       </w:r>
       <w:r>
-        <w:t xml:space="preserve"> and MLS </w:t>
+        <w:t>.</w:t>
+      </w:r>
+      <w:r>
+        <w:t xml:space="preserve"> </w:t>
+      </w:r>
+      <w:r>
+        <w:t>As a result, the WG agreed to impute the striped marlin</w:t>
+      </w:r>
+      <w:r>
+        <w:t xml:space="preserve"> </w:t>
       </w:r>
       <w:r>
         <w:t xml:space="preserve">catches in 2024 </w:t>
       </w:r>
       <w:r>
+        <w:t>which were</w:t>
+      </w:r>
+      <w:r>
+        <w:t xml:space="preserve"> set</w:t>
+      </w:r>
+      <w:r>
+        <w:t xml:space="preserve"> equal</w:t>
+      </w:r>
+      <w:r>
+        <w:t xml:space="preserve"> the </w:t>
+      </w:r>
+      <w:r>
+        <w:t xml:space="preserve">reported </w:t>
+      </w:r>
+      <w:r>
+        <w:t xml:space="preserve">2023 catch values </w:t>
+      </w:r>
+      <w:r>
+        <w:t>for</w:t>
+      </w:r>
+      <w:r>
+        <w:t xml:space="preserve"> each country.</w:t>
+      </w:r>
+    </w:p>
+    <w:p>
+      <w:r>
+        <w:lastRenderedPageBreak/>
+        <w:t xml:space="preserve">Japanese catch data </w:t>
+      </w:r>
+      <w:r>
+        <w:t>during</w:t>
+      </w:r>
+      <w:r>
+        <w:t xml:space="preserve"> 2021-2024 </w:t>
+      </w:r>
+      <w:r>
         <w:t>we</w:t>
       </w:r>
       <w:r>
+        <w:t xml:space="preserve">re based on reported catches </w:t>
+      </w:r>
+      <w:r>
+        <w:t>gathered from</w:t>
+      </w:r>
+      <w:r>
+        <w:t xml:space="preserve"> each </w:t>
+      </w:r>
+      <w:r>
+        <w:t xml:space="preserve">of the 15 </w:t>
+      </w:r>
+      <w:r>
+        <w:t>Japanese fleet</w:t>
+      </w:r>
+      <w:r>
+        <w:t>s (Table 2)</w:t>
+      </w:r>
+      <w:r>
+        <w:t xml:space="preserve"> </w:t>
+      </w:r>
+      <w:r>
+        <w:t xml:space="preserve">and 7 fleet groups (Table 3, Figures </w:t>
+      </w:r>
+      <w:r>
+        <w:t>2</w:t>
+      </w:r>
+      <w:r>
+        <w:t>.1</w:t>
+      </w:r>
+      <w:r>
+        <w:t xml:space="preserve"> to </w:t>
+      </w:r>
+      <w:r>
+        <w:t>2</w:t>
+      </w:r>
+      <w:r>
+        <w:t>.7</w:t>
+      </w:r>
+      <w:r>
+        <w:t xml:space="preserve"> and </w:t>
+      </w:r>
+      <w:r>
+        <w:t>4.1</w:t>
+      </w:r>
+      <w:r>
+        <w:t xml:space="preserve">) </w:t>
+      </w:r>
+      <w:r>
+        <w:t xml:space="preserve">defined in the </w:t>
+      </w:r>
+      <w:r>
+        <w:t xml:space="preserve">most recent </w:t>
+      </w:r>
+      <w:r>
+        <w:t>striped marlin</w:t>
+      </w:r>
+      <w:r>
+        <w:t xml:space="preserve"> stock assessment</w:t>
+      </w:r>
+      <w:r>
+        <w:t xml:space="preserve"> (ISC </w:t>
+      </w:r>
+      <w:r>
+        <w:t>BILL</w:t>
+      </w:r>
+      <w:r>
+        <w:t>WG 2023)</w:t>
+      </w:r>
+      <w:r>
+        <w:t>.</w:t>
+      </w:r>
+      <w:r>
+        <w:t xml:space="preserve"> Reported catches by fleet </w:t>
+      </w:r>
+      <w:r>
+        <w:t>we</w:t>
+      </w:r>
+      <w:r>
+        <w:t xml:space="preserve">re based on catch data </w:t>
+      </w:r>
+      <w:r>
+        <w:t>collected</w:t>
+      </w:r>
+      <w:r>
+        <w:t xml:space="preserve"> from the most recent 2025 </w:t>
+      </w:r>
+      <w:r>
+        <w:t xml:space="preserve">database </w:t>
+      </w:r>
+      <w:r>
+        <w:t>sources</w:t>
+      </w:r>
+      <w:r>
+        <w:t xml:space="preserve"> </w:t>
+      </w:r>
+      <w:r>
+        <w:t>(</w:t>
+      </w:r>
+      <w:r>
+        <w:t xml:space="preserve">Table </w:t>
+      </w:r>
+      <w:r>
+        <w:t>4</w:t>
+      </w:r>
+      <w:r>
+        <w:t xml:space="preserve">, </w:t>
+      </w:r>
+      <w:r>
+        <w:t>M</w:t>
+      </w:r>
+      <w:r>
+        <w:t xml:space="preserve">. </w:t>
+      </w:r>
+      <w:proofErr w:type="spellStart"/>
+      <w:r>
+        <w:t>Jusup</w:t>
+      </w:r>
+      <w:proofErr w:type="spellEnd"/>
+      <w:r>
+        <w:t xml:space="preserve">, personal communication, </w:t>
+      </w:r>
+      <w:r>
+        <w:t>February</w:t>
+      </w:r>
+      <w:r>
+        <w:t xml:space="preserve"> </w:t>
+      </w:r>
+      <w:r>
+        <w:t>26</w:t>
+      </w:r>
+      <w:r>
+        <w:t>, 2025</w:t>
+      </w:r>
+      <w:r>
+        <w:t>)</w:t>
+      </w:r>
+      <w:r>
+        <w:t>.</w:t>
+      </w:r>
+      <w:r>
+        <w:t xml:space="preserve"> </w:t>
+      </w:r>
+    </w:p>
+    <w:p>
+      <w:r>
+        <w:t>The U.S.</w:t>
+      </w:r>
+      <w:r>
+        <w:t xml:space="preserve"> catch data for 2021-2024 </w:t>
+      </w:r>
+      <w:r>
+        <w:t>were</w:t>
+      </w:r>
+      <w:r>
+        <w:t xml:space="preserve"> based on reported catches for the Hawaii </w:t>
+      </w:r>
+      <w:r>
+        <w:t xml:space="preserve">commercial </w:t>
+      </w:r>
+      <w:r>
+        <w:t>longline fleet and for the Hawaii recreational fleet</w:t>
+      </w:r>
+      <w:r>
+        <w:t xml:space="preserve"> (Table 2, Figure </w:t>
+      </w:r>
+      <w:r>
+        <w:t>2</w:t>
+      </w:r>
+      <w:r>
+        <w:t>.8)</w:t>
+      </w:r>
+      <w:r>
+        <w:t xml:space="preserve">. Reported catches by fleet </w:t>
+      </w:r>
+      <w:r>
+        <w:t>were</w:t>
+      </w:r>
+      <w:r>
+        <w:t xml:space="preserve"> based on catch data </w:t>
+      </w:r>
+      <w:r>
+        <w:t>collected</w:t>
+      </w:r>
+      <w:r>
+        <w:t xml:space="preserve"> from the most recent 2025 database sources</w:t>
+      </w:r>
+      <w:r>
+        <w:t xml:space="preserve"> (Table </w:t>
+      </w:r>
+      <w:r>
+        <w:t>5</w:t>
+      </w:r>
+      <w:r>
+        <w:t xml:space="preserve"> and Figure 4</w:t>
+      </w:r>
+      <w:r>
+        <w:t>.2</w:t>
+      </w:r>
+      <w:r>
+        <w:t>)</w:t>
+      </w:r>
+      <w:r>
+        <w:t>.</w:t>
+      </w:r>
+    </w:p>
+    <w:p>
+      <w:r>
+        <w:t xml:space="preserve">Annual </w:t>
+      </w:r>
+      <w:r>
+        <w:t>striped marlin</w:t>
+      </w:r>
+      <w:r>
+        <w:t xml:space="preserve"> c</w:t>
+      </w:r>
+      <w:r>
+        <w:t xml:space="preserve">atch data </w:t>
+      </w:r>
+      <w:r>
+        <w:t xml:space="preserve">by </w:t>
+      </w:r>
+      <w:r>
+        <w:t xml:space="preserve">fishing </w:t>
+      </w:r>
+      <w:r>
+        <w:t xml:space="preserve">fleet </w:t>
+      </w:r>
+      <w:r>
+        <w:t xml:space="preserve">for 2021-2024 </w:t>
+      </w:r>
+      <w:r>
+        <w:t>we</w:t>
+      </w:r>
+      <w:r>
+        <w:t xml:space="preserve">re allocated to the </w:t>
+      </w:r>
+      <w:r>
+        <w:t>9</w:t>
+      </w:r>
+      <w:r>
+        <w:t xml:space="preserve"> fleet groups used in the </w:t>
+      </w:r>
+      <w:r>
+        <w:t xml:space="preserve">2023 WCNPO </w:t>
+      </w:r>
+      <w:r>
+        <w:t>striped marlin</w:t>
+      </w:r>
+      <w:r>
+        <w:t xml:space="preserve"> stock</w:t>
+      </w:r>
+      <w:r>
+        <w:t xml:space="preserve"> assessment</w:t>
+      </w:r>
+      <w:r>
+        <w:t xml:space="preserve"> (Table 2, Figures </w:t>
+      </w:r>
+      <w:r>
+        <w:t>2</w:t>
+      </w:r>
+      <w:r>
+        <w:t>.1-</w:t>
+      </w:r>
+      <w:r>
+        <w:t>2</w:t>
+      </w:r>
+      <w:r>
+        <w:t>.9)</w:t>
+      </w:r>
+      <w:r>
+        <w:t xml:space="preserve">. </w:t>
+      </w:r>
+      <w:r>
+        <w:t xml:space="preserve">Catches by </w:t>
+      </w:r>
+      <w:r>
+        <w:t xml:space="preserve">fleet for </w:t>
+      </w:r>
+      <w:r>
+        <w:t xml:space="preserve">each </w:t>
+      </w:r>
+      <w:r>
+        <w:t xml:space="preserve">country </w:t>
+      </w:r>
+      <w:r>
+        <w:t>we</w:t>
+      </w:r>
+      <w:r>
         <w:t xml:space="preserve">re </w:t>
       </w:r>
       <w:r>
-        <w:t>assumed to equal</w:t>
-      </w:r>
-      <w:r>
-        <w:t xml:space="preserve"> the </w:t>
-      </w:r>
-      <w:r>
-        <w:t xml:space="preserve">reported </w:t>
-      </w:r>
-      <w:r>
-        <w:t xml:space="preserve">2023 catch values </w:t>
-      </w:r>
-      <w:r>
-        <w:t>for</w:t>
-      </w:r>
-      <w:r>
-        <w:t xml:space="preserve"> each country.</w:t>
-      </w:r>
-    </w:p>
-    <w:p>
-      <w:r>
-        <w:t xml:space="preserve">Japanese catch data </w:t>
+        <w:t xml:space="preserve">uniquely </w:t>
+      </w:r>
+      <w:r>
+        <w:t xml:space="preserve">assigned to a single fleet group for all countries, except Japan and Taiwan. </w:t>
+      </w:r>
+      <w:r>
+        <w:t xml:space="preserve"> Japanese catches by fleet in 2021-2024 </w:t>
+      </w:r>
+      <w:r>
+        <w:t>we</w:t>
+      </w:r>
+      <w:r>
+        <w:t>re assigned to fleet group based on the observed proportion of Japanese catch by fleet group in 2020</w:t>
+      </w:r>
+      <w:r>
+        <w:t xml:space="preserve"> (Table 6 and Figure 5.1)</w:t>
+      </w:r>
+      <w:r>
+        <w:t xml:space="preserve">. Taiwanese catches by fleet in 2021-2024 </w:t>
+      </w:r>
+      <w:r>
+        <w:t>we</w:t>
+      </w:r>
+      <w:r>
+        <w:t>re assigned to fleet group</w:t>
+      </w:r>
+      <w:r>
+        <w:t xml:space="preserve">s G7 and G9 (Figures </w:t>
+      </w:r>
+      <w:r>
+        <w:t>2</w:t>
+      </w:r>
+      <w:r>
+        <w:t xml:space="preserve">.7 and </w:t>
+      </w:r>
+      <w:r>
+        <w:t>2</w:t>
+      </w:r>
+      <w:r>
+        <w:t>.9)</w:t>
+      </w:r>
+      <w:r>
+        <w:t xml:space="preserve"> based on the observed proportion</w:t>
+      </w:r>
+      <w:r>
+        <w:t>s</w:t>
+      </w:r>
+      <w:r>
+        <w:t xml:space="preserve"> of </w:t>
+      </w:r>
+      <w:r>
+        <w:t>Taiwanese</w:t>
+      </w:r>
+      <w:r>
+        <w:t xml:space="preserve"> catch </w:t>
+      </w:r>
+      <w:r>
+        <w:t xml:space="preserve">biomass </w:t>
+      </w:r>
+      <w:r>
+        <w:t xml:space="preserve">by fleet group </w:t>
+      </w:r>
+      <w:r>
+        <w:t>in 2020</w:t>
+      </w:r>
+      <w:r>
+        <w:t xml:space="preserve"> (Figure 5.2)</w:t>
+      </w:r>
+      <w:r>
+        <w:t>, which were 9% and 91%, respectively.</w:t>
+      </w:r>
+      <w:r>
+        <w:t xml:space="preserve"> </w:t>
+      </w:r>
+      <w:r>
+        <w:t xml:space="preserve">This led to the best available information on observed </w:t>
+      </w:r>
+      <w:r>
+        <w:t>striped marlin</w:t>
+      </w:r>
+      <w:r>
+        <w:t xml:space="preserve"> catch biomasses in 2021-2024</w:t>
+      </w:r>
+      <w:r>
+        <w:t xml:space="preserve"> (Table 7)</w:t>
+      </w:r>
+      <w:r>
+        <w:t xml:space="preserve">. </w:t>
+      </w:r>
+      <w:r>
+        <w:t>For comparison, these</w:t>
+      </w:r>
+      <w:r>
+        <w:t xml:space="preserve"> observed catches </w:t>
+      </w:r>
+      <w:r>
+        <w:t>were contrasted with</w:t>
+      </w:r>
+      <w:r>
+        <w:t xml:space="preserve"> the predicted catches from the 2024 rebuilding analyses which were based on an assumed constant fishing mortality</w:t>
+      </w:r>
+      <w:r>
+        <w:t xml:space="preserve"> during 2021-2024</w:t>
+      </w:r>
+      <w:r>
+        <w:t xml:space="preserve">. </w:t>
+      </w:r>
+      <w:r>
+        <w:t>Overall, each CMM 2024-06 catch scenario used the same observed catches and fleet group allocations to initialize the projections in 2021-2024.</w:t>
+      </w:r>
+    </w:p>
+    <w:p>
+      <w:r>
+        <w:t xml:space="preserve">Projected </w:t>
+      </w:r>
+      <w:r>
+        <w:t>striped marlin</w:t>
+      </w:r>
+      <w:r>
+        <w:t xml:space="preserve"> </w:t>
+      </w:r>
+      <w:r>
+        <w:t>catch</w:t>
+      </w:r>
+      <w:r>
+        <w:t>es</w:t>
+      </w:r>
+      <w:r>
+        <w:t xml:space="preserve"> by country </w:t>
       </w:r>
       <w:r>
         <w:t>during</w:t>
       </w:r>
       <w:r>
-        <w:t xml:space="preserve"> 2021-2024 </w:t>
+        <w:t xml:space="preserve"> </w:t>
+      </w:r>
+      <w:r>
+        <w:t xml:space="preserve">the </w:t>
+      </w:r>
+      <w:r>
+        <w:t xml:space="preserve">2025-2027 </w:t>
+      </w:r>
+      <w:r>
+        <w:t xml:space="preserve">CMM 2024-06 phase </w:t>
       </w:r>
       <w:r>
         <w:t>we</w:t>
       </w:r>
       <w:r>
-        <w:t xml:space="preserve">re based on reported catches </w:t>
-      </w:r>
-      <w:r>
-        <w:t>gathered from</w:t>
-      </w:r>
-      <w:r>
-        <w:t xml:space="preserve"> each </w:t>
-      </w:r>
-      <w:r>
-        <w:t xml:space="preserve">of the 15 </w:t>
-      </w:r>
-      <w:r>
-        <w:t>Japanese fleet</w:t>
-      </w:r>
-      <w:r>
-        <w:t>s (Table 2)</w:t>
-      </w:r>
-      <w:r>
-        <w:t xml:space="preserve"> </w:t>
-      </w:r>
-      <w:r>
-        <w:t xml:space="preserve">and 7 fleet groups (Table 3, Figures </w:t>
-      </w:r>
-      <w:r>
-        <w:t>2</w:t>
-      </w:r>
-      <w:r>
-        <w:t>.1</w:t>
-      </w:r>
-      <w:r>
-        <w:t xml:space="preserve"> to </w:t>
-      </w:r>
-      <w:r>
-        <w:t>2</w:t>
-      </w:r>
-      <w:r>
-        <w:t>.7</w:t>
+        <w:t xml:space="preserve">re allocated to the </w:t>
+      </w:r>
+      <w:r>
+        <w:t>9</w:t>
+      </w:r>
+      <w:r>
+        <w:t xml:space="preserve"> fleet groups </w:t>
+      </w:r>
+      <w:r>
+        <w:t xml:space="preserve">based on </w:t>
+      </w:r>
+      <w:r>
+        <w:t xml:space="preserve">the maximum </w:t>
+      </w:r>
+      <w:r>
+        <w:t xml:space="preserve">CMM </w:t>
+      </w:r>
+      <w:r>
+        <w:t>20</w:t>
+      </w:r>
+      <w:r>
+        <w:t xml:space="preserve">24-06 </w:t>
+      </w:r>
+      <w:r>
+        <w:t>carryover catch values under each scenario</w:t>
+      </w:r>
+      <w:r>
+        <w:t>.</w:t>
+      </w:r>
+      <w:r>
+        <w:t xml:space="preserve"> For t</w:t>
+      </w:r>
+      <w:r>
+        <w:t>he first scenario</w:t>
+      </w:r>
+      <w:r>
+        <w:t xml:space="preserve"> with no carryover catch,</w:t>
+      </w:r>
+      <w:r>
+        <w:t xml:space="preserve"> </w:t>
+      </w:r>
+      <w:r>
+        <w:t>annual</w:t>
+      </w:r>
+      <w:r>
+        <w:t xml:space="preserve"> </w:t>
+      </w:r>
+      <w:r>
+        <w:t>striped marlin</w:t>
+      </w:r>
+      <w:r>
+        <w:t xml:space="preserve"> </w:t>
+      </w:r>
+      <w:r>
+        <w:t>catch</w:t>
+      </w:r>
+      <w:r>
+        <w:t>es</w:t>
+      </w:r>
+      <w:r>
+        <w:t xml:space="preserve"> </w:t>
+      </w:r>
+      <w:r>
+        <w:t>were set</w:t>
+      </w:r>
+      <w:r>
+        <w:t xml:space="preserve"> at 2400 mt during 2025-2027</w:t>
+      </w:r>
+      <w:r>
+        <w:t xml:space="preserve"> (Table 1)</w:t>
+      </w:r>
+      <w:r>
+        <w:t xml:space="preserve">. </w:t>
+      </w:r>
+      <w:r>
+        <w:t>Under t</w:t>
+      </w:r>
+      <w:r>
+        <w:t>he second scenario</w:t>
+      </w:r>
+      <w:r>
+        <w:t xml:space="preserve"> with carryover catch in 2025,</w:t>
+      </w:r>
+      <w:r>
+        <w:t xml:space="preserve"> </w:t>
+      </w:r>
+      <w:r>
+        <w:t>annual</w:t>
+      </w:r>
+      <w:r>
+        <w:t xml:space="preserve"> catch</w:t>
+      </w:r>
+      <w:r>
+        <w:t>es</w:t>
+      </w:r>
+      <w:r>
+        <w:t xml:space="preserve"> </w:t>
+      </w:r>
+      <w:r>
+        <w:t>were set at 3225</w:t>
+      </w:r>
+      <w:r>
+        <w:t xml:space="preserve"> mt </w:t>
+      </w:r>
+      <w:r>
+        <w:t>in 2025 and at</w:t>
+      </w:r>
+      <w:r>
+        <w:t xml:space="preserve"> 2400 mt in 2026-2027. </w:t>
+      </w:r>
+      <w:r>
+        <w:t>For t</w:t>
+      </w:r>
+      <w:r>
+        <w:t>he third scenario</w:t>
+      </w:r>
+      <w:r>
+        <w:t xml:space="preserve"> with carryover catches in 2025-2026,</w:t>
+      </w:r>
+      <w:r>
+        <w:t xml:space="preserve"> </w:t>
+      </w:r>
+      <w:r>
+        <w:t>annual</w:t>
+      </w:r>
+      <w:r>
+        <w:t xml:space="preserve"> catch</w:t>
+      </w:r>
+      <w:r>
+        <w:t>es were set at 3225 mt</w:t>
+      </w:r>
+      <w:r>
+        <w:t xml:space="preserve"> in 2025-2026 </w:t>
+      </w:r>
+      <w:r>
+        <w:t>and at</w:t>
+      </w:r>
+      <w:r>
+        <w:t xml:space="preserve"> </w:t>
+      </w:r>
+      <w:r>
+        <w:t>2400 mt</w:t>
+      </w:r>
+      <w:r>
+        <w:t xml:space="preserve"> </w:t>
+      </w:r>
+      <w:proofErr w:type="spellStart"/>
+      <w:r>
+        <w:t>mt</w:t>
+      </w:r>
+      <w:proofErr w:type="spellEnd"/>
+      <w:r>
+        <w:t xml:space="preserve"> in 2027.</w:t>
+      </w:r>
+      <w:r>
+        <w:t xml:space="preserve"> </w:t>
+      </w:r>
+    </w:p>
+    <w:p>
+      <w:r>
+        <w:t xml:space="preserve">Catches during the </w:t>
+      </w:r>
+      <w:r>
+        <w:t>second (</w:t>
+      </w:r>
+      <w:r>
+        <w:t>2028-2031</w:t>
+      </w:r>
+      <w:r>
+        <w:t>)</w:t>
       </w:r>
       <w:r>
         <w:t xml:space="preserve"> and </w:t>
       </w:r>
       <w:r>
-        <w:t>4.1</w:t>
-      </w:r>
-      <w:r>
-        <w:t xml:space="preserve">) </w:t>
-      </w:r>
-      <w:r>
-        <w:t xml:space="preserve">defined in the </w:t>
-      </w:r>
-      <w:r>
-        <w:t xml:space="preserve">most recent </w:t>
-      </w:r>
-      <w:r>
-        <w:t xml:space="preserve">MLS stock </w:t>
-      </w:r>
-      <w:r>
-        <w:lastRenderedPageBreak/>
-        <w:t>assessment</w:t>
-      </w:r>
-      <w:r>
-        <w:t xml:space="preserve"> (ISC </w:t>
-      </w:r>
-      <w:r>
-        <w:t>BILL</w:t>
-      </w:r>
-      <w:r>
-        <w:t>WG 2023)</w:t>
+        <w:t>third (</w:t>
+      </w:r>
+      <w:r>
+        <w:t>2032-2034</w:t>
+      </w:r>
+      <w:r>
+        <w:t>)</w:t>
+      </w:r>
+      <w:r>
+        <w:t xml:space="preserve"> phases of the projection time horizon </w:t>
+      </w:r>
+      <w:r>
+        <w:t>we</w:t>
+      </w:r>
+      <w:r>
+        <w:t xml:space="preserve">re </w:t>
+      </w:r>
+      <w:r>
+        <w:t>set</w:t>
+      </w:r>
+      <w:r>
+        <w:t xml:space="preserve"> to ensure that </w:t>
+      </w:r>
+      <w:r>
+        <w:t>a</w:t>
+      </w:r>
+      <w:r>
+        <w:t xml:space="preserve"> rebuilding probability of </w:t>
+      </w:r>
+      <w:r>
+        <w:t xml:space="preserve">at least </w:t>
+      </w:r>
+      <w:r>
+        <w:t xml:space="preserve">60% </w:t>
+      </w:r>
+      <w:r>
+        <w:t>wa</w:t>
+      </w:r>
+      <w:r>
+        <w:t>s achieved in 2034</w:t>
       </w:r>
       <w:r>
         <w:t>.</w:t>
       </w:r>
       <w:r>
-        <w:t xml:space="preserve"> Reported catches by fleet </w:t>
-      </w:r>
-      <w:r>
-        <w:t>we</w:t>
-      </w:r>
-      <w:r>
-        <w:t xml:space="preserve">re based on catch data </w:t>
-      </w:r>
-      <w:r>
-        <w:t>collected</w:t>
-      </w:r>
-      <w:r>
-        <w:t xml:space="preserve"> from the most recent 2025 </w:t>
-      </w:r>
-      <w:r>
-        <w:t xml:space="preserve">database </w:t>
-      </w:r>
-      <w:r>
-        <w:t>sources</w:t>
-      </w:r>
-      <w:r>
-        <w:t xml:space="preserve"> </w:t>
-      </w:r>
-      <w:r>
-        <w:t>(</w:t>
-      </w:r>
-      <w:r>
-        <w:t xml:space="preserve">Table </w:t>
-      </w:r>
-      <w:r>
-        <w:t>4</w:t>
+        <w:t xml:space="preserve"> </w:t>
+      </w:r>
+      <w:r>
+        <w:t>N</w:t>
+      </w:r>
+      <w:r>
+        <w:t xml:space="preserve">oting that the CMM 2024-06 </w:t>
+      </w:r>
+      <w:r>
+        <w:t>is</w:t>
+      </w:r>
+      <w:r>
+        <w:t xml:space="preserve"> planned to be amended if needed in 2027</w:t>
       </w:r>
       <w:r>
         <w:t xml:space="preserve">, </w:t>
       </w:r>
       <w:r>
-        <w:t>M</w:t>
-      </w:r>
-      <w:r>
-        <w:t xml:space="preserve">. </w:t>
-      </w:r>
-      <w:r>
-        <w:t>Jusup</w:t>
-      </w:r>
-      <w:r>
-        <w:t xml:space="preserve">, personal communication, </w:t>
-      </w:r>
-      <w:r>
-        <w:t>February</w:t>
-      </w:r>
-      <w:r>
-        <w:t xml:space="preserve"> </w:t>
-      </w:r>
-      <w:r>
-        <w:t>26</w:t>
-      </w:r>
-      <w:r>
-        <w:t>, 2025</w:t>
-      </w:r>
-      <w:r>
-        <w:t>)</w:t>
-      </w:r>
-      <w:r>
-        <w:t>.</w:t>
-      </w:r>
-      <w:r>
-        <w:t xml:space="preserve"> </w:t>
-      </w:r>
-    </w:p>
-    <w:p>
-      <w:r>
-        <w:t>The U.S.</w:t>
-      </w:r>
-      <w:r>
-        <w:t xml:space="preserve"> catch data for 2021-2024 </w:t>
-      </w:r>
-      <w:r>
-        <w:t>were</w:t>
-      </w:r>
-      <w:r>
-        <w:t xml:space="preserve"> based on reported catches for the Hawaii </w:t>
-      </w:r>
-      <w:r>
-        <w:t xml:space="preserve">commercial </w:t>
-      </w:r>
-      <w:r>
-        <w:t>longline fleet and for the Hawaii recreational fleet</w:t>
-      </w:r>
-      <w:r>
-        <w:t xml:space="preserve"> (Table 2, Figure </w:t>
-      </w:r>
-      <w:r>
-        <w:t>2</w:t>
-      </w:r>
-      <w:r>
-        <w:t>.8)</w:t>
-      </w:r>
-      <w:r>
-        <w:t xml:space="preserve">. Reported catches by fleet </w:t>
-      </w:r>
-      <w:r>
-        <w:t>were</w:t>
-      </w:r>
-      <w:r>
-        <w:t xml:space="preserve"> based on catch data </w:t>
-      </w:r>
-      <w:r>
-        <w:t>collected</w:t>
-      </w:r>
-      <w:r>
-        <w:t xml:space="preserve"> from the most recent 2025 database sources</w:t>
-      </w:r>
-      <w:r>
-        <w:t xml:space="preserve"> (Table </w:t>
-      </w:r>
-      <w:r>
-        <w:t>5</w:t>
-      </w:r>
-      <w:r>
-        <w:t xml:space="preserve"> and Figure 4</w:t>
-      </w:r>
-      <w:r>
-        <w:t>.2</w:t>
-      </w:r>
-      <w:r>
-        <w:t>)</w:t>
-      </w:r>
-      <w:r>
-        <w:t>.</w:t>
-      </w:r>
-    </w:p>
-    <w:p>
-      <w:r>
-        <w:t>Annual MLS c</w:t>
-      </w:r>
-      <w:r>
-        <w:t xml:space="preserve">atch data </w:t>
-      </w:r>
-      <w:r>
-        <w:t xml:space="preserve">by </w:t>
-      </w:r>
-      <w:r>
-        <w:t xml:space="preserve">fishing </w:t>
-      </w:r>
-      <w:r>
-        <w:t xml:space="preserve">fleet </w:t>
-      </w:r>
-      <w:r>
-        <w:t xml:space="preserve">for 2021-2024 </w:t>
-      </w:r>
-      <w:r>
-        <w:t>we</w:t>
-      </w:r>
-      <w:r>
-        <w:t xml:space="preserve">re allocated to the </w:t>
-      </w:r>
-      <w:r>
-        <w:t>9</w:t>
-      </w:r>
-      <w:r>
-        <w:t xml:space="preserve"> fleet groups used in the </w:t>
-      </w:r>
-      <w:r>
-        <w:t xml:space="preserve">2023 WCNPO </w:t>
-      </w:r>
-      <w:r>
-        <w:t>striped marlin</w:t>
-      </w:r>
-      <w:r>
-        <w:t xml:space="preserve"> stock</w:t>
-      </w:r>
-      <w:r>
-        <w:t xml:space="preserve"> assessment</w:t>
-      </w:r>
-      <w:r>
-        <w:t xml:space="preserve"> (Table 2, Figures </w:t>
-      </w:r>
-      <w:r>
-        <w:t>2</w:t>
-      </w:r>
-      <w:r>
-        <w:t>.1-</w:t>
-      </w:r>
-      <w:r>
-        <w:t>2</w:t>
-      </w:r>
-      <w:r>
-        <w:t>.9)</w:t>
-      </w:r>
-      <w:r>
-        <w:t xml:space="preserve">. </w:t>
-      </w:r>
-      <w:r>
-        <w:t xml:space="preserve">Catches by </w:t>
-      </w:r>
-      <w:r>
-        <w:t xml:space="preserve">fleet for </w:t>
-      </w:r>
-      <w:r>
-        <w:t xml:space="preserve">each </w:t>
-      </w:r>
-      <w:r>
-        <w:t xml:space="preserve">country </w:t>
-      </w:r>
-      <w:r>
-        <w:t>we</w:t>
-      </w:r>
-      <w:r>
-        <w:t xml:space="preserve">re </w:t>
-      </w:r>
-      <w:r>
-        <w:t xml:space="preserve">uniquely </w:t>
-      </w:r>
-      <w:r>
-        <w:t xml:space="preserve">assigned to a single fleet group for all countries, except Japan and Taiwan. </w:t>
-      </w:r>
-      <w:r>
-        <w:t xml:space="preserve"> Japanese catches by fleet in 2021-2024 </w:t>
-      </w:r>
-      <w:r>
-        <w:t>we</w:t>
-      </w:r>
-      <w:r>
-        <w:t>re assigned to fleet group based on the observed proportion of Japanese catch by fleet group in 2020</w:t>
-      </w:r>
-      <w:r>
-        <w:t xml:space="preserve"> (Table 6 and Figure 5.1)</w:t>
-      </w:r>
-      <w:r>
-        <w:t xml:space="preserve">. Taiwanese catches by fleet in 2021-2024 </w:t>
-      </w:r>
-      <w:r>
-        <w:t>we</w:t>
-      </w:r>
-      <w:r>
-        <w:t>re assigned to fleet group</w:t>
-      </w:r>
-      <w:r>
-        <w:t xml:space="preserve">s G7 and G9 (Figures </w:t>
-      </w:r>
-      <w:r>
-        <w:t>2</w:t>
-      </w:r>
-      <w:r>
-        <w:t xml:space="preserve">.7 and </w:t>
-      </w:r>
-      <w:r>
-        <w:t>2</w:t>
-      </w:r>
-      <w:r>
-        <w:t>.9)</w:t>
-      </w:r>
-      <w:r>
-        <w:t xml:space="preserve"> based on the observed proportion</w:t>
-      </w:r>
-      <w:r>
-        <w:t>s</w:t>
-      </w:r>
-      <w:r>
-        <w:t xml:space="preserve"> of </w:t>
-      </w:r>
-      <w:r>
-        <w:t>Taiwanese</w:t>
-      </w:r>
-      <w:r>
-        <w:t xml:space="preserve"> catch </w:t>
-      </w:r>
-      <w:r>
-        <w:t xml:space="preserve">biomass </w:t>
-      </w:r>
-      <w:r>
-        <w:t xml:space="preserve">by fleet group </w:t>
-      </w:r>
-      <w:r>
-        <w:t>in 2020</w:t>
-      </w:r>
-      <w:r>
-        <w:t xml:space="preserve"> (Figure 5.2)</w:t>
-      </w:r>
-      <w:r>
-        <w:t>, which were 9% and 91%, respectively.</w:t>
-      </w:r>
-      <w:r>
-        <w:t xml:space="preserve"> </w:t>
-      </w:r>
-      <w:r>
-        <w:t>This led to the best available information on observed MLS catch biomasses in 2021-2024</w:t>
-      </w:r>
-      <w:r>
-        <w:t xml:space="preserve"> (Table 7)</w:t>
-      </w:r>
-      <w:r>
-        <w:t xml:space="preserve">. </w:t>
-      </w:r>
-      <w:r>
-        <w:t>For comparison, these</w:t>
-      </w:r>
-      <w:r>
-        <w:t xml:space="preserve"> observed catches </w:t>
-      </w:r>
-      <w:r>
-        <w:t>were contrasted with</w:t>
-      </w:r>
-      <w:r>
-        <w:t xml:space="preserve"> the predicted catches from the 2024 rebuilding analyses which were based on an assumed constant fishing mortality</w:t>
-      </w:r>
-      <w:r>
-        <w:t xml:space="preserve"> during 2021-2024</w:t>
-      </w:r>
-      <w:r>
-        <w:t xml:space="preserve">. </w:t>
-      </w:r>
-      <w:r>
-        <w:t>Overall, each CMM 2024-06 catch scenario used the same observed catches and fleet group allocations to initialize the projections in 2021-2024.</w:t>
-      </w:r>
-    </w:p>
-    <w:p>
-      <w:r>
-        <w:t xml:space="preserve">Projected </w:t>
-      </w:r>
-      <w:r>
-        <w:t xml:space="preserve">MLS </w:t>
-      </w:r>
-      <w:r>
-        <w:t>catch</w:t>
-      </w:r>
-      <w:r>
-        <w:t>es</w:t>
-      </w:r>
-      <w:r>
-        <w:t xml:space="preserve"> by country </w:t>
-      </w:r>
-      <w:r>
-        <w:t>during</w:t>
-      </w:r>
-      <w:r>
-        <w:t xml:space="preserve"> </w:t>
-      </w:r>
-      <w:r>
-        <w:t xml:space="preserve">the </w:t>
-      </w:r>
-      <w:r>
-        <w:t xml:space="preserve">2025-2027 </w:t>
-      </w:r>
-      <w:r>
-        <w:t xml:space="preserve">CMM 2024-06 phase </w:t>
-      </w:r>
-      <w:r>
-        <w:t>we</w:t>
-      </w:r>
-      <w:r>
-        <w:t xml:space="preserve">re allocated to the </w:t>
-      </w:r>
-      <w:r>
-        <w:t>9</w:t>
-      </w:r>
-      <w:r>
-        <w:t xml:space="preserve"> fleet groups </w:t>
-      </w:r>
-      <w:r>
-        <w:t xml:space="preserve">based on </w:t>
-      </w:r>
-      <w:r>
-        <w:t xml:space="preserve">the maximum </w:t>
-      </w:r>
-      <w:r>
-        <w:t xml:space="preserve">CMM </w:t>
-      </w:r>
-      <w:r>
-        <w:t>20</w:t>
-      </w:r>
-      <w:r>
-        <w:t xml:space="preserve">24-06 </w:t>
-      </w:r>
-      <w:r>
-        <w:t>carryover catch values under each scenario</w:t>
-      </w:r>
-      <w:r>
-        <w:t>.</w:t>
-      </w:r>
-      <w:r>
-        <w:t xml:space="preserve"> For t</w:t>
-      </w:r>
-      <w:r>
-        <w:t>he first scenario</w:t>
-      </w:r>
-      <w:r>
-        <w:t xml:space="preserve"> with no carryover catch,</w:t>
-      </w:r>
-      <w:r>
-        <w:t xml:space="preserve"> </w:t>
-      </w:r>
-      <w:r>
-        <w:t>annual</w:t>
-      </w:r>
-      <w:r>
-        <w:t xml:space="preserve"> </w:t>
-      </w:r>
-      <w:r>
-        <w:t xml:space="preserve">MLS </w:t>
-      </w:r>
-      <w:r>
-        <w:t>catch</w:t>
-      </w:r>
-      <w:r>
-        <w:t>es</w:t>
-      </w:r>
-      <w:r>
-        <w:t xml:space="preserve"> </w:t>
-      </w:r>
-      <w:r>
-        <w:t>were set</w:t>
-      </w:r>
-      <w:r>
-        <w:t xml:space="preserve"> at 2400 mt during 2025-2027</w:t>
-      </w:r>
-      <w:r>
-        <w:t xml:space="preserve"> (Table 1)</w:t>
-      </w:r>
-      <w:r>
-        <w:t xml:space="preserve">. </w:t>
-      </w:r>
-      <w:r>
-        <w:t>Under t</w:t>
-      </w:r>
-      <w:r>
-        <w:t>he second scenario</w:t>
-      </w:r>
-      <w:r>
-        <w:t xml:space="preserve"> with carryover catch in 2025,</w:t>
-      </w:r>
-      <w:r>
-        <w:t xml:space="preserve"> </w:t>
-      </w:r>
-      <w:r>
-        <w:t>annual</w:t>
-      </w:r>
-      <w:r>
-        <w:t xml:space="preserve"> catch</w:t>
-      </w:r>
-      <w:r>
-        <w:t>es</w:t>
-      </w:r>
-      <w:r>
-        <w:t xml:space="preserve"> </w:t>
-      </w:r>
-      <w:r>
-        <w:t>were set at 3225</w:t>
-      </w:r>
-      <w:r>
-        <w:t xml:space="preserve"> mt </w:t>
-      </w:r>
-      <w:r>
-        <w:t>in 2025 and at</w:t>
-      </w:r>
-      <w:r>
-        <w:t xml:space="preserve"> 2400 mt in 2026-2027. </w:t>
-      </w:r>
-      <w:r>
-        <w:t>For t</w:t>
-      </w:r>
-      <w:r>
-        <w:t>he third scenario</w:t>
-      </w:r>
-      <w:r>
-        <w:t xml:space="preserve"> with carryover catches in 2025-2026,</w:t>
-      </w:r>
-      <w:r>
-        <w:t xml:space="preserve"> </w:t>
-      </w:r>
-      <w:r>
-        <w:t>annual</w:t>
-      </w:r>
-      <w:r>
-        <w:t xml:space="preserve"> catch</w:t>
-      </w:r>
-      <w:r>
-        <w:t>es were set at 3225 mt</w:t>
-      </w:r>
-      <w:r>
-        <w:t xml:space="preserve"> in 2025-2026 </w:t>
-      </w:r>
-      <w:r>
-        <w:t>and at</w:t>
-      </w:r>
-      <w:r>
-        <w:t xml:space="preserve"> </w:t>
-      </w:r>
-      <w:r>
-        <w:t>2400 mt</w:t>
-      </w:r>
-      <w:r>
-        <w:t xml:space="preserve"> mt in 2027.</w:t>
-      </w:r>
-      <w:r>
-        <w:t xml:space="preserve"> </w:t>
-      </w:r>
-    </w:p>
-    <w:p>
-      <w:r>
-        <w:t xml:space="preserve">Catches during the </w:t>
-      </w:r>
-      <w:r>
-        <w:t>second (</w:t>
-      </w:r>
-      <w:r>
-        <w:t>2028-2031</w:t>
-      </w:r>
-      <w:r>
-        <w:t>)</w:t>
-      </w:r>
-      <w:r>
-        <w:t xml:space="preserve"> and </w:t>
-      </w:r>
-      <w:r>
-        <w:t>third (</w:t>
-      </w:r>
-      <w:r>
-        <w:t>2032-2034</w:t>
-      </w:r>
-      <w:r>
-        <w:t>)</w:t>
-      </w:r>
-      <w:r>
-        <w:t xml:space="preserve"> phases of the projection time horizon </w:t>
-      </w:r>
-      <w:r>
-        <w:t>we</w:t>
-      </w:r>
-      <w:r>
-        <w:t xml:space="preserve">re </w:t>
-      </w:r>
-      <w:r>
-        <w:t>set</w:t>
-      </w:r>
-      <w:r>
-        <w:t xml:space="preserve"> to ensure that </w:t>
-      </w:r>
-      <w:r>
-        <w:t>a</w:t>
-      </w:r>
-      <w:r>
-        <w:t xml:space="preserve"> rebuilding probability of </w:t>
-      </w:r>
-      <w:r>
-        <w:t xml:space="preserve">at least </w:t>
-      </w:r>
-      <w:r>
-        <w:t xml:space="preserve">60% </w:t>
-      </w:r>
-      <w:r>
-        <w:t>wa</w:t>
-      </w:r>
-      <w:r>
-        <w:t>s achieved in 2034</w:t>
-      </w:r>
-      <w:r>
-        <w:t>.</w:t>
-      </w:r>
-      <w:r>
-        <w:t xml:space="preserve"> </w:t>
-      </w:r>
-      <w:r>
-        <w:t>N</w:t>
-      </w:r>
-      <w:r>
-        <w:t xml:space="preserve">oting that the CMM 2024-06 </w:t>
-      </w:r>
-      <w:r>
-        <w:t>is</w:t>
-      </w:r>
-      <w:r>
-        <w:t xml:space="preserve"> planned to be amended if needed in 2027</w:t>
-      </w:r>
-      <w:r>
-        <w:t xml:space="preserve">, </w:t>
-      </w:r>
-      <w:r>
         <w:t xml:space="preserve">annual </w:t>
       </w:r>
       <w:r>
@@ -2650,7 +2793,13 @@
         <w:t xml:space="preserve">rebuilding </w:t>
       </w:r>
       <w:r>
-        <w:t xml:space="preserve">phases 2 and 3 under scenarios 2 and 3 </w:t>
+        <w:t xml:space="preserve">phases 2 and 3 under </w:t>
+      </w:r>
+      <w:r>
+        <w:t>Scenario</w:t>
+      </w:r>
+      <w:r>
+        <w:t xml:space="preserve">s 2 and 3 </w:t>
       </w:r>
       <w:r>
         <w:t>we</w:t>
@@ -2716,7 +2865,13 @@
         <w:t>For the CMM 2024-06 projections, observed annual catches during 2021-2023 and imputed catches for 2024 were based on the 2024 WCPFC Yearbook data, except for Japan and the U.S., which updated catches in 2025. The annual catches in 2021-2024 used for the CMM 2024-06 projections were 1540, 1470, 1685, and 2157 mt, respectively. For the 2024 rebuilding projections, t</w:t>
       </w:r>
       <w:r>
-        <w:t>he recent average fishing mortality during 2018-2020 was used to set the initial catches during 2021-2024. Under this assumption of status quo fishing mortality, the projected median catches during 2021-2024 were 2910, 3380, 3320, and 3030 mt, respectively (Brodziak 2024, Table 10.9, scenarios 1-6). In comparison, the observed catches in 2021-2024 for the CMM 2024-06 projections were 48%, 57%, 50%, and 30% below the predicted catches in 2021-2024 from the 2024 rebuilding projections (</w:t>
+        <w:t xml:space="preserve">he recent average fishing mortality during 2018-2020 was used to set the initial catches during 2021-2024. Under this assumption of status quo fishing mortality, the projected median catches during 2021-2024 were 2910, 3380, 3320, and 3030 mt, respectively (Brodziak 2024, Table 10.9, </w:t>
+      </w:r>
+      <w:r>
+        <w:t>Scenario</w:t>
+      </w:r>
+      <w:r>
+        <w:t>s 1-6). In comparison, the observed catches in 2021-2024 for the CMM 2024-06 projections were 48%, 57%, 50%, and 30% below the predicted catches in 2021-2024 from the 2024 rebuilding projections (</w:t>
       </w:r>
       <w:r>
         <w:t xml:space="preserve">Table 8, </w:t>
@@ -2734,10 +2889,17 @@
         <w:t xml:space="preserve">ies in 2021-2024 under the CMM 2024-06 projections were </w:t>
       </w:r>
       <w:r>
-        <w:t>23%, 45%, 44%, and 38% below the recent average fishing mortality used in the 2024 rebuilding projections</w:t>
+        <w:t xml:space="preserve">23%, 45%, 44%, and 38% below the recent average fishing mortality used in the 2024 </w:t>
+      </w:r>
+      <w:r>
+        <w:lastRenderedPageBreak/>
+        <w:t>rebuilding projections</w:t>
       </w:r>
       <w:r>
         <w:t xml:space="preserve"> (Figure 6.2). As a result, the CMM 2024-06 projections were initialized in 2021-2024 (Figure 6.2) with </w:t>
+      </w:r>
+      <w:r>
+        <w:t xml:space="preserve">substantially </w:t>
       </w:r>
       <w:r>
         <w:t>lower catches and fishing mortalities</w:t>
@@ -2749,7 +2911,473 @@
     <w:p>
       <w:pPr>
         <w:spacing w:before="240"/>
+        <w:rPr>
+          <w:i/>
+          <w:iCs/>
+        </w:rPr>
       </w:pPr>
+      <w:r>
+        <w:rPr>
+          <w:i/>
+          <w:iCs/>
+        </w:rPr>
+        <w:t>Projected spawning biomass</w:t>
+      </w:r>
+    </w:p>
+    <w:p>
+      <w:r>
+        <w:t xml:space="preserve">The WCNPO striped marlin stock was projected to </w:t>
+      </w:r>
+      <w:r>
+        <w:t xml:space="preserve">have </w:t>
+      </w:r>
+      <w:r>
+        <w:t>achieve</w:t>
+      </w:r>
+      <w:r>
+        <w:t>d</w:t>
+      </w:r>
+      <w:r>
+        <w:t xml:space="preserve"> the target spawning biomass of </w:t>
+      </w:r>
+      <w:r>
+        <w:rPr>
+          <w:sz w:val="23"/>
+          <w:szCs w:val="23"/>
+        </w:rPr>
+        <w:t>20%SSB</w:t>
+      </w:r>
+      <w:r>
+        <w:rPr>
+          <w:sz w:val="16"/>
+          <w:szCs w:val="16"/>
+        </w:rPr>
+        <w:t>F=0</w:t>
+      </w:r>
+      <w:r>
+        <w:t xml:space="preserve"> </w:t>
+      </w:r>
+      <w:r>
+        <w:t xml:space="preserve">=3660 mt </w:t>
+      </w:r>
+      <w:r>
+        <w:t>with probability</w:t>
+      </w:r>
+      <w:r>
+        <w:t xml:space="preserve"> greater than 60%</w:t>
+      </w:r>
+      <w:r>
+        <w:t xml:space="preserve"> </w:t>
+      </w:r>
+      <w:r>
+        <w:t xml:space="preserve">before the onset of CMM 2024-06 in 2025. </w:t>
+      </w:r>
+      <w:r>
+        <w:t>Projected s</w:t>
+      </w:r>
+      <w:r>
+        <w:t xml:space="preserve">pawning biomass increased rapidly from a median of about 2640 mt in 2021 to a median of about 5720 mt in 2024 under each catch carryover scenario (Tables 9.1-9.3, Figures 7.1-7.4). </w:t>
+      </w:r>
+      <w:r>
+        <w:t>Stock</w:t>
+      </w:r>
+      <w:r>
+        <w:t xml:space="preserve"> rebuilding probabilities during 2021-2024 were roughly 6%, </w:t>
+      </w:r>
+      <w:r>
+        <w:t>67</w:t>
+      </w:r>
+      <w:r>
+        <w:t>%</w:t>
+      </w:r>
+      <w:r>
+        <w:t>,</w:t>
+      </w:r>
+      <w:r>
+        <w:t xml:space="preserve"> 94%</w:t>
+      </w:r>
+      <w:r>
+        <w:t>, and 91%, respectively</w:t>
+      </w:r>
+      <w:r>
+        <w:t xml:space="preserve"> (Table</w:t>
+      </w:r>
+      <w:r>
+        <w:t xml:space="preserve"> 10, Figure</w:t>
+      </w:r>
+      <w:r>
+        <w:t>s</w:t>
+      </w:r>
+      <w:r>
+        <w:t xml:space="preserve"> 7.1-7.4). </w:t>
+      </w:r>
+      <w:r>
+        <w:t>Overall, t</w:t>
+      </w:r>
+      <w:r>
+        <w:t>he CMM 2024-06 projections indicated that it was very likely that the stock exceeded the rebuilding target in 2023-2024.</w:t>
+      </w:r>
+    </w:p>
+    <w:p>
+      <w:r>
+        <w:t>Projected s</w:t>
+      </w:r>
+      <w:r>
+        <w:t>pawning biomass decreased</w:t>
+      </w:r>
+      <w:r>
+        <w:t xml:space="preserve"> in 2025-2027</w:t>
+      </w:r>
+      <w:r>
+        <w:t xml:space="preserve"> </w:t>
+      </w:r>
+      <w:r>
+        <w:t xml:space="preserve">under each </w:t>
+      </w:r>
+      <w:r>
+        <w:t xml:space="preserve">CMM 2024-06 </w:t>
+      </w:r>
+      <w:r>
+        <w:t xml:space="preserve">scenario. </w:t>
+      </w:r>
+      <w:r>
+        <w:t xml:space="preserve">Median spawning biomasses in 2027 under </w:t>
+      </w:r>
+      <w:r>
+        <w:t>Scenario</w:t>
+      </w:r>
+      <w:r>
+        <w:t>s 1, 2, and 3 declined to about 4700, 42</w:t>
+      </w:r>
+      <w:r>
+        <w:t>0</w:t>
+      </w:r>
+      <w:r>
+        <w:t>0, and 3</w:t>
+      </w:r>
+      <w:r>
+        <w:t>70</w:t>
+      </w:r>
+      <w:r>
+        <w:t xml:space="preserve">0 mt from a projected high of about 5700 mt in 2024 (Tables 9.1-9.3, Figures </w:t>
+      </w:r>
+      <w:r>
+        <w:t>7.4-7.7</w:t>
+      </w:r>
+      <w:r>
+        <w:t xml:space="preserve"> and 10.1-10.3</w:t>
+      </w:r>
+      <w:r>
+        <w:t xml:space="preserve">) . </w:t>
+      </w:r>
+      <w:r>
+        <w:t>Median s</w:t>
+      </w:r>
+      <w:r>
+        <w:t xml:space="preserve">pawning biomass declined by 18% from 2024 to 2027 with no carryover catch in </w:t>
+      </w:r>
+      <w:r>
+        <w:t>Scenario</w:t>
+      </w:r>
+      <w:r>
+        <w:t xml:space="preserve"> 1. Declines in </w:t>
+      </w:r>
+      <w:r>
+        <w:t>median</w:t>
+      </w:r>
+      <w:r>
+        <w:t xml:space="preserve"> spawning biomass were 26% and 36% </w:t>
+      </w:r>
+      <w:r>
+        <w:t>under</w:t>
+      </w:r>
+      <w:r>
+        <w:t xml:space="preserve"> the carryover catch </w:t>
+      </w:r>
+      <w:r>
+        <w:t>Scenario</w:t>
+      </w:r>
+      <w:r>
+        <w:t>s</w:t>
+      </w:r>
+      <w:r>
+        <w:t xml:space="preserve"> 2 and 3. </w:t>
+      </w:r>
+      <w:r>
+        <w:t>In comparison, t</w:t>
+      </w:r>
+      <w:r>
+        <w:t>he</w:t>
+      </w:r>
+      <w:r>
+        <w:t xml:space="preserve">re was a 2-fold difference in the percent reduction in spawning biomass for </w:t>
+      </w:r>
+      <w:r>
+        <w:t>Scenario</w:t>
+      </w:r>
+      <w:r>
+        <w:t xml:space="preserve"> 3 versus </w:t>
+      </w:r>
+      <w:r>
+        <w:t>Scenario</w:t>
+      </w:r>
+      <w:r>
+        <w:t xml:space="preserve"> 1. </w:t>
+      </w:r>
+      <w:r>
+        <w:t>T</w:t>
+      </w:r>
+      <w:r>
+        <w:t>he</w:t>
+      </w:r>
+      <w:r>
+        <w:t xml:space="preserve"> </w:t>
+      </w:r>
+      <w:r>
+        <w:t xml:space="preserve">magnitude of </w:t>
+      </w:r>
+      <w:r>
+        <w:t xml:space="preserve">variability of </w:t>
+      </w:r>
+      <w:r>
+        <w:t xml:space="preserve">spawning biomasses </w:t>
+      </w:r>
+      <w:r>
+        <w:t>appeared</w:t>
+      </w:r>
+      <w:r>
+        <w:t xml:space="preserve"> relatively similar across scenarios during 2025-2027 (Figures 8.1-8.3). </w:t>
+      </w:r>
+      <w:r>
+        <w:t xml:space="preserve">Probabilities of spawning biomass being above the rebuilding target in 2025-2027 remained above the 60% </w:t>
+      </w:r>
+      <w:r>
+        <w:t>target</w:t>
+      </w:r>
+      <w:r>
+        <w:t xml:space="preserve"> probability </w:t>
+      </w:r>
+      <w:r>
+        <w:t>under</w:t>
+      </w:r>
+      <w:r>
+        <w:t xml:space="preserve"> </w:t>
+      </w:r>
+      <w:r>
+        <w:t>Scenario</w:t>
+      </w:r>
+      <w:r>
+        <w:t xml:space="preserve">s 1 and 2 (Table 10, </w:t>
+      </w:r>
+      <w:r>
+        <w:t>Figure</w:t>
+      </w:r>
+      <w:r>
+        <w:t>s 9.1-9.</w:t>
+      </w:r>
+      <w:r>
+        <w:t>2</w:t>
+      </w:r>
+      <w:r>
+        <w:t>)</w:t>
+      </w:r>
+      <w:r>
+        <w:t xml:space="preserve"> but fell </w:t>
+      </w:r>
+      <w:r>
+        <w:t xml:space="preserve">to 50% in 2027 under </w:t>
+      </w:r>
+      <w:r>
+        <w:t>Scenario</w:t>
+      </w:r>
+      <w:r>
+        <w:t xml:space="preserve"> 3 (Table 10, Figure 9.3), or </w:t>
+      </w:r>
+      <w:r>
+        <w:t xml:space="preserve">about </w:t>
+      </w:r>
+      <w:r>
+        <w:t xml:space="preserve">10% </w:t>
+      </w:r>
+      <w:r>
+        <w:t xml:space="preserve">below the 60% </w:t>
+      </w:r>
+      <w:r>
+        <w:t>target</w:t>
+      </w:r>
+      <w:r>
+        <w:t xml:space="preserve"> </w:t>
+      </w:r>
+      <w:r>
+        <w:t>probability.</w:t>
+      </w:r>
+      <w:r>
+        <w:t xml:space="preserve"> </w:t>
+      </w:r>
+    </w:p>
+    <w:p>
+      <w:r>
+        <w:t>While the rebuilding target in 2034</w:t>
+      </w:r>
+      <w:r>
+        <w:t xml:space="preserve"> was likely to be achieved in 2023-2024</w:t>
+      </w:r>
+      <w:r>
+        <w:t>, t</w:t>
+      </w:r>
+      <w:r>
+        <w:t>he p</w:t>
+      </w:r>
+      <w:r>
+        <w:t>rojected s</w:t>
+      </w:r>
+      <w:r>
+        <w:t>pawning biomass</w:t>
+      </w:r>
+      <w:r>
+        <w:t xml:space="preserve"> </w:t>
+      </w:r>
+      <w:r>
+        <w:t>trajectories</w:t>
+      </w:r>
+      <w:r>
+        <w:t xml:space="preserve"> </w:t>
+      </w:r>
+      <w:r>
+        <w:t xml:space="preserve">during 2028-2034 </w:t>
+      </w:r>
+      <w:r>
+        <w:t>depend</w:t>
+      </w:r>
+      <w:r>
+        <w:t>ed</w:t>
+      </w:r>
+      <w:r>
+        <w:t xml:space="preserve"> on the </w:t>
+      </w:r>
+      <w:r>
+        <w:t xml:space="preserve">carryover </w:t>
+      </w:r>
+      <w:r>
+        <w:t xml:space="preserve">catch scenario. </w:t>
+      </w:r>
+      <w:r>
+        <w:t>Under</w:t>
+      </w:r>
+      <w:r>
+        <w:t xml:space="preserve"> </w:t>
+      </w:r>
+      <w:r>
+        <w:t>Scenario</w:t>
+      </w:r>
+      <w:r>
+        <w:t xml:space="preserve"> 1, the </w:t>
+      </w:r>
+      <w:r>
+        <w:t>WCNPO striped marlin catch</w:t>
+      </w:r>
+      <w:r>
+        <w:t xml:space="preserve"> was 2300 mt of annual catch during 2028-2031 and 2200 mt during 2031-2034</w:t>
+      </w:r>
+      <w:r>
+        <w:t xml:space="preserve"> for a total of 15800 mt</w:t>
+      </w:r>
+      <w:r>
+        <w:t xml:space="preserve">. This </w:t>
+      </w:r>
+      <w:r>
+        <w:t xml:space="preserve">catch series </w:t>
+      </w:r>
+      <w:r>
+        <w:t xml:space="preserve">led to a gradual decline in median spawning biomass from 4515 mt in 2028 to 4191 mt (Table 9.1, Figure 10.1) in 2034 with a rebuilding probability of 60% (Table 10, Figure 10.1). </w:t>
+      </w:r>
+      <w:r>
+        <w:t xml:space="preserve">For </w:t>
+      </w:r>
+      <w:r>
+        <w:t>Scenario</w:t>
+      </w:r>
+      <w:r>
+        <w:t xml:space="preserve"> 2, the WCNPO striped marlin catch was constant at 2200 mt during 2028-2034 for a total of 15400 mt. This catch </w:t>
+      </w:r>
+      <w:r>
+        <w:t xml:space="preserve">level </w:t>
+      </w:r>
+      <w:r>
+        <w:t xml:space="preserve">led to a </w:t>
+      </w:r>
+      <w:r>
+        <w:t>slight increase</w:t>
+      </w:r>
+      <w:r>
+        <w:t xml:space="preserve"> in median spawning biomass from </w:t>
+      </w:r>
+      <w:r>
+        <w:t>4184</w:t>
+      </w:r>
+      <w:r>
+        <w:t xml:space="preserve"> mt in 2028 to </w:t>
+      </w:r>
+      <w:r>
+        <w:t>4249</w:t>
+      </w:r>
+      <w:r>
+        <w:t xml:space="preserve"> mt (Table 9.</w:t>
+      </w:r>
+      <w:r>
+        <w:t>2</w:t>
+      </w:r>
+      <w:r>
+        <w:t>, Figure 10.</w:t>
+      </w:r>
+      <w:r>
+        <w:t>2</w:t>
+      </w:r>
+      <w:r>
+        <w:t>) in 2034 with a rebuilding probability of 6</w:t>
+      </w:r>
+      <w:r>
+        <w:t>1</w:t>
+      </w:r>
+      <w:r>
+        <w:t>% (Table 10, Figure 10.</w:t>
+      </w:r>
+      <w:r>
+        <w:t>2</w:t>
+      </w:r>
+      <w:r>
+        <w:t>).</w:t>
+      </w:r>
+      <w:r>
+        <w:t xml:space="preserve"> </w:t>
+      </w:r>
+      <w:r>
+        <w:t xml:space="preserve">The WCNPO striped marlin catch under </w:t>
+      </w:r>
+      <w:r>
+        <w:t>Scenario</w:t>
+      </w:r>
+      <w:r>
+        <w:t xml:space="preserve"> 3 was constant at 2150 mt during 2028-2034 for a total of 15050 mt. This catch level led to an increase in median spawning biomass from 3743 mt in 2028 to 4306 mt (Table 9.</w:t>
+      </w:r>
+      <w:r>
+        <w:t>3</w:t>
+      </w:r>
+      <w:r>
+        <w:t>, Figure 10.</w:t>
+      </w:r>
+      <w:r>
+        <w:t>3</w:t>
+      </w:r>
+      <w:r>
+        <w:t>) in 2034 with a rebuilding probability of 6</w:t>
+      </w:r>
+      <w:r>
+        <w:t>3</w:t>
+      </w:r>
+      <w:r>
+        <w:t xml:space="preserve">% (Table 10, Figure 10.2). </w:t>
+      </w:r>
     </w:p>
     <w:p>
       <w:pPr>
@@ -2764,140 +3392,219 @@
           <w:i/>
           <w:iCs/>
         </w:rPr>
+        <w:t>Projected fishing mortality</w:t>
+      </w:r>
+    </w:p>
+    <w:p>
+      <w:r>
+        <w:t>Fishing mortality on t</w:t>
+      </w:r>
+      <w:r>
+        <w:t xml:space="preserve">he WCNPO striped marlin stock was projected to </w:t>
+      </w:r>
+      <w:r>
+        <w:t xml:space="preserve">be below </w:t>
+      </w:r>
+      <w:r>
+        <w:t>a</w:t>
+      </w:r>
+      <w:r>
+        <w:t xml:space="preserve"> limit reference level</w:t>
+      </w:r>
+      <w:r>
+        <w:rPr>
+          <w:rStyle w:val="FootnoteReference"/>
+        </w:rPr>
+        <w:footnoteReference w:id="1"/>
+      </w:r>
+      <w:r>
+        <w:t xml:space="preserve"> of F</w:t>
+      </w:r>
+      <w:r>
+        <w:rPr>
+          <w:vertAlign w:val="subscript"/>
+        </w:rPr>
+        <w:t>20%SSB(F=0)</w:t>
+      </w:r>
+      <w:r>
+        <w:rPr>
+          <w:vertAlign w:val="subscript"/>
+        </w:rPr>
+        <w:t xml:space="preserve"> </w:t>
+      </w:r>
+      <w:r>
+        <w:t xml:space="preserve">= 0.53 </w:t>
+      </w:r>
+      <w:r>
+        <w:t>during 2021-20</w:t>
+      </w:r>
+      <w:r>
+        <w:t>2</w:t>
+      </w:r>
+      <w:r>
+        <w:t>4</w:t>
+      </w:r>
+      <w:r>
+        <w:t xml:space="preserve">. </w:t>
+      </w:r>
+      <w:r>
+        <w:t xml:space="preserve">Median fishing mortalities were 0.33, 0.23, 0.23, and 0.25 in 2021-2024, respectively (Tables 10.1-10.3). </w:t>
+      </w:r>
+      <w:r>
+        <w:t>Fishing mortality was very likely below</w:t>
+      </w:r>
+      <w:r>
+        <w:t xml:space="preserve"> </w:t>
+      </w:r>
+      <w:r>
+        <w:t>F</w:t>
+      </w:r>
+      <w:r>
+        <w:rPr>
+          <w:vertAlign w:val="subscript"/>
+        </w:rPr>
+        <w:t>20%SSB(F=0)</w:t>
+      </w:r>
+      <w:r>
+        <w:rPr>
+          <w:vertAlign w:val="subscript"/>
+        </w:rPr>
+        <w:t xml:space="preserve">  </w:t>
+      </w:r>
+      <w:r>
+        <w:t xml:space="preserve">under each catch carryover scenario (Tables </w:t>
+      </w:r>
+      <w:r>
+        <w:t>10</w:t>
+      </w:r>
+      <w:r>
+        <w:t>.1-</w:t>
+      </w:r>
+      <w:r>
+        <w:t>10</w:t>
+      </w:r>
+      <w:r>
+        <w:t xml:space="preserve">.3, Figures 7.1-7.4). </w:t>
+      </w:r>
+      <w:r>
+        <w:t>P</w:t>
+      </w:r>
+      <w:r>
+        <w:t xml:space="preserve">robabilities </w:t>
+      </w:r>
+      <w:r>
+        <w:t xml:space="preserve">of exceeding the limit reference level </w:t>
+      </w:r>
+      <w:r>
+        <w:t xml:space="preserve">during 2021-2024 were roughly </w:t>
+      </w:r>
+      <w:r>
+        <w:t>1</w:t>
+      </w:r>
+      <w:r>
+        <w:t xml:space="preserve">%, </w:t>
+      </w:r>
+      <w:r>
+        <w:t>0</w:t>
+      </w:r>
+      <w:r>
+        <w:t xml:space="preserve">%, </w:t>
+      </w:r>
+      <w:r>
+        <w:t>0</w:t>
+      </w:r>
+      <w:r>
+        <w:t xml:space="preserve">%, and </w:t>
+      </w:r>
+      <w:r>
+        <w:t>1</w:t>
+      </w:r>
+      <w:r>
+        <w:t>%, respectively (Table 1</w:t>
+      </w:r>
+      <w:r>
+        <w:t>1.2</w:t>
+      </w:r>
+      <w:r>
+        <w:t xml:space="preserve">, Figures 7.1-7.4). Overall, the CMM 2024-06 projections indicated that it was very likely that the stock </w:t>
+      </w:r>
+      <w:r>
+        <w:t>was not experiencing excess fishing mortality</w:t>
+      </w:r>
+      <w:r>
+        <w:t xml:space="preserve"> in 202</w:t>
+      </w:r>
+      <w:r>
+        <w:t>1</w:t>
+      </w:r>
+      <w:r>
+        <w:t>-2024.</w:t>
+      </w:r>
+    </w:p>
+    <w:p>
+      <w:r>
         <w:lastRenderedPageBreak/>
-        <w:t>Projected spawning biomass</w:t>
-      </w:r>
-    </w:p>
-    <w:p>
-      <w:r>
-        <w:t xml:space="preserve">The WCNPO striped marlin stock was projected to </w:t>
-      </w:r>
-      <w:r>
-        <w:t xml:space="preserve">have </w:t>
-      </w:r>
-      <w:r>
-        <w:t>achieve</w:t>
-      </w:r>
-      <w:r>
-        <w:t>d</w:t>
-      </w:r>
-      <w:r>
-        <w:t xml:space="preserve"> the target spawning biomass of </w:t>
-      </w:r>
-      <w:r>
-        <w:rPr>
-          <w:sz w:val="23"/>
-          <w:szCs w:val="23"/>
-        </w:rPr>
-        <w:t>20%SSB</w:t>
-      </w:r>
-      <w:r>
-        <w:rPr>
-          <w:sz w:val="16"/>
-          <w:szCs w:val="16"/>
-        </w:rPr>
-        <w:t>F=0</w:t>
-      </w:r>
-      <w:r>
-        <w:t xml:space="preserve"> </w:t>
-      </w:r>
-      <w:r>
-        <w:t xml:space="preserve">=3660 mt </w:t>
-      </w:r>
-      <w:r>
-        <w:t>with probability</w:t>
-      </w:r>
-      <w:r>
-        <w:t xml:space="preserve"> greater than 60%</w:t>
-      </w:r>
-      <w:r>
-        <w:t xml:space="preserve"> </w:t>
-      </w:r>
-      <w:r>
-        <w:t xml:space="preserve">before the onset of CMM 2024-06 in 2025. </w:t>
-      </w:r>
-      <w:r>
-        <w:t xml:space="preserve">Spawning biomass increased rapidly from a median of about 2640 mt in 2021 to a median of about 5720 mt in 2024 under each catch carryover scenario (Tables 9.1-9.3, Figures 7.1-7.4). </w:t>
-      </w:r>
-      <w:r>
-        <w:t>Stock</w:t>
-      </w:r>
-      <w:r>
-        <w:t xml:space="preserve"> rebuilding probabilities during 2021-2024 were roughly 6%, </w:t>
-      </w:r>
-      <w:r>
-        <w:t>67</w:t>
-      </w:r>
-      <w:r>
-        <w:t>%</w:t>
-      </w:r>
-      <w:r>
-        <w:t>,</w:t>
-      </w:r>
-      <w:r>
-        <w:t xml:space="preserve"> 94%</w:t>
-      </w:r>
-      <w:r>
-        <w:t>, and 91%, respectively</w:t>
-      </w:r>
-      <w:r>
-        <w:t xml:space="preserve"> (Table</w:t>
-      </w:r>
-      <w:r>
-        <w:t xml:space="preserve"> 10, Figure</w:t>
-      </w:r>
-      <w:r>
-        <w:t>s</w:t>
-      </w:r>
-      <w:r>
-        <w:t xml:space="preserve"> 7.1-7.4). </w:t>
-      </w:r>
-      <w:r>
-        <w:t>Overall, t</w:t>
-      </w:r>
-      <w:r>
-        <w:t>he CMM 2024-06 projections indicated that it was very likely that the stock exceeded the rebuilding target in 2023-2024.</w:t>
-      </w:r>
-    </w:p>
-    <w:p>
-      <w:r>
-        <w:t>Projected s</w:t>
-      </w:r>
-      <w:r>
-        <w:t>pawning biomass decreased</w:t>
-      </w:r>
-      <w:r>
-        <w:t xml:space="preserve"> in 2025-2027</w:t>
-      </w:r>
-      <w:r>
-        <w:t xml:space="preserve"> </w:t>
-      </w:r>
-      <w:r>
-        <w:t xml:space="preserve">under each </w:t>
-      </w:r>
-      <w:r>
-        <w:t xml:space="preserve">CMM 2024-06 </w:t>
-      </w:r>
-      <w:r>
-        <w:t xml:space="preserve">scenario. </w:t>
-      </w:r>
-      <w:r>
-        <w:t>Median spawning biomasses in 2027 under scenarios 1, 2, and 3 declined to about 4700, 42</w:t>
-      </w:r>
-      <w:r>
-        <w:t>0</w:t>
-      </w:r>
-      <w:r>
-        <w:t>0, and 3</w:t>
-      </w:r>
-      <w:r>
-        <w:t>70</w:t>
-      </w:r>
-      <w:r>
-        <w:t xml:space="preserve">0 mt from a projected high of about 5700 mt in 2024 (Tables 9.1-9.3, Figures </w:t>
-      </w:r>
-      <w:r>
-        <w:t>7.4-7.7</w:t>
+        <w:t xml:space="preserve">Projected </w:t>
+      </w:r>
+      <w:r>
+        <w:t>fishing mortality increased</w:t>
+      </w:r>
+      <w:r>
+        <w:t xml:space="preserve"> in 2025-2027 under each CMM 2024-06 scenario. Median </w:t>
+      </w:r>
+      <w:r>
+        <w:t xml:space="preserve">fishing mortality </w:t>
+      </w:r>
+      <w:r>
+        <w:t xml:space="preserve">in 2027 under </w:t>
+      </w:r>
+      <w:r>
+        <w:t>Scenario</w:t>
+      </w:r>
+      <w:r>
+        <w:t xml:space="preserve">s 1, 2, and 3 </w:t>
+      </w:r>
+      <w:r>
+        <w:t>increased</w:t>
+      </w:r>
+      <w:r>
+        <w:t xml:space="preserve"> to about </w:t>
+      </w:r>
+      <w:r>
+        <w:t>0.32</w:t>
+      </w:r>
+      <w:r>
+        <w:t xml:space="preserve">, </w:t>
+      </w:r>
+      <w:r>
+        <w:t>0.35</w:t>
+      </w:r>
+      <w:r>
+        <w:t xml:space="preserve">, and </w:t>
+      </w:r>
+      <w:r>
+        <w:t>0.39</w:t>
+      </w:r>
+      <w:r>
+        <w:t xml:space="preserve"> from </w:t>
+      </w:r>
+      <w:r>
+        <w:t>F=0.25 in</w:t>
+      </w:r>
+      <w:r>
+        <w:t xml:space="preserve"> 2024 (Tables </w:t>
+      </w:r>
+      <w:r>
+        <w:t>10</w:t>
+      </w:r>
+      <w:r>
+        <w:t>.1-</w:t>
+      </w:r>
+      <w:r>
+        <w:t>10</w:t>
+      </w:r>
+      <w:r>
+        <w:t>.3, Figures 7.4-7.7</w:t>
       </w:r>
       <w:r>
         <w:t xml:space="preserve"> and 10.1-10.3</w:t>
@@ -2906,662 +3613,269 @@
         <w:t xml:space="preserve">) . </w:t>
       </w:r>
       <w:r>
-        <w:t>Median s</w:t>
-      </w:r>
-      <w:r>
-        <w:t xml:space="preserve">pawning biomass declined by 18% from 2024 to 2027 with no carryover catch in scenario 1. Declines in </w:t>
-      </w:r>
-      <w:r>
-        <w:t>median</w:t>
-      </w:r>
-      <w:r>
-        <w:t xml:space="preserve"> spawning biomass were 26% and 36% </w:t>
+        <w:t xml:space="preserve">Median </w:t>
+      </w:r>
+      <w:r>
+        <w:t>F</w:t>
+      </w:r>
+      <w:r>
+        <w:t xml:space="preserve"> increased</w:t>
+      </w:r>
+      <w:r>
+        <w:t xml:space="preserve"> by </w:t>
+      </w:r>
+      <w:r>
+        <w:t>2</w:t>
+      </w:r>
+      <w:r>
+        <w:t xml:space="preserve">8% from 2024 to 2027 with no carryover catch </w:t>
       </w:r>
       <w:r>
         <w:t>under</w:t>
       </w:r>
       <w:r>
-        <w:t xml:space="preserve"> the carryover catch scenario</w:t>
-      </w:r>
-      <w:r>
-        <w:t>s</w:t>
-      </w:r>
-      <w:r>
-        <w:t xml:space="preserve"> 2 and 3. </w:t>
-      </w:r>
-      <w:r>
-        <w:t>In comparison, t</w:t>
-      </w:r>
-      <w:r>
-        <w:t>he</w:t>
-      </w:r>
-      <w:r>
-        <w:t xml:space="preserve">re was a 2-fold difference in the percent reduction in spawning biomass for scenario 3 versus scenario 1. </w:t>
-      </w:r>
+        <w:t xml:space="preserve"> </w:t>
+      </w:r>
+      <w:r>
+        <w:t>Scenario</w:t>
+      </w:r>
+      <w:r>
+        <w:t xml:space="preserve"> 1. </w:t>
+      </w:r>
+      <w:r>
+        <w:t xml:space="preserve">Median </w:t>
+      </w:r>
+      <w:r>
+        <w:t>Fs</w:t>
+      </w:r>
+      <w:r>
+        <w:t xml:space="preserve"> increased by</w:t>
+      </w:r>
+      <w:r>
+        <w:t xml:space="preserve"> </w:t>
+      </w:r>
+      <w:r>
+        <w:t>40</w:t>
+      </w:r>
+      <w:r>
+        <w:t xml:space="preserve">% and </w:t>
+      </w:r>
+      <w:r>
+        <w:t>5</w:t>
+      </w:r>
+      <w:r>
+        <w:t xml:space="preserve">6% under the carryover catch </w:t>
+      </w:r>
+      <w:r>
+        <w:t>Scenario</w:t>
+      </w:r>
+      <w:r>
+        <w:t xml:space="preserve">s 2 and 3. In comparison, there was a 2-fold difference in the percent </w:t>
+      </w:r>
+      <w:r>
+        <w:t>increase</w:t>
+      </w:r>
+      <w:r>
+        <w:t xml:space="preserve"> in </w:t>
+      </w:r>
+      <w:r>
+        <w:t>median F</w:t>
+      </w:r>
+      <w:r>
+        <w:t xml:space="preserve"> for </w:t>
+      </w:r>
+      <w:r>
+        <w:t>Scenario</w:t>
+      </w:r>
+      <w:r>
+        <w:t xml:space="preserve"> 3 versus </w:t>
+      </w:r>
+      <w:r>
+        <w:t>Scenario</w:t>
+      </w:r>
+      <w:r>
+        <w:t xml:space="preserve"> 1. The variability of </w:t>
+      </w:r>
+      <w:r>
+        <w:t>fishing mortality</w:t>
+      </w:r>
+      <w:r>
+        <w:t xml:space="preserve"> </w:t>
+      </w:r>
+      <w:r>
+        <w:t>increased</w:t>
+      </w:r>
+      <w:r>
+        <w:t xml:space="preserve"> </w:t>
+      </w:r>
+      <w:r>
+        <w:t>with the amount of carryover catch</w:t>
+      </w:r>
+      <w:r>
+        <w:t xml:space="preserve"> </w:t>
+      </w:r>
+      <w:r>
+        <w:t xml:space="preserve">across scenarios </w:t>
+      </w:r>
+      <w:r>
+        <w:t xml:space="preserve">during 2025-2027 </w:t>
+      </w:r>
+      <w:r>
+        <w:t>with</w:t>
+      </w:r>
+      <w:r>
+        <w:t xml:space="preserve"> </w:t>
+      </w:r>
+      <w:r>
+        <w:t>Scenario</w:t>
+      </w:r>
+      <w:r>
+        <w:t xml:space="preserve"> 1 being the least variable </w:t>
+      </w:r>
+      <w:r>
+        <w:t xml:space="preserve">and </w:t>
+      </w:r>
+      <w:r>
+        <w:t>Scenario</w:t>
+      </w:r>
+      <w:r>
+        <w:t xml:space="preserve"> 3 being the most variable</w:t>
+      </w:r>
+      <w:r>
+        <w:t xml:space="preserve"> </w:t>
+      </w:r>
+      <w:r>
+        <w:t xml:space="preserve">(Figures 8.1-8.3). Probabilities of </w:t>
+      </w:r>
+      <w:r>
+        <w:t>fishing mortality</w:t>
+      </w:r>
+      <w:r>
+        <w:t xml:space="preserve"> </w:t>
+      </w:r>
+      <w:r>
+        <w:t>exceeding</w:t>
+      </w:r>
+      <w:r>
+        <w:t xml:space="preserve"> </w:t>
+      </w:r>
+      <w:r>
+        <w:t xml:space="preserve">the </w:t>
+      </w:r>
+      <w:r>
+        <w:t xml:space="preserve">limit reference level </w:t>
+      </w:r>
+      <w:r>
+        <w:t>in 2025-2027</w:t>
+      </w:r>
+      <w:r>
+        <w:t xml:space="preserve"> (Tables 10.1-10.3, Figure 11.2)</w:t>
+      </w:r>
+      <w:r>
+        <w:t xml:space="preserve"> </w:t>
+      </w:r>
+      <w:r>
+        <w:t xml:space="preserve">were highest under </w:t>
+      </w:r>
+      <w:r>
+        <w:t>Scenario</w:t>
+      </w:r>
+      <w:r>
+        <w:t xml:space="preserve"> 3 (40% in 2026) and lowest under </w:t>
+      </w:r>
+      <w:r>
+        <w:t>Scenario</w:t>
+      </w:r>
+      <w:r>
+        <w:t xml:space="preserve"> 1 (4% in 2025). </w:t>
+      </w:r>
+    </w:p>
+    <w:p>
       <w:r>
         <w:t>T</w:t>
       </w:r>
       <w:r>
-        <w:t>he</w:t>
-      </w:r>
-      <w:r>
-        <w:t xml:space="preserve"> </w:t>
-      </w:r>
-      <w:r>
-        <w:t xml:space="preserve">magnitude of </w:t>
-      </w:r>
-      <w:r>
-        <w:t xml:space="preserve">variability of </w:t>
-      </w:r>
-      <w:r>
-        <w:t xml:space="preserve">spawning biomasses </w:t>
-      </w:r>
-      <w:r>
-        <w:t>appeared</w:t>
-      </w:r>
-      <w:r>
-        <w:t xml:space="preserve"> relatively similar across scenarios during 2025-2027 (Figures 8.1-8.3). </w:t>
-      </w:r>
-      <w:r>
-        <w:t xml:space="preserve">Probabilities of spawning biomass being above the rebuilding target in 2025-2027 remained above the 60% </w:t>
-      </w:r>
-      <w:r>
-        <w:t>target</w:t>
-      </w:r>
-      <w:r>
-        <w:t xml:space="preserve"> probability </w:t>
-      </w:r>
-      <w:r>
-        <w:t>under</w:t>
-      </w:r>
-      <w:r>
-        <w:t xml:space="preserve"> scenarios 1 and 2 (Table 10, </w:t>
-      </w:r>
-      <w:r>
-        <w:t>Figure</w:t>
-      </w:r>
-      <w:r>
-        <w:t>s 9.1-9.</w:t>
-      </w:r>
-      <w:r>
-        <w:t>2</w:t>
-      </w:r>
-      <w:r>
-        <w:t>)</w:t>
-      </w:r>
-      <w:r>
-        <w:t xml:space="preserve"> but fell </w:t>
-      </w:r>
-      <w:r>
-        <w:t xml:space="preserve">to 50% in 2027 under scenario 3 (Table 10, Figure 9.3), or </w:t>
-      </w:r>
-      <w:r>
-        <w:t xml:space="preserve">about </w:t>
-      </w:r>
-      <w:r>
-        <w:t xml:space="preserve">10% </w:t>
-      </w:r>
-      <w:r>
-        <w:t xml:space="preserve">below the 60% </w:t>
-      </w:r>
-      <w:r>
-        <w:t>target</w:t>
-      </w:r>
-      <w:r>
-        <w:t xml:space="preserve"> </w:t>
-      </w:r>
-      <w:r>
-        <w:t>probability.</w:t>
-      </w:r>
-      <w:r>
-        <w:t xml:space="preserve"> </w:t>
-      </w:r>
-    </w:p>
-    <w:p>
-      <w:r>
-        <w:t>While each scenario met the rebuilding target in 2034, t</w:t>
-      </w:r>
-      <w:r>
-        <w:t>he p</w:t>
-      </w:r>
-      <w:r>
-        <w:t>rojected s</w:t>
-      </w:r>
-      <w:r>
-        <w:t>pawning biomass</w:t>
-      </w:r>
-      <w:r>
-        <w:t xml:space="preserve"> distributions</w:t>
-      </w:r>
-      <w:r>
-        <w:t xml:space="preserve"> </w:t>
-      </w:r>
-      <w:r>
-        <w:t xml:space="preserve">during 2028-2034 </w:t>
-      </w:r>
-      <w:r>
-        <w:t xml:space="preserve">depending on the catch scenario used. </w:t>
-      </w:r>
-      <w:r>
-        <w:t>Under</w:t>
-      </w:r>
-      <w:r>
-        <w:t xml:space="preserve"> scenario 1, the </w:t>
-      </w:r>
-      <w:r>
-        <w:t>WCNPO striped marlin catch</w:t>
-      </w:r>
-      <w:r>
-        <w:t xml:space="preserve"> was 2300 mt of annual catch during 2028-2031 and 2200 mt during 2031-2034</w:t>
-      </w:r>
-      <w:r>
-        <w:t xml:space="preserve"> for a total of 15800 mt</w:t>
-      </w:r>
-      <w:r>
-        <w:t xml:space="preserve">. This </w:t>
-      </w:r>
-      <w:r>
-        <w:t xml:space="preserve">catch series </w:t>
-      </w:r>
-      <w:r>
-        <w:t xml:space="preserve">led to a gradual decline in median spawning biomass from 4515 mt in 2028 to 4191 mt (Table 9.1, Figure 10.1) in 2034 with a rebuilding probability of 60% (Table 10, Figure 10.1). </w:t>
-      </w:r>
-      <w:r>
-        <w:t xml:space="preserve">For scenario 2, the WCNPO striped marlin catch was constant at 2200 mt during 2028-2034 for a total of 15400 mt. This catch </w:t>
-      </w:r>
-      <w:r>
-        <w:t xml:space="preserve">level </w:t>
-      </w:r>
-      <w:r>
-        <w:t xml:space="preserve">led to a </w:t>
-      </w:r>
-      <w:r>
-        <w:t>slight increase</w:t>
-      </w:r>
-      <w:r>
-        <w:t xml:space="preserve"> in median spawning biomass from </w:t>
-      </w:r>
-      <w:r>
-        <w:t>4184</w:t>
-      </w:r>
-      <w:r>
-        <w:t xml:space="preserve"> mt in 2028 to </w:t>
-      </w:r>
-      <w:r>
-        <w:t>4249</w:t>
-      </w:r>
-      <w:r>
-        <w:t xml:space="preserve"> mt (Table 9.</w:t>
-      </w:r>
-      <w:r>
-        <w:t>2</w:t>
-      </w:r>
-      <w:r>
-        <w:t>, Figure 10.</w:t>
-      </w:r>
-      <w:r>
-        <w:t>2</w:t>
-      </w:r>
-      <w:r>
-        <w:t>) in 2034 with a rebuilding probability of 6</w:t>
-      </w:r>
-      <w:r>
-        <w:t>1</w:t>
-      </w:r>
-      <w:r>
-        <w:t>% (Table 10, Figure 10.</w:t>
-      </w:r>
-      <w:r>
-        <w:t>2</w:t>
-      </w:r>
-      <w:r>
-        <w:t>).</w:t>
-      </w:r>
-      <w:r>
-        <w:t xml:space="preserve"> </w:t>
-      </w:r>
-      <w:r>
-        <w:t>The WCNPO striped marlin catch under scenario 3 was constant at 2150 mt during 2028-2034 for a total of 15050 mt. This catch level led to an increase in median spawning biomass from 3743 mt in 2028 to 4306 mt (Table 9.</w:t>
-      </w:r>
-      <w:r>
-        <w:t>3</w:t>
-      </w:r>
-      <w:r>
-        <w:t>, Figure 10.</w:t>
-      </w:r>
-      <w:r>
-        <w:t>3</w:t>
-      </w:r>
-      <w:r>
-        <w:t>) in 2034 with a rebuilding probability of 6</w:t>
-      </w:r>
-      <w:r>
-        <w:t>3</w:t>
-      </w:r>
-      <w:r>
-        <w:t xml:space="preserve">% (Table 10, Figure 10.2). </w:t>
-      </w:r>
-    </w:p>
-    <w:p>
-      <w:pPr>
-        <w:spacing w:before="240"/>
-        <w:rPr>
-          <w:i/>
-          <w:iCs/>
-        </w:rPr>
-      </w:pPr>
-      <w:r>
-        <w:rPr>
-          <w:i/>
-          <w:iCs/>
-        </w:rPr>
-        <w:t>Projected fishing mortality</w:t>
-      </w:r>
-    </w:p>
-    <w:p>
-      <w:r>
-        <w:t>Fishing mortality on t</w:t>
-      </w:r>
-      <w:r>
-        <w:t xml:space="preserve">he WCNPO striped marlin stock was projected to </w:t>
-      </w:r>
-      <w:r>
-        <w:t xml:space="preserve">be below </w:t>
-      </w:r>
-      <w:r>
-        <w:t>a</w:t>
-      </w:r>
-      <w:r>
-        <w:t xml:space="preserve"> limit reference level</w:t>
-      </w:r>
-      <w:r>
-        <w:rPr>
-          <w:rStyle w:val="FootnoteReference"/>
-        </w:rPr>
-        <w:footnoteReference w:id="1"/>
-      </w:r>
-      <w:r>
-        <w:t xml:space="preserve"> of F</w:t>
-      </w:r>
-      <w:r>
-        <w:rPr>
-          <w:vertAlign w:val="subscript"/>
-        </w:rPr>
-        <w:t>20%SSB(F=0)</w:t>
-      </w:r>
-      <w:r>
-        <w:rPr>
-          <w:vertAlign w:val="subscript"/>
-        </w:rPr>
-        <w:t xml:space="preserve"> </w:t>
-      </w:r>
-      <w:r>
-        <w:t xml:space="preserve">= 0.53 </w:t>
-      </w:r>
-      <w:r>
-        <w:t>during 2021-20</w:t>
-      </w:r>
-      <w:r>
-        <w:t>2</w:t>
-      </w:r>
-      <w:r>
-        <w:t>4</w:t>
+        <w:t xml:space="preserve">he projected </w:t>
+      </w:r>
+      <w:r>
+        <w:t>fishing mortality</w:t>
+      </w:r>
+      <w:r>
+        <w:t xml:space="preserve"> distributions </w:t>
+      </w:r>
+      <w:r>
+        <w:t xml:space="preserve">stabilized under each scenario during 2028-2034. Under </w:t>
+      </w:r>
+      <w:r>
+        <w:t>Scenario</w:t>
+      </w:r>
+      <w:r>
+        <w:t xml:space="preserve"> 1, median F varied about F=0.32</w:t>
+      </w:r>
+      <w:r>
+        <w:t xml:space="preserve"> from </w:t>
+      </w:r>
+      <w:r>
+        <w:t>2028-2034</w:t>
+      </w:r>
+      <w:r>
+        <w:t xml:space="preserve"> (Table </w:t>
+      </w:r>
+      <w:r>
+        <w:t>10</w:t>
+      </w:r>
+      <w:r>
+        <w:t xml:space="preserve">.1, Figure </w:t>
+      </w:r>
+      <w:r>
+        <w:t>10</w:t>
+      </w:r>
+      <w:r>
+        <w:t xml:space="preserve">.1). </w:t>
+      </w:r>
+      <w:r>
+        <w:t xml:space="preserve">The median F under </w:t>
+      </w:r>
+      <w:r>
+        <w:t>Scenario</w:t>
+      </w:r>
+      <w:r>
+        <w:t xml:space="preserve"> 2 was </w:t>
+      </w:r>
+      <w:r>
+        <w:t>similar</w:t>
+      </w:r>
+      <w:r>
+        <w:t xml:space="preserve"> </w:t>
+      </w:r>
+      <w:r>
+        <w:t>and equaled F=0.32 during 2028-2034 (Table 10.2, Figure 10.2)</w:t>
       </w:r>
       <w:r>
         <w:t xml:space="preserve">. </w:t>
       </w:r>
       <w:r>
-        <w:t xml:space="preserve">Median fishing mortalities were 0.33, 0.23, 0.23, and 0.25 in 2021-2024, respectively (Tables 10.1-10.3). </w:t>
-      </w:r>
-      <w:r>
-        <w:t>Fishing mortality was very likely below</w:t>
-      </w:r>
-      <w:r>
-        <w:t xml:space="preserve"> </w:t>
-      </w:r>
-      <w:r>
-        <w:t>F</w:t>
-      </w:r>
-      <w:r>
-        <w:rPr>
-          <w:vertAlign w:val="subscript"/>
-        </w:rPr>
-        <w:t>20%SSB(F=0)</w:t>
-      </w:r>
-      <w:r>
-        <w:rPr>
-          <w:vertAlign w:val="subscript"/>
-        </w:rPr>
-        <w:t xml:space="preserve">  </w:t>
-      </w:r>
-      <w:r>
-        <w:t xml:space="preserve">under each catch carryover scenario (Tables </w:t>
-      </w:r>
-      <w:r>
-        <w:t>10</w:t>
-      </w:r>
-      <w:r>
-        <w:t>.1-</w:t>
-      </w:r>
-      <w:r>
-        <w:t>10</w:t>
-      </w:r>
-      <w:r>
-        <w:t xml:space="preserve">.3, Figures 7.1-7.4). </w:t>
-      </w:r>
-      <w:r>
-        <w:t>P</w:t>
-      </w:r>
-      <w:r>
-        <w:t xml:space="preserve">robabilities </w:t>
-      </w:r>
-      <w:r>
-        <w:t xml:space="preserve">of exceeding the limit reference level </w:t>
-      </w:r>
-      <w:r>
-        <w:t xml:space="preserve">during 2021-2024 were roughly </w:t>
-      </w:r>
-      <w:r>
-        <w:t>1</w:t>
-      </w:r>
-      <w:r>
-        <w:t xml:space="preserve">%, </w:t>
-      </w:r>
-      <w:r>
-        <w:t>0</w:t>
-      </w:r>
-      <w:r>
-        <w:t xml:space="preserve">%, </w:t>
-      </w:r>
-      <w:r>
-        <w:t>0</w:t>
-      </w:r>
-      <w:r>
-        <w:t xml:space="preserve">%, and </w:t>
-      </w:r>
-      <w:r>
-        <w:t>1</w:t>
-      </w:r>
-      <w:r>
-        <w:t>%, respectively (Table 1</w:t>
-      </w:r>
-      <w:r>
-        <w:t>1.2</w:t>
-      </w:r>
-      <w:r>
-        <w:t xml:space="preserve">, Figures 7.1-7.4). Overall, the CMM 2024-06 projections indicated that it was very likely that the stock </w:t>
-      </w:r>
-      <w:r>
-        <w:t>was not experiencing excess fishing mortality</w:t>
-      </w:r>
-      <w:r>
-        <w:t xml:space="preserve"> in 202</w:t>
-      </w:r>
-      <w:r>
-        <w:t>1</w:t>
-      </w:r>
-      <w:r>
-        <w:t>-2024.</w:t>
-      </w:r>
-    </w:p>
-    <w:p>
-      <w:r>
-        <w:t xml:space="preserve">Projected </w:t>
-      </w:r>
-      <w:r>
-        <w:t>fishing mortality increased</w:t>
-      </w:r>
-      <w:r>
-        <w:t xml:space="preserve"> in 2025-2027 under each CMM 2024-06 scenario. Median </w:t>
-      </w:r>
-      <w:r>
-        <w:t xml:space="preserve">fishing mortality </w:t>
-      </w:r>
-      <w:r>
-        <w:t xml:space="preserve">in 2027 under scenarios 1, 2, and 3 </w:t>
-      </w:r>
-      <w:r>
-        <w:t>increased</w:t>
-      </w:r>
-      <w:r>
-        <w:t xml:space="preserve"> to about </w:t>
-      </w:r>
-      <w:r>
-        <w:t>0.32</w:t>
-      </w:r>
-      <w:r>
-        <w:t xml:space="preserve">, </w:t>
-      </w:r>
-      <w:r>
-        <w:t>0.35</w:t>
-      </w:r>
-      <w:r>
-        <w:t xml:space="preserve">, and </w:t>
-      </w:r>
-      <w:r>
-        <w:t>0.39</w:t>
-      </w:r>
-      <w:r>
-        <w:t xml:space="preserve"> from </w:t>
-      </w:r>
-      <w:r>
-        <w:t>F=0.25 in</w:t>
-      </w:r>
-      <w:r>
-        <w:t xml:space="preserve"> 2024 (Tables </w:t>
-      </w:r>
-      <w:r>
-        <w:t>10</w:t>
-      </w:r>
-      <w:r>
-        <w:t>.1-</w:t>
-      </w:r>
-      <w:r>
-        <w:t>10</w:t>
-      </w:r>
-      <w:r>
-        <w:t>.3, Figures 7.4-7.7</w:t>
-      </w:r>
-      <w:r>
-        <w:t xml:space="preserve"> and 10.1-10.3</w:t>
-      </w:r>
-      <w:r>
-        <w:t xml:space="preserve">) . </w:t>
-      </w:r>
-      <w:r>
-        <w:t xml:space="preserve">Median </w:t>
-      </w:r>
-      <w:r>
-        <w:t>F</w:t>
-      </w:r>
-      <w:r>
-        <w:t xml:space="preserve"> increased</w:t>
-      </w:r>
-      <w:r>
-        <w:t xml:space="preserve"> by </w:t>
-      </w:r>
-      <w:r>
-        <w:t>2</w:t>
-      </w:r>
-      <w:r>
-        <w:t xml:space="preserve">8% from 2024 to 2027 with no carryover catch </w:t>
-      </w:r>
-      <w:r>
-        <w:t>under</w:t>
-      </w:r>
-      <w:r>
-        <w:t xml:space="preserve"> scenario 1. </w:t>
-      </w:r>
-      <w:r>
-        <w:t xml:space="preserve">Median </w:t>
-      </w:r>
-      <w:r>
-        <w:t>Fs</w:t>
-      </w:r>
-      <w:r>
-        <w:t xml:space="preserve"> increased by</w:t>
-      </w:r>
-      <w:r>
-        <w:t xml:space="preserve"> </w:t>
-      </w:r>
-      <w:r>
-        <w:t>40</w:t>
-      </w:r>
-      <w:r>
-        <w:t xml:space="preserve">% and </w:t>
-      </w:r>
-      <w:r>
-        <w:t>5</w:t>
-      </w:r>
-      <w:r>
-        <w:t xml:space="preserve">6% under the carryover catch scenarios 2 and 3. In comparison, there was a 2-fold difference in the percent </w:t>
-      </w:r>
-      <w:r>
-        <w:t>increase</w:t>
-      </w:r>
-      <w:r>
-        <w:t xml:space="preserve"> in </w:t>
-      </w:r>
-      <w:r>
-        <w:t>median F</w:t>
-      </w:r>
-      <w:r>
-        <w:t xml:space="preserve"> for scenario 3 versus scenario 1. The variability </w:t>
-      </w:r>
-      <w:r>
-        <w:lastRenderedPageBreak/>
-        <w:t xml:space="preserve">of </w:t>
-      </w:r>
-      <w:r>
-        <w:t>fishing mortality</w:t>
-      </w:r>
-      <w:r>
-        <w:t xml:space="preserve"> </w:t>
-      </w:r>
-      <w:r>
-        <w:t>increased</w:t>
-      </w:r>
-      <w:r>
-        <w:t xml:space="preserve"> </w:t>
-      </w:r>
-      <w:r>
-        <w:t>with the amount of carryover catch</w:t>
-      </w:r>
-      <w:r>
-        <w:t xml:space="preserve"> </w:t>
-      </w:r>
-      <w:r>
-        <w:t xml:space="preserve">across scenarios </w:t>
-      </w:r>
-      <w:r>
-        <w:t xml:space="preserve">during 2025-2027 </w:t>
-      </w:r>
-      <w:r>
-        <w:t>with</w:t>
-      </w:r>
-      <w:r>
-        <w:t xml:space="preserve"> scenario 1 being the least variable </w:t>
-      </w:r>
-      <w:r>
-        <w:t>and scenario 3 being the most variable</w:t>
-      </w:r>
-      <w:r>
-        <w:t xml:space="preserve"> </w:t>
-      </w:r>
-      <w:r>
-        <w:t xml:space="preserve">(Figures 8.1-8.3). Probabilities of </w:t>
-      </w:r>
-      <w:r>
-        <w:t>fishing mortality</w:t>
-      </w:r>
-      <w:r>
-        <w:t xml:space="preserve"> </w:t>
-      </w:r>
-      <w:r>
-        <w:t>exceeding</w:t>
-      </w:r>
-      <w:r>
-        <w:t xml:space="preserve"> </w:t>
-      </w:r>
-      <w:r>
-        <w:t xml:space="preserve">the </w:t>
-      </w:r>
-      <w:r>
-        <w:t xml:space="preserve">limit reference level </w:t>
-      </w:r>
-      <w:r>
-        <w:t>in 2025-2027</w:t>
-      </w:r>
-      <w:r>
-        <w:t xml:space="preserve"> (Tables 10.1-10.3, Figure 11.2)</w:t>
-      </w:r>
-      <w:r>
-        <w:t xml:space="preserve"> </w:t>
-      </w:r>
-      <w:r>
-        <w:t xml:space="preserve">were highest under scenario 3 (40% in 2026) and lowest under scenario 1 (4% in 2025). </w:t>
-      </w:r>
-    </w:p>
-    <w:p>
-      <w:r>
-        <w:t>T</w:t>
-      </w:r>
-      <w:r>
-        <w:t xml:space="preserve">he projected </w:t>
-      </w:r>
-      <w:r>
-        <w:t>fishing mortality</w:t>
-      </w:r>
-      <w:r>
-        <w:t xml:space="preserve"> distributions </w:t>
-      </w:r>
-      <w:r>
-        <w:t>stabilized under each scenario during 2028-2034. Under scenario 1, median F varied about F=0.32</w:t>
-      </w:r>
-      <w:r>
-        <w:t xml:space="preserve"> from </w:t>
-      </w:r>
-      <w:r>
-        <w:t>2028-2034</w:t>
-      </w:r>
-      <w:r>
-        <w:t xml:space="preserve"> (Table </w:t>
-      </w:r>
-      <w:r>
-        <w:t>10</w:t>
-      </w:r>
-      <w:r>
-        <w:t xml:space="preserve">.1, Figure </w:t>
-      </w:r>
-      <w:r>
-        <w:t>10</w:t>
-      </w:r>
-      <w:r>
-        <w:t xml:space="preserve">.1). </w:t>
-      </w:r>
-      <w:r>
-        <w:t xml:space="preserve">The median F under scenario 2 was </w:t>
-      </w:r>
-      <w:r>
-        <w:t>similar</w:t>
-      </w:r>
-      <w:r>
-        <w:t xml:space="preserve"> </w:t>
-      </w:r>
-      <w:r>
-        <w:t>and equaled F=0.32 during 2028-2034 (Table 10.2, Figure 10.2)</w:t>
-      </w:r>
-      <w:r>
-        <w:t xml:space="preserve">. </w:t>
-      </w:r>
-      <w:r>
-        <w:t xml:space="preserve">Under scenario 3, the median F decreased 11% from F=0.35 in 2028 to F=0.31 in 2034. Overall, projected fishing mortalities at the end of the </w:t>
+        <w:t xml:space="preserve">Under </w:t>
+      </w:r>
+      <w:r>
+        <w:t>Scenario</w:t>
+      </w:r>
+      <w:r>
+        <w:t xml:space="preserve"> 3, the median F decreased 11% from F=0.35 in 2028 to F=0.31 in 2034. Overall, projected fishing mortalities at the end of the </w:t>
       </w:r>
       <w:r>
         <w:t>period</w:t>
       </w:r>
       <w:r>
-        <w:t xml:space="preserve"> period were similar and likely below the limit reference level</w:t>
+        <w:t xml:space="preserve"> </w:t>
+      </w:r>
+      <w:proofErr w:type="spellStart"/>
+      <w:r>
+        <w:t>period</w:t>
+      </w:r>
+      <w:proofErr w:type="spellEnd"/>
+      <w:r>
+        <w:t xml:space="preserve"> were similar and likely below the limit reference level</w:t>
       </w:r>
       <w:r>
         <w:t xml:space="preserve"> under each scenario</w:t>
@@ -3618,7 +3932,13 @@
         <w:t>. For example,</w:t>
       </w:r>
       <w:r>
-        <w:t xml:space="preserve"> under scenario </w:t>
+        <w:t xml:space="preserve"> under </w:t>
+      </w:r>
+      <w:r>
+        <w:t>Scenario</w:t>
+      </w:r>
+      <w:r>
+        <w:t xml:space="preserve"> </w:t>
       </w:r>
       <w:r>
         <w:t>6</w:t>
@@ -3716,15 +4036,103 @@
       <w:r>
         <w:t xml:space="preserve"> </w:t>
       </w:r>
-    </w:p>
-    <w:p>
-      <w:r>
-        <w:t>Discuss the effects of changes in initial catches and the effects of above-average year classes in 2018-2020 on the rapid rebuilding of the stock in 2021-2024.</w:t>
-      </w:r>
-    </w:p>
-    <w:p>
-      <w:r>
-        <w:t>Discuss how changes in carryover catch in 2025-2027 affected catches in 2028-2034 needed to rebuild the stock in 2034.</w:t>
+      <w:r>
+        <w:t>Overall, the CMM 2024-06 projections indicated that reduced catches and fishing mortality on the 2018-2020 year classes of WCNPO striped marlin were very likely to have rebuilt the stock in 2023.</w:t>
+      </w:r>
+    </w:p>
+    <w:p>
+      <w:r>
+        <w:t>Increasing carryover catch allowances in 2025–202</w:t>
+      </w:r>
+      <w:r>
+        <w:t>6</w:t>
+      </w:r>
+      <w:r>
+        <w:t xml:space="preserve"> led to substantial changes in stock rebuilding dynamics, overfishing risks, and the variability of key population indicators. Under Scenario 1 (no carryover), the probability of rebuilding WCNPO striped marlin to the target biomass by 2034 was 60%, with a relatively low overfishing probability of about </w:t>
+      </w:r>
+      <w:r>
+        <w:t>8</w:t>
+      </w:r>
+      <w:r>
+        <w:t>% in 202</w:t>
+      </w:r>
+      <w:r>
+        <w:t>6</w:t>
+      </w:r>
+      <w:r>
+        <w:t xml:space="preserve">. Scenario 2, which allowed a one-time carryover of 825 mt in 2025, </w:t>
+      </w:r>
+      <w:r>
+        <w:t>almost</w:t>
+      </w:r>
+      <w:r>
+        <w:t xml:space="preserve"> doubled the 202</w:t>
+      </w:r>
+      <w:r>
+        <w:t>6</w:t>
+      </w:r>
+      <w:r>
+        <w:t xml:space="preserve"> overfishing probability to around 1</w:t>
+      </w:r>
+      <w:r>
+        <w:t>4</w:t>
+      </w:r>
+      <w:r>
+        <w:t xml:space="preserve">%. Scenario 3, with carryover in both 2025 and 2026, had the highest overfishing probability of </w:t>
+      </w:r>
+      <w:r>
+        <w:t>40</w:t>
+      </w:r>
+      <w:r>
+        <w:t>% in 202</w:t>
+      </w:r>
+      <w:r>
+        <w:t>6</w:t>
+      </w:r>
+      <w:r>
+        <w:t xml:space="preserve">—a </w:t>
+      </w:r>
+      <w:r>
+        <w:t>five</w:t>
+      </w:r>
+      <w:r>
+        <w:t>fold increase over Scenario 1. This pattern highlights a trade-off between short-term catch gains and conservation risks.</w:t>
+      </w:r>
+      <w:r>
+        <w:t xml:space="preserve"> Overall</w:t>
+      </w:r>
+      <w:r>
+        <w:t xml:space="preserve">, the scenarios illustrate </w:t>
+      </w:r>
+      <w:r>
+        <w:t>that</w:t>
+      </w:r>
+      <w:r>
+        <w:t xml:space="preserve"> short-term catch increases from carryover provisions</w:t>
+      </w:r>
+      <w:r>
+        <w:t xml:space="preserve"> would</w:t>
+      </w:r>
+      <w:r>
+        <w:t xml:space="preserve"> temporarily boost yield but would </w:t>
+      </w:r>
+      <w:r>
+        <w:t xml:space="preserve">also </w:t>
+      </w:r>
+      <w:r>
+        <w:t>require stricter long-term harvest reductions and incur higher risks of exceeding biological limits in the interim.</w:t>
+      </w:r>
+    </w:p>
+    <w:p>
+      <w:r>
+        <w:lastRenderedPageBreak/>
+        <w:t xml:space="preserve">Carryover catch also increased the variability of both spawning biomass and fishing mortality during 2025–2027. In Scenario 1, the projected spawning biomass declined by 18% from 2024 to 2027, with the narrowest spread in projected outcomes. Scenario 2 saw a 26% decline in median biomass and wider interquartile ranges. Scenario 3 exhibited the sharpest median biomass decline (36%) and the broadest distribution of outcomes, reflecting greater uncertainty due to elevated harvests. Similarly, fishing mortality variability increased with carryover intensity. The range and interquartile spread of fishing mortality widened substantially from Scenario 1 to 3, with Scenario 3 showing the greatest dispersion and highest median F values in 2025–2027. Despite these short-term impacts, all three scenarios required catch reductions in 2028–2034 to maintain at least a 60% rebuilding probability by 2034. Total projected catch in that period had to be reduced by 2.5% under Scenario 2 and 4.7% under Scenario 3 relative to Scenario 1. Overall, the results illustrate that while carryover provisions allow short-term catch increases, they amplify variability in key biological indicators, raise the probability of overfishing, and </w:t>
+      </w:r>
+      <w:r>
+        <w:t>would require</w:t>
+      </w:r>
+      <w:r>
+        <w:t xml:space="preserve"> more conservative long-term harvests to ensure rebuilding success.</w:t>
       </w:r>
     </w:p>
     <w:p>
@@ -3748,7 +4156,23 @@
     </w:p>
     <w:p>
       <w:r>
-        <w:t xml:space="preserve">Brodziak J, Rago P, Conser R. 1998. A general approach for making short-term stochastic projections from an age-structured fisheries assessment model. In F. Funk, T. Quinn II, J. Heifetz, J. Ianelli, J. Powers, J. Schweigert, P. Sullivan, and C.-I. Zhang (Eds), Proceedings of the International Symposium on Fishery Stock Assessment Models for the 21st Century. Alaska Sea Grant College Program, Univ. of Alaska, Fairbanks. Available at:  </w:t>
+        <w:t xml:space="preserve">Brodziak J, Rago P, </w:t>
+      </w:r>
+      <w:proofErr w:type="spellStart"/>
+      <w:r>
+        <w:t>Conser</w:t>
+      </w:r>
+      <w:proofErr w:type="spellEnd"/>
+      <w:r>
+        <w:t xml:space="preserve"> R. 1998. A general approach for making short-term stochastic projections from an age-structured fisheries assessment model. In F. Funk, T. Quinn II, J. Heifetz, J. Ianelli, J. Powers, J. </w:t>
+      </w:r>
+      <w:proofErr w:type="spellStart"/>
+      <w:r>
+        <w:t>Schweigert</w:t>
+      </w:r>
+      <w:proofErr w:type="spellEnd"/>
+      <w:r>
+        <w:t xml:space="preserve">, P. Sullivan, and C.-I. Zhang (Eds), Proceedings of the International Symposium on Fishery Stock Assessment Models for the 21st Century. Alaska Sea Grant College Program, Univ. of Alaska, Fairbanks. Available at:  </w:t>
       </w:r>
       <w:hyperlink r:id="rId19" w:history="1">
         <w:r>
@@ -3789,15 +4213,35 @@
     </w:p>
     <w:p>
       <w:r>
-        <w:lastRenderedPageBreak/>
-        <w:t>Humphreys RL Jr and Brodziak JKT (2024) Reproductive dynamics of striped marlin (</w:t>
-      </w:r>
+        <w:t>Humphreys RL Jr and Brodziak JKT</w:t>
+      </w:r>
+      <w:r>
+        <w:t xml:space="preserve">. </w:t>
+      </w:r>
+      <w:r>
+        <w:t>2024</w:t>
+      </w:r>
+      <w:r>
+        <w:t>.</w:t>
+      </w:r>
+      <w:r>
+        <w:t xml:space="preserve"> Reproductive dynamics of striped marlin (</w:t>
+      </w:r>
+      <w:proofErr w:type="spellStart"/>
       <w:r>
         <w:rPr>
           <w:i/>
           <w:iCs/>
         </w:rPr>
-        <w:t>Kajikia audax</w:t>
+        <w:t>Kajikia</w:t>
+      </w:r>
+      <w:proofErr w:type="spellEnd"/>
+      <w:r>
+        <w:rPr>
+          <w:i/>
+          <w:iCs/>
+        </w:rPr>
+        <w:t xml:space="preserve"> audax</w:t>
       </w:r>
       <w:r>
         <w:t xml:space="preserve">) in the central North Pacific. Marine and Freshwater Research 75, MF23192. </w:t>
@@ -3830,12 +4274,21 @@
       <w:r>
         <w:t xml:space="preserve"> (</w:t>
       </w:r>
+      <w:proofErr w:type="spellStart"/>
       <w:r>
         <w:rPr>
           <w:i/>
           <w:iCs/>
         </w:rPr>
-        <w:t>Kajikia audax</w:t>
+        <w:t>Kajikia</w:t>
+      </w:r>
+      <w:proofErr w:type="spellEnd"/>
+      <w:r>
+        <w:rPr>
+          <w:i/>
+          <w:iCs/>
+        </w:rPr>
+        <w:t xml:space="preserve"> audax</w:t>
       </w:r>
       <w:r>
         <w:t xml:space="preserve">) in the Western and Central North Pacific Ocean through 2020, 12-17 July 2023. Kanazawa, Japan. ISC/23/Annex14, 113 p. Available at: </w:t>
@@ -3860,8 +4313,13 @@
           <w:cols w:space="720"/>
         </w:sectPr>
       </w:pPr>
-      <w:r>
-        <w:t>Methot RD,  Wetzel CR. 2013. Stock Synthesis: a biological and statistical framework for fish stock assessment and fishery management. Fish. Res., 142, 86–99.</w:t>
+      <w:proofErr w:type="spellStart"/>
+      <w:r>
+        <w:t>Methot</w:t>
+      </w:r>
+      <w:proofErr w:type="spellEnd"/>
+      <w:r>
+        <w:t xml:space="preserve"> RD,  Wetzel CR. 2013. Stock Synthesis: a biological and statistical framework for fish stock assessment and fishery management. Fish. Res., 142, 86–99.</w:t>
       </w:r>
       <w:r>
         <w:t xml:space="preserve"> </w:t>
@@ -3890,10 +4348,22 @@
         <w:t xml:space="preserve">Table 1. Three </w:t>
       </w:r>
       <w:r>
+        <w:t>carryover catch</w:t>
+      </w:r>
+      <w:r>
+        <w:t xml:space="preserve"> </w:t>
+      </w:r>
+      <w:r>
+        <w:t xml:space="preserve">scenarios for </w:t>
+      </w:r>
+      <w:r>
         <w:t xml:space="preserve">rebuilding </w:t>
       </w:r>
       <w:r>
-        <w:t xml:space="preserve">scenarios for WCNPO striped marlin </w:t>
+        <w:t xml:space="preserve">WCNPO striped marlin </w:t>
+      </w:r>
+      <w:r>
+        <w:t xml:space="preserve">in 2034 </w:t>
       </w:r>
       <w:r>
         <w:t xml:space="preserve">with alternative </w:t>
@@ -3905,7 +4375,7 @@
         <w:t>catch</w:t>
       </w:r>
       <w:r>
-        <w:t xml:space="preserve"> amounts</w:t>
+        <w:t>es (mt)</w:t>
       </w:r>
       <w:r>
         <w:t xml:space="preserve"> during 2025-2027</w:t>
@@ -4948,10 +5418,22 @@
         <w:t xml:space="preserve">heading </w:t>
       </w:r>
       <w:r>
-        <w:t xml:space="preserve">“Pz” </w:t>
-      </w:r>
-      <w:r>
-        <w:t>denotes the z</w:t>
+        <w:t>“</w:t>
+      </w:r>
+      <w:proofErr w:type="spellStart"/>
+      <w:r>
+        <w:t>Pz</w:t>
+      </w:r>
+      <w:proofErr w:type="spellEnd"/>
+      <w:r>
+        <w:t xml:space="preserve">” </w:t>
+      </w:r>
+      <w:r>
+        <w:t xml:space="preserve">denotes the </w:t>
+      </w:r>
+      <w:proofErr w:type="spellStart"/>
+      <w:r>
+        <w:t>z</w:t>
       </w:r>
       <w:r>
         <w:rPr>
@@ -4959,6 +5441,7 @@
         </w:rPr>
         <w:t>th</w:t>
       </w:r>
+      <w:proofErr w:type="spellEnd"/>
       <w:r>
         <w:t xml:space="preserve"> percentile of the annual distributions</w:t>
       </w:r>
@@ -5090,7 +5573,19 @@
         <w:t xml:space="preserve">in 2025 </w:t>
       </w:r>
       <w:r>
-        <w:t>where the column heading “Pz” denotes the z</w:t>
+        <w:t>where the column heading “</w:t>
+      </w:r>
+      <w:proofErr w:type="spellStart"/>
+      <w:r>
+        <w:t>Pz</w:t>
+      </w:r>
+      <w:proofErr w:type="spellEnd"/>
+      <w:r>
+        <w:t xml:space="preserve">” denotes the </w:t>
+      </w:r>
+      <w:proofErr w:type="spellStart"/>
+      <w:r>
+        <w:t>z</w:t>
       </w:r>
       <w:r>
         <w:rPr>
@@ -5098,6 +5593,7 @@
         </w:rPr>
         <w:t>th</w:t>
       </w:r>
+      <w:proofErr w:type="spellEnd"/>
       <w:r>
         <w:t xml:space="preserve"> percentile of the annual distributions.</w:t>
       </w:r>
@@ -5224,7 +5720,19 @@
         <w:t xml:space="preserve">in 2025-2026 </w:t>
       </w:r>
       <w:r>
-        <w:t>where the column heading “Pz” denotes the z</w:t>
+        <w:t>where the column heading “</w:t>
+      </w:r>
+      <w:proofErr w:type="spellStart"/>
+      <w:r>
+        <w:t>Pz</w:t>
+      </w:r>
+      <w:proofErr w:type="spellEnd"/>
+      <w:r>
+        <w:t xml:space="preserve">” denotes the </w:t>
+      </w:r>
+      <w:proofErr w:type="spellStart"/>
+      <w:r>
+        <w:t>z</w:t>
       </w:r>
       <w:r>
         <w:rPr>
@@ -5232,6 +5740,7 @@
         </w:rPr>
         <w:t>th</w:t>
       </w:r>
+      <w:proofErr w:type="spellEnd"/>
       <w:r>
         <w:t xml:space="preserve"> percentile of the annual distributions.</w:t>
       </w:r>
@@ -5340,7 +5849,19 @@
         <w:t>cenario</w:t>
       </w:r>
       <w:r>
-        <w:t xml:space="preserve"> 1 with no carryover catch where the column heading “Pz” denotes the z</w:t>
+        <w:t xml:space="preserve"> 1 with no carryover catch where the column heading “</w:t>
+      </w:r>
+      <w:proofErr w:type="spellStart"/>
+      <w:r>
+        <w:t>Pz</w:t>
+      </w:r>
+      <w:proofErr w:type="spellEnd"/>
+      <w:r>
+        <w:t xml:space="preserve">” denotes the </w:t>
+      </w:r>
+      <w:proofErr w:type="spellStart"/>
+      <w:r>
+        <w:t>z</w:t>
       </w:r>
       <w:r>
         <w:rPr>
@@ -5348,6 +5869,7 @@
         </w:rPr>
         <w:t>th</w:t>
       </w:r>
+      <w:proofErr w:type="spellEnd"/>
       <w:r>
         <w:t xml:space="preserve"> percentile of the annual distributions.</w:t>
       </w:r>
@@ -5455,7 +5977,19 @@
         <w:t>cenario</w:t>
       </w:r>
       <w:r>
-        <w:t xml:space="preserve"> 2 with carryover catch in 2025 where the column heading “Pz” denotes the z</w:t>
+        <w:t xml:space="preserve"> 2 with carryover catch in 2025 where the column heading “</w:t>
+      </w:r>
+      <w:proofErr w:type="spellStart"/>
+      <w:r>
+        <w:t>Pz</w:t>
+      </w:r>
+      <w:proofErr w:type="spellEnd"/>
+      <w:r>
+        <w:t xml:space="preserve">” denotes the </w:t>
+      </w:r>
+      <w:proofErr w:type="spellStart"/>
+      <w:r>
+        <w:t>z</w:t>
       </w:r>
       <w:r>
         <w:rPr>
@@ -5463,6 +5997,7 @@
         </w:rPr>
         <w:t>th</w:t>
       </w:r>
+      <w:proofErr w:type="spellEnd"/>
       <w:r>
         <w:t xml:space="preserve"> percentile of the annual distributions.</w:t>
       </w:r>
@@ -5570,7 +6105,19 @@
         <w:t>cenario</w:t>
       </w:r>
       <w:r>
-        <w:t xml:space="preserve"> 3 with carryover catch in 2025-2026 where the column heading “Pz” denotes the z</w:t>
+        <w:t xml:space="preserve"> 3 with carryover catch in 2025-2026 where the column heading “</w:t>
+      </w:r>
+      <w:proofErr w:type="spellStart"/>
+      <w:r>
+        <w:t>Pz</w:t>
+      </w:r>
+      <w:proofErr w:type="spellEnd"/>
+      <w:r>
+        <w:t xml:space="preserve">” denotes the </w:t>
+      </w:r>
+      <w:proofErr w:type="spellStart"/>
+      <w:r>
+        <w:t>z</w:t>
       </w:r>
       <w:r>
         <w:rPr>
@@ -5578,6 +6125,7 @@
         </w:rPr>
         <w:t>th</w:t>
       </w:r>
+      <w:proofErr w:type="spellEnd"/>
       <w:r>
         <w:t xml:space="preserve"> percentile of the annual distributions.</w:t>
       </w:r>
@@ -6946,14 +7494,11 @@
     <w:p/>
     <w:p>
       <w:r>
-        <w:rPr>
-          <w:noProof/>
-        </w:rPr>
         <w:drawing>
-          <wp:inline distT="0" distB="0" distL="0" distR="0" wp14:anchorId="1643A3CB" wp14:editId="77B1BF86">
-            <wp:extent cx="5943600" cy="6011545"/>
-            <wp:effectExtent l="0" t="0" r="0" b="8255"/>
-            <wp:docPr id="42" name="Picture 42"/>
+          <wp:inline distT="0" distB="0" distL="0" distR="0" wp14:anchorId="52315FFA" wp14:editId="1EF4DAD9">
+            <wp:extent cx="5556885" cy="5380990"/>
+            <wp:effectExtent l="0" t="0" r="5715" b="0"/>
+            <wp:docPr id="55" name="Picture 55"/>
             <wp:cNvGraphicFramePr>
               <a:graphicFrameLocks xmlns:a="http://schemas.openxmlformats.org/drawingml/2006/main" noChangeAspect="1"/>
             </wp:cNvGraphicFramePr>
@@ -6961,7 +7506,7 @@
               <a:graphicData uri="http://schemas.openxmlformats.org/drawingml/2006/picture">
                 <pic:pic xmlns:pic="http://schemas.openxmlformats.org/drawingml/2006/picture">
                   <pic:nvPicPr>
-                    <pic:cNvPr id="0" name="Picture 20"/>
+                    <pic:cNvPr id="0" name="Picture 17"/>
                     <pic:cNvPicPr>
                       <a:picLocks noChangeAspect="1" noChangeArrowheads="1"/>
                     </pic:cNvPicPr>
@@ -6982,7 +7527,7 @@
                   <pic:spPr bwMode="auto">
                     <a:xfrm>
                       <a:off x="0" y="0"/>
-                      <a:ext cx="5943600" cy="6011545"/>
+                      <a:ext cx="5556885" cy="5380990"/>
                     </a:xfrm>
                     <a:prstGeom prst="rect">
                       <a:avLst/>
@@ -7037,16 +7582,14 @@
         <w:t>.</w:t>
       </w:r>
     </w:p>
-    <w:p>
-      <w:r>
-        <w:rPr>
-          <w:noProof/>
-        </w:rPr>
+    <w:p/>
+    <w:p>
+      <w:r>
         <w:drawing>
-          <wp:inline distT="0" distB="0" distL="0" distR="0" wp14:anchorId="7FC84FB1" wp14:editId="78E2B896">
-            <wp:extent cx="5943600" cy="5002530"/>
-            <wp:effectExtent l="0" t="0" r="0" b="7620"/>
-            <wp:docPr id="41" name="Picture 41"/>
+          <wp:inline distT="0" distB="0" distL="0" distR="0" wp14:anchorId="3BC0C7EB" wp14:editId="5C90C61A">
+            <wp:extent cx="5644515" cy="4730115"/>
+            <wp:effectExtent l="0" t="0" r="0" b="0"/>
+            <wp:docPr id="77" name="Picture 77"/>
             <wp:cNvGraphicFramePr>
               <a:graphicFrameLocks xmlns:a="http://schemas.openxmlformats.org/drawingml/2006/main" noChangeAspect="1"/>
             </wp:cNvGraphicFramePr>
@@ -7075,7 +7618,7 @@
                   <pic:spPr bwMode="auto">
                     <a:xfrm>
                       <a:off x="0" y="0"/>
-                      <a:ext cx="5943600" cy="5002530"/>
+                      <a:ext cx="5644515" cy="4730115"/>
                     </a:xfrm>
                     <a:prstGeom prst="rect">
                       <a:avLst/>
@@ -7148,14 +7691,11 @@
     <w:p/>
     <w:p>
       <w:r>
-        <w:rPr>
-          <w:noProof/>
-        </w:rPr>
         <w:drawing>
-          <wp:inline distT="0" distB="0" distL="0" distR="0" wp14:anchorId="4D29A235" wp14:editId="5140B9B3">
-            <wp:extent cx="5943600" cy="6081395"/>
-            <wp:effectExtent l="0" t="0" r="0" b="0"/>
-            <wp:docPr id="16" name="Picture 16"/>
+          <wp:inline distT="0" distB="0" distL="0" distR="0" wp14:anchorId="4ED159BB" wp14:editId="5858992E">
+            <wp:extent cx="5644515" cy="5767705"/>
+            <wp:effectExtent l="0" t="0" r="0" b="4445"/>
+            <wp:docPr id="68" name="Picture 68"/>
             <wp:cNvGraphicFramePr>
               <a:graphicFrameLocks xmlns:a="http://schemas.openxmlformats.org/drawingml/2006/main" noChangeAspect="1"/>
             </wp:cNvGraphicFramePr>
@@ -7163,7 +7703,7 @@
               <a:graphicData uri="http://schemas.openxmlformats.org/drawingml/2006/picture">
                 <pic:pic xmlns:pic="http://schemas.openxmlformats.org/drawingml/2006/picture">
                   <pic:nvPicPr>
-                    <pic:cNvPr id="0" name="Picture 11"/>
+                    <pic:cNvPr id="0" name="Picture 18"/>
                     <pic:cNvPicPr>
                       <a:picLocks noChangeAspect="1" noChangeArrowheads="1"/>
                     </pic:cNvPicPr>
@@ -7184,7 +7724,7 @@
                   <pic:spPr bwMode="auto">
                     <a:xfrm>
                       <a:off x="0" y="0"/>
-                      <a:ext cx="5943600" cy="6081395"/>
+                      <a:ext cx="5644515" cy="5767705"/>
                     </a:xfrm>
                     <a:prstGeom prst="rect">
                       <a:avLst/>
@@ -7231,6 +7771,7 @@
         <w:t xml:space="preserve"> WCNPO striped marlin catch biomass (mt) by fleet group reported to the ISC Billfish Working Group in 2025.</w:t>
       </w:r>
     </w:p>
+    <w:p/>
     <w:p>
       <w:r>
         <w:br/>
@@ -7303,20 +7844,23 @@
         <w:t xml:space="preserve"> 5.1</w:t>
       </w:r>
       <w:r>
-        <w:t>. Japanese proportion in 2020.</w:t>
+        <w:t xml:space="preserve">. Japanese proportion </w:t>
+      </w:r>
+      <w:r>
+        <w:t xml:space="preserve">of WCNPO striped marlin catch (mt) by fleet group </w:t>
+      </w:r>
+      <w:r>
+        <w:t>in 2020.</w:t>
       </w:r>
     </w:p>
     <w:p/>
     <w:p>
       <w:r>
-        <w:rPr>
-          <w:noProof/>
-        </w:rPr>
         <w:drawing>
-          <wp:inline distT="0" distB="0" distL="0" distR="0" wp14:anchorId="1DCE8F76" wp14:editId="1862762A">
-            <wp:extent cx="5925820" cy="6172200"/>
-            <wp:effectExtent l="0" t="0" r="0" b="0"/>
-            <wp:docPr id="35" name="Picture 35"/>
+          <wp:inline distT="0" distB="0" distL="0" distR="0" wp14:anchorId="6C5941E5" wp14:editId="245BFA09">
+            <wp:extent cx="5932805" cy="5937885"/>
+            <wp:effectExtent l="0" t="0" r="0" b="5715"/>
+            <wp:docPr id="51" name="Picture 51"/>
             <wp:cNvGraphicFramePr>
               <a:graphicFrameLocks xmlns:a="http://schemas.openxmlformats.org/drawingml/2006/main" noChangeAspect="1"/>
             </wp:cNvGraphicFramePr>
@@ -7324,7 +7868,7 @@
               <a:graphicData uri="http://schemas.openxmlformats.org/drawingml/2006/picture">
                 <pic:pic xmlns:pic="http://schemas.openxmlformats.org/drawingml/2006/picture">
                   <pic:nvPicPr>
-                    <pic:cNvPr id="0" name="Picture 13"/>
+                    <pic:cNvPr id="0" name="Picture 15"/>
                     <pic:cNvPicPr>
                       <a:picLocks noChangeAspect="1" noChangeArrowheads="1"/>
                     </pic:cNvPicPr>
@@ -7345,7 +7889,7 @@
                   <pic:spPr bwMode="auto">
                     <a:xfrm>
                       <a:off x="0" y="0"/>
-                      <a:ext cx="5925820" cy="6172200"/>
+                      <a:ext cx="5932805" cy="5937885"/>
                     </a:xfrm>
                     <a:prstGeom prst="rect">
                       <a:avLst/>
@@ -7376,20 +7920,20 @@
         <w:t xml:space="preserve"> 5.2</w:t>
       </w:r>
       <w:r>
-        <w:t>. Taiwanese proportion in 2020.</w:t>
+        <w:t xml:space="preserve">. </w:t>
+      </w:r>
+      <w:r>
+        <w:t>proportion of WCNPO striped marlin catch (mt) by fleet group in 2020.</w:t>
       </w:r>
     </w:p>
     <w:p/>
     <w:p>
       <w:r>
-        <w:rPr>
-          <w:noProof/>
-        </w:rPr>
         <w:drawing>
-          <wp:inline distT="0" distB="0" distL="0" distR="0" wp14:anchorId="3EE370DB" wp14:editId="366D4751">
-            <wp:extent cx="5451475" cy="5855970"/>
-            <wp:effectExtent l="0" t="0" r="0" b="0"/>
-            <wp:docPr id="36" name="Picture 36"/>
+          <wp:inline distT="0" distB="0" distL="0" distR="0" wp14:anchorId="75C7FC98" wp14:editId="726FAFB2">
+            <wp:extent cx="5404485" cy="5628005"/>
+            <wp:effectExtent l="0" t="0" r="5715" b="0"/>
+            <wp:docPr id="54" name="Picture 54"/>
             <wp:cNvGraphicFramePr>
               <a:graphicFrameLocks xmlns:a="http://schemas.openxmlformats.org/drawingml/2006/main" noChangeAspect="1"/>
             </wp:cNvGraphicFramePr>
@@ -7397,7 +7941,7 @@
               <a:graphicData uri="http://schemas.openxmlformats.org/drawingml/2006/picture">
                 <pic:pic xmlns:pic="http://schemas.openxmlformats.org/drawingml/2006/picture">
                   <pic:nvPicPr>
-                    <pic:cNvPr id="0" name="Picture 14"/>
+                    <pic:cNvPr id="0" name="Picture 16"/>
                     <pic:cNvPicPr>
                       <a:picLocks noChangeAspect="1" noChangeArrowheads="1"/>
                     </pic:cNvPicPr>
@@ -7418,7 +7962,7 @@
                   <pic:spPr bwMode="auto">
                     <a:xfrm>
                       <a:off x="0" y="0"/>
-                      <a:ext cx="5451475" cy="5855970"/>
+                      <a:ext cx="5404485" cy="5628005"/>
                     </a:xfrm>
                     <a:prstGeom prst="rect">
                       <a:avLst/>
@@ -7443,18 +7987,39 @@
         <w:lastRenderedPageBreak/>
         <w:t>Figure 6.1.</w:t>
       </w:r>
+      <w:r>
+        <w:t xml:space="preserve"> Comparison of </w:t>
+      </w:r>
+      <w:r>
+        <w:t xml:space="preserve">observed </w:t>
+      </w:r>
+      <w:r>
+        <w:t>WCNPO striped marlin catch biomasses in 2021-2024 used in the CMM 2024-06 projections and</w:t>
+      </w:r>
+      <w:r>
+        <w:t xml:space="preserve"> predicted catch biomasses used in</w:t>
+      </w:r>
+      <w:r>
+        <w:t xml:space="preserve"> the 2024 rebuilding projections</w:t>
+      </w:r>
+      <w:r>
+        <w:t xml:space="preserve"> with 80% confidence whisker</w:t>
+      </w:r>
+      <w:r>
+        <w:t>s</w:t>
+      </w:r>
+      <w:r>
+        <w:t xml:space="preserve">. </w:t>
+      </w:r>
     </w:p>
     <w:p/>
     <w:p>
       <w:r>
-        <w:rPr>
-          <w:noProof/>
-        </w:rPr>
         <w:drawing>
-          <wp:inline distT="0" distB="0" distL="0" distR="0" wp14:anchorId="722EAF6E" wp14:editId="040CF132">
-            <wp:extent cx="5943600" cy="5454650"/>
-            <wp:effectExtent l="0" t="0" r="0" b="0"/>
-            <wp:docPr id="40" name="Picture 40"/>
+          <wp:inline distT="0" distB="0" distL="0" distR="0" wp14:anchorId="4BDD0DA2" wp14:editId="3A482EFC">
+            <wp:extent cx="5649595" cy="4943475"/>
+            <wp:effectExtent l="0" t="0" r="8255" b="9525"/>
+            <wp:docPr id="30" name="Picture 30"/>
             <wp:cNvGraphicFramePr>
               <a:graphicFrameLocks xmlns:a="http://schemas.openxmlformats.org/drawingml/2006/main" noChangeAspect="1"/>
             </wp:cNvGraphicFramePr>
@@ -7462,7 +8027,7 @@
               <a:graphicData uri="http://schemas.openxmlformats.org/drawingml/2006/picture">
                 <pic:pic xmlns:pic="http://schemas.openxmlformats.org/drawingml/2006/picture">
                   <pic:nvPicPr>
-                    <pic:cNvPr id="0" name="Picture 18"/>
+                    <pic:cNvPr id="0" name="Picture 13"/>
                     <pic:cNvPicPr>
                       <a:picLocks noChangeAspect="1" noChangeArrowheads="1"/>
                     </pic:cNvPicPr>
@@ -7483,7 +8048,7 @@
                   <pic:spPr bwMode="auto">
                     <a:xfrm>
                       <a:off x="0" y="0"/>
-                      <a:ext cx="5943600" cy="5454650"/>
+                      <a:ext cx="5649595" cy="4943475"/>
                     </a:xfrm>
                     <a:prstGeom prst="rect">
                       <a:avLst/>
@@ -7514,17 +8079,48 @@
       <w:r>
         <w:t xml:space="preserve">. </w:t>
       </w:r>
-    </w:p>
-    <w:p>
-      <w:r>
-        <w:rPr>
-          <w:noProof/>
-        </w:rPr>
+      <w:r>
+        <w:t xml:space="preserve">Comparison of </w:t>
+      </w:r>
+      <w:r>
+        <w:t>predicted</w:t>
+      </w:r>
+      <w:r>
+        <w:t xml:space="preserve"> WCNPO striped marlin </w:t>
+      </w:r>
+      <w:r>
+        <w:t>fishing mortalities</w:t>
+      </w:r>
+      <w:r>
+        <w:t xml:space="preserve"> in 2021-2024 used in the CMM 2024-06 projections</w:t>
+      </w:r>
+      <w:r>
+        <w:t xml:space="preserve"> </w:t>
+      </w:r>
+      <w:r>
+        <w:t>with 80% confidence whisker</w:t>
+      </w:r>
+      <w:r>
+        <w:t>s</w:t>
+      </w:r>
+      <w:r>
+        <w:t xml:space="preserve"> and </w:t>
+      </w:r>
+      <w:r>
+        <w:t>status quo fishing mortalities</w:t>
+      </w:r>
+      <w:r>
+        <w:t xml:space="preserve"> used in the 2024 rebuilding projections.</w:t>
+      </w:r>
+    </w:p>
+    <w:p/>
+    <w:p>
+      <w:r>
         <w:drawing>
-          <wp:inline distT="0" distB="0" distL="0" distR="0" wp14:anchorId="06C5D8B4" wp14:editId="280F185C">
-            <wp:extent cx="5767705" cy="5451475"/>
-            <wp:effectExtent l="0" t="0" r="4445" b="0"/>
-            <wp:docPr id="39" name="Picture 39"/>
+          <wp:inline distT="0" distB="0" distL="0" distR="0" wp14:anchorId="5F270358" wp14:editId="5528198E">
+            <wp:extent cx="5522595" cy="4997450"/>
+            <wp:effectExtent l="0" t="0" r="1905" b="0"/>
+            <wp:docPr id="48" name="Picture 48"/>
             <wp:cNvGraphicFramePr>
               <a:graphicFrameLocks xmlns:a="http://schemas.openxmlformats.org/drawingml/2006/main" noChangeAspect="1"/>
             </wp:cNvGraphicFramePr>
@@ -7532,7 +8128,7 @@
               <a:graphicData uri="http://schemas.openxmlformats.org/drawingml/2006/picture">
                 <pic:pic xmlns:pic="http://schemas.openxmlformats.org/drawingml/2006/picture">
                   <pic:nvPicPr>
-                    <pic:cNvPr id="0" name="Picture 17"/>
+                    <pic:cNvPr id="0" name="Picture 14"/>
                     <pic:cNvPicPr>
                       <a:picLocks noChangeAspect="1" noChangeArrowheads="1"/>
                     </pic:cNvPicPr>
@@ -7553,7 +8149,7 @@
                   <pic:spPr bwMode="auto">
                     <a:xfrm>
                       <a:off x="0" y="0"/>
-                      <a:ext cx="5767705" cy="5451475"/>
+                      <a:ext cx="5522595" cy="4997450"/>
                     </a:xfrm>
                     <a:prstGeom prst="rect">
                       <a:avLst/>
@@ -7570,6 +8166,9 @@
         </w:drawing>
       </w:r>
       <w:r>
+        <w:t xml:space="preserve"> </w:t>
+      </w:r>
+      <w:r>
         <w:br w:type="page"/>
       </w:r>
     </w:p>
@@ -7648,9 +8247,9 @@
           <w:noProof/>
         </w:rPr>
         <w:drawing>
-          <wp:inline distT="0" distB="0" distL="0" distR="0" wp14:anchorId="59D7B4AF" wp14:editId="5BD4692C">
-            <wp:extent cx="4659923" cy="3494942"/>
-            <wp:effectExtent l="0" t="0" r="7620" b="0"/>
+          <wp:inline distT="0" distB="0" distL="0" distR="0" wp14:anchorId="59D7B4AF" wp14:editId="59A0A2FF">
+            <wp:extent cx="4582886" cy="3437165"/>
+            <wp:effectExtent l="0" t="0" r="0" b="0"/>
             <wp:docPr id="57" name="Picture 57"/>
             <wp:cNvGraphicFramePr>
               <a:graphicFrameLocks xmlns:a="http://schemas.openxmlformats.org/drawingml/2006/main" noChangeAspect="1"/>
@@ -7677,7 +8276,7 @@
                   <pic:spPr>
                     <a:xfrm>
                       <a:off x="0" y="0"/>
-                      <a:ext cx="4673609" cy="3505207"/>
+                      <a:ext cx="4605256" cy="3453943"/>
                     </a:xfrm>
                     <a:prstGeom prst="rect">
                       <a:avLst/>
@@ -7696,8 +8295,8 @@
           <w:noProof/>
         </w:rPr>
         <w:drawing>
-          <wp:inline distT="0" distB="0" distL="0" distR="0" wp14:anchorId="1E865BC3" wp14:editId="7F3E6215">
-            <wp:extent cx="3587262" cy="2690447"/>
+          <wp:inline distT="0" distB="0" distL="0" distR="0" wp14:anchorId="1E865BC3" wp14:editId="79122095">
+            <wp:extent cx="4579256" cy="3434443"/>
             <wp:effectExtent l="0" t="0" r="0" b="0"/>
             <wp:docPr id="62" name="Picture 62"/>
             <wp:cNvGraphicFramePr>
@@ -7725,7 +8324,7 @@
                   <pic:spPr>
                     <a:xfrm>
                       <a:off x="0" y="0"/>
-                      <a:ext cx="3591071" cy="2693304"/>
+                      <a:ext cx="4599861" cy="3449897"/>
                     </a:xfrm>
                     <a:prstGeom prst="rect">
                       <a:avLst/>
@@ -7767,8 +8366,8 @@
           <w:noProof/>
         </w:rPr>
         <w:drawing>
-          <wp:inline distT="0" distB="0" distL="0" distR="0" wp14:anchorId="0098C2D1" wp14:editId="68F7F54D">
-            <wp:extent cx="4519246" cy="3389435"/>
+          <wp:inline distT="0" distB="0" distL="0" distR="0" wp14:anchorId="0098C2D1" wp14:editId="15064B2E">
+            <wp:extent cx="4571999" cy="3429000"/>
             <wp:effectExtent l="0" t="0" r="0" b="0"/>
             <wp:docPr id="59" name="Picture 59"/>
             <wp:cNvGraphicFramePr>
@@ -7796,7 +8395,7 @@
                   <pic:spPr>
                     <a:xfrm>
                       <a:off x="0" y="0"/>
-                      <a:ext cx="4529790" cy="3397343"/>
+                      <a:ext cx="4587518" cy="3440639"/>
                     </a:xfrm>
                     <a:prstGeom prst="rect">
                       <a:avLst/>
@@ -7815,9 +8414,9 @@
           <w:noProof/>
         </w:rPr>
         <w:drawing>
-          <wp:inline distT="0" distB="0" distL="0" distR="0" wp14:anchorId="573BA1B5" wp14:editId="16B48063">
-            <wp:extent cx="4185138" cy="3138854"/>
-            <wp:effectExtent l="0" t="0" r="6350" b="0"/>
+          <wp:inline distT="0" distB="0" distL="0" distR="0" wp14:anchorId="573BA1B5" wp14:editId="37080C71">
+            <wp:extent cx="4557483" cy="3418114"/>
+            <wp:effectExtent l="0" t="0" r="0" b="0"/>
             <wp:docPr id="63" name="Picture 63"/>
             <wp:cNvGraphicFramePr>
               <a:graphicFrameLocks xmlns:a="http://schemas.openxmlformats.org/drawingml/2006/main" noChangeAspect="1"/>
@@ -7844,7 +8443,7 @@
                   <pic:spPr>
                     <a:xfrm>
                       <a:off x="0" y="0"/>
-                      <a:ext cx="4188801" cy="3141602"/>
+                      <a:ext cx="4569181" cy="3426887"/>
                     </a:xfrm>
                     <a:prstGeom prst="rect">
                       <a:avLst/>
@@ -7886,9 +8485,9 @@
           <w:noProof/>
         </w:rPr>
         <w:drawing>
-          <wp:inline distT="0" distB="0" distL="0" distR="0" wp14:anchorId="38528ABB" wp14:editId="26A0DD48">
-            <wp:extent cx="3903785" cy="2927839"/>
-            <wp:effectExtent l="0" t="0" r="1905" b="0"/>
+          <wp:inline distT="0" distB="0" distL="0" distR="0" wp14:anchorId="38528ABB" wp14:editId="3A371A82">
+            <wp:extent cx="4593772" cy="3445329"/>
+            <wp:effectExtent l="0" t="0" r="0" b="0"/>
             <wp:docPr id="60" name="Picture 60"/>
             <wp:cNvGraphicFramePr>
               <a:graphicFrameLocks xmlns:a="http://schemas.openxmlformats.org/drawingml/2006/main" noChangeAspect="1"/>
@@ -7915,7 +8514,7 @@
                   <pic:spPr>
                     <a:xfrm>
                       <a:off x="0" y="0"/>
-                      <a:ext cx="3917449" cy="2938087"/>
+                      <a:ext cx="4631437" cy="3473578"/>
                     </a:xfrm>
                     <a:prstGeom prst="rect">
                       <a:avLst/>
@@ -7934,8 +8533,8 @@
           <w:noProof/>
         </w:rPr>
         <w:drawing>
-          <wp:inline distT="0" distB="0" distL="0" distR="0" wp14:anchorId="39419D3A" wp14:editId="6932FFF8">
-            <wp:extent cx="3892061" cy="2919046"/>
+          <wp:inline distT="0" distB="0" distL="0" distR="0" wp14:anchorId="39419D3A" wp14:editId="7B84A07A">
+            <wp:extent cx="4586513" cy="3439885"/>
             <wp:effectExtent l="0" t="0" r="0" b="0"/>
             <wp:docPr id="64" name="Picture 64"/>
             <wp:cNvGraphicFramePr>
@@ -7963,7 +8562,7 @@
                   <pic:spPr>
                     <a:xfrm>
                       <a:off x="0" y="0"/>
-                      <a:ext cx="3896689" cy="2922517"/>
+                      <a:ext cx="4600048" cy="3450036"/>
                     </a:xfrm>
                     <a:prstGeom prst="rect">
                       <a:avLst/>
@@ -8003,9 +8602,9 @@
           <w:noProof/>
         </w:rPr>
         <w:drawing>
-          <wp:inline distT="0" distB="0" distL="0" distR="0" wp14:anchorId="5C87A838" wp14:editId="1275ECD3">
-            <wp:extent cx="4149969" cy="3112477"/>
-            <wp:effectExtent l="0" t="0" r="3175" b="0"/>
+          <wp:inline distT="0" distB="0" distL="0" distR="0" wp14:anchorId="5C87A838" wp14:editId="55B98EBB">
+            <wp:extent cx="4586513" cy="3439886"/>
+            <wp:effectExtent l="0" t="0" r="0" b="0"/>
             <wp:docPr id="61" name="Picture 61"/>
             <wp:cNvGraphicFramePr>
               <a:graphicFrameLocks xmlns:a="http://schemas.openxmlformats.org/drawingml/2006/main" noChangeAspect="1"/>
@@ -8032,7 +8631,7 @@
                   <pic:spPr>
                     <a:xfrm>
                       <a:off x="0" y="0"/>
-                      <a:ext cx="4158099" cy="3118575"/>
+                      <a:ext cx="4606804" cy="3455105"/>
                     </a:xfrm>
                     <a:prstGeom prst="rect">
                       <a:avLst/>
@@ -8051,9 +8650,9 @@
           <w:noProof/>
         </w:rPr>
         <w:drawing>
-          <wp:inline distT="0" distB="0" distL="0" distR="0" wp14:anchorId="625FD776" wp14:editId="09055E01">
-            <wp:extent cx="3710354" cy="2782766"/>
-            <wp:effectExtent l="0" t="0" r="4445" b="0"/>
+          <wp:inline distT="0" distB="0" distL="0" distR="0" wp14:anchorId="625FD776" wp14:editId="0C1E8D64">
+            <wp:extent cx="4579257" cy="3434443"/>
+            <wp:effectExtent l="0" t="0" r="0" b="0"/>
             <wp:docPr id="75" name="Picture 75"/>
             <wp:cNvGraphicFramePr>
               <a:graphicFrameLocks xmlns:a="http://schemas.openxmlformats.org/drawingml/2006/main" noChangeAspect="1"/>
@@ -8080,7 +8679,7 @@
                   <pic:spPr>
                     <a:xfrm>
                       <a:off x="0" y="0"/>
-                      <a:ext cx="3716830" cy="2787623"/>
+                      <a:ext cx="4595880" cy="3446910"/>
                     </a:xfrm>
                     <a:prstGeom prst="rect">
                       <a:avLst/>
@@ -8129,7 +8728,19 @@
         <w:rPr>
           <w:u w:val="single"/>
         </w:rPr>
-        <w:t>under scenario 1 with no carryover catch</w:t>
+        <w:t xml:space="preserve">under </w:t>
+      </w:r>
+      <w:r>
+        <w:rPr>
+          <w:u w:val="single"/>
+        </w:rPr>
+        <w:t>Scenario</w:t>
+      </w:r>
+      <w:r>
+        <w:rPr>
+          <w:u w:val="single"/>
+        </w:rPr>
+        <w:t xml:space="preserve"> 1 with no carryover catch</w:t>
       </w:r>
       <w:r>
         <w:t xml:space="preserve"> and </w:t>
@@ -8171,9 +8782,9 @@
           <w:noProof/>
         </w:rPr>
         <w:drawing>
-          <wp:inline distT="0" distB="0" distL="0" distR="0" wp14:anchorId="4218A566" wp14:editId="66AF70A3">
-            <wp:extent cx="2620108" cy="1965081"/>
-            <wp:effectExtent l="0" t="0" r="8890" b="0"/>
+          <wp:inline distT="0" distB="0" distL="0" distR="0" wp14:anchorId="4218A566" wp14:editId="58839D20">
+            <wp:extent cx="2946398" cy="2209800"/>
+            <wp:effectExtent l="0" t="0" r="6985" b="0"/>
             <wp:docPr id="76" name="Picture 76"/>
             <wp:cNvGraphicFramePr>
               <a:graphicFrameLocks xmlns:a="http://schemas.openxmlformats.org/drawingml/2006/main" noChangeAspect="1"/>
@@ -8200,7 +8811,7 @@
                   <pic:spPr>
                     <a:xfrm>
                       <a:off x="0" y="0"/>
-                      <a:ext cx="2633589" cy="1975192"/>
+                      <a:ext cx="2975265" cy="2231450"/>
                     </a:xfrm>
                     <a:prstGeom prst="rect">
                       <a:avLst/>
@@ -8217,9 +8828,9 @@
           <w:noProof/>
         </w:rPr>
         <w:drawing>
-          <wp:inline distT="0" distB="0" distL="0" distR="0" wp14:anchorId="6189FCA8" wp14:editId="3CEC260A">
-            <wp:extent cx="2743200" cy="2057400"/>
-            <wp:effectExtent l="0" t="0" r="0" b="0"/>
+          <wp:inline distT="0" distB="0" distL="0" distR="0" wp14:anchorId="6189FCA8" wp14:editId="1B4177A2">
+            <wp:extent cx="2924629" cy="2193472"/>
+            <wp:effectExtent l="0" t="0" r="9525" b="0"/>
             <wp:docPr id="80" name="Picture 80"/>
             <wp:cNvGraphicFramePr>
               <a:graphicFrameLocks xmlns:a="http://schemas.openxmlformats.org/drawingml/2006/main" noChangeAspect="1"/>
@@ -8246,7 +8857,7 @@
                   <pic:spPr>
                     <a:xfrm>
                       <a:off x="0" y="0"/>
-                      <a:ext cx="2757395" cy="2068046"/>
+                      <a:ext cx="2942586" cy="2206940"/>
                     </a:xfrm>
                     <a:prstGeom prst="rect">
                       <a:avLst/>
@@ -8292,9 +8903,9 @@
           <w:noProof/>
         </w:rPr>
         <w:drawing>
-          <wp:inline distT="0" distB="0" distL="0" distR="0" wp14:anchorId="27C8D7D6" wp14:editId="23BD872E">
-            <wp:extent cx="2409092" cy="1806819"/>
-            <wp:effectExtent l="0" t="0" r="0" b="3175"/>
+          <wp:inline distT="0" distB="0" distL="0" distR="0" wp14:anchorId="27C8D7D6" wp14:editId="30214C61">
+            <wp:extent cx="2946399" cy="2209800"/>
+            <wp:effectExtent l="0" t="0" r="6985" b="0"/>
             <wp:docPr id="81" name="Picture 81"/>
             <wp:cNvGraphicFramePr>
               <a:graphicFrameLocks xmlns:a="http://schemas.openxmlformats.org/drawingml/2006/main" noChangeAspect="1"/>
@@ -8321,7 +8932,7 @@
                   <pic:spPr>
                     <a:xfrm>
                       <a:off x="0" y="0"/>
-                      <a:ext cx="2419738" cy="1814804"/>
+                      <a:ext cx="2978906" cy="2234180"/>
                     </a:xfrm>
                     <a:prstGeom prst="rect">
                       <a:avLst/>
@@ -8338,9 +8949,9 @@
           <w:noProof/>
         </w:rPr>
         <w:drawing>
-          <wp:inline distT="0" distB="0" distL="0" distR="0" wp14:anchorId="0625DB28" wp14:editId="2A2195FB">
-            <wp:extent cx="2408555" cy="1806416"/>
-            <wp:effectExtent l="0" t="0" r="0" b="3810"/>
+          <wp:inline distT="0" distB="0" distL="0" distR="0" wp14:anchorId="0625DB28" wp14:editId="31B2D3B9">
+            <wp:extent cx="2924629" cy="2193472"/>
+            <wp:effectExtent l="0" t="0" r="9525" b="0"/>
             <wp:docPr id="82" name="Picture 82"/>
             <wp:cNvGraphicFramePr>
               <a:graphicFrameLocks xmlns:a="http://schemas.openxmlformats.org/drawingml/2006/main" noChangeAspect="1"/>
@@ -8367,7 +8978,7 @@
                   <pic:spPr>
                     <a:xfrm>
                       <a:off x="0" y="0"/>
-                      <a:ext cx="2415059" cy="1811294"/>
+                      <a:ext cx="2943197" cy="2207398"/>
                     </a:xfrm>
                     <a:prstGeom prst="rect">
                       <a:avLst/>
@@ -8400,7 +9011,19 @@
         <w:rPr>
           <w:u w:val="single"/>
         </w:rPr>
-        <w:t xml:space="preserve">under scenario </w:t>
+        <w:t xml:space="preserve">under </w:t>
+      </w:r>
+      <w:r>
+        <w:rPr>
+          <w:u w:val="single"/>
+        </w:rPr>
+        <w:t>Scenario</w:t>
+      </w:r>
+      <w:r>
+        <w:rPr>
+          <w:u w:val="single"/>
+        </w:rPr>
+        <w:t xml:space="preserve"> </w:t>
       </w:r>
       <w:r>
         <w:rPr>
@@ -8469,9 +9092,9 @@
           <w:noProof/>
         </w:rPr>
         <w:drawing>
-          <wp:inline distT="0" distB="0" distL="0" distR="0" wp14:anchorId="2260D6A8" wp14:editId="0EAA940A">
-            <wp:extent cx="2620108" cy="1965081"/>
-            <wp:effectExtent l="0" t="0" r="8890" b="0"/>
+          <wp:inline distT="0" distB="0" distL="0" distR="0" wp14:anchorId="2260D6A8" wp14:editId="3F41159C">
+            <wp:extent cx="2955471" cy="2216604"/>
+            <wp:effectExtent l="0" t="0" r="0" b="0"/>
             <wp:docPr id="83" name="Picture 83"/>
             <wp:cNvGraphicFramePr>
               <a:graphicFrameLocks xmlns:a="http://schemas.openxmlformats.org/drawingml/2006/main" noChangeAspect="1"/>
@@ -8498,7 +9121,7 @@
                   <pic:spPr>
                     <a:xfrm>
                       <a:off x="0" y="0"/>
-                      <a:ext cx="2624489" cy="1968367"/>
+                      <a:ext cx="2973741" cy="2230307"/>
                     </a:xfrm>
                     <a:prstGeom prst="rect">
                       <a:avLst/>
@@ -8515,9 +9138,9 @@
           <w:noProof/>
         </w:rPr>
         <w:drawing>
-          <wp:inline distT="0" distB="0" distL="0" distR="0" wp14:anchorId="29F1A9E9" wp14:editId="43F12E7E">
-            <wp:extent cx="2567354" cy="1925516"/>
-            <wp:effectExtent l="0" t="0" r="4445" b="0"/>
+          <wp:inline distT="0" distB="0" distL="0" distR="0" wp14:anchorId="29F1A9E9" wp14:editId="3275919F">
+            <wp:extent cx="2955472" cy="2216604"/>
+            <wp:effectExtent l="0" t="0" r="0" b="0"/>
             <wp:docPr id="104" name="Picture 104"/>
             <wp:cNvGraphicFramePr>
               <a:graphicFrameLocks xmlns:a="http://schemas.openxmlformats.org/drawingml/2006/main" noChangeAspect="1"/>
@@ -8544,7 +9167,7 @@
                   <pic:spPr>
                     <a:xfrm>
                       <a:off x="0" y="0"/>
-                      <a:ext cx="2579902" cy="1934927"/>
+                      <a:ext cx="2987808" cy="2240856"/>
                     </a:xfrm>
                     <a:prstGeom prst="rect">
                       <a:avLst/>
@@ -8590,9 +9213,9 @@
           <w:noProof/>
         </w:rPr>
         <w:drawing>
-          <wp:inline distT="0" distB="0" distL="0" distR="0" wp14:anchorId="5F46B492" wp14:editId="51C8A56D">
-            <wp:extent cx="2409092" cy="1806819"/>
-            <wp:effectExtent l="0" t="0" r="0" b="3175"/>
+          <wp:inline distT="0" distB="0" distL="0" distR="0" wp14:anchorId="5F46B492" wp14:editId="2E5BC041">
+            <wp:extent cx="2955290" cy="2216467"/>
+            <wp:effectExtent l="0" t="0" r="0" b="0"/>
             <wp:docPr id="105" name="Picture 105"/>
             <wp:cNvGraphicFramePr>
               <a:graphicFrameLocks xmlns:a="http://schemas.openxmlformats.org/drawingml/2006/main" noChangeAspect="1"/>
@@ -8619,7 +9242,7 @@
                   <pic:spPr>
                     <a:xfrm>
                       <a:off x="0" y="0"/>
-                      <a:ext cx="2416324" cy="1812243"/>
+                      <a:ext cx="2978003" cy="2233501"/>
                     </a:xfrm>
                     <a:prstGeom prst="rect">
                       <a:avLst/>
@@ -8636,8 +9259,8 @@
           <w:noProof/>
         </w:rPr>
         <w:drawing>
-          <wp:inline distT="0" distB="0" distL="0" distR="0" wp14:anchorId="600E0D3F" wp14:editId="5D7A258A">
-            <wp:extent cx="2901462" cy="2176096"/>
+          <wp:inline distT="0" distB="0" distL="0" distR="0" wp14:anchorId="600E0D3F" wp14:editId="543F6F59">
+            <wp:extent cx="2901315" cy="2175985"/>
             <wp:effectExtent l="0" t="0" r="0" b="0"/>
             <wp:docPr id="106" name="Picture 106"/>
             <wp:cNvGraphicFramePr>
@@ -8665,7 +9288,7 @@
                   <pic:spPr>
                     <a:xfrm>
                       <a:off x="0" y="0"/>
-                      <a:ext cx="2911745" cy="2183808"/>
+                      <a:ext cx="2918032" cy="2188523"/>
                     </a:xfrm>
                     <a:prstGeom prst="rect">
                       <a:avLst/>
@@ -8698,7 +9321,19 @@
         <w:rPr>
           <w:u w:val="single"/>
         </w:rPr>
-        <w:t xml:space="preserve">under scenario </w:t>
+        <w:t xml:space="preserve">under </w:t>
+      </w:r>
+      <w:r>
+        <w:rPr>
+          <w:u w:val="single"/>
+        </w:rPr>
+        <w:t>Scenario</w:t>
+      </w:r>
+      <w:r>
+        <w:rPr>
+          <w:u w:val="single"/>
+        </w:rPr>
+        <w:t xml:space="preserve"> </w:t>
       </w:r>
       <w:r>
         <w:rPr>
@@ -8785,9 +9420,9 @@
           <w:noProof/>
         </w:rPr>
         <w:drawing>
-          <wp:inline distT="0" distB="0" distL="0" distR="0" wp14:anchorId="11AC348C" wp14:editId="60018EE7">
-            <wp:extent cx="2690446" cy="2017835"/>
-            <wp:effectExtent l="0" t="0" r="0" b="1905"/>
+          <wp:inline distT="0" distB="0" distL="0" distR="0" wp14:anchorId="11AC348C" wp14:editId="581B0CC3">
+            <wp:extent cx="2922814" cy="2192111"/>
+            <wp:effectExtent l="0" t="0" r="0" b="0"/>
             <wp:docPr id="107" name="Picture 107"/>
             <wp:cNvGraphicFramePr>
               <a:graphicFrameLocks xmlns:a="http://schemas.openxmlformats.org/drawingml/2006/main" noChangeAspect="1"/>
@@ -8814,7 +9449,7 @@
                   <pic:spPr>
                     <a:xfrm>
                       <a:off x="0" y="0"/>
-                      <a:ext cx="2697171" cy="2022879"/>
+                      <a:ext cx="2935968" cy="2201977"/>
                     </a:xfrm>
                     <a:prstGeom prst="rect">
                       <a:avLst/>
@@ -8831,9 +9466,9 @@
           <w:noProof/>
         </w:rPr>
         <w:drawing>
-          <wp:inline distT="0" distB="0" distL="0" distR="0" wp14:anchorId="5211394C" wp14:editId="25496481">
-            <wp:extent cx="2883877" cy="2162908"/>
-            <wp:effectExtent l="0" t="0" r="0" b="8890"/>
+          <wp:inline distT="0" distB="0" distL="0" distR="0" wp14:anchorId="5211394C" wp14:editId="7FF160DA">
+            <wp:extent cx="2989942" cy="2242457"/>
+            <wp:effectExtent l="0" t="0" r="1270" b="5715"/>
             <wp:docPr id="108" name="Picture 108"/>
             <wp:cNvGraphicFramePr>
               <a:graphicFrameLocks xmlns:a="http://schemas.openxmlformats.org/drawingml/2006/main" noChangeAspect="1"/>
@@ -8860,7 +9495,7 @@
                   <pic:spPr>
                     <a:xfrm>
                       <a:off x="0" y="0"/>
-                      <a:ext cx="2889646" cy="2167235"/>
+                      <a:ext cx="2997708" cy="2248282"/>
                     </a:xfrm>
                     <a:prstGeom prst="rect">
                       <a:avLst/>
@@ -8906,8 +9541,8 @@
           <w:noProof/>
         </w:rPr>
         <w:drawing>
-          <wp:inline distT="0" distB="0" distL="0" distR="0" wp14:anchorId="74E00DE9" wp14:editId="0A0D62F0">
-            <wp:extent cx="2743200" cy="2057400"/>
+          <wp:inline distT="0" distB="0" distL="0" distR="0" wp14:anchorId="74E00DE9" wp14:editId="7CB3B5C5">
+            <wp:extent cx="2953657" cy="2215243"/>
             <wp:effectExtent l="0" t="0" r="0" b="0"/>
             <wp:docPr id="109" name="Picture 109"/>
             <wp:cNvGraphicFramePr>
@@ -8935,7 +9570,7 @@
                   <pic:spPr>
                     <a:xfrm>
                       <a:off x="0" y="0"/>
-                      <a:ext cx="2749459" cy="2062094"/>
+                      <a:ext cx="2962648" cy="2221986"/>
                     </a:xfrm>
                     <a:prstGeom prst="rect">
                       <a:avLst/>
@@ -8952,9 +9587,9 @@
           <w:noProof/>
         </w:rPr>
         <w:drawing>
-          <wp:inline distT="0" distB="0" distL="0" distR="0" wp14:anchorId="48213AA7" wp14:editId="444C4745">
-            <wp:extent cx="2836987" cy="2127739"/>
-            <wp:effectExtent l="0" t="0" r="1905" b="6350"/>
+          <wp:inline distT="0" distB="0" distL="0" distR="0" wp14:anchorId="48213AA7" wp14:editId="4A4762E4">
+            <wp:extent cx="2960916" cy="2220685"/>
+            <wp:effectExtent l="0" t="0" r="0" b="8255"/>
             <wp:docPr id="110" name="Picture 110"/>
             <wp:cNvGraphicFramePr>
               <a:graphicFrameLocks xmlns:a="http://schemas.openxmlformats.org/drawingml/2006/main" noChangeAspect="1"/>
@@ -8981,7 +9616,7 @@
                   <pic:spPr>
                     <a:xfrm>
                       <a:off x="0" y="0"/>
-                      <a:ext cx="2844793" cy="2133593"/>
+                      <a:ext cx="2973017" cy="2229761"/>
                     </a:xfrm>
                     <a:prstGeom prst="rect">
                       <a:avLst/>
@@ -9006,7 +9641,19 @@
         <w:rPr>
           <w:u w:val="single"/>
         </w:rPr>
-        <w:t xml:space="preserve">under scenario </w:t>
+        <w:t xml:space="preserve">under </w:t>
+      </w:r>
+      <w:r>
+        <w:rPr>
+          <w:u w:val="single"/>
+        </w:rPr>
+        <w:t>Scenario</w:t>
+      </w:r>
+      <w:r>
+        <w:rPr>
+          <w:u w:val="single"/>
+        </w:rPr>
+        <w:t xml:space="preserve"> </w:t>
       </w:r>
       <w:r>
         <w:rPr>
@@ -9072,8 +9719,8 @@
           <w:noProof/>
         </w:rPr>
         <w:drawing>
-          <wp:inline distT="0" distB="0" distL="0" distR="0" wp14:anchorId="580723B0" wp14:editId="7057D234">
-            <wp:extent cx="2778369" cy="2083777"/>
+          <wp:inline distT="0" distB="0" distL="0" distR="0" wp14:anchorId="580723B0" wp14:editId="3DED0A61">
+            <wp:extent cx="2950029" cy="2212522"/>
             <wp:effectExtent l="0" t="0" r="3175" b="0"/>
             <wp:docPr id="111" name="Picture 111"/>
             <wp:cNvGraphicFramePr>
@@ -9101,7 +9748,7 @@
                   <pic:spPr>
                     <a:xfrm>
                       <a:off x="0" y="0"/>
-                      <a:ext cx="2787012" cy="2090259"/>
+                      <a:ext cx="2966074" cy="2224556"/>
                     </a:xfrm>
                     <a:prstGeom prst="rect">
                       <a:avLst/>
@@ -9118,9 +9765,9 @@
           <w:noProof/>
         </w:rPr>
         <w:drawing>
-          <wp:inline distT="0" distB="0" distL="0" distR="0" wp14:anchorId="7B62FF28" wp14:editId="3EE10CAD">
-            <wp:extent cx="2672862" cy="2004647"/>
-            <wp:effectExtent l="0" t="0" r="0" b="0"/>
+          <wp:inline distT="0" distB="0" distL="0" distR="0" wp14:anchorId="7B62FF28" wp14:editId="3DD7B176">
+            <wp:extent cx="2946400" cy="2209800"/>
+            <wp:effectExtent l="0" t="0" r="6350" b="0"/>
             <wp:docPr id="112" name="Picture 112"/>
             <wp:cNvGraphicFramePr>
               <a:graphicFrameLocks xmlns:a="http://schemas.openxmlformats.org/drawingml/2006/main" noChangeAspect="1"/>
@@ -9147,7 +9794,7 @@
                   <pic:spPr>
                     <a:xfrm>
                       <a:off x="0" y="0"/>
-                      <a:ext cx="2679667" cy="2009750"/>
+                      <a:ext cx="2960379" cy="2220284"/>
                     </a:xfrm>
                     <a:prstGeom prst="rect">
                       <a:avLst/>
@@ -9193,9 +9840,9 @@
           <w:noProof/>
         </w:rPr>
         <w:drawing>
-          <wp:inline distT="0" distB="0" distL="0" distR="0" wp14:anchorId="436053CD" wp14:editId="3E962D24">
-            <wp:extent cx="2637692" cy="1978269"/>
-            <wp:effectExtent l="0" t="0" r="0" b="3175"/>
+          <wp:inline distT="0" distB="0" distL="0" distR="0" wp14:anchorId="436053CD" wp14:editId="402100A9">
+            <wp:extent cx="2960914" cy="2220685"/>
+            <wp:effectExtent l="0" t="0" r="0" b="8255"/>
             <wp:docPr id="113" name="Picture 113"/>
             <wp:cNvGraphicFramePr>
               <a:graphicFrameLocks xmlns:a="http://schemas.openxmlformats.org/drawingml/2006/main" noChangeAspect="1"/>
@@ -9222,7 +9869,7 @@
                   <pic:spPr>
                     <a:xfrm>
                       <a:off x="0" y="0"/>
-                      <a:ext cx="2647354" cy="1985515"/>
+                      <a:ext cx="2983601" cy="2237700"/>
                     </a:xfrm>
                     <a:prstGeom prst="rect">
                       <a:avLst/>
@@ -9239,9 +9886,9 @@
           <w:noProof/>
         </w:rPr>
         <w:drawing>
-          <wp:inline distT="0" distB="0" distL="0" distR="0" wp14:anchorId="49315B95" wp14:editId="13B594F4">
-            <wp:extent cx="2479431" cy="1859573"/>
-            <wp:effectExtent l="0" t="0" r="0" b="7620"/>
+          <wp:inline distT="0" distB="0" distL="0" distR="0" wp14:anchorId="49315B95" wp14:editId="6BA6DCFA">
+            <wp:extent cx="2939143" cy="2204357"/>
+            <wp:effectExtent l="0" t="0" r="0" b="5715"/>
             <wp:docPr id="114" name="Picture 114"/>
             <wp:cNvGraphicFramePr>
               <a:graphicFrameLocks xmlns:a="http://schemas.openxmlformats.org/drawingml/2006/main" noChangeAspect="1"/>
@@ -9268,7 +9915,7 @@
                   <pic:spPr>
                     <a:xfrm>
                       <a:off x="0" y="0"/>
-                      <a:ext cx="2492541" cy="1869406"/>
+                      <a:ext cx="2968835" cy="2226626"/>
                     </a:xfrm>
                     <a:prstGeom prst="rect">
                       <a:avLst/>
@@ -9299,7 +9946,19 @@
         <w:rPr>
           <w:u w:val="single"/>
         </w:rPr>
-        <w:t xml:space="preserve">under scenario </w:t>
+        <w:t xml:space="preserve">under </w:t>
+      </w:r>
+      <w:r>
+        <w:rPr>
+          <w:u w:val="single"/>
+        </w:rPr>
+        <w:t>Scenario</w:t>
+      </w:r>
+      <w:r>
+        <w:rPr>
+          <w:u w:val="single"/>
+        </w:rPr>
+        <w:t xml:space="preserve"> </w:t>
       </w:r>
       <w:r>
         <w:rPr>
@@ -9371,9 +10030,9 @@
           <w:noProof/>
         </w:rPr>
         <w:drawing>
-          <wp:inline distT="0" distB="0" distL="0" distR="0" wp14:anchorId="0BE9DE29" wp14:editId="37AEBD8E">
-            <wp:extent cx="2567354" cy="1925516"/>
-            <wp:effectExtent l="0" t="0" r="4445" b="0"/>
+          <wp:inline distT="0" distB="0" distL="0" distR="0" wp14:anchorId="0BE9DE29" wp14:editId="758BB4D0">
+            <wp:extent cx="2931885" cy="2198915"/>
+            <wp:effectExtent l="0" t="0" r="1905" b="0"/>
             <wp:docPr id="115" name="Picture 115"/>
             <wp:cNvGraphicFramePr>
               <a:graphicFrameLocks xmlns:a="http://schemas.openxmlformats.org/drawingml/2006/main" noChangeAspect="1"/>
@@ -9400,7 +10059,7 @@
                   <pic:spPr>
                     <a:xfrm>
                       <a:off x="0" y="0"/>
-                      <a:ext cx="2574304" cy="1930729"/>
+                      <a:ext cx="2952425" cy="2214320"/>
                     </a:xfrm>
                     <a:prstGeom prst="rect">
                       <a:avLst/>
@@ -9417,9 +10076,9 @@
           <w:noProof/>
         </w:rPr>
         <w:drawing>
-          <wp:inline distT="0" distB="0" distL="0" distR="0" wp14:anchorId="37187C74" wp14:editId="39772C77">
-            <wp:extent cx="2567305" cy="1925479"/>
-            <wp:effectExtent l="0" t="0" r="4445" b="0"/>
+          <wp:inline distT="0" distB="0" distL="0" distR="0" wp14:anchorId="37187C74" wp14:editId="17F3A150">
+            <wp:extent cx="2982685" cy="2237014"/>
+            <wp:effectExtent l="0" t="0" r="8255" b="0"/>
             <wp:docPr id="116" name="Picture 116"/>
             <wp:cNvGraphicFramePr>
               <a:graphicFrameLocks xmlns:a="http://schemas.openxmlformats.org/drawingml/2006/main" noChangeAspect="1"/>
@@ -9446,7 +10105,7 @@
                   <pic:spPr>
                     <a:xfrm>
                       <a:off x="0" y="0"/>
-                      <a:ext cx="2575204" cy="1931403"/>
+                      <a:ext cx="3005460" cy="2254095"/>
                     </a:xfrm>
                     <a:prstGeom prst="rect">
                       <a:avLst/>
@@ -9492,9 +10151,9 @@
           <w:noProof/>
         </w:rPr>
         <w:drawing>
-          <wp:inline distT="0" distB="0" distL="0" distR="0" wp14:anchorId="4A65F43A" wp14:editId="58FFF728">
-            <wp:extent cx="2321169" cy="1740877"/>
-            <wp:effectExtent l="0" t="0" r="3175" b="0"/>
+          <wp:inline distT="0" distB="0" distL="0" distR="0" wp14:anchorId="4A65F43A" wp14:editId="2ED34DB3">
+            <wp:extent cx="2931795" cy="2198848"/>
+            <wp:effectExtent l="0" t="0" r="1905" b="0"/>
             <wp:docPr id="117" name="Picture 117"/>
             <wp:cNvGraphicFramePr>
               <a:graphicFrameLocks xmlns:a="http://schemas.openxmlformats.org/drawingml/2006/main" noChangeAspect="1"/>
@@ -9521,7 +10180,7 @@
                   <pic:spPr>
                     <a:xfrm>
                       <a:off x="0" y="0"/>
-                      <a:ext cx="2324600" cy="1743451"/>
+                      <a:ext cx="2960029" cy="2220024"/>
                     </a:xfrm>
                     <a:prstGeom prst="rect">
                       <a:avLst/>
@@ -9538,9 +10197,9 @@
           <w:noProof/>
         </w:rPr>
         <w:drawing>
-          <wp:inline distT="0" distB="0" distL="0" distR="0" wp14:anchorId="17C0F249" wp14:editId="1017E65E">
-            <wp:extent cx="2110154" cy="1582616"/>
-            <wp:effectExtent l="0" t="0" r="4445" b="0"/>
+          <wp:inline distT="0" distB="0" distL="0" distR="0" wp14:anchorId="17C0F249" wp14:editId="383551FE">
+            <wp:extent cx="2933700" cy="2200276"/>
+            <wp:effectExtent l="0" t="0" r="0" b="9525"/>
             <wp:docPr id="118" name="Picture 118"/>
             <wp:cNvGraphicFramePr>
               <a:graphicFrameLocks xmlns:a="http://schemas.openxmlformats.org/drawingml/2006/main" noChangeAspect="1"/>
@@ -9567,7 +10226,7 @@
                   <pic:spPr>
                     <a:xfrm>
                       <a:off x="0" y="0"/>
-                      <a:ext cx="2118056" cy="1588543"/>
+                      <a:ext cx="2964573" cy="2223431"/>
                     </a:xfrm>
                     <a:prstGeom prst="rect">
                       <a:avLst/>
@@ -9598,7 +10257,19 @@
         <w:rPr>
           <w:u w:val="single"/>
         </w:rPr>
-        <w:t xml:space="preserve">under scenario </w:t>
+        <w:t xml:space="preserve">under </w:t>
+      </w:r>
+      <w:r>
+        <w:rPr>
+          <w:u w:val="single"/>
+        </w:rPr>
+        <w:t>Scenario</w:t>
+      </w:r>
+      <w:r>
+        <w:rPr>
+          <w:u w:val="single"/>
+        </w:rPr>
+        <w:t xml:space="preserve"> </w:t>
       </w:r>
       <w:r>
         <w:rPr>
@@ -9691,9 +10362,9 @@
           <w:noProof/>
         </w:rPr>
         <w:drawing>
-          <wp:inline distT="0" distB="0" distL="0" distR="0" wp14:anchorId="186D6CF0" wp14:editId="35A0B324">
-            <wp:extent cx="2215662" cy="1661747"/>
-            <wp:effectExtent l="0" t="0" r="0" b="0"/>
+          <wp:inline distT="0" distB="0" distL="0" distR="0" wp14:anchorId="186D6CF0" wp14:editId="0B6616D9">
+            <wp:extent cx="2946399" cy="2209800"/>
+            <wp:effectExtent l="0" t="0" r="6985" b="0"/>
             <wp:docPr id="119" name="Picture 119"/>
             <wp:cNvGraphicFramePr>
               <a:graphicFrameLocks xmlns:a="http://schemas.openxmlformats.org/drawingml/2006/main" noChangeAspect="1"/>
@@ -9720,7 +10391,7 @@
                   <pic:spPr>
                     <a:xfrm>
                       <a:off x="0" y="0"/>
-                      <a:ext cx="2223679" cy="1667760"/>
+                      <a:ext cx="2971405" cy="2228555"/>
                     </a:xfrm>
                     <a:prstGeom prst="rect">
                       <a:avLst/>
@@ -9737,9 +10408,9 @@
           <w:noProof/>
         </w:rPr>
         <w:drawing>
-          <wp:inline distT="0" distB="0" distL="0" distR="0" wp14:anchorId="4B21FBFF" wp14:editId="2CD3FD16">
-            <wp:extent cx="2672861" cy="2004646"/>
-            <wp:effectExtent l="0" t="0" r="0" b="0"/>
+          <wp:inline distT="0" distB="0" distL="0" distR="0" wp14:anchorId="4B21FBFF" wp14:editId="057D8801">
+            <wp:extent cx="2939142" cy="2204357"/>
+            <wp:effectExtent l="0" t="0" r="0" b="5715"/>
             <wp:docPr id="120" name="Picture 120"/>
             <wp:cNvGraphicFramePr>
               <a:graphicFrameLocks xmlns:a="http://schemas.openxmlformats.org/drawingml/2006/main" noChangeAspect="1"/>
@@ -9766,7 +10437,7 @@
                   <pic:spPr>
                     <a:xfrm>
                       <a:off x="0" y="0"/>
-                      <a:ext cx="2693926" cy="2020445"/>
+                      <a:ext cx="2973890" cy="2230418"/>
                     </a:xfrm>
                     <a:prstGeom prst="rect">
                       <a:avLst/>
@@ -9812,8 +10483,8 @@
           <w:noProof/>
         </w:rPr>
         <w:drawing>
-          <wp:inline distT="0" distB="0" distL="0" distR="0" wp14:anchorId="585574C6" wp14:editId="48574B7E">
-            <wp:extent cx="2215515" cy="1661636"/>
+          <wp:inline distT="0" distB="0" distL="0" distR="0" wp14:anchorId="585574C6" wp14:editId="12CA6773">
+            <wp:extent cx="2955471" cy="2216603"/>
             <wp:effectExtent l="0" t="0" r="0" b="0"/>
             <wp:docPr id="121" name="Picture 121"/>
             <wp:cNvGraphicFramePr>
@@ -9841,7 +10512,7 @@
                   <pic:spPr>
                     <a:xfrm>
                       <a:off x="0" y="0"/>
-                      <a:ext cx="2228919" cy="1671689"/>
+                      <a:ext cx="2985740" cy="2239305"/>
                     </a:xfrm>
                     <a:prstGeom prst="rect">
                       <a:avLst/>
@@ -9858,9 +10529,9 @@
           <w:noProof/>
         </w:rPr>
         <w:drawing>
-          <wp:inline distT="0" distB="0" distL="0" distR="0" wp14:anchorId="7747E594" wp14:editId="5D644ACF">
-            <wp:extent cx="2461846" cy="1846385"/>
-            <wp:effectExtent l="0" t="0" r="0" b="1905"/>
+          <wp:inline distT="0" distB="0" distL="0" distR="0" wp14:anchorId="7747E594" wp14:editId="3835A5F0">
+            <wp:extent cx="2938780" cy="2204085"/>
+            <wp:effectExtent l="0" t="0" r="0" b="5715"/>
             <wp:docPr id="122" name="Picture 122"/>
             <wp:cNvGraphicFramePr>
               <a:graphicFrameLocks xmlns:a="http://schemas.openxmlformats.org/drawingml/2006/main" noChangeAspect="1"/>
@@ -9887,7 +10558,7 @@
                   <pic:spPr>
                     <a:xfrm>
                       <a:off x="0" y="0"/>
-                      <a:ext cx="2480320" cy="1860240"/>
+                      <a:ext cx="2971952" cy="2228964"/>
                     </a:xfrm>
                     <a:prstGeom prst="rect">
                       <a:avLst/>
@@ -9942,7 +10613,19 @@
         <w:rPr>
           <w:u w:val="single"/>
         </w:rPr>
-        <w:t>under scenario 1 with no carryover catch</w:t>
+        <w:t xml:space="preserve">under </w:t>
+      </w:r>
+      <w:r>
+        <w:rPr>
+          <w:u w:val="single"/>
+        </w:rPr>
+        <w:t>Scenario</w:t>
+      </w:r>
+      <w:r>
+        <w:rPr>
+          <w:u w:val="single"/>
+        </w:rPr>
+        <w:t xml:space="preserve"> 1 with no carryover catch</w:t>
       </w:r>
       <w:r>
         <w:t>.</w:t>
@@ -10109,7 +10792,19 @@
         <w:rPr>
           <w:u w:val="single"/>
         </w:rPr>
-        <w:t xml:space="preserve">under scenario </w:t>
+        <w:t xml:space="preserve">under </w:t>
+      </w:r>
+      <w:r>
+        <w:rPr>
+          <w:u w:val="single"/>
+        </w:rPr>
+        <w:t>Scenario</w:t>
+      </w:r>
+      <w:r>
+        <w:rPr>
+          <w:u w:val="single"/>
+        </w:rPr>
+        <w:t xml:space="preserve"> </w:t>
       </w:r>
       <w:r>
         <w:rPr>
@@ -10280,7 +10975,19 @@
         <w:rPr>
           <w:u w:val="single"/>
         </w:rPr>
-        <w:t xml:space="preserve">under scenario </w:t>
+        <w:t xml:space="preserve">under </w:t>
+      </w:r>
+      <w:r>
+        <w:rPr>
+          <w:u w:val="single"/>
+        </w:rPr>
+        <w:t>Scenario</w:t>
+      </w:r>
+      <w:r>
+        <w:rPr>
+          <w:u w:val="single"/>
+        </w:rPr>
+        <w:t xml:space="preserve"> </w:t>
       </w:r>
       <w:r>
         <w:rPr>
@@ -10507,7 +11214,19 @@
         <w:rPr>
           <w:u w:val="single"/>
         </w:rPr>
-        <w:t xml:space="preserve">under scenario </w:t>
+        <w:t xml:space="preserve">under </w:t>
+      </w:r>
+      <w:r>
+        <w:rPr>
+          <w:u w:val="single"/>
+        </w:rPr>
+        <w:t>Scenario</w:t>
+      </w:r>
+      <w:r>
+        <w:rPr>
+          <w:u w:val="single"/>
+        </w:rPr>
+        <w:t xml:space="preserve"> </w:t>
       </w:r>
       <w:r>
         <w:rPr>
@@ -10680,7 +11399,19 @@
         <w:rPr>
           <w:u w:val="single"/>
         </w:rPr>
-        <w:t xml:space="preserve">under scenario </w:t>
+        <w:t xml:space="preserve">under </w:t>
+      </w:r>
+      <w:r>
+        <w:rPr>
+          <w:u w:val="single"/>
+        </w:rPr>
+        <w:t>Scenario</w:t>
+      </w:r>
+      <w:r>
+        <w:rPr>
+          <w:u w:val="single"/>
+        </w:rPr>
+        <w:t xml:space="preserve"> </w:t>
       </w:r>
       <w:r>
         <w:rPr>
@@ -10859,7 +11590,19 @@
         <w:rPr>
           <w:u w:val="single"/>
         </w:rPr>
-        <w:t xml:space="preserve">under scenario </w:t>
+        <w:t xml:space="preserve">under </w:t>
+      </w:r>
+      <w:r>
+        <w:rPr>
+          <w:u w:val="single"/>
+        </w:rPr>
+        <w:t>Scenario</w:t>
+      </w:r>
+      <w:r>
+        <w:rPr>
+          <w:u w:val="single"/>
+        </w:rPr>
+        <w:t xml:space="preserve"> </w:t>
       </w:r>
       <w:r>
         <w:rPr>
@@ -11017,13 +11760,13 @@
       <w:pPr>
         <w:spacing w:after="360"/>
         <w:rPr>
-          <w:rFonts w:ascii="Cambria" w:eastAsia="Cambria" w:hAnsi="Cambria" w:cs="Cambria"/>
+          <w:rFonts w:eastAsia="Cambria" w:cstheme="minorHAnsi"/>
           <w:szCs w:val="24"/>
         </w:rPr>
       </w:pPr>
       <w:r>
         <w:rPr>
-          <w:rFonts w:ascii="Cambria" w:eastAsia="Cambria" w:hAnsi="Cambria" w:cs="Cambria"/>
+          <w:rFonts w:eastAsia="Cambria" w:cstheme="minorHAnsi"/>
           <w:szCs w:val="24"/>
         </w:rPr>
         <w:lastRenderedPageBreak/>
@@ -11031,44 +11774,36 @@
       </w:r>
       <w:r>
         <w:rPr>
-          <w:rFonts w:ascii="Cambria" w:eastAsia="Cambria" w:hAnsi="Cambria" w:cs="Cambria"/>
+          <w:rFonts w:eastAsia="Cambria" w:cstheme="minorHAnsi"/>
           <w:szCs w:val="24"/>
           <w:u w:val="single"/>
         </w:rPr>
-        <w:t xml:space="preserve">Scenario </w:t>
-      </w:r>
-      <w:r>
-        <w:rPr>
-          <w:rFonts w:ascii="Cambria" w:eastAsia="Cambria" w:hAnsi="Cambria" w:cs="Cambria"/>
+        <w:t>Scenario 6</w:t>
+      </w:r>
+      <w:r>
+        <w:rPr>
+          <w:rFonts w:eastAsia="Cambria" w:cstheme="minorHAnsi"/>
           <w:szCs w:val="24"/>
-          <w:u w:val="single"/>
-        </w:rPr>
-        <w:t>6</w:t>
-      </w:r>
-      <w:r>
-        <w:rPr>
-          <w:rFonts w:ascii="Cambria" w:eastAsia="Cambria" w:hAnsi="Cambria" w:cs="Cambria"/>
+        </w:rPr>
+        <w:t xml:space="preserve"> </w:t>
+      </w:r>
+      <w:r>
+        <w:rPr>
+          <w:rFonts w:eastAsia="Cambria" w:cstheme="minorHAnsi"/>
           <w:szCs w:val="24"/>
         </w:rPr>
-        <w:t xml:space="preserve"> </w:t>
-      </w:r>
-      <w:r>
-        <w:rPr>
-          <w:rFonts w:ascii="Cambria" w:eastAsia="Cambria" w:hAnsi="Cambria" w:cs="Cambria"/>
+        <w:t>from the 2024 rebuilding analyses using</w:t>
+      </w:r>
+      <w:r>
+        <w:rPr>
+          <w:rFonts w:eastAsia="Cambria" w:cstheme="minorHAnsi"/>
           <w:szCs w:val="24"/>
         </w:rPr>
-        <w:t>from the 2024 rebuilding analyses using</w:t>
-      </w:r>
-      <w:r>
-        <w:rPr>
-          <w:rFonts w:ascii="Cambria" w:eastAsia="Cambria" w:hAnsi="Cambria" w:cs="Cambria"/>
-          <w:szCs w:val="24"/>
-        </w:rPr>
         <w:t xml:space="preserve"> a 3-phase catch = (2400, 2200, 2100) mt and where the 10</w:t>
       </w:r>
       <w:r>
         <w:rPr>
-          <w:rFonts w:ascii="Cambria" w:eastAsia="Cambria" w:hAnsi="Cambria" w:cs="Cambria"/>
+          <w:rFonts w:eastAsia="Cambria" w:cstheme="minorHAnsi"/>
           <w:szCs w:val="24"/>
           <w:vertAlign w:val="superscript"/>
         </w:rPr>
@@ -11076,14 +11811,14 @@
       </w:r>
       <w:r>
         <w:rPr>
-          <w:rFonts w:ascii="Cambria" w:eastAsia="Cambria" w:hAnsi="Cambria" w:cs="Cambria"/>
+          <w:rFonts w:eastAsia="Cambria" w:cstheme="minorHAnsi"/>
           <w:szCs w:val="24"/>
         </w:rPr>
         <w:t xml:space="preserve"> (P10), 40</w:t>
       </w:r>
       <w:r>
         <w:rPr>
-          <w:rFonts w:ascii="Cambria" w:eastAsia="Cambria" w:hAnsi="Cambria" w:cs="Cambria"/>
+          <w:rFonts w:eastAsia="Cambria" w:cstheme="minorHAnsi"/>
           <w:szCs w:val="24"/>
           <w:vertAlign w:val="superscript"/>
         </w:rPr>
@@ -11091,14 +11826,14 @@
       </w:r>
       <w:r>
         <w:rPr>
-          <w:rFonts w:ascii="Cambria" w:eastAsia="Cambria" w:hAnsi="Cambria" w:cs="Cambria"/>
+          <w:rFonts w:eastAsia="Cambria" w:cstheme="minorHAnsi"/>
           <w:szCs w:val="24"/>
         </w:rPr>
         <w:t xml:space="preserve"> (SSB Rebuild, blue line), and 90</w:t>
       </w:r>
       <w:r>
         <w:rPr>
-          <w:rFonts w:ascii="Cambria" w:eastAsia="Cambria" w:hAnsi="Cambria" w:cs="Cambria"/>
+          <w:rFonts w:eastAsia="Cambria" w:cstheme="minorHAnsi"/>
           <w:szCs w:val="24"/>
           <w:vertAlign w:val="superscript"/>
         </w:rPr>
@@ -11106,24 +11841,10 @@
       </w:r>
       <w:r>
         <w:rPr>
-          <w:rFonts w:ascii="Cambria" w:eastAsia="Cambria" w:hAnsi="Cambria" w:cs="Cambria"/>
+          <w:rFonts w:eastAsia="Cambria" w:cstheme="minorHAnsi"/>
           <w:szCs w:val="24"/>
         </w:rPr>
-        <w:t xml:space="preserve"> (P90) percentiles of the annual spawning biomass distributions relative to the rebuilding target of 3,660 mt</w:t>
-      </w:r>
-      <w:r>
-        <w:rPr>
-          <w:rFonts w:ascii="Cambria" w:eastAsia="Cambria" w:hAnsi="Cambria" w:cs="Cambria"/>
-          <w:szCs w:val="24"/>
-        </w:rPr>
-        <w:t xml:space="preserve"> </w:t>
-      </w:r>
-      <w:r>
-        <w:rPr>
-          <w:rFonts w:ascii="Cambria" w:eastAsia="Cambria" w:hAnsi="Cambria" w:cs="Cambria"/>
-          <w:szCs w:val="24"/>
-        </w:rPr>
-        <w:t>along with individual trajectories (grey lines) are shown.</w:t>
+        <w:t xml:space="preserve"> (P90) percentiles of the annual spawning biomass distributions relative to the rebuilding target of 3,660 mt along with individual trajectories (grey lines) are shown.</w:t>
       </w:r>
     </w:p>
     <w:p>
@@ -11438,6 +12159,8 @@
       </w:pPr>
       <w:r>
         <w:rPr>
+          <w:b/>
+          <w:bCs/>
           <w:sz w:val="28"/>
           <w:szCs w:val="28"/>
         </w:rPr>

--- a/2025-MLS-projections/2025 MLS projections for CMM 24-06.docx
+++ b/2025-MLS-projections/2025 MLS projections for CMM 24-06.docx
@@ -418,11 +418,9 @@
       <w:r>
         <w:t xml:space="preserve">24-06 </w:t>
       </w:r>
-      <w:proofErr w:type="spellStart"/>
-      <w:r>
-        <w:t>superceded</w:t>
-      </w:r>
-      <w:proofErr w:type="spellEnd"/>
+      <w:r>
+        <w:t>superseded</w:t>
+      </w:r>
       <w:r>
         <w:t xml:space="preserve"> CMM 2010-01 with a</w:t>
       </w:r>
@@ -725,13 +723,8 @@
       <w:r>
         <w:t xml:space="preserve"> </w:t>
       </w:r>
-      <w:proofErr w:type="spellStart"/>
-      <w:r>
-        <w:t>underages</w:t>
-      </w:r>
-      <w:proofErr w:type="spellEnd"/>
-      <w:r>
-        <w:t xml:space="preserve"> in 2024 and 2025 </w:t>
+      <w:r>
+        <w:t xml:space="preserve">underages in 2024 and 2025 </w:t>
       </w:r>
       <w:r>
         <w:t>would</w:t>
@@ -770,15 +763,7 @@
         <w:t xml:space="preserve"> </w:t>
       </w:r>
       <w:r>
-        <w:t xml:space="preserve">This working paper describes rebuilding projections to analyze three scenarios for potential catch </w:t>
-      </w:r>
-      <w:proofErr w:type="spellStart"/>
-      <w:r>
-        <w:t>underages</w:t>
-      </w:r>
-      <w:proofErr w:type="spellEnd"/>
-      <w:r>
-        <w:t xml:space="preserve"> and subsequent carryover of </w:t>
+        <w:t xml:space="preserve">This working paper describes rebuilding projections to analyze three scenarios for potential catch underages and subsequent carryover of </w:t>
       </w:r>
       <w:r>
         <w:t>striped marlin</w:t>
@@ -1307,13 +1292,8 @@
       <w:r>
         <w:t xml:space="preserve">[SS3], </w:t>
       </w:r>
-      <w:proofErr w:type="spellStart"/>
-      <w:r>
-        <w:t>Methot</w:t>
-      </w:r>
-      <w:proofErr w:type="spellEnd"/>
-      <w:r>
-        <w:t xml:space="preserve"> and Wetzel 2013</w:t>
+      <w:r>
+        <w:t>Methot and Wetzel 2013</w:t>
       </w:r>
       <w:r>
         <w:t xml:space="preserve">, </w:t>
@@ -1405,16 +1385,11 @@
         <w:t xml:space="preserve"> 2023</w:t>
       </w:r>
       <w:r>
-        <w:t xml:space="preserve"> assessment estimates of the multi-fleet, fishery </w:t>
-      </w:r>
-      <w:proofErr w:type="spellStart"/>
-      <w:r>
-        <w:t>selectivit</w:t>
+        <w:t xml:space="preserve"> assessment estimates of the multi-fleet, fishery selectivit</w:t>
       </w:r>
       <w:r>
         <w:t>ies</w:t>
       </w:r>
-      <w:proofErr w:type="spellEnd"/>
       <w:r>
         <w:t xml:space="preserve"> at age </w:t>
       </w:r>
@@ -2213,11 +2188,9 @@
       <w:r>
         <w:t xml:space="preserve">. </w:t>
       </w:r>
-      <w:proofErr w:type="spellStart"/>
       <w:r>
         <w:t>Jusup</w:t>
       </w:r>
-      <w:proofErr w:type="spellEnd"/>
       <w:r>
         <w:t xml:space="preserve">, personal communication, </w:t>
       </w:r>
@@ -2683,14 +2656,6 @@
       <w:r>
         <w:t>2400 mt</w:t>
       </w:r>
-      <w:r>
-        <w:t xml:space="preserve"> </w:t>
-      </w:r>
-      <w:proofErr w:type="spellStart"/>
-      <w:r>
-        <w:t>mt</w:t>
-      </w:r>
-      <w:proofErr w:type="spellEnd"/>
       <w:r>
         <w:t xml:space="preserve"> in 2027.</w:t>
       </w:r>
@@ -3867,14 +3832,6 @@
         <w:t>period</w:t>
       </w:r>
       <w:r>
-        <w:t xml:space="preserve"> </w:t>
-      </w:r>
-      <w:proofErr w:type="spellStart"/>
-      <w:r>
-        <w:t>period</w:t>
-      </w:r>
-      <w:proofErr w:type="spellEnd"/>
-      <w:r>
         <w:t xml:space="preserve"> were similar and likely below the limit reference level</w:t>
       </w:r>
       <w:r>
@@ -4099,28 +4056,7 @@
         <w:t>fold increase over Scenario 1. This pattern highlights a trade-off between short-term catch gains and conservation risks.</w:t>
       </w:r>
       <w:r>
-        <w:t xml:space="preserve"> Overall</w:t>
-      </w:r>
-      <w:r>
-        <w:t xml:space="preserve">, the scenarios illustrate </w:t>
-      </w:r>
-      <w:r>
-        <w:t>that</w:t>
-      </w:r>
-      <w:r>
-        <w:t xml:space="preserve"> short-term catch increases from carryover provisions</w:t>
-      </w:r>
-      <w:r>
-        <w:t xml:space="preserve"> would</w:t>
-      </w:r>
-      <w:r>
-        <w:t xml:space="preserve"> temporarily boost yield but would </w:t>
-      </w:r>
-      <w:r>
-        <w:t xml:space="preserve">also </w:t>
-      </w:r>
-      <w:r>
-        <w:t>require stricter long-term harvest reductions and incur higher risks of exceeding biological limits in the interim.</w:t>
+        <w:t xml:space="preserve"> Overall, the scenarios illustrate that short-term catch increases from carryover provisions would temporarily boost yield but would also require stricter long-term harvest reductions and incur higher risks of exceeding biological limits in the interim.</w:t>
       </w:r>
     </w:p>
     <w:p>
@@ -4156,23 +4092,7 @@
     </w:p>
     <w:p>
       <w:r>
-        <w:t xml:space="preserve">Brodziak J, Rago P, </w:t>
-      </w:r>
-      <w:proofErr w:type="spellStart"/>
-      <w:r>
-        <w:t>Conser</w:t>
-      </w:r>
-      <w:proofErr w:type="spellEnd"/>
-      <w:r>
-        <w:t xml:space="preserve"> R. 1998. A general approach for making short-term stochastic projections from an age-structured fisheries assessment model. In F. Funk, T. Quinn II, J. Heifetz, J. Ianelli, J. Powers, J. </w:t>
-      </w:r>
-      <w:proofErr w:type="spellStart"/>
-      <w:r>
-        <w:t>Schweigert</w:t>
-      </w:r>
-      <w:proofErr w:type="spellEnd"/>
-      <w:r>
-        <w:t xml:space="preserve">, P. Sullivan, and C.-I. Zhang (Eds), Proceedings of the International Symposium on Fishery Stock Assessment Models for the 21st Century. Alaska Sea Grant College Program, Univ. of Alaska, Fairbanks. Available at:  </w:t>
+        <w:t xml:space="preserve">Brodziak J, Rago P, Conser R. 1998. A general approach for making short-term stochastic projections from an age-structured fisheries assessment model. In F. Funk, T. Quinn II, J. Heifetz, J. Ianelli, J. Powers, J. Schweigert, P. Sullivan, and C.-I. Zhang (Eds), Proceedings of the International Symposium on Fishery Stock Assessment Models for the 21st Century. Alaska Sea Grant College Program, Univ. of Alaska, Fairbanks. Available at:  </w:t>
       </w:r>
       <w:hyperlink r:id="rId19" w:history="1">
         <w:r>
@@ -4227,21 +4147,12 @@
       <w:r>
         <w:t xml:space="preserve"> Reproductive dynamics of striped marlin (</w:t>
       </w:r>
-      <w:proofErr w:type="spellStart"/>
       <w:r>
         <w:rPr>
           <w:i/>
           <w:iCs/>
         </w:rPr>
-        <w:t>Kajikia</w:t>
-      </w:r>
-      <w:proofErr w:type="spellEnd"/>
-      <w:r>
-        <w:rPr>
-          <w:i/>
-          <w:iCs/>
-        </w:rPr>
-        <w:t xml:space="preserve"> audax</w:t>
+        <w:t>Kajikia audax</w:t>
       </w:r>
       <w:r>
         <w:t xml:space="preserve">) in the central North Pacific. Marine and Freshwater Research 75, MF23192. </w:t>
@@ -4274,21 +4185,12 @@
       <w:r>
         <w:t xml:space="preserve"> (</w:t>
       </w:r>
-      <w:proofErr w:type="spellStart"/>
       <w:r>
         <w:rPr>
           <w:i/>
           <w:iCs/>
         </w:rPr>
-        <w:t>Kajikia</w:t>
-      </w:r>
-      <w:proofErr w:type="spellEnd"/>
-      <w:r>
-        <w:rPr>
-          <w:i/>
-          <w:iCs/>
-        </w:rPr>
-        <w:t xml:space="preserve"> audax</w:t>
+        <w:t>Kajikia audax</w:t>
       </w:r>
       <w:r>
         <w:t xml:space="preserve">) in the Western and Central North Pacific Ocean through 2020, 12-17 July 2023. Kanazawa, Japan. ISC/23/Annex14, 113 p. Available at: </w:t>
@@ -4313,13 +4215,8 @@
           <w:cols w:space="720"/>
         </w:sectPr>
       </w:pPr>
-      <w:proofErr w:type="spellStart"/>
-      <w:r>
-        <w:t>Methot</w:t>
-      </w:r>
-      <w:proofErr w:type="spellEnd"/>
-      <w:r>
-        <w:t xml:space="preserve"> RD,  Wetzel CR. 2013. Stock Synthesis: a biological and statistical framework for fish stock assessment and fishery management. Fish. Res., 142, 86–99.</w:t>
+      <w:r>
+        <w:t>Methot RD,  Wetzel CR. 2013. Stock Synthesis: a biological and statistical framework for fish stock assessment and fishery management. Fish. Res., 142, 86–99.</w:t>
       </w:r>
       <w:r>
         <w:t xml:space="preserve"> </w:t>
@@ -5418,22 +5315,10 @@
         <w:t xml:space="preserve">heading </w:t>
       </w:r>
       <w:r>
-        <w:t>“</w:t>
-      </w:r>
-      <w:proofErr w:type="spellStart"/>
-      <w:r>
-        <w:t>Pz</w:t>
-      </w:r>
-      <w:proofErr w:type="spellEnd"/>
-      <w:r>
-        <w:t xml:space="preserve">” </w:t>
-      </w:r>
-      <w:r>
-        <w:t xml:space="preserve">denotes the </w:t>
-      </w:r>
-      <w:proofErr w:type="spellStart"/>
-      <w:r>
-        <w:t>z</w:t>
+        <w:t xml:space="preserve">“Pz” </w:t>
+      </w:r>
+      <w:r>
+        <w:t>denotes the z</w:t>
       </w:r>
       <w:r>
         <w:rPr>
@@ -5441,7 +5326,6 @@
         </w:rPr>
         <w:t>th</w:t>
       </w:r>
-      <w:proofErr w:type="spellEnd"/>
       <w:r>
         <w:t xml:space="preserve"> percentile of the annual distributions</w:t>
       </w:r>
@@ -5573,19 +5457,7 @@
         <w:t xml:space="preserve">in 2025 </w:t>
       </w:r>
       <w:r>
-        <w:t>where the column heading “</w:t>
-      </w:r>
-      <w:proofErr w:type="spellStart"/>
-      <w:r>
-        <w:t>Pz</w:t>
-      </w:r>
-      <w:proofErr w:type="spellEnd"/>
-      <w:r>
-        <w:t xml:space="preserve">” denotes the </w:t>
-      </w:r>
-      <w:proofErr w:type="spellStart"/>
-      <w:r>
-        <w:t>z</w:t>
+        <w:t>where the column heading “Pz” denotes the z</w:t>
       </w:r>
       <w:r>
         <w:rPr>
@@ -5593,7 +5465,6 @@
         </w:rPr>
         <w:t>th</w:t>
       </w:r>
-      <w:proofErr w:type="spellEnd"/>
       <w:r>
         <w:t xml:space="preserve"> percentile of the annual distributions.</w:t>
       </w:r>
@@ -5720,19 +5591,7 @@
         <w:t xml:space="preserve">in 2025-2026 </w:t>
       </w:r>
       <w:r>
-        <w:t>where the column heading “</w:t>
-      </w:r>
-      <w:proofErr w:type="spellStart"/>
-      <w:r>
-        <w:t>Pz</w:t>
-      </w:r>
-      <w:proofErr w:type="spellEnd"/>
-      <w:r>
-        <w:t xml:space="preserve">” denotes the </w:t>
-      </w:r>
-      <w:proofErr w:type="spellStart"/>
-      <w:r>
-        <w:t>z</w:t>
+        <w:t>where the column heading “Pz” denotes the z</w:t>
       </w:r>
       <w:r>
         <w:rPr>
@@ -5740,7 +5599,6 @@
         </w:rPr>
         <w:t>th</w:t>
       </w:r>
-      <w:proofErr w:type="spellEnd"/>
       <w:r>
         <w:t xml:space="preserve"> percentile of the annual distributions.</w:t>
       </w:r>
@@ -5849,19 +5707,7 @@
         <w:t>cenario</w:t>
       </w:r>
       <w:r>
-        <w:t xml:space="preserve"> 1 with no carryover catch where the column heading “</w:t>
-      </w:r>
-      <w:proofErr w:type="spellStart"/>
-      <w:r>
-        <w:t>Pz</w:t>
-      </w:r>
-      <w:proofErr w:type="spellEnd"/>
-      <w:r>
-        <w:t xml:space="preserve">” denotes the </w:t>
-      </w:r>
-      <w:proofErr w:type="spellStart"/>
-      <w:r>
-        <w:t>z</w:t>
+        <w:t xml:space="preserve"> 1 with no carryover catch where the column heading “Pz” denotes the z</w:t>
       </w:r>
       <w:r>
         <w:rPr>
@@ -5869,7 +5715,6 @@
         </w:rPr>
         <w:t>th</w:t>
       </w:r>
-      <w:proofErr w:type="spellEnd"/>
       <w:r>
         <w:t xml:space="preserve"> percentile of the annual distributions.</w:t>
       </w:r>
@@ -5977,19 +5822,7 @@
         <w:t>cenario</w:t>
       </w:r>
       <w:r>
-        <w:t xml:space="preserve"> 2 with carryover catch in 2025 where the column heading “</w:t>
-      </w:r>
-      <w:proofErr w:type="spellStart"/>
-      <w:r>
-        <w:t>Pz</w:t>
-      </w:r>
-      <w:proofErr w:type="spellEnd"/>
-      <w:r>
-        <w:t xml:space="preserve">” denotes the </w:t>
-      </w:r>
-      <w:proofErr w:type="spellStart"/>
-      <w:r>
-        <w:t>z</w:t>
+        <w:t xml:space="preserve"> 2 with carryover catch in 2025 where the column heading “Pz” denotes the z</w:t>
       </w:r>
       <w:r>
         <w:rPr>
@@ -5997,7 +5830,6 @@
         </w:rPr>
         <w:t>th</w:t>
       </w:r>
-      <w:proofErr w:type="spellEnd"/>
       <w:r>
         <w:t xml:space="preserve"> percentile of the annual distributions.</w:t>
       </w:r>
@@ -6105,19 +5937,7 @@
         <w:t>cenario</w:t>
       </w:r>
       <w:r>
-        <w:t xml:space="preserve"> 3 with carryover catch in 2025-2026 where the column heading “</w:t>
-      </w:r>
-      <w:proofErr w:type="spellStart"/>
-      <w:r>
-        <w:t>Pz</w:t>
-      </w:r>
-      <w:proofErr w:type="spellEnd"/>
-      <w:r>
-        <w:t xml:space="preserve">” denotes the </w:t>
-      </w:r>
-      <w:proofErr w:type="spellStart"/>
-      <w:r>
-        <w:t>z</w:t>
+        <w:t xml:space="preserve"> 3 with carryover catch in 2025-2026 where the column heading “Pz” denotes the z</w:t>
       </w:r>
       <w:r>
         <w:rPr>
@@ -6125,7 +5945,6 @@
         </w:rPr>
         <w:t>th</w:t>
       </w:r>
-      <w:proofErr w:type="spellEnd"/>
       <w:r>
         <w:t xml:space="preserve"> percentile of the annual distributions.</w:t>
       </w:r>
@@ -7494,6 +7313,9 @@
     <w:p/>
     <w:p>
       <w:r>
+        <w:rPr>
+          <w:noProof/>
+        </w:rPr>
         <w:drawing>
           <wp:inline distT="0" distB="0" distL="0" distR="0" wp14:anchorId="52315FFA" wp14:editId="1EF4DAD9">
             <wp:extent cx="5556885" cy="5380990"/>
@@ -7585,6 +7407,9 @@
     <w:p/>
     <w:p>
       <w:r>
+        <w:rPr>
+          <w:noProof/>
+        </w:rPr>
         <w:drawing>
           <wp:inline distT="0" distB="0" distL="0" distR="0" wp14:anchorId="3BC0C7EB" wp14:editId="5C90C61A">
             <wp:extent cx="5644515" cy="4730115"/>
@@ -7691,6 +7516,9 @@
     <w:p/>
     <w:p>
       <w:r>
+        <w:rPr>
+          <w:noProof/>
+        </w:rPr>
         <w:drawing>
           <wp:inline distT="0" distB="0" distL="0" distR="0" wp14:anchorId="4ED159BB" wp14:editId="5858992E">
             <wp:extent cx="5644515" cy="5767705"/>
@@ -7856,6 +7684,9 @@
     <w:p/>
     <w:p>
       <w:r>
+        <w:rPr>
+          <w:noProof/>
+        </w:rPr>
         <w:drawing>
           <wp:inline distT="0" distB="0" distL="0" distR="0" wp14:anchorId="6C5941E5" wp14:editId="245BFA09">
             <wp:extent cx="5932805" cy="5937885"/>
@@ -7929,6 +7760,9 @@
     <w:p/>
     <w:p>
       <w:r>
+        <w:rPr>
+          <w:noProof/>
+        </w:rPr>
         <w:drawing>
           <wp:inline distT="0" distB="0" distL="0" distR="0" wp14:anchorId="75C7FC98" wp14:editId="726FAFB2">
             <wp:extent cx="5404485" cy="5628005"/>
@@ -8015,6 +7849,9 @@
     <w:p/>
     <w:p>
       <w:r>
+        <w:rPr>
+          <w:noProof/>
+        </w:rPr>
         <w:drawing>
           <wp:inline distT="0" distB="0" distL="0" distR="0" wp14:anchorId="4BDD0DA2" wp14:editId="3A482EFC">
             <wp:extent cx="5649595" cy="4943475"/>
@@ -8080,28 +7917,10 @@
         <w:t xml:space="preserve">. </w:t>
       </w:r>
       <w:r>
-        <w:t xml:space="preserve">Comparison of </w:t>
-      </w:r>
-      <w:r>
-        <w:t>predicted</w:t>
-      </w:r>
-      <w:r>
-        <w:t xml:space="preserve"> WCNPO striped marlin </w:t>
-      </w:r>
-      <w:r>
-        <w:t>fishing mortalities</w:t>
-      </w:r>
-      <w:r>
-        <w:t xml:space="preserve"> in 2021-2024 used in the CMM 2024-06 projections</w:t>
-      </w:r>
-      <w:r>
-        <w:t xml:space="preserve"> </w:t>
-      </w:r>
-      <w:r>
-        <w:t>with 80% confidence whisker</w:t>
-      </w:r>
-      <w:r>
-        <w:t>s</w:t>
+        <w:t>Comparison of predicted WCNPO striped marlin fishing mortalities in 2021-2024 used in the CMM 2024-06 projections</w:t>
+      </w:r>
+      <w:r>
+        <w:t xml:space="preserve"> with 80% confidence whiskers</w:t>
       </w:r>
       <w:r>
         <w:t xml:space="preserve"> and </w:t>
@@ -8116,6 +7935,9 @@
     <w:p/>
     <w:p>
       <w:r>
+        <w:rPr>
+          <w:noProof/>
+        </w:rPr>
         <w:drawing>
           <wp:inline distT="0" distB="0" distL="0" distR="0" wp14:anchorId="5F270358" wp14:editId="5528198E">
             <wp:extent cx="5522595" cy="4997450"/>
@@ -12911,7 +12733,82 @@
         <w:color w:val="000000"/>
         <w:szCs w:val="24"/>
       </w:rPr>
+      <w:t xml:space="preserve">Draft </w:t>
+    </w:r>
+    <w:sdt>
+      <w:sdtPr>
+        <w:rPr>
+          <w:rFonts w:ascii="Cambria" w:eastAsia="Cambria" w:hAnsi="Cambria" w:cs="Cambria"/>
+          <w:b/>
+          <w:color w:val="000000"/>
+          <w:szCs w:val="24"/>
+        </w:rPr>
+        <w:id w:val="-530952139"/>
+        <w:docPartObj>
+          <w:docPartGallery w:val="Watermarks"/>
+          <w:docPartUnique/>
+        </w:docPartObj>
+      </w:sdtPr>
+      <w:sdtContent>
+        <w:r>
+          <w:rPr>
+            <w:rFonts w:ascii="Cambria" w:eastAsia="Cambria" w:hAnsi="Cambria" w:cs="Cambria"/>
+            <w:b/>
+            <w:noProof/>
+            <w:color w:val="000000"/>
+            <w:szCs w:val="24"/>
+          </w:rPr>
+          <w:pict w14:anchorId="30DB1489">
+            <v:shapetype id="_x0000_t136" coordsize="21600,21600" o:spt="136" adj="10800" path="m@7,l@8,m@5,21600l@6,21600e">
+              <v:formulas>
+                <v:f eqn="sum #0 0 10800"/>
+                <v:f eqn="prod #0 2 1"/>
+                <v:f eqn="sum 21600 0 @1"/>
+                <v:f eqn="sum 0 0 @2"/>
+                <v:f eqn="sum 21600 0 @3"/>
+                <v:f eqn="if @0 @3 0"/>
+                <v:f eqn="if @0 21600 @1"/>
+                <v:f eqn="if @0 0 @2"/>
+                <v:f eqn="if @0 @4 21600"/>
+                <v:f eqn="mid @5 @6"/>
+                <v:f eqn="mid @8 @5"/>
+                <v:f eqn="mid @7 @8"/>
+                <v:f eqn="mid @6 @7"/>
+                <v:f eqn="sum @6 0 @5"/>
+              </v:formulas>
+              <v:path textpathok="t" o:connecttype="custom" o:connectlocs="@9,0;@10,10800;@11,21600;@12,10800" o:connectangles="270,180,90,0"/>
+              <v:textpath on="t" fitshape="t"/>
+              <v:handles>
+                <v:h position="#0,bottomRight" xrange="6629,14971"/>
+              </v:handles>
+              <o:lock v:ext="edit" text="t" shapetype="t"/>
+            </v:shapetype>
+            <v:shape id="PowerPlusWaterMarkObject357831064" o:spid="_x0000_s2049" type="#_x0000_t136" style="position:absolute;left:0;text-align:left;margin-left:0;margin-top:0;width:412.4pt;height:247.45pt;rotation:315;z-index:-251657216;mso-position-horizontal:center;mso-position-horizontal-relative:margin;mso-position-vertical:center;mso-position-vertical-relative:margin" o:allowincell="f" fillcolor="silver" stroked="f">
+              <v:fill opacity=".5"/>
+              <v:textpath style="font-family:&quot;Calibri&quot;;font-size:1pt" string="DRAFT"/>
+              <w10:wrap anchorx="margin" anchory="margin"/>
+            </v:shape>
+          </w:pict>
+        </w:r>
+      </w:sdtContent>
+    </w:sdt>
+    <w:r>
+      <w:rPr>
+        <w:rFonts w:ascii="Cambria" w:eastAsia="Cambria" w:hAnsi="Cambria" w:cs="Cambria"/>
+        <w:b/>
+        <w:color w:val="000000"/>
+        <w:szCs w:val="24"/>
+      </w:rPr>
       <w:t>ISC/25/BILLWG-02/XX</w:t>
+    </w:r>
+    <w:r>
+      <w:rPr>
+        <w:rFonts w:ascii="Cambria" w:eastAsia="Cambria" w:hAnsi="Cambria" w:cs="Cambria"/>
+        <w:b/>
+        <w:color w:val="000000"/>
+        <w:szCs w:val="24"/>
+      </w:rPr>
+      <w:t xml:space="preserve"> – Do not cite.</w:t>
     </w:r>
   </w:p>
 </w:hdr>

--- a/2025-MLS-projections/2025 MLS projections for CMM 24-06.docx
+++ b/2025-MLS-projections/2025 MLS projections for CMM 24-06.docx
@@ -12749,6 +12749,7 @@
           <w:docPartUnique/>
         </w:docPartObj>
       </w:sdtPr>
+      <w:sdtEndPr/>
       <w:sdtContent>
         <w:r>
           <w:rPr>
@@ -12783,7 +12784,7 @@
               </v:handles>
               <o:lock v:ext="edit" text="t" shapetype="t"/>
             </v:shapetype>
-            <v:shape id="PowerPlusWaterMarkObject357831064" o:spid="_x0000_s2049" type="#_x0000_t136" style="position:absolute;left:0;text-align:left;margin-left:0;margin-top:0;width:412.4pt;height:247.45pt;rotation:315;z-index:-251657216;mso-position-horizontal:center;mso-position-horizontal-relative:margin;mso-position-vertical:center;mso-position-vertical-relative:margin" o:allowincell="f" fillcolor="silver" stroked="f">
+            <v:shape id="PowerPlusWaterMarkObject357831064" o:spid="_x0000_s2049" type="#_x0000_t136" style="position:absolute;left:0;text-align:left;margin-left:0;margin-top:0;width:412.4pt;height:247.45pt;rotation:315;z-index:-251658752;mso-position-horizontal:center;mso-position-horizontal-relative:margin;mso-position-vertical:center;mso-position-vertical-relative:margin" o:allowincell="f" fillcolor="silver" stroked="f">
               <v:fill opacity=".5"/>
               <v:textpath style="font-family:&quot;Calibri&quot;;font-size:1pt" string="DRAFT"/>
               <w10:wrap anchorx="margin" anchory="margin"/>
@@ -12799,7 +12800,16 @@
         <w:color w:val="000000"/>
         <w:szCs w:val="24"/>
       </w:rPr>
-      <w:t>ISC/25/BILLWG-02/XX</w:t>
+      <w:t>ISC/25/BILLWG-02/</w:t>
+    </w:r>
+    <w:r>
+      <w:rPr>
+        <w:rFonts w:ascii="Cambria" w:eastAsia="Cambria" w:hAnsi="Cambria" w:cs="Cambria"/>
+        <w:b/>
+        <w:color w:val="000000"/>
+        <w:szCs w:val="24"/>
+      </w:rPr>
+      <w:t>01</w:t>
     </w:r>
     <w:r>
       <w:rPr>

--- a/2025-MLS-projections/2025 MLS projections for CMM 24-06.docx
+++ b/2025-MLS-projections/2025 MLS projections for CMM 24-06.docx
@@ -2827,7 +2827,31 @@
         <w:t xml:space="preserve">. </w:t>
       </w:r>
       <w:r>
-        <w:t>For the CMM 2024-06 projections, observed annual catches during 2021-2023 and imputed catches for 2024 were based on the 2024 WCPFC Yearbook data, except for Japan and the U.S., which updated catches in 2025. The annual catches in 2021-2024 used for the CMM 2024-06 projections were 1540, 1470, 1685, and 2157 mt, respectively. For the 2024 rebuilding projections, t</w:t>
+        <w:t>For the CMM 2024-06 projections, observed annual catches during 2021-2023 and imputed catches for 2024 were based on the 2024 WCPFC Yearbook data, except for Japan and the U.S., which updated catches in 2025. The annual catches used for the CMM 2024-06 projections were 1540</w:t>
+      </w:r>
+      <w:r>
+        <w:t xml:space="preserve"> (2021)</w:t>
+      </w:r>
+      <w:r>
+        <w:t>, 1470</w:t>
+      </w:r>
+      <w:r>
+        <w:t xml:space="preserve"> (2022)</w:t>
+      </w:r>
+      <w:r>
+        <w:t>, 1685</w:t>
+      </w:r>
+      <w:r>
+        <w:t xml:space="preserve"> (2023)</w:t>
+      </w:r>
+      <w:r>
+        <w:t>, and 2157 mt</w:t>
+      </w:r>
+      <w:r>
+        <w:t xml:space="preserve"> (2024)</w:t>
+      </w:r>
+      <w:r>
+        <w:t>. For the 2024 rebuilding projections, t</w:t>
       </w:r>
       <w:r>
         <w:t xml:space="preserve">he recent average fishing mortality during 2018-2020 was used to set the initial catches during 2021-2024. Under this assumption of status quo fishing mortality, the projected median catches during 2021-2024 were 2910, 3380, 3320, and 3030 mt, respectively (Brodziak 2024, Table 10.9, </w:t>
@@ -4035,25 +4059,19 @@
         <w:t>4</w:t>
       </w:r>
       <w:r>
-        <w:t xml:space="preserve">%. Scenario 3, with carryover in both 2025 and 2026, had the highest overfishing probability of </w:t>
-      </w:r>
-      <w:r>
-        <w:t>40</w:t>
-      </w:r>
-      <w:r>
-        <w:t>% in 202</w:t>
-      </w:r>
-      <w:r>
-        <w:t>6</w:t>
-      </w:r>
-      <w:r>
-        <w:t xml:space="preserve">—a </w:t>
-      </w:r>
-      <w:r>
-        <w:t>five</w:t>
-      </w:r>
-      <w:r>
-        <w:t>fold increase over Scenario 1. This pattern highlights a trade-off between short-term catch gains and conservation risks.</w:t>
+        <w:t xml:space="preserve">%. Scenario 3, </w:t>
+      </w:r>
+      <w:r>
+        <w:t>which includes carryover in both 2025 and 2026, resulted in the highest overfishing probability</w:t>
+      </w:r>
+      <w:r>
+        <w:t xml:space="preserve">, </w:t>
+      </w:r>
+      <w:r>
+        <w:t>40% in 2026, a fivefold increase over Scenario 1.</w:t>
+      </w:r>
+      <w:r>
+        <w:t>. This pattern highlights a trade-off between short-term catch gains and conservation risks.</w:t>
       </w:r>
       <w:r>
         <w:t xml:space="preserve"> Overall, the scenarios illustrate that short-term catch increases from carryover provisions would temporarily boost yield but would also require stricter long-term harvest reductions and incur higher risks of exceeding biological limits in the interim.</w:t>
@@ -12733,73 +12751,6 @@
         <w:color w:val="000000"/>
         <w:szCs w:val="24"/>
       </w:rPr>
-      <w:t xml:space="preserve">Draft </w:t>
-    </w:r>
-    <w:sdt>
-      <w:sdtPr>
-        <w:rPr>
-          <w:rFonts w:ascii="Cambria" w:eastAsia="Cambria" w:hAnsi="Cambria" w:cs="Cambria"/>
-          <w:b/>
-          <w:color w:val="000000"/>
-          <w:szCs w:val="24"/>
-        </w:rPr>
-        <w:id w:val="-530952139"/>
-        <w:docPartObj>
-          <w:docPartGallery w:val="Watermarks"/>
-          <w:docPartUnique/>
-        </w:docPartObj>
-      </w:sdtPr>
-      <w:sdtEndPr/>
-      <w:sdtContent>
-        <w:r>
-          <w:rPr>
-            <w:rFonts w:ascii="Cambria" w:eastAsia="Cambria" w:hAnsi="Cambria" w:cs="Cambria"/>
-            <w:b/>
-            <w:noProof/>
-            <w:color w:val="000000"/>
-            <w:szCs w:val="24"/>
-          </w:rPr>
-          <w:pict w14:anchorId="30DB1489">
-            <v:shapetype id="_x0000_t136" coordsize="21600,21600" o:spt="136" adj="10800" path="m@7,l@8,m@5,21600l@6,21600e">
-              <v:formulas>
-                <v:f eqn="sum #0 0 10800"/>
-                <v:f eqn="prod #0 2 1"/>
-                <v:f eqn="sum 21600 0 @1"/>
-                <v:f eqn="sum 0 0 @2"/>
-                <v:f eqn="sum 21600 0 @3"/>
-                <v:f eqn="if @0 @3 0"/>
-                <v:f eqn="if @0 21600 @1"/>
-                <v:f eqn="if @0 0 @2"/>
-                <v:f eqn="if @0 @4 21600"/>
-                <v:f eqn="mid @5 @6"/>
-                <v:f eqn="mid @8 @5"/>
-                <v:f eqn="mid @7 @8"/>
-                <v:f eqn="mid @6 @7"/>
-                <v:f eqn="sum @6 0 @5"/>
-              </v:formulas>
-              <v:path textpathok="t" o:connecttype="custom" o:connectlocs="@9,0;@10,10800;@11,21600;@12,10800" o:connectangles="270,180,90,0"/>
-              <v:textpath on="t" fitshape="t"/>
-              <v:handles>
-                <v:h position="#0,bottomRight" xrange="6629,14971"/>
-              </v:handles>
-              <o:lock v:ext="edit" text="t" shapetype="t"/>
-            </v:shapetype>
-            <v:shape id="PowerPlusWaterMarkObject357831064" o:spid="_x0000_s2049" type="#_x0000_t136" style="position:absolute;left:0;text-align:left;margin-left:0;margin-top:0;width:412.4pt;height:247.45pt;rotation:315;z-index:-251658752;mso-position-horizontal:center;mso-position-horizontal-relative:margin;mso-position-vertical:center;mso-position-vertical-relative:margin" o:allowincell="f" fillcolor="silver" stroked="f">
-              <v:fill opacity=".5"/>
-              <v:textpath style="font-family:&quot;Calibri&quot;;font-size:1pt" string="DRAFT"/>
-              <w10:wrap anchorx="margin" anchory="margin"/>
-            </v:shape>
-          </w:pict>
-        </w:r>
-      </w:sdtContent>
-    </w:sdt>
-    <w:r>
-      <w:rPr>
-        <w:rFonts w:ascii="Cambria" w:eastAsia="Cambria" w:hAnsi="Cambria" w:cs="Cambria"/>
-        <w:b/>
-        <w:color w:val="000000"/>
-        <w:szCs w:val="24"/>
-      </w:rPr>
       <w:t>ISC/25/BILLWG-02/</w:t>
     </w:r>
     <w:r>
@@ -12810,15 +12761,6 @@
         <w:szCs w:val="24"/>
       </w:rPr>
       <w:t>01</w:t>
-    </w:r>
-    <w:r>
-      <w:rPr>
-        <w:rFonts w:ascii="Cambria" w:eastAsia="Cambria" w:hAnsi="Cambria" w:cs="Cambria"/>
-        <w:b/>
-        <w:color w:val="000000"/>
-        <w:szCs w:val="24"/>
-      </w:rPr>
-      <w:t xml:space="preserve"> – Do not cite.</w:t>
     </w:r>
   </w:p>
 </w:hdr>
